--- a/16週兒童藝術生命教育課程_教師講義.docx
+++ b/16週兒童藝術生命教育課程_教師講義.docx
@@ -873,13 +873,7 @@
                 <w:b/>
                 <w:color w:val="C0392B"/>
               </w:rPr>
-              <w:t>作品 1｜我的心情小太陽</w:t>
-            </w:r>
-            <w:r>
-              <w:rPr>
-                <w:rFonts w:ascii="微軟正黑體" w:hAnsi="微軟正黑體" w:eastAsia="微軟正黑體"/>
-              </w:rPr>
-              <w:t>（曼陀羅）</w:t>
+              <w:t>作品 1｜我的魔法小宇宙</w:t>
             </w:r>
           </w:p>
         </w:tc>
@@ -1489,7 +1483,7 @@
         <w:rPr>
           <w:rFonts w:ascii="微軟正黑體" w:hAnsi="微軟正黑體" w:eastAsia="微軟正黑體"/>
         </w:rPr>
-        <w:t>四、每堂課的固定節奏（120 分鐘通用框架）</w:t>
+        <w:t>四、每堂課的固定節奏（120 分鐘＝100 分鐘上課＋20 分鐘整理）</w:t>
       </w:r>
     </w:p>
     <w:p>
@@ -1497,7 +1491,35 @@
         <w:rPr>
           <w:rFonts w:ascii="微軟正黑體" w:hAnsi="微軟正黑體" w:eastAsia="微軟正黑體"/>
         </w:rPr>
-        <w:t>為了照顧小一、小二孩子的專注力（單次約 15–20 分鐘），每堂課都採用相同的四段式節奏，讓孩子有安全感、知道接下來會發生什麼。</w:t>
+        <w:t>每堂課總長 2 小時（120 分鐘）：</w:t>
+      </w:r>
+      <w:r>
+        <w:rPr>
+          <w:rFonts w:ascii="微軟正黑體" w:hAnsi="微軟正黑體" w:eastAsia="微軟正黑體"/>
+          <w:b/>
+          <w:color w:val="C0392B"/>
+        </w:rPr>
+        <w:t>前 100 分鐘為實際上課製作</w:t>
+      </w:r>
+      <w:r>
+        <w:rPr>
+          <w:rFonts w:ascii="微軟正黑體" w:hAnsi="微軟正黑體" w:eastAsia="微軟正黑體"/>
+        </w:rPr>
+        <w:t>（登陸、示範、創作、分享），</w:t>
+      </w:r>
+      <w:r>
+        <w:rPr>
+          <w:rFonts w:ascii="微軟正黑體" w:hAnsi="微軟正黑體" w:eastAsia="微軟正黑體"/>
+          <w:b/>
+          <w:color w:val="C0392B"/>
+        </w:rPr>
+        <w:t>最後 20 分鐘預留給整理環境</w:t>
+      </w:r>
+      <w:r>
+        <w:rPr>
+          <w:rFonts w:ascii="微軟正黑體" w:hAnsi="微軟正黑體" w:eastAsia="微軟正黑體"/>
+        </w:rPr>
+        <w:t>（收拾、清潔、歸位、洗手）。為了照顧小一、小二孩子的專注力（單次約 15–20 分鐘），每堂都採用相同節奏，讓孩子有安全感、知道接下來會發生什麼。</w:t>
       </w:r>
     </w:p>
     <w:tbl>
@@ -1629,7 +1651,7 @@
               <w:rPr>
                 <w:rFonts w:ascii="微軟正黑體" w:hAnsi="微軟正黑體" w:eastAsia="微軟正黑體"/>
               </w:rPr>
-              <w:t>0–15 分</w:t>
+              <w:t>0–12 分</w:t>
             </w:r>
           </w:p>
         </w:tc>
@@ -1689,7 +1711,7 @@
               <w:rPr>
                 <w:rFonts w:ascii="微軟正黑體" w:hAnsi="微軟正黑體" w:eastAsia="微軟正黑體"/>
               </w:rPr>
-              <w:t>15–35 分</w:t>
+              <w:t>12–27 分</w:t>
             </w:r>
           </w:p>
         </w:tc>
@@ -1749,7 +1771,7 @@
               <w:rPr>
                 <w:rFonts w:ascii="微軟正黑體" w:hAnsi="微軟正黑體" w:eastAsia="微軟正黑體"/>
               </w:rPr>
-              <w:t>35–100 分</w:t>
+              <w:t>27–85 分</w:t>
             </w:r>
           </w:p>
         </w:tc>
@@ -1777,7 +1799,7 @@
               <w:rPr>
                 <w:rFonts w:ascii="微軟正黑體" w:hAnsi="微軟正黑體" w:eastAsia="微軟正黑體"/>
               </w:rPr>
-              <w:t>主要創作時間</w:t>
+              <w:t>主要創作時間（約 58 分）</w:t>
             </w:r>
           </w:p>
         </w:tc>
@@ -1809,7 +1831,7 @@
               <w:rPr>
                 <w:rFonts w:ascii="微軟正黑體" w:hAnsi="微軟正黑體" w:eastAsia="微軟正黑體"/>
               </w:rPr>
-              <w:t>100–120 分</w:t>
+              <w:t>85–100 分</w:t>
             </w:r>
           </w:p>
         </w:tc>
@@ -1823,7 +1845,7 @@
               <w:rPr>
                 <w:rFonts w:ascii="微軟正黑體" w:hAnsi="微軟正黑體" w:eastAsia="微軟正黑體"/>
               </w:rPr>
-              <w:t>收拾 + 圍圈分享「最喜歡的一個地方」</w:t>
+              <w:t>圍圈分享「最喜歡的一個地方」</w:t>
             </w:r>
           </w:p>
         </w:tc>
@@ -1842,6 +1864,68 @@
           </w:p>
         </w:tc>
       </w:tr>
+      <w:tr>
+        <w:tc>
+          <w:tcPr>
+            <w:tcW w:type="dxa" w:w="2160"/>
+          </w:tcPr>
+          <w:p>
+            <w:r/>
+            <w:r>
+              <w:rPr>
+                <w:rFonts w:ascii="微軟正黑體" w:hAnsi="微軟正黑體" w:eastAsia="微軟正黑體"/>
+                <w:b/>
+                <w:color w:val="C0392B"/>
+              </w:rPr>
+              <w:t>⑤ 整理環境</w:t>
+            </w:r>
+          </w:p>
+        </w:tc>
+        <w:tc>
+          <w:tcPr>
+            <w:tcW w:type="dxa" w:w="2160"/>
+          </w:tcPr>
+          <w:p>
+            <w:r/>
+            <w:r>
+              <w:rPr>
+                <w:rFonts w:ascii="微軟正黑體" w:hAnsi="微軟正黑體" w:eastAsia="微軟正黑體"/>
+              </w:rPr>
+              <w:t>100–120 分</w:t>
+            </w:r>
+          </w:p>
+        </w:tc>
+        <w:tc>
+          <w:tcPr>
+            <w:tcW w:type="dxa" w:w="2160"/>
+          </w:tcPr>
+          <w:p>
+            <w:r/>
+            <w:r>
+              <w:rPr>
+                <w:rFonts w:ascii="微軟正黑體" w:hAnsi="微軟正黑體" w:eastAsia="微軟正黑體"/>
+              </w:rPr>
+              <w:t>收拾工具、清潔桌面、作品歸位、洗手</w:t>
+            </w:r>
+          </w:p>
+        </w:tc>
+        <w:tc>
+          <w:tcPr>
+            <w:tcW w:type="dxa" w:w="2160"/>
+          </w:tcPr>
+          <w:p>
+            <w:r/>
+            <w:r>
+              <w:rPr>
+                <w:rFonts w:ascii="微軟正黑體" w:hAnsi="微軟正黑體" w:eastAsia="微軟正黑體"/>
+                <w:b/>
+                <w:color w:val="C0392B"/>
+              </w:rPr>
+              <w:t>生命教育：為自己的空間負責、物歸原位</w:t>
+            </w:r>
+          </w:p>
+        </w:tc>
+      </w:tr>
     </w:tbl>
     <w:p/>
     <w:p>
@@ -1855,7 +1939,7 @@
           <w:i/>
           <w:color w:val="C0392B"/>
         </w:rPr>
-        <w:t>小提醒</w:t>
+        <w:t>小提醒 1</w:t>
       </w:r>
       <w:r>
         <w:rPr>
@@ -1867,40 +1951,61 @@
     </w:p>
     <w:p>
       <w:pPr>
-        <w:jc w:val="center"/>
-      </w:pPr>
-      <w:r>
-        <w:t>──────────────────────────────</w:t>
+        <w:ind w:left="283"/>
+      </w:pPr>
+      <w:r>
+        <w:rPr>
+          <w:rFonts w:ascii="微軟正黑體" w:hAnsi="微軟正黑體" w:eastAsia="微軟正黑體"/>
+          <w:b/>
+          <w:i/>
+          <w:color w:val="C0392B"/>
+        </w:rPr>
+        <w:t>小提醒 2</w:t>
+      </w:r>
+      <w:r>
+        <w:rPr>
+          <w:rFonts w:ascii="微軟正黑體" w:hAnsi="微軟正黑體" w:eastAsia="微軟正黑體"/>
+          <w:i/>
+        </w:rPr>
+        <w:t>：下方各課流程中的 ①–④ 對應上表的 0–100 分鐘；第 ⑤ 段「整理環境」每堂固定保留 20 分鐘，不再重複列出。把收拾當成課程的一部分，培養孩子的責任感與秩序感。</w:t>
       </w:r>
     </w:p>
     <w:p>
       <w:pPr>
-        <w:pStyle w:val="Title"/>
-      </w:pPr>
-      <w:r>
-        <w:rPr>
-          <w:rFonts w:ascii="微軟正黑體" w:hAnsi="微軟正黑體" w:eastAsia="微軟正黑體"/>
-        </w:rPr>
-        <w:t>五、八件作品完整教案</w:t>
+        <w:jc w:val="center"/>
+      </w:pPr>
+      <w:r>
+        <w:t>──────────────────────────────</w:t>
       </w:r>
     </w:p>
     <w:p>
       <w:pPr>
-        <w:jc w:val="center"/>
-      </w:pPr>
-      <w:r>
-        <w:t>──────────────────────────────</w:t>
+        <w:pStyle w:val="Title"/>
+      </w:pPr>
+      <w:r>
+        <w:rPr>
+          <w:rFonts w:ascii="微軟正黑體" w:hAnsi="微軟正黑體" w:eastAsia="微軟正黑體"/>
+        </w:rPr>
+        <w:t>五、八件作品完整教案</w:t>
       </w:r>
     </w:p>
     <w:p>
       <w:pPr>
+        <w:jc w:val="center"/>
+      </w:pPr>
+      <w:r>
+        <w:t>──────────────────────────────</w:t>
+      </w:r>
+    </w:p>
+    <w:p>
+      <w:pPr>
         <w:pStyle w:val="Heading1"/>
       </w:pPr>
       <w:r>
         <w:rPr>
           <w:rFonts w:ascii="微軟正黑體" w:hAnsi="微軟正黑體" w:eastAsia="微軟正黑體"/>
         </w:rPr>
-        <w:t>🌞 作品 1｜我的心情小太陽（曼陀羅繪畫）</w:t>
+        <w:t>🪐 作品 1｜我的魔法小宇宙（兒童繪畫）</w:t>
       </w:r>
     </w:p>
     <w:p>
@@ -1949,7 +2054,7 @@
           <w:b/>
           <w:color w:val="C0392B"/>
         </w:rPr>
-        <w:t>週次 W1–W2｜媒材：兒童繪畫（蠟筆＋廣告顏料）｜生命主軸：人與自己</w:t>
+        <w:t>週次 W1–W2｜媒材：兒童繪畫（蠟筆＋廣告顏料／水彩）｜生命主軸：人與自己</w:t>
       </w:r>
     </w:p>
     <w:p>
@@ -1976,7 +2081,21 @@
         <w:rPr>
           <w:rFonts w:ascii="微軟正黑體" w:hAnsi="微軟正黑體" w:eastAsia="微軟正黑體"/>
         </w:rPr>
-        <w:t xml:space="preserve"> 讓孩子明白「快樂可以從自己心裡長出來」。太陽＝內在的光，無論外面下不下雨，我都能畫出自己的光。</w:t>
+        <w:t xml:space="preserve"> 每個人心裡都住著一個專屬自己的小宇宙。引導孩子用顏色表達心情，把「自己喜歡的、在乎的」放進星球裡，明白「</w:t>
+      </w:r>
+      <w:r>
+        <w:rPr>
+          <w:rFonts w:ascii="微軟正黑體" w:hAnsi="微軟正黑體" w:eastAsia="微軟正黑體"/>
+          <w:b/>
+          <w:color w:val="C0392B"/>
+        </w:rPr>
+        <w:t>我的世界，由我作主</w:t>
+      </w:r>
+      <w:r>
+        <w:rPr>
+          <w:rFonts w:ascii="微軟正黑體" w:hAnsi="微軟正黑體" w:eastAsia="微軟正黑體"/>
+        </w:rPr>
+        <w:t>」，建立自我認同與內在的安全感。</w:t>
       </w:r>
     </w:p>
     <w:p>
@@ -1987,7 +2106,7 @@
         <w:rPr>
           <w:rFonts w:ascii="微軟正黑體" w:hAnsi="微軟正黑體" w:eastAsia="微軟正黑體"/>
         </w:rPr>
-        <w:t>第 1 堂（120 分）｜畫出我的光</w:t>
+        <w:t>第 1 堂（上課 100 分＋整理 20 分）｜畫出我的星球</w:t>
       </w:r>
     </w:p>
     <w:p>
@@ -2006,7 +2125,7 @@
         <w:rPr>
           <w:rFonts w:ascii="微軟正黑體" w:hAnsi="微軟正黑體" w:eastAsia="微軟正黑體"/>
         </w:rPr>
-        <w:t>：心情顏色圈——「今天你的心情是什麼顏色？」每人選一支蠟筆說一句。</w:t>
+        <w:t>：心情顏色圈——「今天你的心情是什麼顏色的星星？」每人選一支蠟筆說一句。</w:t>
       </w:r>
     </w:p>
     <w:p>
@@ -2025,7 +2144,7 @@
         <w:rPr>
           <w:rFonts w:ascii="微軟正黑體" w:hAnsi="微軟正黑體" w:eastAsia="微軟正黑體"/>
         </w:rPr>
-        <w:t>：示範「圓心放射」——從中心一個圓開始，一層一層往外加花瓣、光芒（曼陀羅入門）。</w:t>
+        <w:t>：示範「渲染星空背景」（深藍／紫的濕畫法）＋畫一顆圓圓的星球（疊色、加光環）。</w:t>
       </w:r>
     </w:p>
     <w:p>
@@ -2044,7 +2163,7 @@
         <w:rPr>
           <w:rFonts w:ascii="微軟正黑體" w:hAnsi="微軟正黑體" w:eastAsia="微軟正黑體"/>
         </w:rPr>
-        <w:t>：孩子畫出自己的太陽，中心可以畫一個代表自己的小符號（笑臉、愛心、星星…）。</w:t>
+        <w:t>：畫一顆「專屬自己的魔法星球」，星球上放自己喜歡的東西（最愛的顏色、小動物、家人…）。</w:t>
       </w:r>
     </w:p>
     <w:p>
@@ -2063,7 +2182,7 @@
         <w:rPr>
           <w:rFonts w:ascii="微軟正黑體" w:hAnsi="微軟正黑體" w:eastAsia="微軟正黑體"/>
         </w:rPr>
-        <w:t>：「你的太陽照在身上，是什麼感覺？」</w:t>
+        <w:t>：「你的星球上，住著什麼讓你最安心？」</w:t>
       </w:r>
     </w:p>
     <w:p>
@@ -2074,7 +2193,7 @@
         <w:rPr>
           <w:rFonts w:ascii="微軟正黑體" w:hAnsi="微軟正黑體" w:eastAsia="微軟正黑體"/>
         </w:rPr>
-        <w:t>第 2 堂（120 分）｜為光上色</w:t>
+        <w:t>第 2 堂（上課 100 分＋整理 20 分）｜點亮我的宇宙</w:t>
       </w:r>
     </w:p>
     <w:p>
@@ -2085,7 +2204,7 @@
         <w:rPr>
           <w:rFonts w:ascii="微軟正黑體" w:hAnsi="微軟正黑體" w:eastAsia="微軟正黑體"/>
         </w:rPr>
-        <w:t>用暖色系（紅、橘、黃）疊色渲染；可加廣告顏料做「光暈」效果。</w:t>
+        <w:t>用廣告顏料／白色點出星星、流星、光點，讓宇宙閃閃發亮。</w:t>
       </w:r>
     </w:p>
     <w:p>
@@ -2096,7 +2215,7 @@
         <w:rPr>
           <w:rFonts w:ascii="微軟正黑體" w:hAnsi="微軟正黑體" w:eastAsia="微軟正黑體"/>
         </w:rPr>
-        <w:t>完成後在背面寫上「我的光是＿＿＿」。</w:t>
+        <w:t>為星球取一個名字，在背面寫上「我的星球叫＿＿＿，這裡的人都＿＿＿」。</w:t>
       </w:r>
     </w:p>
     <w:p>
@@ -2126,7 +2245,7 @@
         <w:rPr>
           <w:rFonts w:ascii="微軟正黑體" w:hAnsi="微軟正黑體" w:eastAsia="微軟正黑體"/>
         </w:rPr>
-        <w:t>：注意「不敢下筆」或「把太陽畫得很小」的孩子，可能反映自信不足。</w:t>
+        <w:t>：注意「把星球畫得很小、孤零零」或「整片塗黑不留一點光」的孩子，可能反映自信或情緒低落。</w:t>
       </w:r>
     </w:p>
     <w:p>
@@ -2145,7 +2264,7 @@
         <w:rPr>
           <w:rFonts w:ascii="微軟正黑體" w:hAnsi="微軟正黑體" w:eastAsia="微軟正黑體"/>
         </w:rPr>
-        <w:t>：不要只稱讚「畫得好亮」，要問：「這道光想照顧誰？」</w:t>
+        <w:t>：不要只稱讚「畫得好漂亮」，要問：「住在你的星球上，是什麼感覺？」</w:t>
       </w:r>
     </w:p>
     <w:p>
@@ -2164,7 +2283,7 @@
         <w:rPr>
           <w:rFonts w:ascii="微軟正黑體" w:hAnsi="微軟正黑體" w:eastAsia="微軟正黑體"/>
         </w:rPr>
-        <w:t>：若孩子畫出黑色或灰色太陽，溫柔地問：「太陽在休息嗎？還是它在保護你？」</w:t>
+        <w:t>：若孩子畫出黑暗、沒有星星的宇宙，溫柔地問：「你的宇宙現在是夜晚嗎？要不要放一顆只屬於你的小光點？」</w:t>
       </w:r>
       <w:r>
         <w:rPr>
@@ -2172,7 +2291,7 @@
           <w:b/>
           <w:color w:val="C0392B"/>
         </w:rPr>
-        <w:t>接受所有顏色的太陽</w:t>
+        <w:t>接受所有樣子的宇宙</w:t>
       </w:r>
       <w:r>
         <w:rPr>
@@ -2197,7 +2316,7 @@
         <w:rPr>
           <w:rFonts w:ascii="微軟正黑體" w:hAnsi="微軟正黑體" w:eastAsia="微軟正黑體"/>
         </w:rPr>
-        <w:t>：放射線可先用鉛筆淡淡點出 8 個方向當「導引點」，幫助手部尚不穩定的孩子。</w:t>
+        <w:t>：星球的圓可先用圓形板／杯口描出輪廓，幫助手部尚不穩定的孩子；濕畫法先鋪水再點色，享受顏色暈開的驚喜。</w:t>
       </w:r>
     </w:p>
     <w:p>
@@ -2303,7 +2422,7 @@
         <w:rPr>
           <w:rFonts w:ascii="微軟正黑體" w:hAnsi="微軟正黑體" w:eastAsia="微軟正黑體"/>
         </w:rPr>
-        <w:t>第 1 堂（120 分）｜捏一個家</w:t>
+        <w:t>第 1 堂（上課 100 分＋整理 20 分）｜捏一個家</w:t>
       </w:r>
     </w:p>
     <w:p>
@@ -2390,7 +2509,7 @@
         <w:rPr>
           <w:rFonts w:ascii="微軟正黑體" w:hAnsi="微軟正黑體" w:eastAsia="微軟正黑體"/>
         </w:rPr>
-        <w:t>第 2 堂（120 分）｜裝飾與守護</w:t>
+        <w:t>第 2 堂（上課 100 分＋整理 20 分）｜裝飾與守護</w:t>
       </w:r>
     </w:p>
     <w:p>
@@ -2644,7 +2763,7 @@
         <w:rPr>
           <w:rFonts w:ascii="微軟正黑體" w:hAnsi="微軟正黑體" w:eastAsia="微軟正黑體"/>
         </w:rPr>
-        <w:t>第 1 堂（120 分）｜撕出我的朋友</w:t>
+        <w:t>第 1 堂（上課 100 分＋整理 20 分）｜撕出我的朋友</w:t>
       </w:r>
     </w:p>
     <w:p>
@@ -2731,7 +2850,7 @@
         <w:rPr>
           <w:rFonts w:ascii="微軟正黑體" w:hAnsi="微軟正黑體" w:eastAsia="微軟正黑體"/>
         </w:rPr>
-        <w:t>第 2 堂（120 分）｜拼成一條友誼鏈（合作）</w:t>
+        <w:t>第 2 堂（上課 100 分＋整理 20 分）｜拼成一條友誼鏈（合作）</w:t>
       </w:r>
     </w:p>
     <w:p>
@@ -2960,7 +3079,7 @@
         <w:rPr>
           <w:rFonts w:ascii="微軟正黑體" w:hAnsi="微軟正黑體" w:eastAsia="微軟正黑體"/>
         </w:rPr>
-        <w:t>第 1 堂（120 分）｜蓋一間小屋</w:t>
+        <w:t>第 1 堂（上課 100 分＋整理 20 分）｜蓋一間小屋</w:t>
       </w:r>
     </w:p>
     <w:p>
@@ -3047,7 +3166,7 @@
         <w:rPr>
           <w:rFonts w:ascii="微軟正黑體" w:hAnsi="微軟正黑體" w:eastAsia="微軟正黑體"/>
         </w:rPr>
-        <w:t>第 2 堂（120 分）｜佈置溫暖</w:t>
+        <w:t>第 2 堂（上課 100 分＋整理 20 分）｜佈置溫暖</w:t>
       </w:r>
     </w:p>
     <w:p>
@@ -3290,7 +3409,7 @@
         <w:rPr>
           <w:rFonts w:ascii="微軟正黑體" w:hAnsi="微軟正黑體" w:eastAsia="微軟正黑體"/>
         </w:rPr>
-        <w:t>第 1 堂（120 分）｜尋寶與壓花</w:t>
+        <w:t>第 1 堂（上課 100 分＋整理 20 分）｜尋寶與壓花</w:t>
       </w:r>
     </w:p>
     <w:p>
@@ -3377,7 +3496,7 @@
         <w:rPr>
           <w:rFonts w:ascii="微軟正黑體" w:hAnsi="微軟正黑體" w:eastAsia="微軟正黑體"/>
         </w:rPr>
-        <w:t>第 2 堂（120 分）｜拼貼與護貝</w:t>
+        <w:t>第 2 堂（上課 100 分＋整理 20 分）｜拼貼與護貝</w:t>
       </w:r>
     </w:p>
     <w:p>
@@ -3606,7 +3725,7 @@
         <w:rPr>
           <w:rFonts w:ascii="微軟正黑體" w:hAnsi="微軟正黑體" w:eastAsia="微軟正黑體"/>
         </w:rPr>
-        <w:t>第 1 堂（120 分）｜畫出海洋的家</w:t>
+        <w:t>第 1 堂（上課 100 分＋整理 20 分）｜畫出海洋的家</w:t>
       </w:r>
     </w:p>
     <w:p>
@@ -3693,7 +3812,7 @@
         <w:rPr>
           <w:rFonts w:ascii="微軟正黑體" w:hAnsi="微軟正黑體" w:eastAsia="微軟正黑體"/>
         </w:rPr>
-        <w:t>第 2 堂（120 分）｜組合與守護宣言</w:t>
+        <w:t>第 2 堂（上課 100 分＋整理 20 分）｜組合與守護宣言</w:t>
       </w:r>
     </w:p>
     <w:p>
@@ -3908,7 +4027,7 @@
         <w:rPr>
           <w:rFonts w:ascii="微軟正黑體" w:hAnsi="微軟正黑體" w:eastAsia="微軟正黑體"/>
         </w:rPr>
-        <w:t>第 1 堂（120 分）｜毛毛蟲與繭</w:t>
+        <w:t>第 1 堂（上課 100 分＋整理 20 分）｜毛毛蟲與繭</w:t>
       </w:r>
     </w:p>
     <w:p>
@@ -3995,7 +4114,7 @@
         <w:rPr>
           <w:rFonts w:ascii="微軟正黑體" w:hAnsi="微軟正黑體" w:eastAsia="微軟正黑體"/>
         </w:rPr>
-        <w:t>第 2 堂（120 分）｜破繭成蝶</w:t>
+        <w:t>第 2 堂（上課 100 分＋整理 20 分）｜破繭成蝶</w:t>
       </w:r>
     </w:p>
     <w:p>
@@ -4238,7 +4357,7 @@
         <w:rPr>
           <w:rFonts w:ascii="微軟正黑體" w:hAnsi="微軟正黑體" w:eastAsia="微軟正黑體"/>
         </w:rPr>
-        <w:t>第 1 堂（120 分）｜畫出我的樹</w:t>
+        <w:t>第 1 堂（上課 100 分＋整理 20 分）｜畫出我的樹</w:t>
       </w:r>
     </w:p>
     <w:p>
@@ -4363,7 +4482,7 @@
         <w:rPr>
           <w:rFonts w:ascii="微軟正黑體" w:hAnsi="微軟正黑體" w:eastAsia="微軟正黑體"/>
         </w:rPr>
-        <w:t>第 2 堂（120 分）｜開花、結果、許願</w:t>
+        <w:t>第 2 堂（上課 100 分＋整理 20 分）｜開花、結果、許願</w:t>
       </w:r>
     </w:p>
     <w:p>

--- a/16週兒童藝術生命教育課程_教師講義.docx
+++ b/16週兒童藝術生命教育課程_教師講義.docx
@@ -2321,6 +2321,121 @@
     </w:p>
     <w:p>
       <w:pPr>
+        <w:pStyle w:val="Heading3"/>
+      </w:pPr>
+      <w:r>
+        <w:rPr>
+          <w:rFonts w:ascii="微軟正黑體" w:hAnsi="微軟正黑體" w:eastAsia="微軟正黑體"/>
+        </w:rPr>
+        <w:t>📦 教學包補充</w:t>
+      </w:r>
+    </w:p>
+    <w:p>
+      <w:pPr>
+        <w:pStyle w:val="ListBullet"/>
+      </w:pPr>
+      <w:r>
+        <w:rPr>
+          <w:rFonts w:ascii="微軟正黑體" w:hAnsi="微軟正黑體" w:eastAsia="微軟正黑體"/>
+          <w:b/>
+          <w:color w:val="C0392B"/>
+        </w:rPr>
+        <w:t>材料（每人）</w:t>
+      </w:r>
+      <w:r>
+        <w:rPr>
+          <w:rFonts w:ascii="微軟正黑體" w:hAnsi="微軟正黑體" w:eastAsia="微軟正黑體"/>
+        </w:rPr>
+        <w:t>：8 開水彩／圖畫紙 1、蠟筆 1 盒、廣告顏料（藍／紫／白為主）、水彩筆中小各 1、調色盤、洗筆筒、白色點點筆或牙刷（噴點星星）。</w:t>
+      </w:r>
+      <w:r>
+        <w:rPr>
+          <w:rFonts w:ascii="微軟正黑體" w:hAnsi="微軟正黑體" w:eastAsia="微軟正黑體"/>
+          <w:b/>
+          <w:color w:val="C0392B"/>
+        </w:rPr>
+        <w:t>共用</w:t>
+      </w:r>
+      <w:r>
+        <w:rPr>
+          <w:rFonts w:ascii="微軟正黑體" w:hAnsi="微軟正黑體" w:eastAsia="微軟正黑體"/>
+        </w:rPr>
+        <w:t>：圓形描板／瓶蓋、抹布、報紙墊、吹風機（老師）。</w:t>
+      </w:r>
+    </w:p>
+    <w:p>
+      <w:pPr>
+        <w:pStyle w:val="ListBullet"/>
+      </w:pPr>
+      <w:r>
+        <w:rPr>
+          <w:rFonts w:ascii="微軟正黑體" w:hAnsi="微軟正黑體" w:eastAsia="微軟正黑體"/>
+          <w:b/>
+          <w:color w:val="C0392B"/>
+        </w:rPr>
+        <w:t>引導繪本／媒材</w:t>
+      </w:r>
+      <w:r>
+        <w:rPr>
+          <w:rFonts w:ascii="微軟正黑體" w:hAnsi="微軟正黑體" w:eastAsia="微軟正黑體"/>
+        </w:rPr>
+        <w:t>：《情緒小怪獸》（情緒辨識）、《打開夜的窗簾》《月亮，晚安》；可播 30 秒星空影片暖場。</w:t>
+      </w:r>
+    </w:p>
+    <w:p>
+      <w:pPr>
+        <w:pStyle w:val="ListBullet"/>
+      </w:pPr>
+      <w:r>
+        <w:rPr>
+          <w:rFonts w:ascii="微軟正黑體" w:hAnsi="微軟正黑體" w:eastAsia="微軟正黑體"/>
+          <w:b/>
+          <w:color w:val="C0392B"/>
+        </w:rPr>
+        <w:t>作品存放與跨週銜接</w:t>
+      </w:r>
+      <w:r>
+        <w:rPr>
+          <w:rFonts w:ascii="微軟正黑體" w:hAnsi="微軟正黑體" w:eastAsia="微軟正黑體"/>
+        </w:rPr>
+        <w:t>：第 1 堂濕畫須</w:t>
+      </w:r>
+      <w:r>
+        <w:rPr>
+          <w:rFonts w:ascii="微軟正黑體" w:hAnsi="微軟正黑體" w:eastAsia="微軟正黑體"/>
+          <w:b/>
+          <w:color w:val="C0392B"/>
+        </w:rPr>
+        <w:t>平放陰乾</w:t>
+      </w:r>
+      <w:r>
+        <w:rPr>
+          <w:rFonts w:ascii="微軟正黑體" w:hAnsi="微軟正黑體" w:eastAsia="微軟正黑體"/>
+        </w:rPr>
+        <w:t>，夾入個人資料夾並貼名字，避免顏料未乾互相疊壓；第 2 堂取回續畫點星。</w:t>
+      </w:r>
+    </w:p>
+    <w:p>
+      <w:pPr>
+        <w:pStyle w:val="ListBullet"/>
+      </w:pPr>
+      <w:r>
+        <w:rPr>
+          <w:rFonts w:ascii="微軟正黑體" w:hAnsi="微軟正黑體" w:eastAsia="微軟正黑體"/>
+          <w:b/>
+          <w:color w:val="C0392B"/>
+        </w:rPr>
+        <w:t>回家對話小卡</w:t>
+      </w:r>
+      <w:r>
+        <w:rPr>
+          <w:rFonts w:ascii="微軟正黑體" w:hAnsi="微軟正黑體" w:eastAsia="微軟正黑體"/>
+        </w:rPr>
+        <w:t>：「請孩子介紹他的星球叫什麼名字、上面住著誰，哪裡讓他最安心？」</w:t>
+      </w:r>
+    </w:p>
+    <w:p>
+      <w:pPr>
         <w:jc w:val="center"/>
       </w:pPr>
       <w:r>
@@ -2662,6 +2777,121 @@
     </w:p>
     <w:p>
       <w:pPr>
+        <w:pStyle w:val="Heading3"/>
+      </w:pPr>
+      <w:r>
+        <w:rPr>
+          <w:rFonts w:ascii="微軟正黑體" w:hAnsi="微軟正黑體" w:eastAsia="微軟正黑體"/>
+        </w:rPr>
+        <w:t>📦 教學包補充</w:t>
+      </w:r>
+    </w:p>
+    <w:p>
+      <w:pPr>
+        <w:pStyle w:val="ListBullet"/>
+      </w:pPr>
+      <w:r>
+        <w:rPr>
+          <w:rFonts w:ascii="微軟正黑體" w:hAnsi="微軟正黑體" w:eastAsia="微軟正黑體"/>
+          <w:b/>
+          <w:color w:val="C0392B"/>
+        </w:rPr>
+        <w:t>材料（每人）</w:t>
+      </w:r>
+      <w:r>
+        <w:rPr>
+          <w:rFonts w:ascii="微軟正黑體" w:hAnsi="微軟正黑體" w:eastAsia="微軟正黑體"/>
+        </w:rPr>
+        <w:t>：輕質紙黏土 約 100g（米／咖／綠）、黏土工具組、牙籤、白膠、廣告／壓克力顏料（乾刷用）、平筆、押花數片、小木牌或標籤。</w:t>
+      </w:r>
+      <w:r>
+        <w:rPr>
+          <w:rFonts w:ascii="微軟正黑體" w:hAnsi="微軟正黑體" w:eastAsia="微軟正黑體"/>
+          <w:b/>
+          <w:color w:val="C0392B"/>
+        </w:rPr>
+        <w:t>共用</w:t>
+      </w:r>
+      <w:r>
+        <w:rPr>
+          <w:rFonts w:ascii="微軟正黑體" w:hAnsi="微軟正黑體" w:eastAsia="微軟正黑體"/>
+        </w:rPr>
+        <w:t>：濕紙巾、陰乾盤、桌墊。</w:t>
+      </w:r>
+    </w:p>
+    <w:p>
+      <w:pPr>
+        <w:pStyle w:val="ListBullet"/>
+      </w:pPr>
+      <w:r>
+        <w:rPr>
+          <w:rFonts w:ascii="微軟正黑體" w:hAnsi="微軟正黑體" w:eastAsia="微軟正黑體"/>
+          <w:b/>
+          <w:color w:val="C0392B"/>
+        </w:rPr>
+        <w:t>引導繪本／媒材</w:t>
+      </w:r>
+      <w:r>
+        <w:rPr>
+          <w:rFonts w:ascii="微軟正黑體" w:hAnsi="微軟正黑體" w:eastAsia="微軟正黑體"/>
+        </w:rPr>
+        <w:t>：《小種子》（艾瑞・卡爾）、《一顆種子》《田鼠阿佛》。</w:t>
+      </w:r>
+    </w:p>
+    <w:p>
+      <w:pPr>
+        <w:pStyle w:val="ListBullet"/>
+      </w:pPr>
+      <w:r>
+        <w:rPr>
+          <w:rFonts w:ascii="微軟正黑體" w:hAnsi="微軟正黑體" w:eastAsia="微軟正黑體"/>
+          <w:b/>
+          <w:color w:val="C0392B"/>
+        </w:rPr>
+        <w:t>作品存放與跨週銜接</w:t>
+      </w:r>
+      <w:r>
+        <w:rPr>
+          <w:rFonts w:ascii="微軟正黑體" w:hAnsi="微軟正黑體" w:eastAsia="微軟正黑體"/>
+        </w:rPr>
+        <w:t>：⚠️ 第 1 堂塑形後</w:t>
+      </w:r>
+      <w:r>
+        <w:rPr>
+          <w:rFonts w:ascii="微軟正黑體" w:hAnsi="微軟正黑體" w:eastAsia="微軟正黑體"/>
+          <w:b/>
+          <w:color w:val="C0392B"/>
+        </w:rPr>
+        <w:t>需陰乾約 7 天</w:t>
+      </w:r>
+      <w:r>
+        <w:rPr>
+          <w:rFonts w:ascii="微軟正黑體" w:hAnsi="微軟正黑體" w:eastAsia="微軟正黑體"/>
+        </w:rPr>
+        <w:t>——置於貼名字的陰乾盤、放通風處、勿日曬（以免龜裂）；第 2 堂乾後再乾刷上色與裝飾。</w:t>
+      </w:r>
+    </w:p>
+    <w:p>
+      <w:pPr>
+        <w:pStyle w:val="ListBullet"/>
+      </w:pPr>
+      <w:r>
+        <w:rPr>
+          <w:rFonts w:ascii="微軟正黑體" w:hAnsi="微軟正黑體" w:eastAsia="微軟正黑體"/>
+          <w:b/>
+          <w:color w:val="C0392B"/>
+        </w:rPr>
+        <w:t>回家對話小卡</w:t>
+      </w:r>
+      <w:r>
+        <w:rPr>
+          <w:rFonts w:ascii="微軟正黑體" w:hAnsi="微軟正黑體" w:eastAsia="微軟正黑體"/>
+        </w:rPr>
+        <w:t>：「種子寶寶叫什麼名字？它正在等待長成什麼？可以和孩子一起種一顆真的種子觀察。」</w:t>
+      </w:r>
+    </w:p>
+    <w:p>
+      <w:pPr>
         <w:jc w:val="center"/>
       </w:pPr>
       <w:r>
@@ -2978,6 +3208,121 @@
     </w:p>
     <w:p>
       <w:pPr>
+        <w:pStyle w:val="Heading3"/>
+      </w:pPr>
+      <w:r>
+        <w:rPr>
+          <w:rFonts w:ascii="微軟正黑體" w:hAnsi="微軟正黑體" w:eastAsia="微軟正黑體"/>
+        </w:rPr>
+        <w:t>📦 教學包補充</w:t>
+      </w:r>
+    </w:p>
+    <w:p>
+      <w:pPr>
+        <w:pStyle w:val="ListBullet"/>
+      </w:pPr>
+      <w:r>
+        <w:rPr>
+          <w:rFonts w:ascii="微軟正黑體" w:hAnsi="微軟正黑體" w:eastAsia="微軟正黑體"/>
+          <w:b/>
+          <w:color w:val="C0392B"/>
+        </w:rPr>
+        <w:t>材料（每人）</w:t>
+      </w:r>
+      <w:r>
+        <w:rPr>
+          <w:rFonts w:ascii="微軟正黑體" w:hAnsi="微軟正黑體" w:eastAsia="微軟正黑體"/>
+        </w:rPr>
+        <w:t>：多色色紙、舊雜誌／廣告紙、口紅膠、白膠、8 開底紙、簽字筆。</w:t>
+      </w:r>
+      <w:r>
+        <w:rPr>
+          <w:rFonts w:ascii="微軟正黑體" w:hAnsi="微軟正黑體" w:eastAsia="微軟正黑體"/>
+          <w:b/>
+          <w:color w:val="C0392B"/>
+        </w:rPr>
+        <w:t>共用</w:t>
+      </w:r>
+      <w:r>
+        <w:rPr>
+          <w:rFonts w:ascii="微軟正黑體" w:hAnsi="微軟正黑體" w:eastAsia="微軟正黑體"/>
+        </w:rPr>
+        <w:t>：大張壁報紙或長條牛皮紙（合作友誼鏈用）、雙面膠。</w:t>
+      </w:r>
+    </w:p>
+    <w:p>
+      <w:pPr>
+        <w:pStyle w:val="ListBullet"/>
+      </w:pPr>
+      <w:r>
+        <w:rPr>
+          <w:rFonts w:ascii="微軟正黑體" w:hAnsi="微軟正黑體" w:eastAsia="微軟正黑體"/>
+          <w:b/>
+          <w:color w:val="C0392B"/>
+        </w:rPr>
+        <w:t>引導繪本／媒材</w:t>
+      </w:r>
+      <w:r>
+        <w:rPr>
+          <w:rFonts w:ascii="微軟正黑體" w:hAnsi="微軟正黑體" w:eastAsia="微軟正黑體"/>
+        </w:rPr>
+        <w:t>：《彩虹色的花》《小藍和小黃》《我們是好朋友》。</w:t>
+      </w:r>
+    </w:p>
+    <w:p>
+      <w:pPr>
+        <w:pStyle w:val="ListBullet"/>
+      </w:pPr>
+      <w:r>
+        <w:rPr>
+          <w:rFonts w:ascii="微軟正黑體" w:hAnsi="微軟正黑體" w:eastAsia="微軟正黑體"/>
+          <w:b/>
+          <w:color w:val="C0392B"/>
+        </w:rPr>
+        <w:t>作品存放與跨週銜接</w:t>
+      </w:r>
+      <w:r>
+        <w:rPr>
+          <w:rFonts w:ascii="微軟正黑體" w:hAnsi="微軟正黑體" w:eastAsia="微軟正黑體"/>
+        </w:rPr>
+        <w:t>：第 1 堂個人小人作品平放收存；第 2 堂接成「友誼鏈」後可</w:t>
+      </w:r>
+      <w:r>
+        <w:rPr>
+          <w:rFonts w:ascii="微軟正黑體" w:hAnsi="微軟正黑體" w:eastAsia="微軟正黑體"/>
+          <w:b/>
+          <w:color w:val="C0392B"/>
+        </w:rPr>
+        <w:t>捲收或貼牆保留至期末成果展</w:t>
+      </w:r>
+      <w:r>
+        <w:rPr>
+          <w:rFonts w:ascii="微軟正黑體" w:hAnsi="微軟正黑體" w:eastAsia="微軟正黑體"/>
+        </w:rPr>
+        <w:t>當主題牆。</w:t>
+      </w:r>
+    </w:p>
+    <w:p>
+      <w:pPr>
+        <w:pStyle w:val="ListBullet"/>
+      </w:pPr>
+      <w:r>
+        <w:rPr>
+          <w:rFonts w:ascii="微軟正黑體" w:hAnsi="微軟正黑體" w:eastAsia="微軟正黑體"/>
+          <w:b/>
+          <w:color w:val="C0392B"/>
+        </w:rPr>
+        <w:t>回家對話小卡</w:t>
+      </w:r>
+      <w:r>
+        <w:rPr>
+          <w:rFonts w:ascii="微軟正黑體" w:hAnsi="微軟正黑體" w:eastAsia="微軟正黑體"/>
+        </w:rPr>
+        <w:t>：「請孩子說一個好朋友和他『不一樣』的地方，為什麼還是喜歡這個朋友？」</w:t>
+      </w:r>
+    </w:p>
+    <w:p>
+      <w:pPr>
         <w:jc w:val="center"/>
       </w:pPr>
       <w:r>
@@ -3308,6 +3653,121 @@
     </w:p>
     <w:p>
       <w:pPr>
+        <w:pStyle w:val="Heading3"/>
+      </w:pPr>
+      <w:r>
+        <w:rPr>
+          <w:rFonts w:ascii="微軟正黑體" w:hAnsi="微軟正黑體" w:eastAsia="微軟正黑體"/>
+        </w:rPr>
+        <w:t>📦 教學包補充</w:t>
+      </w:r>
+    </w:p>
+    <w:p>
+      <w:pPr>
+        <w:pStyle w:val="ListBullet"/>
+      </w:pPr>
+      <w:r>
+        <w:rPr>
+          <w:rFonts w:ascii="微軟正黑體" w:hAnsi="微軟正黑體" w:eastAsia="微軟正黑體"/>
+          <w:b/>
+          <w:color w:val="C0392B"/>
+        </w:rPr>
+        <w:t>材料（每人）</w:t>
+      </w:r>
+      <w:r>
+        <w:rPr>
+          <w:rFonts w:ascii="微軟正黑體" w:hAnsi="微軟正黑體" w:eastAsia="微軟正黑體"/>
+        </w:rPr>
+        <w:t>：紙黏土 約 150g、厚紙盒或底板（小屋結構）、鈕扣／小布／亮片、白膠或保麗龍膠、顏料、平筆、押花。</w:t>
+      </w:r>
+      <w:r>
+        <w:rPr>
+          <w:rFonts w:ascii="微軟正黑體" w:hAnsi="微軟正黑體" w:eastAsia="微軟正黑體"/>
+          <w:b/>
+          <w:color w:val="C0392B"/>
+        </w:rPr>
+        <w:t>共用</w:t>
+      </w:r>
+      <w:r>
+        <w:rPr>
+          <w:rFonts w:ascii="微軟正黑體" w:hAnsi="微軟正黑體" w:eastAsia="微軟正黑體"/>
+        </w:rPr>
+        <w:t>：剪刀、熱熔槍（⚠️ 僅老師操作）。</w:t>
+      </w:r>
+    </w:p>
+    <w:p>
+      <w:pPr>
+        <w:pStyle w:val="ListBullet"/>
+      </w:pPr>
+      <w:r>
+        <w:rPr>
+          <w:rFonts w:ascii="微軟正黑體" w:hAnsi="微軟正黑體" w:eastAsia="微軟正黑體"/>
+          <w:b/>
+          <w:color w:val="C0392B"/>
+        </w:rPr>
+        <w:t>引導繪本／媒材</w:t>
+      </w:r>
+      <w:r>
+        <w:rPr>
+          <w:rFonts w:ascii="微軟正黑體" w:hAnsi="微軟正黑體" w:eastAsia="微軟正黑體"/>
+        </w:rPr>
+        <w:t>：《家》《逃家小兔》《威廉的洋娃娃》（家與愛）。</w:t>
+      </w:r>
+    </w:p>
+    <w:p>
+      <w:pPr>
+        <w:pStyle w:val="ListBullet"/>
+      </w:pPr>
+      <w:r>
+        <w:rPr>
+          <w:rFonts w:ascii="微軟正黑體" w:hAnsi="微軟正黑體" w:eastAsia="微軟正黑體"/>
+          <w:b/>
+          <w:color w:val="C0392B"/>
+        </w:rPr>
+        <w:t>作品存放與跨週銜接</w:t>
+      </w:r>
+      <w:r>
+        <w:rPr>
+          <w:rFonts w:ascii="微軟正黑體" w:hAnsi="微軟正黑體" w:eastAsia="微軟正黑體"/>
+        </w:rPr>
+        <w:t>：⚠️ 第 1 堂結構體積較大，塑形後</w:t>
+      </w:r>
+      <w:r>
+        <w:rPr>
+          <w:rFonts w:ascii="微軟正黑體" w:hAnsi="微軟正黑體" w:eastAsia="微軟正黑體"/>
+          <w:b/>
+          <w:color w:val="C0392B"/>
+        </w:rPr>
+        <w:t>陰乾一週</w:t>
+      </w:r>
+      <w:r>
+        <w:rPr>
+          <w:rFonts w:ascii="微軟正黑體" w:hAnsi="微軟正黑體" w:eastAsia="微軟正黑體"/>
+        </w:rPr>
+        <w:t>，放穩固托盤、貼名字、勿堆疊；第 2 堂乾後上色與佈置。</w:t>
+      </w:r>
+    </w:p>
+    <w:p>
+      <w:pPr>
+        <w:pStyle w:val="ListBullet"/>
+      </w:pPr>
+      <w:r>
+        <w:rPr>
+          <w:rFonts w:ascii="微軟正黑體" w:hAnsi="微軟正黑體" w:eastAsia="微軟正黑體"/>
+          <w:b/>
+          <w:color w:val="C0392B"/>
+        </w:rPr>
+        <w:t>回家對話小卡</w:t>
+      </w:r>
+      <w:r>
+        <w:rPr>
+          <w:rFonts w:ascii="微軟正黑體" w:hAnsi="微軟正黑體" w:eastAsia="微軟正黑體"/>
+        </w:rPr>
+        <w:t>：「家裡哪一個角落讓你最安心？你的小屋裡放了誰／什麼最珍貴的東西？」</w:t>
+      </w:r>
+    </w:p>
+    <w:p>
+      <w:pPr>
         <w:jc w:val="center"/>
       </w:pPr>
       <w:r>
@@ -3624,6 +4084,154 @@
     </w:p>
     <w:p>
       <w:pPr>
+        <w:pStyle w:val="Heading3"/>
+      </w:pPr>
+      <w:r>
+        <w:rPr>
+          <w:rFonts w:ascii="微軟正黑體" w:hAnsi="微軟正黑體" w:eastAsia="微軟正黑體"/>
+        </w:rPr>
+        <w:t>📦 教學包補充</w:t>
+      </w:r>
+    </w:p>
+    <w:p>
+      <w:pPr>
+        <w:pStyle w:val="ListBullet"/>
+      </w:pPr>
+      <w:r>
+        <w:rPr>
+          <w:rFonts w:ascii="微軟正黑體" w:hAnsi="微軟正黑體" w:eastAsia="微軟正黑體"/>
+          <w:b/>
+          <w:color w:val="C0392B"/>
+        </w:rPr>
+        <w:t>材料（每人）</w:t>
+      </w:r>
+      <w:r>
+        <w:rPr>
+          <w:rFonts w:ascii="微軟正黑體" w:hAnsi="微軟正黑體" w:eastAsia="微軟正黑體"/>
+        </w:rPr>
+        <w:t>：書籤厚卡、水彩或蠟筆、押花／押葉數片、鑷子、白膠或點膠、冷裱膜／護貝膜或寬透明膠帶、緞帶。</w:t>
+      </w:r>
+      <w:r>
+        <w:rPr>
+          <w:rFonts w:ascii="微軟正黑體" w:hAnsi="微軟正黑體" w:eastAsia="微軟正黑體"/>
+          <w:b/>
+          <w:color w:val="C0392B"/>
+        </w:rPr>
+        <w:t>共用</w:t>
+      </w:r>
+      <w:r>
+        <w:rPr>
+          <w:rFonts w:ascii="微軟正黑體" w:hAnsi="微軟正黑體" w:eastAsia="微軟正黑體"/>
+        </w:rPr>
+        <w:t>：打孔器（老師）、戶外尋寶小袋。</w:t>
+      </w:r>
+    </w:p>
+    <w:p>
+      <w:pPr>
+        <w:pStyle w:val="ListBullet"/>
+      </w:pPr>
+      <w:r>
+        <w:rPr>
+          <w:rFonts w:ascii="微軟正黑體" w:hAnsi="微軟正黑體" w:eastAsia="微軟正黑體"/>
+          <w:b/>
+          <w:color w:val="C0392B"/>
+        </w:rPr>
+        <w:t>引導繪本／媒材</w:t>
+      </w:r>
+      <w:r>
+        <w:rPr>
+          <w:rFonts w:ascii="微軟正黑體" w:hAnsi="微軟正黑體" w:eastAsia="微軟正黑體"/>
+        </w:rPr>
+        <w:t>：《花婆婆》《愛心樹》《葉子鳥》（感恩與付出）。</w:t>
+      </w:r>
+    </w:p>
+    <w:p>
+      <w:pPr>
+        <w:pStyle w:val="ListBullet"/>
+      </w:pPr>
+      <w:r>
+        <w:rPr>
+          <w:rFonts w:ascii="微軟正黑體" w:hAnsi="微軟正黑體" w:eastAsia="微軟正黑體"/>
+          <w:b/>
+          <w:color w:val="C0392B"/>
+        </w:rPr>
+        <w:t>作品存放與跨週銜接</w:t>
+      </w:r>
+      <w:r>
+        <w:rPr>
+          <w:rFonts w:ascii="微軟正黑體" w:hAnsi="微軟正黑體" w:eastAsia="微軟正黑體"/>
+        </w:rPr>
+        <w:t xml:space="preserve">：⚠️ </w:t>
+      </w:r>
+      <w:r>
+        <w:rPr>
+          <w:rFonts w:ascii="微軟正黑體" w:hAnsi="微軟正黑體" w:eastAsia="微軟正黑體"/>
+          <w:b/>
+          <w:color w:val="C0392B"/>
+        </w:rPr>
+        <w:t>押花需於開課前 2–3 週先壓製</w:t>
+      </w:r>
+      <w:r>
+        <w:rPr>
+          <w:rFonts w:ascii="微軟正黑體" w:hAnsi="微軟正黑體" w:eastAsia="微軟正黑體"/>
+        </w:rPr>
+        <w:t>（或採購現成）。第 1 堂底色畫完陰乾；第 2 堂排花、護貝、穿緞帶，</w:t>
+      </w:r>
+      <w:r>
+        <w:rPr>
+          <w:rFonts w:ascii="微軟正黑體" w:hAnsi="微軟正黑體" w:eastAsia="微軟正黑體"/>
+          <w:b/>
+          <w:color w:val="C0392B"/>
+        </w:rPr>
+        <w:t>當堂完成可帶回</w:t>
+      </w:r>
+      <w:r>
+        <w:rPr>
+          <w:rFonts w:ascii="微軟正黑體" w:hAnsi="微軟正黑體" w:eastAsia="微軟正黑體"/>
+        </w:rPr>
+        <w:t>。</w:t>
+      </w:r>
+    </w:p>
+    <w:p>
+      <w:pPr>
+        <w:pStyle w:val="ListBullet"/>
+      </w:pPr>
+      <w:r>
+        <w:rPr>
+          <w:rFonts w:ascii="微軟正黑體" w:hAnsi="微軟正黑體" w:eastAsia="微軟正黑體"/>
+          <w:b/>
+          <w:color w:val="C0392B"/>
+        </w:rPr>
+        <w:t>回家對話小卡</w:t>
+      </w:r>
+      <w:r>
+        <w:rPr>
+          <w:rFonts w:ascii="微軟正黑體" w:hAnsi="微軟正黑體" w:eastAsia="微軟正黑體"/>
+        </w:rPr>
+        <w:t>：「今天最感謝大自然的什麼？把這張書籤送給一個你想感謝的人吧。」</w:t>
+      </w:r>
+    </w:p>
+    <w:p>
+      <w:pPr>
+        <w:pStyle w:val="ListBullet"/>
+      </w:pPr>
+      <w:r>
+        <w:rPr>
+          <w:rFonts w:ascii="微軟正黑體" w:hAnsi="微軟正黑體" w:eastAsia="微軟正黑體"/>
+          <w:b/>
+          <w:color w:val="C0392B"/>
+        </w:rPr>
+        <w:t>行前提醒</w:t>
+      </w:r>
+      <w:r>
+        <w:rPr>
+          <w:rFonts w:ascii="微軟正黑體" w:hAnsi="微軟正黑體" w:eastAsia="微軟正黑體"/>
+        </w:rPr>
+        <w:t>：戶外尋寶需先勘查場地與安全，並備雨天室內替代方案（改用現成押花）。</w:t>
+      </w:r>
+    </w:p>
+    <w:p>
+      <w:pPr>
         <w:jc w:val="center"/>
       </w:pPr>
       <w:r>
@@ -3926,6 +4534,140 @@
     </w:p>
     <w:p>
       <w:pPr>
+        <w:pStyle w:val="Heading3"/>
+      </w:pPr>
+      <w:r>
+        <w:rPr>
+          <w:rFonts w:ascii="微軟正黑體" w:hAnsi="微軟正黑體" w:eastAsia="微軟正黑體"/>
+        </w:rPr>
+        <w:t>📦 教學包補充</w:t>
+      </w:r>
+    </w:p>
+    <w:p>
+      <w:pPr>
+        <w:pStyle w:val="ListBullet"/>
+      </w:pPr>
+      <w:r>
+        <w:rPr>
+          <w:rFonts w:ascii="微軟正黑體" w:hAnsi="微軟正黑體" w:eastAsia="微軟正黑體"/>
+          <w:b/>
+          <w:color w:val="C0392B"/>
+        </w:rPr>
+        <w:t>材料（每人）</w:t>
+      </w:r>
+      <w:r>
+        <w:rPr>
+          <w:rFonts w:ascii="微軟正黑體" w:hAnsi="微軟正黑體" w:eastAsia="微軟正黑體"/>
+        </w:rPr>
+        <w:t>：4 開水彩紙（裱厚卡）、藍綠系水彩、紙黏土（各色）、白膠、牙籤、泡棉膠、顏料、平筆。</w:t>
+      </w:r>
+      <w:r>
+        <w:rPr>
+          <w:rFonts w:ascii="微軟正黑體" w:hAnsi="微軟正黑體" w:eastAsia="微軟正黑體"/>
+          <w:b/>
+          <w:color w:val="C0392B"/>
+        </w:rPr>
+        <w:t>共用</w:t>
+      </w:r>
+      <w:r>
+        <w:rPr>
+          <w:rFonts w:ascii="微軟正黑體" w:hAnsi="微軟正黑體" w:eastAsia="微軟正黑體"/>
+        </w:rPr>
+        <w:t>：吹風機（老師加速陰乾）、桌墊。</w:t>
+      </w:r>
+    </w:p>
+    <w:p>
+      <w:pPr>
+        <w:pStyle w:val="ListBullet"/>
+      </w:pPr>
+      <w:r>
+        <w:rPr>
+          <w:rFonts w:ascii="微軟正黑體" w:hAnsi="微軟正黑體" w:eastAsia="微軟正黑體"/>
+          <w:b/>
+          <w:color w:val="C0392B"/>
+        </w:rPr>
+        <w:t>引導繪本／媒材</w:t>
+      </w:r>
+      <w:r>
+        <w:rPr>
+          <w:rFonts w:ascii="微軟正黑體" w:hAnsi="微軟正黑體" w:eastAsia="微軟正黑體"/>
+        </w:rPr>
+        <w:t>：《小魚散步》《海底的祕密》《再見小魚兒》（海洋保育）。</w:t>
+      </w:r>
+    </w:p>
+    <w:p>
+      <w:pPr>
+        <w:pStyle w:val="ListBullet"/>
+      </w:pPr>
+      <w:r>
+        <w:rPr>
+          <w:rFonts w:ascii="微軟正黑體" w:hAnsi="微軟正黑體" w:eastAsia="微軟正黑體"/>
+          <w:b/>
+          <w:color w:val="C0392B"/>
+        </w:rPr>
+        <w:t>作品存放與跨週銜接</w:t>
+      </w:r>
+      <w:r>
+        <w:rPr>
+          <w:rFonts w:ascii="微軟正黑體" w:hAnsi="微軟正黑體" w:eastAsia="微軟正黑體"/>
+        </w:rPr>
+        <w:t>：⚠️ 第 1 堂背景畫與黏土小生物</w:t>
+      </w:r>
+      <w:r>
+        <w:rPr>
+          <w:rFonts w:ascii="微軟正黑體" w:hAnsi="微軟正黑體" w:eastAsia="微軟正黑體"/>
+          <w:b/>
+          <w:color w:val="C0392B"/>
+        </w:rPr>
+        <w:t>分開陰乾約一週</w:t>
+      </w:r>
+      <w:r>
+        <w:rPr>
+          <w:rFonts w:ascii="微軟正黑體" w:hAnsi="微軟正黑體" w:eastAsia="微軟正黑體"/>
+        </w:rPr>
+        <w:t>（黏土另放貼名字的盤）；第 2 堂上色、組合、加泡泡海草。</w:t>
+      </w:r>
+    </w:p>
+    <w:p>
+      <w:pPr>
+        <w:pStyle w:val="ListBullet"/>
+      </w:pPr>
+      <w:r>
+        <w:rPr>
+          <w:rFonts w:ascii="微軟正黑體" w:hAnsi="微軟正黑體" w:eastAsia="微軟正黑體"/>
+          <w:b/>
+          <w:color w:val="C0392B"/>
+        </w:rPr>
+        <w:t>回家對話小卡</w:t>
+      </w:r>
+      <w:r>
+        <w:rPr>
+          <w:rFonts w:ascii="微軟正黑體" w:hAnsi="微軟正黑體" w:eastAsia="微軟正黑體"/>
+        </w:rPr>
+        <w:t>：「你最想保護海裡的哪一個朋友？這一週和家人一起做一件環保小事（自帶水壺、不用吸管）。」</w:t>
+      </w:r>
+    </w:p>
+    <w:p>
+      <w:pPr>
+        <w:pStyle w:val="ListBullet"/>
+      </w:pPr>
+      <w:r>
+        <w:rPr>
+          <w:rFonts w:ascii="微軟正黑體" w:hAnsi="微軟正黑體" w:eastAsia="微軟正黑體"/>
+          <w:b/>
+          <w:color w:val="C0392B"/>
+        </w:rPr>
+        <w:t>延伸</w:t>
+      </w:r>
+      <w:r>
+        <w:rPr>
+          <w:rFonts w:ascii="微軟正黑體" w:hAnsi="微軟正黑體" w:eastAsia="微軟正黑體"/>
+        </w:rPr>
+        <w:t>：可結合班級「減塑週」行動，把藝術連到真實生活的責任。</w:t>
+      </w:r>
+    </w:p>
+    <w:p>
+      <w:pPr>
         <w:jc w:val="center"/>
       </w:pPr>
       <w:r>
@@ -4242,6 +4984,121 @@
     </w:p>
     <w:p>
       <w:pPr>
+        <w:pStyle w:val="Heading3"/>
+      </w:pPr>
+      <w:r>
+        <w:rPr>
+          <w:rFonts w:ascii="微軟正黑體" w:hAnsi="微軟正黑體" w:eastAsia="微軟正黑體"/>
+        </w:rPr>
+        <w:t>📦 教學包補充</w:t>
+      </w:r>
+    </w:p>
+    <w:p>
+      <w:pPr>
+        <w:pStyle w:val="ListBullet"/>
+      </w:pPr>
+      <w:r>
+        <w:rPr>
+          <w:rFonts w:ascii="微軟正黑體" w:hAnsi="微軟正黑體" w:eastAsia="微軟正黑體"/>
+          <w:b/>
+          <w:color w:val="C0392B"/>
+        </w:rPr>
+        <w:t>材料（每人）</w:t>
+      </w:r>
+      <w:r>
+        <w:rPr>
+          <w:rFonts w:ascii="微軟正黑體" w:hAnsi="微軟正黑體" w:eastAsia="微軟正黑體"/>
+        </w:rPr>
+        <w:t>：長條或三格底紙、圓形色紙（毛毛蟲身體）、棉花或皺紋紙（繭）、押花（蝴蝶翅膀）、白膠、簽字筆。</w:t>
+      </w:r>
+      <w:r>
+        <w:rPr>
+          <w:rFonts w:ascii="微軟正黑體" w:hAnsi="微軟正黑體" w:eastAsia="微軟正黑體"/>
+          <w:b/>
+          <w:color w:val="C0392B"/>
+        </w:rPr>
+        <w:t>共用</w:t>
+      </w:r>
+      <w:r>
+        <w:rPr>
+          <w:rFonts w:ascii="微軟正黑體" w:hAnsi="微軟正黑體" w:eastAsia="微軟正黑體"/>
+        </w:rPr>
+        <w:t>：墊板、冷裱膜（保護翅膀，選用）。</w:t>
+      </w:r>
+    </w:p>
+    <w:p>
+      <w:pPr>
+        <w:pStyle w:val="ListBullet"/>
+      </w:pPr>
+      <w:r>
+        <w:rPr>
+          <w:rFonts w:ascii="微軟正黑體" w:hAnsi="微軟正黑體" w:eastAsia="微軟正黑體"/>
+          <w:b/>
+          <w:color w:val="C0392B"/>
+        </w:rPr>
+        <w:t>引導繪本／媒材</w:t>
+      </w:r>
+      <w:r>
+        <w:rPr>
+          <w:rFonts w:ascii="微軟正黑體" w:hAnsi="微軟正黑體" w:eastAsia="微軟正黑體"/>
+        </w:rPr>
+        <w:t>：《好餓的毛毛蟲》《我變成一隻噴火龍了》、蝴蝶一生短片。</w:t>
+      </w:r>
+    </w:p>
+    <w:p>
+      <w:pPr>
+        <w:pStyle w:val="ListBullet"/>
+      </w:pPr>
+      <w:r>
+        <w:rPr>
+          <w:rFonts w:ascii="微軟正黑體" w:hAnsi="微軟正黑體" w:eastAsia="微軟正黑體"/>
+          <w:b/>
+          <w:color w:val="C0392B"/>
+        </w:rPr>
+        <w:t>作品存放與跨週銜接</w:t>
+      </w:r>
+      <w:r>
+        <w:rPr>
+          <w:rFonts w:ascii="微軟正黑體" w:hAnsi="微軟正黑體" w:eastAsia="微軟正黑體"/>
+        </w:rPr>
+        <w:t>：押花翅膀脆弱，第 1 堂完成毛毛蟲與繭後平放收存；第 2 堂貼蝴蝶翅膀，完成後</w:t>
+      </w:r>
+      <w:r>
+        <w:rPr>
+          <w:rFonts w:ascii="微軟正黑體" w:hAnsi="微軟正黑體" w:eastAsia="微軟正黑體"/>
+          <w:b/>
+          <w:color w:val="C0392B"/>
+        </w:rPr>
+        <w:t>平放或護貝</w:t>
+      </w:r>
+      <w:r>
+        <w:rPr>
+          <w:rFonts w:ascii="微軟正黑體" w:hAnsi="微軟正黑體" w:eastAsia="微軟正黑體"/>
+        </w:rPr>
+        <w:t>避免翹翅。</w:t>
+      </w:r>
+    </w:p>
+    <w:p>
+      <w:pPr>
+        <w:pStyle w:val="ListBullet"/>
+      </w:pPr>
+      <w:r>
+        <w:rPr>
+          <w:rFonts w:ascii="微軟正黑體" w:hAnsi="微軟正黑體" w:eastAsia="微軟正黑體"/>
+          <w:b/>
+          <w:color w:val="C0392B"/>
+        </w:rPr>
+        <w:t>回家對話小卡</w:t>
+      </w:r>
+      <w:r>
+        <w:rPr>
+          <w:rFonts w:ascii="微軟正黑體" w:hAnsi="微軟正黑體" w:eastAsia="微軟正黑體"/>
+        </w:rPr>
+        <w:t>：「最近有沒有一件事，你正在努力長大、或在耐心等待？做這件事需要什麼樣的勇氣？」</w:t>
+      </w:r>
+    </w:p>
+    <w:p>
+      <w:pPr>
         <w:jc w:val="center"/>
       </w:pPr>
       <w:r>
@@ -4627,6 +5484,140 @@
           <w:rFonts w:ascii="微軟正黑體" w:hAnsi="微軟正黑體" w:eastAsia="微軟正黑體"/>
         </w:rPr>
         <w:t>：把 8 件作品一起佈展成「生命花園」，邀請家長來看，讓孩子當小小導覽員。</w:t>
+      </w:r>
+    </w:p>
+    <w:p>
+      <w:pPr>
+        <w:pStyle w:val="Heading3"/>
+      </w:pPr>
+      <w:r>
+        <w:rPr>
+          <w:rFonts w:ascii="微軟正黑體" w:hAnsi="微軟正黑體" w:eastAsia="微軟正黑體"/>
+        </w:rPr>
+        <w:t>📦 教學包補充</w:t>
+      </w:r>
+    </w:p>
+    <w:p>
+      <w:pPr>
+        <w:pStyle w:val="ListBullet"/>
+      </w:pPr>
+      <w:r>
+        <w:rPr>
+          <w:rFonts w:ascii="微軟正黑體" w:hAnsi="微軟正黑體" w:eastAsia="微軟正黑體"/>
+          <w:b/>
+          <w:color w:val="C0392B"/>
+        </w:rPr>
+        <w:t>材料（每人）</w:t>
+      </w:r>
+      <w:r>
+        <w:rPr>
+          <w:rFonts w:ascii="微軟正黑體" w:hAnsi="微軟正黑體" w:eastAsia="微軟正黑體"/>
+        </w:rPr>
+        <w:t>：4 開厚卡、顏料／蠟筆、色紙（樹根）、押花（葉與花）、紙黏土（果實）、白膠、簽字筆、掛繩或緞帶。</w:t>
+      </w:r>
+      <w:r>
+        <w:rPr>
+          <w:rFonts w:ascii="微軟正黑體" w:hAnsi="微軟正黑體" w:eastAsia="微軟正黑體"/>
+          <w:b/>
+          <w:color w:val="C0392B"/>
+        </w:rPr>
+        <w:t>共用</w:t>
+      </w:r>
+      <w:r>
+        <w:rPr>
+          <w:rFonts w:ascii="微軟正黑體" w:hAnsi="微軟正黑體" w:eastAsia="微軟正黑體"/>
+        </w:rPr>
+        <w:t>：前 7 件作品照片牆、「生命花園小園丁」證書（老師預製）。</w:t>
+      </w:r>
+    </w:p>
+    <w:p>
+      <w:pPr>
+        <w:pStyle w:val="ListBullet"/>
+      </w:pPr>
+      <w:r>
+        <w:rPr>
+          <w:rFonts w:ascii="微軟正黑體" w:hAnsi="微軟正黑體" w:eastAsia="微軟正黑體"/>
+          <w:b/>
+          <w:color w:val="C0392B"/>
+        </w:rPr>
+        <w:t>引導繪本／媒材</w:t>
+      </w:r>
+      <w:r>
+        <w:rPr>
+          <w:rFonts w:ascii="微軟正黑體" w:hAnsi="微軟正黑體" w:eastAsia="微軟正黑體"/>
+        </w:rPr>
+        <w:t>：《愛心樹》《小種子長大了》、回顧前 7 週的作品照片。</w:t>
+      </w:r>
+    </w:p>
+    <w:p>
+      <w:pPr>
+        <w:pStyle w:val="ListBullet"/>
+      </w:pPr>
+      <w:r>
+        <w:rPr>
+          <w:rFonts w:ascii="微軟正黑體" w:hAnsi="微軟正黑體" w:eastAsia="微軟正黑體"/>
+          <w:b/>
+          <w:color w:val="C0392B"/>
+        </w:rPr>
+        <w:t>作品存放與跨週銜接</w:t>
+      </w:r>
+      <w:r>
+        <w:rPr>
+          <w:rFonts w:ascii="微軟正黑體" w:hAnsi="微軟正黑體" w:eastAsia="微軟正黑體"/>
+        </w:rPr>
+        <w:t>：混媒、體積較大，第 1 堂根幹完成後平放陰乾；第 2 堂加花、果與許願，</w:t>
+      </w:r>
+      <w:r>
+        <w:rPr>
+          <w:rFonts w:ascii="微軟正黑體" w:hAnsi="微軟正黑體" w:eastAsia="微軟正黑體"/>
+          <w:b/>
+          <w:color w:val="C0392B"/>
+        </w:rPr>
+        <w:t>作為成果展主視覺</w:t>
+      </w:r>
+      <w:r>
+        <w:rPr>
+          <w:rFonts w:ascii="微軟正黑體" w:hAnsi="微軟正黑體" w:eastAsia="微軟正黑體"/>
+        </w:rPr>
+        <w:t>集中佈展。</w:t>
+      </w:r>
+    </w:p>
+    <w:p>
+      <w:pPr>
+        <w:pStyle w:val="ListBullet"/>
+      </w:pPr>
+      <w:r>
+        <w:rPr>
+          <w:rFonts w:ascii="微軟正黑體" w:hAnsi="微軟正黑體" w:eastAsia="微軟正黑體"/>
+          <w:b/>
+          <w:color w:val="C0392B"/>
+        </w:rPr>
+        <w:t>回家對話小卡</w:t>
+      </w:r>
+      <w:r>
+        <w:rPr>
+          <w:rFonts w:ascii="微軟正黑體" w:hAnsi="微軟正黑體" w:eastAsia="微軟正黑體"/>
+        </w:rPr>
+        <w:t>：「你的生命樹『根』上有誰在支撐你？樹上的『果實』寫了什麼夢想？」</w:t>
+      </w:r>
+    </w:p>
+    <w:p>
+      <w:pPr>
+        <w:pStyle w:val="ListBullet"/>
+      </w:pPr>
+      <w:r>
+        <w:rPr>
+          <w:rFonts w:ascii="微軟正黑體" w:hAnsi="微軟正黑體" w:eastAsia="微軟正黑體"/>
+          <w:b/>
+          <w:color w:val="C0392B"/>
+        </w:rPr>
+        <w:t>總結儀式</w:t>
+      </w:r>
+      <w:r>
+        <w:rPr>
+          <w:rFonts w:ascii="微軟正黑體" w:hAnsi="微軟正黑體" w:eastAsia="微軟正黑體"/>
+        </w:rPr>
+        <w:t>：完成後逐一上台介紹生命樹，老師頒「生命花園小園丁」證書，為 16 週畫下圓滿句點。</w:t>
       </w:r>
     </w:p>
     <w:p>
@@ -5118,6 +6109,2427 @@
       </w:tr>
     </w:tbl>
     <w:p/>
+    <w:p>
+      <w:pPr>
+        <w:jc w:val="center"/>
+      </w:pPr>
+      <w:r>
+        <w:t>──────────────────────────────</w:t>
+      </w:r>
+    </w:p>
+    <w:p>
+      <w:pPr>
+        <w:pStyle w:val="Heading1"/>
+      </w:pPr>
+      <w:r>
+        <w:rPr>
+          <w:rFonts w:ascii="微軟正黑體" w:hAnsi="微軟正黑體" w:eastAsia="微軟正黑體"/>
+        </w:rPr>
+        <w:t>附錄 A｜16 週學期行事曆與行前重點</w:t>
+      </w:r>
+    </w:p>
+    <w:p>
+      <w:pPr>
+        <w:ind w:left="283"/>
+      </w:pPr>
+      <w:r>
+        <w:rPr>
+          <w:rFonts w:ascii="微軟正黑體" w:hAnsi="微軟正黑體" w:eastAsia="微軟正黑體"/>
+          <w:i/>
+        </w:rPr>
+        <w:t>「★」＝該堂有作品需</w:t>
+      </w:r>
+      <w:r>
+        <w:rPr>
+          <w:rFonts w:ascii="微軟正黑體" w:hAnsi="微軟正黑體" w:eastAsia="微軟正黑體"/>
+          <w:b/>
+          <w:i/>
+          <w:color w:val="C0392B"/>
+        </w:rPr>
+        <w:t>陰乾跨週</w:t>
+      </w:r>
+      <w:r>
+        <w:rPr>
+          <w:rFonts w:ascii="微軟正黑體" w:hAnsi="微軟正黑體" w:eastAsia="微軟正黑體"/>
+          <w:i/>
+        </w:rPr>
+        <w:t>，下週才能接續；「☂」＝需備天氣／場地替代方案。</w:t>
+      </w:r>
+    </w:p>
+    <w:tbl>
+      <w:tblPr>
+        <w:tblStyle w:val="TableGrid"/>
+        <w:tblW w:type="auto" w:w="0"/>
+        <w:tblLook w:firstColumn="1" w:firstRow="1" w:lastColumn="0" w:lastRow="0" w:noHBand="0" w:noVBand="1" w:val="04A0"/>
+      </w:tblPr>
+      <w:tblGrid>
+        <w:gridCol w:w="2880"/>
+        <w:gridCol w:w="2880"/>
+        <w:gridCol w:w="2880"/>
+      </w:tblGrid>
+      <w:tr>
+        <w:tc>
+          <w:tcPr>
+            <w:tcW w:type="dxa" w:w="2880"/>
+            <w:shd w:val="clear" w:fill="F6A623"/>
+          </w:tcPr>
+          <w:p>
+            <w:r>
+              <w:rPr>
+                <w:b/>
+                <w:color w:val="FFFFFF"/>
+              </w:rPr>
+            </w:r>
+            <w:r>
+              <w:rPr>
+                <w:rFonts w:ascii="微軟正黑體" w:hAnsi="微軟正黑體" w:eastAsia="微軟正黑體"/>
+                <w:b/>
+                <w:color w:val="FFFFFF"/>
+              </w:rPr>
+              <w:t>週次</w:t>
+            </w:r>
+          </w:p>
+        </w:tc>
+        <w:tc>
+          <w:tcPr>
+            <w:tcW w:type="dxa" w:w="2880"/>
+            <w:shd w:val="clear" w:fill="F6A623"/>
+          </w:tcPr>
+          <w:p>
+            <w:r>
+              <w:rPr>
+                <w:b/>
+                <w:color w:val="FFFFFF"/>
+              </w:rPr>
+            </w:r>
+            <w:r>
+              <w:rPr>
+                <w:rFonts w:ascii="微軟正黑體" w:hAnsi="微軟正黑體" w:eastAsia="微軟正黑體"/>
+                <w:b/>
+                <w:color w:val="FFFFFF"/>
+              </w:rPr>
+              <w:t>進度</w:t>
+            </w:r>
+          </w:p>
+        </w:tc>
+        <w:tc>
+          <w:tcPr>
+            <w:tcW w:type="dxa" w:w="2880"/>
+            <w:shd w:val="clear" w:fill="F6A623"/>
+          </w:tcPr>
+          <w:p>
+            <w:r>
+              <w:rPr>
+                <w:b/>
+                <w:color w:val="FFFFFF"/>
+              </w:rPr>
+            </w:r>
+            <w:r>
+              <w:rPr>
+                <w:rFonts w:ascii="微軟正黑體" w:hAnsi="微軟正黑體" w:eastAsia="微軟正黑體"/>
+                <w:b/>
+                <w:color w:val="FFFFFF"/>
+              </w:rPr>
+              <w:t>講師行前重點</w:t>
+            </w:r>
+          </w:p>
+        </w:tc>
+      </w:tr>
+      <w:tr>
+        <w:tc>
+          <w:tcPr>
+            <w:tcW w:type="dxa" w:w="2880"/>
+          </w:tcPr>
+          <w:p>
+            <w:r/>
+            <w:r>
+              <w:rPr>
+                <w:rFonts w:ascii="微軟正黑體" w:hAnsi="微軟正黑體" w:eastAsia="微軟正黑體"/>
+                <w:b/>
+                <w:color w:val="C0392B"/>
+              </w:rPr>
+              <w:t>開課前 2–3 週</w:t>
+            </w:r>
+          </w:p>
+        </w:tc>
+        <w:tc>
+          <w:tcPr>
+            <w:tcW w:type="dxa" w:w="2880"/>
+          </w:tcPr>
+          <w:p>
+            <w:r/>
+            <w:r>
+              <w:rPr>
+                <w:rFonts w:ascii="微軟正黑體" w:hAnsi="微軟正黑體" w:eastAsia="微軟正黑體"/>
+              </w:rPr>
+              <w:t>採購、壓製押花、教室佈置</w:t>
+            </w:r>
+          </w:p>
+        </w:tc>
+        <w:tc>
+          <w:tcPr>
+            <w:tcW w:type="dxa" w:w="2880"/>
+          </w:tcPr>
+          <w:p>
+            <w:r/>
+            <w:r>
+              <w:rPr>
+                <w:rFonts w:ascii="微軟正黑體" w:hAnsi="微軟正黑體" w:eastAsia="微軟正黑體"/>
+              </w:rPr>
+              <w:t>押花至少提前 2–3 週壓製；採買清單見附錄 D；佈置作品陰乾區</w:t>
+            </w:r>
+          </w:p>
+        </w:tc>
+      </w:tr>
+      <w:tr>
+        <w:tc>
+          <w:tcPr>
+            <w:tcW w:type="dxa" w:w="2880"/>
+          </w:tcPr>
+          <w:p>
+            <w:r/>
+            <w:r>
+              <w:rPr>
+                <w:rFonts w:ascii="微軟正黑體" w:hAnsi="微軟正黑體" w:eastAsia="微軟正黑體"/>
+              </w:rPr>
+              <w:t>W1</w:t>
+            </w:r>
+          </w:p>
+        </w:tc>
+        <w:tc>
+          <w:tcPr>
+            <w:tcW w:type="dxa" w:w="2880"/>
+          </w:tcPr>
+          <w:p>
+            <w:r/>
+            <w:r>
+              <w:rPr>
+                <w:rFonts w:ascii="微軟正黑體" w:hAnsi="微軟正黑體" w:eastAsia="微軟正黑體"/>
+              </w:rPr>
+              <w:t>作品 1-1 我的魔法小宇宙（畫星球）</w:t>
+            </w:r>
+          </w:p>
+        </w:tc>
+        <w:tc>
+          <w:tcPr>
+            <w:tcW w:type="dxa" w:w="2880"/>
+          </w:tcPr>
+          <w:p>
+            <w:r/>
+            <w:r>
+              <w:rPr>
+                <w:rFonts w:ascii="微軟正黑體" w:hAnsi="微軟正黑體" w:eastAsia="微軟正黑體"/>
+              </w:rPr>
+              <w:t>備濕畫底紙、圓形描板；資料夾貼名字</w:t>
+            </w:r>
+          </w:p>
+        </w:tc>
+      </w:tr>
+      <w:tr>
+        <w:tc>
+          <w:tcPr>
+            <w:tcW w:type="dxa" w:w="2880"/>
+          </w:tcPr>
+          <w:p>
+            <w:r/>
+            <w:r>
+              <w:rPr>
+                <w:rFonts w:ascii="微軟正黑體" w:hAnsi="微軟正黑體" w:eastAsia="微軟正黑體"/>
+              </w:rPr>
+              <w:t>W2</w:t>
+            </w:r>
+          </w:p>
+        </w:tc>
+        <w:tc>
+          <w:tcPr>
+            <w:tcW w:type="dxa" w:w="2880"/>
+          </w:tcPr>
+          <w:p>
+            <w:r/>
+            <w:r>
+              <w:rPr>
+                <w:rFonts w:ascii="微軟正黑體" w:hAnsi="微軟正黑體" w:eastAsia="微軟正黑體"/>
+              </w:rPr>
+              <w:t>作品 1-2（點星完成）</w:t>
+            </w:r>
+          </w:p>
+        </w:tc>
+        <w:tc>
+          <w:tcPr>
+            <w:tcW w:type="dxa" w:w="2880"/>
+          </w:tcPr>
+          <w:p>
+            <w:r/>
+            <w:r>
+              <w:rPr>
+                <w:rFonts w:ascii="微軟正黑體" w:hAnsi="微軟正黑體" w:eastAsia="微軟正黑體"/>
+              </w:rPr>
+              <w:t>備白色點筆／牙刷噴點</w:t>
+            </w:r>
+          </w:p>
+        </w:tc>
+      </w:tr>
+      <w:tr>
+        <w:tc>
+          <w:tcPr>
+            <w:tcW w:type="dxa" w:w="2880"/>
+          </w:tcPr>
+          <w:p>
+            <w:r/>
+            <w:r>
+              <w:rPr>
+                <w:rFonts w:ascii="微軟正黑體" w:hAnsi="微軟正黑體" w:eastAsia="微軟正黑體"/>
+              </w:rPr>
+              <w:t>W3 ★</w:t>
+            </w:r>
+          </w:p>
+        </w:tc>
+        <w:tc>
+          <w:tcPr>
+            <w:tcW w:type="dxa" w:w="2880"/>
+          </w:tcPr>
+          <w:p>
+            <w:r/>
+            <w:r>
+              <w:rPr>
+                <w:rFonts w:ascii="微軟正黑體" w:hAnsi="微軟正黑體" w:eastAsia="微軟正黑體"/>
+              </w:rPr>
+              <w:t>作品 2-1 種子寶寶的家（塑形）→陰乾</w:t>
+            </w:r>
+          </w:p>
+        </w:tc>
+        <w:tc>
+          <w:tcPr>
+            <w:tcW w:type="dxa" w:w="2880"/>
+          </w:tcPr>
+          <w:p>
+            <w:r/>
+            <w:r>
+              <w:rPr>
+                <w:rFonts w:ascii="微軟正黑體" w:hAnsi="微軟正黑體" w:eastAsia="微軟正黑體"/>
+              </w:rPr>
+              <w:t>預留陰乾盤；提醒「下週才上色」</w:t>
+            </w:r>
+          </w:p>
+        </w:tc>
+      </w:tr>
+      <w:tr>
+        <w:tc>
+          <w:tcPr>
+            <w:tcW w:type="dxa" w:w="2880"/>
+          </w:tcPr>
+          <w:p>
+            <w:r/>
+            <w:r>
+              <w:rPr>
+                <w:rFonts w:ascii="微軟正黑體" w:hAnsi="微軟正黑體" w:eastAsia="微軟正黑體"/>
+              </w:rPr>
+              <w:t>W4</w:t>
+            </w:r>
+          </w:p>
+        </w:tc>
+        <w:tc>
+          <w:tcPr>
+            <w:tcW w:type="dxa" w:w="2880"/>
+          </w:tcPr>
+          <w:p>
+            <w:r/>
+            <w:r>
+              <w:rPr>
+                <w:rFonts w:ascii="微軟正黑體" w:hAnsi="微軟正黑體" w:eastAsia="微軟正黑體"/>
+              </w:rPr>
+              <w:t>作品 2-2（乾刷上色＋押花）</w:t>
+            </w:r>
+          </w:p>
+        </w:tc>
+        <w:tc>
+          <w:tcPr>
+            <w:tcW w:type="dxa" w:w="2880"/>
+          </w:tcPr>
+          <w:p>
+            <w:r/>
+            <w:r>
+              <w:rPr>
+                <w:rFonts w:ascii="微軟正黑體" w:hAnsi="微軟正黑體" w:eastAsia="微軟正黑體"/>
+              </w:rPr>
+              <w:t>確認上週作品已乾</w:t>
+            </w:r>
+          </w:p>
+        </w:tc>
+      </w:tr>
+      <w:tr>
+        <w:tc>
+          <w:tcPr>
+            <w:tcW w:type="dxa" w:w="2880"/>
+          </w:tcPr>
+          <w:p>
+            <w:r/>
+            <w:r>
+              <w:rPr>
+                <w:rFonts w:ascii="微軟正黑體" w:hAnsi="微軟正黑體" w:eastAsia="微軟正黑體"/>
+              </w:rPr>
+              <w:t>W5</w:t>
+            </w:r>
+          </w:p>
+        </w:tc>
+        <w:tc>
+          <w:tcPr>
+            <w:tcW w:type="dxa" w:w="2880"/>
+          </w:tcPr>
+          <w:p>
+            <w:r/>
+            <w:r>
+              <w:rPr>
+                <w:rFonts w:ascii="微軟正黑體" w:hAnsi="微軟正黑體" w:eastAsia="微軟正黑體"/>
+              </w:rPr>
+              <w:t>作品 3-1 手牽手好朋友（撕貼）</w:t>
+            </w:r>
+          </w:p>
+        </w:tc>
+        <w:tc>
+          <w:tcPr>
+            <w:tcW w:type="dxa" w:w="2880"/>
+          </w:tcPr>
+          <w:p>
+            <w:r/>
+            <w:r>
+              <w:rPr>
+                <w:rFonts w:ascii="微軟正黑體" w:hAnsi="微軟正黑體" w:eastAsia="微軟正黑體"/>
+              </w:rPr>
+              <w:t>備多色色紙、底紙</w:t>
+            </w:r>
+          </w:p>
+        </w:tc>
+      </w:tr>
+      <w:tr>
+        <w:tc>
+          <w:tcPr>
+            <w:tcW w:type="dxa" w:w="2880"/>
+          </w:tcPr>
+          <w:p>
+            <w:r/>
+            <w:r>
+              <w:rPr>
+                <w:rFonts w:ascii="微軟正黑體" w:hAnsi="微軟正黑體" w:eastAsia="微軟正黑體"/>
+              </w:rPr>
+              <w:t>W6</w:t>
+            </w:r>
+          </w:p>
+        </w:tc>
+        <w:tc>
+          <w:tcPr>
+            <w:tcW w:type="dxa" w:w="2880"/>
+          </w:tcPr>
+          <w:p>
+            <w:r/>
+            <w:r>
+              <w:rPr>
+                <w:rFonts w:ascii="微軟正黑體" w:hAnsi="微軟正黑體" w:eastAsia="微軟正黑體"/>
+              </w:rPr>
+              <w:t>作品 3-2（合作友誼鏈）</w:t>
+            </w:r>
+          </w:p>
+        </w:tc>
+        <w:tc>
+          <w:tcPr>
+            <w:tcW w:type="dxa" w:w="2880"/>
+          </w:tcPr>
+          <w:p>
+            <w:r/>
+            <w:r>
+              <w:rPr>
+                <w:rFonts w:ascii="微軟正黑體" w:hAnsi="微軟正黑體" w:eastAsia="微軟正黑體"/>
+              </w:rPr>
+              <w:t>備長條壁報；規劃貼牆位置</w:t>
+            </w:r>
+          </w:p>
+        </w:tc>
+      </w:tr>
+      <w:tr>
+        <w:tc>
+          <w:tcPr>
+            <w:tcW w:type="dxa" w:w="2880"/>
+          </w:tcPr>
+          <w:p>
+            <w:r/>
+            <w:r>
+              <w:rPr>
+                <w:rFonts w:ascii="微軟正黑體" w:hAnsi="微軟正黑體" w:eastAsia="微軟正黑體"/>
+              </w:rPr>
+              <w:t>W7 ★</w:t>
+            </w:r>
+          </w:p>
+        </w:tc>
+        <w:tc>
+          <w:tcPr>
+            <w:tcW w:type="dxa" w:w="2880"/>
+          </w:tcPr>
+          <w:p>
+            <w:r/>
+            <w:r>
+              <w:rPr>
+                <w:rFonts w:ascii="微軟正黑體" w:hAnsi="微軟正黑體" w:eastAsia="微軟正黑體"/>
+              </w:rPr>
+              <w:t>作品 4-1 溫暖小屋（結構）→陰乾</w:t>
+            </w:r>
+          </w:p>
+        </w:tc>
+        <w:tc>
+          <w:tcPr>
+            <w:tcW w:type="dxa" w:w="2880"/>
+          </w:tcPr>
+          <w:p>
+            <w:r/>
+            <w:r>
+              <w:rPr>
+                <w:rFonts w:ascii="微軟正黑體" w:hAnsi="微軟正黑體" w:eastAsia="微軟正黑體"/>
+              </w:rPr>
+              <w:t>備紙盒底板；陰乾托盤要穩</w:t>
+            </w:r>
+          </w:p>
+        </w:tc>
+      </w:tr>
+      <w:tr>
+        <w:tc>
+          <w:tcPr>
+            <w:tcW w:type="dxa" w:w="2880"/>
+          </w:tcPr>
+          <w:p>
+            <w:r/>
+            <w:r>
+              <w:rPr>
+                <w:rFonts w:ascii="微軟正黑體" w:hAnsi="微軟正黑體" w:eastAsia="微軟正黑體"/>
+              </w:rPr>
+              <w:t>W8</w:t>
+            </w:r>
+          </w:p>
+        </w:tc>
+        <w:tc>
+          <w:tcPr>
+            <w:tcW w:type="dxa" w:w="2880"/>
+          </w:tcPr>
+          <w:p>
+            <w:r/>
+            <w:r>
+              <w:rPr>
+                <w:rFonts w:ascii="微軟正黑體" w:hAnsi="微軟正黑體" w:eastAsia="微軟正黑體"/>
+              </w:rPr>
+              <w:t>作品 4-2（上色佈置）</w:t>
+            </w:r>
+          </w:p>
+        </w:tc>
+        <w:tc>
+          <w:tcPr>
+            <w:tcW w:type="dxa" w:w="2880"/>
+          </w:tcPr>
+          <w:p>
+            <w:r/>
+            <w:r>
+              <w:rPr>
+                <w:rFonts w:ascii="微軟正黑體" w:hAnsi="微軟正黑體" w:eastAsia="微軟正黑體"/>
+              </w:rPr>
+              <w:t>⚠️ 熱熔槍僅老師操作</w:t>
+            </w:r>
+          </w:p>
+        </w:tc>
+      </w:tr>
+      <w:tr>
+        <w:tc>
+          <w:tcPr>
+            <w:tcW w:type="dxa" w:w="2880"/>
+          </w:tcPr>
+          <w:p>
+            <w:r/>
+            <w:r>
+              <w:rPr>
+                <w:rFonts w:ascii="微軟正黑體" w:hAnsi="微軟正黑體" w:eastAsia="微軟正黑體"/>
+              </w:rPr>
+              <w:t>W9 ☂</w:t>
+            </w:r>
+          </w:p>
+        </w:tc>
+        <w:tc>
+          <w:tcPr>
+            <w:tcW w:type="dxa" w:w="2880"/>
+          </w:tcPr>
+          <w:p>
+            <w:r/>
+            <w:r>
+              <w:rPr>
+                <w:rFonts w:ascii="微軟正黑體" w:hAnsi="微軟正黑體" w:eastAsia="微軟正黑體"/>
+              </w:rPr>
+              <w:t>作品 5-1 大自然書籤（尋寶／壓花）</w:t>
+            </w:r>
+          </w:p>
+        </w:tc>
+        <w:tc>
+          <w:tcPr>
+            <w:tcW w:type="dxa" w:w="2880"/>
+          </w:tcPr>
+          <w:p>
+            <w:r/>
+            <w:r>
+              <w:rPr>
+                <w:rFonts w:ascii="微軟正黑體" w:hAnsi="微軟正黑體" w:eastAsia="微軟正黑體"/>
+              </w:rPr>
+              <w:t>勘查戶外場地；雨天改用現成押花</w:t>
+            </w:r>
+          </w:p>
+        </w:tc>
+      </w:tr>
+      <w:tr>
+        <w:tc>
+          <w:tcPr>
+            <w:tcW w:type="dxa" w:w="2880"/>
+          </w:tcPr>
+          <w:p>
+            <w:r/>
+            <w:r>
+              <w:rPr>
+                <w:rFonts w:ascii="微軟正黑體" w:hAnsi="微軟正黑體" w:eastAsia="微軟正黑體"/>
+              </w:rPr>
+              <w:t>W10</w:t>
+            </w:r>
+          </w:p>
+        </w:tc>
+        <w:tc>
+          <w:tcPr>
+            <w:tcW w:type="dxa" w:w="2880"/>
+          </w:tcPr>
+          <w:p>
+            <w:r/>
+            <w:r>
+              <w:rPr>
+                <w:rFonts w:ascii="微軟正黑體" w:hAnsi="微軟正黑體" w:eastAsia="微軟正黑體"/>
+              </w:rPr>
+              <w:t>作品 5-2（排花、護貝、穿緞帶）</w:t>
+            </w:r>
+          </w:p>
+        </w:tc>
+        <w:tc>
+          <w:tcPr>
+            <w:tcW w:type="dxa" w:w="2880"/>
+          </w:tcPr>
+          <w:p>
+            <w:r/>
+            <w:r>
+              <w:rPr>
+                <w:rFonts w:ascii="微軟正黑體" w:hAnsi="微軟正黑體" w:eastAsia="微軟正黑體"/>
+              </w:rPr>
+              <w:t>備護貝膜、打孔器、緞帶</w:t>
+            </w:r>
+          </w:p>
+        </w:tc>
+      </w:tr>
+      <w:tr>
+        <w:tc>
+          <w:tcPr>
+            <w:tcW w:type="dxa" w:w="2880"/>
+          </w:tcPr>
+          <w:p>
+            <w:r/>
+            <w:r>
+              <w:rPr>
+                <w:rFonts w:ascii="微軟正黑體" w:hAnsi="微軟正黑體" w:eastAsia="微軟正黑體"/>
+              </w:rPr>
+              <w:t>W11 ★</w:t>
+            </w:r>
+          </w:p>
+        </w:tc>
+        <w:tc>
+          <w:tcPr>
+            <w:tcW w:type="dxa" w:w="2880"/>
+          </w:tcPr>
+          <w:p>
+            <w:r/>
+            <w:r>
+              <w:rPr>
+                <w:rFonts w:ascii="微軟正黑體" w:hAnsi="微軟正黑體" w:eastAsia="微軟正黑體"/>
+              </w:rPr>
+              <w:t>作品 6-1 海底好朋友（畫背景）→陰乾</w:t>
+            </w:r>
+          </w:p>
+        </w:tc>
+        <w:tc>
+          <w:tcPr>
+            <w:tcW w:type="dxa" w:w="2880"/>
+          </w:tcPr>
+          <w:p>
+            <w:r/>
+            <w:r>
+              <w:rPr>
+                <w:rFonts w:ascii="微軟正黑體" w:hAnsi="微軟正黑體" w:eastAsia="微軟正黑體"/>
+              </w:rPr>
+              <w:t>背景裱厚卡；黏土生物另盤陰乾</w:t>
+            </w:r>
+          </w:p>
+        </w:tc>
+      </w:tr>
+      <w:tr>
+        <w:tc>
+          <w:tcPr>
+            <w:tcW w:type="dxa" w:w="2880"/>
+          </w:tcPr>
+          <w:p>
+            <w:r/>
+            <w:r>
+              <w:rPr>
+                <w:rFonts w:ascii="微軟正黑體" w:hAnsi="微軟正黑體" w:eastAsia="微軟正黑體"/>
+              </w:rPr>
+              <w:t>W12</w:t>
+            </w:r>
+          </w:p>
+        </w:tc>
+        <w:tc>
+          <w:tcPr>
+            <w:tcW w:type="dxa" w:w="2880"/>
+          </w:tcPr>
+          <w:p>
+            <w:r/>
+            <w:r>
+              <w:rPr>
+                <w:rFonts w:ascii="微軟正黑體" w:hAnsi="微軟正黑體" w:eastAsia="微軟正黑體"/>
+              </w:rPr>
+              <w:t>作品 6-2（上色組合＋環保宣言）</w:t>
+            </w:r>
+          </w:p>
+        </w:tc>
+        <w:tc>
+          <w:tcPr>
+            <w:tcW w:type="dxa" w:w="2880"/>
+          </w:tcPr>
+          <w:p>
+            <w:r/>
+            <w:r>
+              <w:rPr>
+                <w:rFonts w:ascii="微軟正黑體" w:hAnsi="微軟正黑體" w:eastAsia="微軟正黑體"/>
+              </w:rPr>
+              <w:t>備泡棉膠、吹風機</w:t>
+            </w:r>
+          </w:p>
+        </w:tc>
+      </w:tr>
+      <w:tr>
+        <w:tc>
+          <w:tcPr>
+            <w:tcW w:type="dxa" w:w="2880"/>
+          </w:tcPr>
+          <w:p>
+            <w:r/>
+            <w:r>
+              <w:rPr>
+                <w:rFonts w:ascii="微軟正黑體" w:hAnsi="微軟正黑體" w:eastAsia="微軟正黑體"/>
+              </w:rPr>
+              <w:t>W13</w:t>
+            </w:r>
+          </w:p>
+        </w:tc>
+        <w:tc>
+          <w:tcPr>
+            <w:tcW w:type="dxa" w:w="2880"/>
+          </w:tcPr>
+          <w:p>
+            <w:r/>
+            <w:r>
+              <w:rPr>
+                <w:rFonts w:ascii="微軟正黑體" w:hAnsi="微軟正黑體" w:eastAsia="微軟正黑體"/>
+              </w:rPr>
+              <w:t>作品 7-1 毛毛蟲與繭</w:t>
+            </w:r>
+          </w:p>
+        </w:tc>
+        <w:tc>
+          <w:tcPr>
+            <w:tcW w:type="dxa" w:w="2880"/>
+          </w:tcPr>
+          <w:p>
+            <w:r/>
+            <w:r>
+              <w:rPr>
+                <w:rFonts w:ascii="微軟正黑體" w:hAnsi="微軟正黑體" w:eastAsia="微軟正黑體"/>
+              </w:rPr>
+              <w:t>備圓形色紙、棉花</w:t>
+            </w:r>
+          </w:p>
+        </w:tc>
+      </w:tr>
+      <w:tr>
+        <w:tc>
+          <w:tcPr>
+            <w:tcW w:type="dxa" w:w="2880"/>
+          </w:tcPr>
+          <w:p>
+            <w:r/>
+            <w:r>
+              <w:rPr>
+                <w:rFonts w:ascii="微軟正黑體" w:hAnsi="微軟正黑體" w:eastAsia="微軟正黑體"/>
+              </w:rPr>
+              <w:t>W14</w:t>
+            </w:r>
+          </w:p>
+        </w:tc>
+        <w:tc>
+          <w:tcPr>
+            <w:tcW w:type="dxa" w:w="2880"/>
+          </w:tcPr>
+          <w:p>
+            <w:r/>
+            <w:r>
+              <w:rPr>
+                <w:rFonts w:ascii="微軟正黑體" w:hAnsi="微軟正黑體" w:eastAsia="微軟正黑體"/>
+              </w:rPr>
+              <w:t>作品 7-2 破繭成蝶（押花翅膀）</w:t>
+            </w:r>
+          </w:p>
+        </w:tc>
+        <w:tc>
+          <w:tcPr>
+            <w:tcW w:type="dxa" w:w="2880"/>
+          </w:tcPr>
+          <w:p>
+            <w:r/>
+            <w:r>
+              <w:rPr>
+                <w:rFonts w:ascii="微軟正黑體" w:hAnsi="微軟正黑體" w:eastAsia="微軟正黑體"/>
+              </w:rPr>
+              <w:t>備押花、墊板；完成後平放</w:t>
+            </w:r>
+          </w:p>
+        </w:tc>
+      </w:tr>
+      <w:tr>
+        <w:tc>
+          <w:tcPr>
+            <w:tcW w:type="dxa" w:w="2880"/>
+          </w:tcPr>
+          <w:p>
+            <w:r/>
+            <w:r>
+              <w:rPr>
+                <w:rFonts w:ascii="微軟正黑體" w:hAnsi="微軟正黑體" w:eastAsia="微軟正黑體"/>
+              </w:rPr>
+              <w:t>W15 ★</w:t>
+            </w:r>
+          </w:p>
+        </w:tc>
+        <w:tc>
+          <w:tcPr>
+            <w:tcW w:type="dxa" w:w="2880"/>
+          </w:tcPr>
+          <w:p>
+            <w:r/>
+            <w:r>
+              <w:rPr>
+                <w:rFonts w:ascii="微軟正黑體" w:hAnsi="微軟正黑體" w:eastAsia="微軟正黑體"/>
+              </w:rPr>
+              <w:t>作品 8-1 生命樹（根、幹）→陰乾</w:t>
+            </w:r>
+          </w:p>
+        </w:tc>
+        <w:tc>
+          <w:tcPr>
+            <w:tcW w:type="dxa" w:w="2880"/>
+          </w:tcPr>
+          <w:p>
+            <w:r/>
+            <w:r>
+              <w:rPr>
+                <w:rFonts w:ascii="微軟正黑體" w:hAnsi="微軟正黑體" w:eastAsia="微軟正黑體"/>
+              </w:rPr>
+              <w:t>準備前 7 件作品照片牆</w:t>
+            </w:r>
+          </w:p>
+        </w:tc>
+      </w:tr>
+      <w:tr>
+        <w:tc>
+          <w:tcPr>
+            <w:tcW w:type="dxa" w:w="2880"/>
+          </w:tcPr>
+          <w:p>
+            <w:r/>
+            <w:r>
+              <w:rPr>
+                <w:rFonts w:ascii="微軟正黑體" w:hAnsi="微軟正黑體" w:eastAsia="微軟正黑體"/>
+              </w:rPr>
+              <w:t>W16</w:t>
+            </w:r>
+          </w:p>
+        </w:tc>
+        <w:tc>
+          <w:tcPr>
+            <w:tcW w:type="dxa" w:w="2880"/>
+          </w:tcPr>
+          <w:p>
+            <w:r/>
+            <w:r>
+              <w:rPr>
+                <w:rFonts w:ascii="微軟正黑體" w:hAnsi="微軟正黑體" w:eastAsia="微軟正黑體"/>
+              </w:rPr>
+              <w:t>作品 8-2（花、果、許願）＋</w:t>
+            </w:r>
+            <w:r>
+              <w:rPr>
+                <w:rFonts w:ascii="微軟正黑體" w:hAnsi="微軟正黑體" w:eastAsia="微軟正黑體"/>
+                <w:b/>
+                <w:color w:val="C0392B"/>
+              </w:rPr>
+              <w:t>成果展＋頒證</w:t>
+            </w:r>
+          </w:p>
+        </w:tc>
+        <w:tc>
+          <w:tcPr>
+            <w:tcW w:type="dxa" w:w="2880"/>
+          </w:tcPr>
+          <w:p>
+            <w:r/>
+            <w:r>
+              <w:rPr>
+                <w:rFonts w:ascii="微軟正黑體" w:hAnsi="微軟正黑體" w:eastAsia="微軟正黑體"/>
+              </w:rPr>
+              <w:t>預製證書；佈展與邀請家長</w:t>
+            </w:r>
+          </w:p>
+        </w:tc>
+      </w:tr>
+    </w:tbl>
+    <w:p/>
+    <w:p>
+      <w:pPr>
+        <w:jc w:val="center"/>
+      </w:pPr>
+      <w:r>
+        <w:t>──────────────────────────────</w:t>
+      </w:r>
+    </w:p>
+    <w:p>
+      <w:pPr>
+        <w:pStyle w:val="Heading1"/>
+      </w:pPr>
+      <w:r>
+        <w:rPr>
+          <w:rFonts w:ascii="微軟正黑體" w:hAnsi="微軟正黑體" w:eastAsia="微軟正黑體"/>
+        </w:rPr>
+        <w:t>附錄 B｜講師每堂行前準備清單（通用）</w:t>
+      </w:r>
+    </w:p>
+    <w:p>
+      <w:r>
+        <w:rPr>
+          <w:rFonts w:ascii="微軟正黑體" w:hAnsi="微軟正黑體" w:eastAsia="微軟正黑體"/>
+          <w:b/>
+          <w:color w:val="C0392B"/>
+        </w:rPr>
+        <w:t>前一天</w:t>
+      </w:r>
+    </w:p>
+    <w:p>
+      <w:pPr>
+        <w:pStyle w:val="ListBullet"/>
+      </w:pPr>
+      <w:r>
+        <w:rPr>
+          <w:rFonts w:ascii="微軟正黑體" w:hAnsi="微軟正黑體" w:eastAsia="微軟正黑體"/>
+        </w:rPr>
+        <w:t>[ ] 確認本堂材料數量（依出席人數＋2 份備用）</w:t>
+      </w:r>
+    </w:p>
+    <w:p>
+      <w:pPr>
+        <w:pStyle w:val="ListBullet"/>
+      </w:pPr>
+      <w:r>
+        <w:rPr>
+          <w:rFonts w:ascii="微軟正黑體" w:hAnsi="微軟正黑體" w:eastAsia="微軟正黑體"/>
+        </w:rPr>
+        <w:t>[ ] 確認上週需陰乾的作品已乾、可接續</w:t>
+      </w:r>
+    </w:p>
+    <w:p>
+      <w:pPr>
+        <w:pStyle w:val="ListBullet"/>
+      </w:pPr>
+      <w:r>
+        <w:rPr>
+          <w:rFonts w:ascii="微軟正黑體" w:hAnsi="微軟正黑體" w:eastAsia="微軟正黑體"/>
+        </w:rPr>
+        <w:t>[ ] 預讀本堂「生命連結」與對話引導語，準備繪本／影片</w:t>
+      </w:r>
+    </w:p>
+    <w:p>
+      <w:pPr>
+        <w:pStyle w:val="ListBullet"/>
+      </w:pPr>
+      <w:r>
+        <w:rPr>
+          <w:rFonts w:ascii="微軟正黑體" w:hAnsi="微軟正黑體" w:eastAsia="微軟正黑體"/>
+        </w:rPr>
+        <w:t>[ ] 預做一份「示範樣品」讓孩子有參考</w:t>
+      </w:r>
+    </w:p>
+    <w:p>
+      <w:r>
+        <w:rPr>
+          <w:rFonts w:ascii="微軟正黑體" w:hAnsi="微軟正黑體" w:eastAsia="微軟正黑體"/>
+          <w:b/>
+          <w:color w:val="C0392B"/>
+        </w:rPr>
+        <w:t>當天上課前</w:t>
+      </w:r>
+    </w:p>
+    <w:p>
+      <w:pPr>
+        <w:pStyle w:val="ListBullet"/>
+      </w:pPr>
+      <w:r>
+        <w:rPr>
+          <w:rFonts w:ascii="微軟正黑體" w:hAnsi="微軟正黑體" w:eastAsia="微軟正黑體"/>
+        </w:rPr>
+        <w:t>[ ] 鋪桌墊、分材料、備濕紙巾與洗手動線</w:t>
+      </w:r>
+    </w:p>
+    <w:p>
+      <w:pPr>
+        <w:pStyle w:val="ListBullet"/>
+      </w:pPr>
+      <w:r>
+        <w:rPr>
+          <w:rFonts w:ascii="微軟正黑體" w:hAnsi="微軟正黑體" w:eastAsia="微軟正黑體"/>
+        </w:rPr>
+        <w:t>[ ] 寫好今日流程於白板（孩子知道接下來會發生什麼）</w:t>
+      </w:r>
+    </w:p>
+    <w:p>
+      <w:pPr>
+        <w:pStyle w:val="ListBullet"/>
+      </w:pPr>
+      <w:r>
+        <w:rPr>
+          <w:rFonts w:ascii="微軟正黑體" w:hAnsi="微軟正黑體" w:eastAsia="微軟正黑體"/>
+        </w:rPr>
+        <w:t>[ ] 陰乾區、作品歸位區貼好班級／姓名標籤</w:t>
+      </w:r>
+    </w:p>
+    <w:p>
+      <w:r>
+        <w:rPr>
+          <w:rFonts w:ascii="微軟正黑體" w:hAnsi="微軟正黑體" w:eastAsia="微軟正黑體"/>
+          <w:b/>
+          <w:color w:val="C0392B"/>
+        </w:rPr>
+        <w:t>課後（含最後 20 分鐘整理）</w:t>
+      </w:r>
+    </w:p>
+    <w:p>
+      <w:pPr>
+        <w:pStyle w:val="ListBullet"/>
+      </w:pPr>
+      <w:r>
+        <w:rPr>
+          <w:rFonts w:ascii="微軟正黑體" w:hAnsi="微軟正黑體" w:eastAsia="微軟正黑體"/>
+        </w:rPr>
+        <w:t>[ ] 帶孩子一起收拾、清潔、作品歸位、洗手</w:t>
+      </w:r>
+    </w:p>
+    <w:p>
+      <w:pPr>
+        <w:pStyle w:val="ListBullet"/>
+      </w:pPr>
+      <w:r>
+        <w:rPr>
+          <w:rFonts w:ascii="微軟正黑體" w:hAnsi="微軟正黑體" w:eastAsia="微軟正黑體"/>
+        </w:rPr>
+        <w:t>[ ] 拍照存檔（歷程檔案）＋寫一句觀察</w:t>
+      </w:r>
+    </w:p>
+    <w:p>
+      <w:pPr>
+        <w:pStyle w:val="ListBullet"/>
+      </w:pPr>
+      <w:r>
+        <w:rPr>
+          <w:rFonts w:ascii="微軟正黑體" w:hAnsi="微軟正黑體" w:eastAsia="微軟正黑體"/>
+        </w:rPr>
+        <w:t>[ ] 需陰乾的作品放妥、標名字、置通風處</w:t>
+      </w:r>
+    </w:p>
+    <w:p>
+      <w:pPr>
+        <w:pStyle w:val="ListBullet"/>
+      </w:pPr>
+      <w:r>
+        <w:rPr>
+          <w:rFonts w:ascii="微軟正黑體" w:hAnsi="微軟正黑體" w:eastAsia="微軟正黑體"/>
+        </w:rPr>
+        <w:t>[ ] 補充／預訂下週缺漏材料</w:t>
+      </w:r>
+    </w:p>
+    <w:p>
+      <w:pPr>
+        <w:jc w:val="center"/>
+      </w:pPr>
+      <w:r>
+        <w:t>──────────────────────────────</w:t>
+      </w:r>
+    </w:p>
+    <w:p>
+      <w:pPr>
+        <w:pStyle w:val="Heading1"/>
+      </w:pPr>
+      <w:r>
+        <w:rPr>
+          <w:rFonts w:ascii="微軟正黑體" w:hAnsi="微軟正黑體" w:eastAsia="微軟正黑體"/>
+        </w:rPr>
+        <w:t>附錄 C｜學習觀察與評量紀錄表（範本・不打分數）</w:t>
+      </w:r>
+    </w:p>
+    <w:p>
+      <w:pPr>
+        <w:ind w:left="283"/>
+      </w:pPr>
+      <w:r>
+        <w:rPr>
+          <w:rFonts w:ascii="微軟正黑體" w:hAnsi="微軟正黑體" w:eastAsia="微軟正黑體"/>
+          <w:i/>
+        </w:rPr>
+        <w:t>每堂針對需要關注的孩子重點記錄即可，不必每人每項都填。評量重歷程與生命態度。</w:t>
+      </w:r>
+    </w:p>
+    <w:tbl>
+      <w:tblPr>
+        <w:tblStyle w:val="TableGrid"/>
+        <w:tblW w:type="auto" w:w="0"/>
+        <w:tblLook w:firstColumn="1" w:firstRow="1" w:lastColumn="0" w:lastRow="0" w:noHBand="0" w:noVBand="1" w:val="04A0"/>
+      </w:tblPr>
+      <w:tblGrid>
+        <w:gridCol w:w="2160"/>
+        <w:gridCol w:w="2160"/>
+        <w:gridCol w:w="2160"/>
+        <w:gridCol w:w="2160"/>
+      </w:tblGrid>
+      <w:tr>
+        <w:tc>
+          <w:tcPr>
+            <w:tcW w:type="dxa" w:w="2160"/>
+            <w:shd w:val="clear" w:fill="F6A623"/>
+          </w:tcPr>
+          <w:p>
+            <w:r>
+              <w:rPr>
+                <w:b/>
+                <w:color w:val="FFFFFF"/>
+              </w:rPr>
+            </w:r>
+            <w:r>
+              <w:rPr>
+                <w:rFonts w:ascii="微軟正黑體" w:hAnsi="微軟正黑體" w:eastAsia="微軟正黑體"/>
+                <w:b/>
+                <w:color w:val="FFFFFF"/>
+              </w:rPr>
+              <w:t>觀察向度</w:t>
+            </w:r>
+          </w:p>
+        </w:tc>
+        <w:tc>
+          <w:tcPr>
+            <w:tcW w:type="dxa" w:w="2160"/>
+            <w:shd w:val="clear" w:fill="F6A623"/>
+          </w:tcPr>
+          <w:p>
+            <w:r>
+              <w:rPr>
+                <w:b/>
+                <w:color w:val="FFFFFF"/>
+              </w:rPr>
+            </w:r>
+            <w:r>
+              <w:rPr>
+                <w:rFonts w:ascii="微軟正黑體" w:hAnsi="微軟正黑體" w:eastAsia="微軟正黑體"/>
+                <w:b/>
+                <w:color w:val="FFFFFF"/>
+              </w:rPr>
+              <w:t>🌱 萌芽</w:t>
+            </w:r>
+          </w:p>
+        </w:tc>
+        <w:tc>
+          <w:tcPr>
+            <w:tcW w:type="dxa" w:w="2160"/>
+            <w:shd w:val="clear" w:fill="F6A623"/>
+          </w:tcPr>
+          <w:p>
+            <w:r>
+              <w:rPr>
+                <w:b/>
+                <w:color w:val="FFFFFF"/>
+              </w:rPr>
+            </w:r>
+            <w:r>
+              <w:rPr>
+                <w:rFonts w:ascii="微軟正黑體" w:hAnsi="微軟正黑體" w:eastAsia="微軟正黑體"/>
+                <w:b/>
+                <w:color w:val="FFFFFF"/>
+              </w:rPr>
+              <w:t>🌿 成長</w:t>
+            </w:r>
+          </w:p>
+        </w:tc>
+        <w:tc>
+          <w:tcPr>
+            <w:tcW w:type="dxa" w:w="2160"/>
+            <w:shd w:val="clear" w:fill="F6A623"/>
+          </w:tcPr>
+          <w:p>
+            <w:r>
+              <w:rPr>
+                <w:b/>
+                <w:color w:val="FFFFFF"/>
+              </w:rPr>
+            </w:r>
+            <w:r>
+              <w:rPr>
+                <w:rFonts w:ascii="微軟正黑體" w:hAnsi="微軟正黑體" w:eastAsia="微軟正黑體"/>
+                <w:b/>
+                <w:color w:val="FFFFFF"/>
+              </w:rPr>
+              <w:t>🌳 茁壯</w:t>
+            </w:r>
+          </w:p>
+        </w:tc>
+      </w:tr>
+      <w:tr>
+        <w:tc>
+          <w:tcPr>
+            <w:tcW w:type="dxa" w:w="2160"/>
+          </w:tcPr>
+          <w:p>
+            <w:r/>
+            <w:r>
+              <w:rPr>
+                <w:rFonts w:ascii="微軟正黑體" w:hAnsi="微軟正黑體" w:eastAsia="微軟正黑體"/>
+                <w:b/>
+                <w:color w:val="C0392B"/>
+              </w:rPr>
+              <w:t>投入度</w:t>
+            </w:r>
+          </w:p>
+        </w:tc>
+        <w:tc>
+          <w:tcPr>
+            <w:tcW w:type="dxa" w:w="2160"/>
+          </w:tcPr>
+          <w:p>
+            <w:r/>
+            <w:r>
+              <w:rPr>
+                <w:rFonts w:ascii="微軟正黑體" w:hAnsi="微軟正黑體" w:eastAsia="微軟正黑體"/>
+              </w:rPr>
+              <w:t>需較多陪伴才開始</w:t>
+            </w:r>
+          </w:p>
+        </w:tc>
+        <w:tc>
+          <w:tcPr>
+            <w:tcW w:type="dxa" w:w="2160"/>
+          </w:tcPr>
+          <w:p>
+            <w:r/>
+            <w:r>
+              <w:rPr>
+                <w:rFonts w:ascii="微軟正黑體" w:hAnsi="微軟正黑體" w:eastAsia="微軟正黑體"/>
+              </w:rPr>
+              <w:t>能專注完成</w:t>
+            </w:r>
+          </w:p>
+        </w:tc>
+        <w:tc>
+          <w:tcPr>
+            <w:tcW w:type="dxa" w:w="2160"/>
+          </w:tcPr>
+          <w:p>
+            <w:r/>
+            <w:r>
+              <w:rPr>
+                <w:rFonts w:ascii="微軟正黑體" w:hAnsi="微軟正黑體" w:eastAsia="微軟正黑體"/>
+              </w:rPr>
+              <w:t>主動延伸、樂在其中</w:t>
+            </w:r>
+          </w:p>
+        </w:tc>
+      </w:tr>
+      <w:tr>
+        <w:tc>
+          <w:tcPr>
+            <w:tcW w:type="dxa" w:w="2160"/>
+          </w:tcPr>
+          <w:p>
+            <w:r/>
+            <w:r>
+              <w:rPr>
+                <w:rFonts w:ascii="微軟正黑體" w:hAnsi="微軟正黑體" w:eastAsia="微軟正黑體"/>
+                <w:b/>
+                <w:color w:val="C0392B"/>
+              </w:rPr>
+              <w:t>情緒表達</w:t>
+            </w:r>
+          </w:p>
+        </w:tc>
+        <w:tc>
+          <w:tcPr>
+            <w:tcW w:type="dxa" w:w="2160"/>
+          </w:tcPr>
+          <w:p>
+            <w:r/>
+            <w:r>
+              <w:rPr>
+                <w:rFonts w:ascii="微軟正黑體" w:hAnsi="微軟正黑體" w:eastAsia="微軟正黑體"/>
+              </w:rPr>
+              <w:t>較少表達</w:t>
+            </w:r>
+          </w:p>
+        </w:tc>
+        <w:tc>
+          <w:tcPr>
+            <w:tcW w:type="dxa" w:w="2160"/>
+          </w:tcPr>
+          <w:p>
+            <w:r/>
+            <w:r>
+              <w:rPr>
+                <w:rFonts w:ascii="微軟正黑體" w:hAnsi="微軟正黑體" w:eastAsia="微軟正黑體"/>
+              </w:rPr>
+              <w:t>能說出感受</w:t>
+            </w:r>
+          </w:p>
+        </w:tc>
+        <w:tc>
+          <w:tcPr>
+            <w:tcW w:type="dxa" w:w="2160"/>
+          </w:tcPr>
+          <w:p>
+            <w:r/>
+            <w:r>
+              <w:rPr>
+                <w:rFonts w:ascii="微軟正黑體" w:hAnsi="微軟正黑體" w:eastAsia="微軟正黑體"/>
+              </w:rPr>
+              <w:t>能連結生命主題分享</w:t>
+            </w:r>
+          </w:p>
+        </w:tc>
+      </w:tr>
+      <w:tr>
+        <w:tc>
+          <w:tcPr>
+            <w:tcW w:type="dxa" w:w="2160"/>
+          </w:tcPr>
+          <w:p>
+            <w:r/>
+            <w:r>
+              <w:rPr>
+                <w:rFonts w:ascii="微軟正黑體" w:hAnsi="微軟正黑體" w:eastAsia="微軟正黑體"/>
+                <w:b/>
+                <w:color w:val="C0392B"/>
+              </w:rPr>
+              <w:t>同儕互動</w:t>
+            </w:r>
+          </w:p>
+        </w:tc>
+        <w:tc>
+          <w:tcPr>
+            <w:tcW w:type="dxa" w:w="2160"/>
+          </w:tcPr>
+          <w:p>
+            <w:r/>
+            <w:r>
+              <w:rPr>
+                <w:rFonts w:ascii="微軟正黑體" w:hAnsi="微軟正黑體" w:eastAsia="微軟正黑體"/>
+              </w:rPr>
+              <w:t>多獨自進行</w:t>
+            </w:r>
+          </w:p>
+        </w:tc>
+        <w:tc>
+          <w:tcPr>
+            <w:tcW w:type="dxa" w:w="2160"/>
+          </w:tcPr>
+          <w:p>
+            <w:r/>
+            <w:r>
+              <w:rPr>
+                <w:rFonts w:ascii="微軟正黑體" w:hAnsi="微軟正黑體" w:eastAsia="微軟正黑體"/>
+              </w:rPr>
+              <w:t>願意分享材料</w:t>
+            </w:r>
+          </w:p>
+        </w:tc>
+        <w:tc>
+          <w:tcPr>
+            <w:tcW w:type="dxa" w:w="2160"/>
+          </w:tcPr>
+          <w:p>
+            <w:r/>
+            <w:r>
+              <w:rPr>
+                <w:rFonts w:ascii="微軟正黑體" w:hAnsi="微軟正黑體" w:eastAsia="微軟正黑體"/>
+              </w:rPr>
+              <w:t>主動協助、鼓勵他人</w:t>
+            </w:r>
+          </w:p>
+        </w:tc>
+      </w:tr>
+      <w:tr>
+        <w:tc>
+          <w:tcPr>
+            <w:tcW w:type="dxa" w:w="2160"/>
+          </w:tcPr>
+          <w:p>
+            <w:r/>
+            <w:r>
+              <w:rPr>
+                <w:rFonts w:ascii="微軟正黑體" w:hAnsi="微軟正黑體" w:eastAsia="微軟正黑體"/>
+                <w:b/>
+                <w:color w:val="C0392B"/>
+              </w:rPr>
+              <w:t>面對不完美</w:t>
+            </w:r>
+          </w:p>
+        </w:tc>
+        <w:tc>
+          <w:tcPr>
+            <w:tcW w:type="dxa" w:w="2160"/>
+          </w:tcPr>
+          <w:p>
+            <w:r/>
+            <w:r>
+              <w:rPr>
+                <w:rFonts w:ascii="微軟正黑體" w:hAnsi="微軟正黑體" w:eastAsia="微軟正黑體"/>
+              </w:rPr>
+              <w:t>容易挫折、想放棄</w:t>
+            </w:r>
+          </w:p>
+        </w:tc>
+        <w:tc>
+          <w:tcPr>
+            <w:tcW w:type="dxa" w:w="2160"/>
+          </w:tcPr>
+          <w:p>
+            <w:r/>
+            <w:r>
+              <w:rPr>
+                <w:rFonts w:ascii="微軟正黑體" w:hAnsi="微軟正黑體" w:eastAsia="微軟正黑體"/>
+              </w:rPr>
+              <w:t>能接受並繼續</w:t>
+            </w:r>
+          </w:p>
+        </w:tc>
+        <w:tc>
+          <w:tcPr>
+            <w:tcW w:type="dxa" w:w="2160"/>
+          </w:tcPr>
+          <w:p>
+            <w:r/>
+            <w:r>
+              <w:rPr>
+                <w:rFonts w:ascii="微軟正黑體" w:hAnsi="微軟正黑體" w:eastAsia="微軟正黑體"/>
+              </w:rPr>
+              <w:t>能把「失誤」轉成創意</w:t>
+            </w:r>
+          </w:p>
+        </w:tc>
+      </w:tr>
+    </w:tbl>
+    <w:p/>
+    <w:p>
+      <w:r>
+        <w:rPr>
+          <w:rFonts w:ascii="微軟正黑體" w:hAnsi="微軟正黑體" w:eastAsia="微軟正黑體"/>
+          <w:b/>
+          <w:color w:val="C0392B"/>
+        </w:rPr>
+        <w:t>個別紀錄欄</w:t>
+      </w:r>
+    </w:p>
+    <w:tbl>
+      <w:tblPr>
+        <w:tblStyle w:val="TableGrid"/>
+        <w:tblW w:type="auto" w:w="0"/>
+        <w:tblLook w:firstColumn="1" w:firstRow="1" w:lastColumn="0" w:lastRow="0" w:noHBand="0" w:noVBand="1" w:val="04A0"/>
+      </w:tblPr>
+      <w:tblGrid>
+        <w:gridCol w:w="2160"/>
+        <w:gridCol w:w="2160"/>
+        <w:gridCol w:w="2160"/>
+        <w:gridCol w:w="2160"/>
+      </w:tblGrid>
+      <w:tr>
+        <w:tc>
+          <w:tcPr>
+            <w:tcW w:type="dxa" w:w="2160"/>
+            <w:shd w:val="clear" w:fill="F6A623"/>
+          </w:tcPr>
+          <w:p>
+            <w:r>
+              <w:rPr>
+                <w:b/>
+                <w:color w:val="FFFFFF"/>
+              </w:rPr>
+            </w:r>
+            <w:r>
+              <w:rPr>
+                <w:rFonts w:ascii="微軟正黑體" w:hAnsi="微軟正黑體" w:eastAsia="微軟正黑體"/>
+                <w:b/>
+                <w:color w:val="FFFFFF"/>
+              </w:rPr>
+              <w:t>姓名</w:t>
+            </w:r>
+          </w:p>
+        </w:tc>
+        <w:tc>
+          <w:tcPr>
+            <w:tcW w:type="dxa" w:w="2160"/>
+            <w:shd w:val="clear" w:fill="F6A623"/>
+          </w:tcPr>
+          <w:p>
+            <w:r>
+              <w:rPr>
+                <w:b/>
+                <w:color w:val="FFFFFF"/>
+              </w:rPr>
+            </w:r>
+            <w:r>
+              <w:rPr>
+                <w:rFonts w:ascii="微軟正黑體" w:hAnsi="微軟正黑體" w:eastAsia="微軟正黑體"/>
+                <w:b/>
+                <w:color w:val="FFFFFF"/>
+              </w:rPr>
+              <w:t>作品</w:t>
+            </w:r>
+          </w:p>
+        </w:tc>
+        <w:tc>
+          <w:tcPr>
+            <w:tcW w:type="dxa" w:w="2160"/>
+            <w:shd w:val="clear" w:fill="F6A623"/>
+          </w:tcPr>
+          <w:p>
+            <w:r>
+              <w:rPr>
+                <w:b/>
+                <w:color w:val="FFFFFF"/>
+              </w:rPr>
+            </w:r>
+            <w:r>
+              <w:rPr>
+                <w:rFonts w:ascii="微軟正黑體" w:hAnsi="微軟正黑體" w:eastAsia="微軟正黑體"/>
+                <w:b/>
+                <w:color w:val="FFFFFF"/>
+              </w:rPr>
+              <w:t>本堂亮點（一句話）</w:t>
+            </w:r>
+          </w:p>
+        </w:tc>
+        <w:tc>
+          <w:tcPr>
+            <w:tcW w:type="dxa" w:w="2160"/>
+            <w:shd w:val="clear" w:fill="F6A623"/>
+          </w:tcPr>
+          <w:p>
+            <w:r>
+              <w:rPr>
+                <w:b/>
+                <w:color w:val="FFFFFF"/>
+              </w:rPr>
+            </w:r>
+            <w:r>
+              <w:rPr>
+                <w:rFonts w:ascii="微軟正黑體" w:hAnsi="微軟正黑體" w:eastAsia="微軟正黑體"/>
+                <w:b/>
+                <w:color w:val="FFFFFF"/>
+              </w:rPr>
+              <w:t>需關注／後續</w:t>
+            </w:r>
+          </w:p>
+        </w:tc>
+      </w:tr>
+      <w:tr>
+        <w:tc>
+          <w:tcPr>
+            <w:tcW w:type="dxa" w:w="2160"/>
+          </w:tcPr>
+          <w:p>
+            <w:r/>
+          </w:p>
+        </w:tc>
+        <w:tc>
+          <w:tcPr>
+            <w:tcW w:type="dxa" w:w="2160"/>
+          </w:tcPr>
+          <w:p>
+            <w:r/>
+          </w:p>
+        </w:tc>
+        <w:tc>
+          <w:tcPr>
+            <w:tcW w:type="dxa" w:w="2160"/>
+          </w:tcPr>
+          <w:p>
+            <w:r/>
+          </w:p>
+        </w:tc>
+        <w:tc>
+          <w:tcPr>
+            <w:tcW w:type="dxa" w:w="2160"/>
+          </w:tcPr>
+          <w:p>
+            <w:r/>
+          </w:p>
+        </w:tc>
+      </w:tr>
+      <w:tr>
+        <w:tc>
+          <w:tcPr>
+            <w:tcW w:type="dxa" w:w="2160"/>
+          </w:tcPr>
+          <w:p>
+            <w:r/>
+          </w:p>
+        </w:tc>
+        <w:tc>
+          <w:tcPr>
+            <w:tcW w:type="dxa" w:w="2160"/>
+          </w:tcPr>
+          <w:p>
+            <w:r/>
+          </w:p>
+        </w:tc>
+        <w:tc>
+          <w:tcPr>
+            <w:tcW w:type="dxa" w:w="2160"/>
+          </w:tcPr>
+          <w:p>
+            <w:r/>
+          </w:p>
+        </w:tc>
+        <w:tc>
+          <w:tcPr>
+            <w:tcW w:type="dxa" w:w="2160"/>
+          </w:tcPr>
+          <w:p>
+            <w:r/>
+          </w:p>
+        </w:tc>
+      </w:tr>
+    </w:tbl>
+    <w:p/>
+    <w:p>
+      <w:pPr>
+        <w:jc w:val="center"/>
+      </w:pPr>
+      <w:r>
+        <w:t>──────────────────────────────</w:t>
+      </w:r>
+    </w:p>
+    <w:p>
+      <w:pPr>
+        <w:pStyle w:val="Heading1"/>
+      </w:pPr>
+      <w:r>
+        <w:rPr>
+          <w:rFonts w:ascii="微軟正黑體" w:hAnsi="微軟正黑體" w:eastAsia="微軟正黑體"/>
+        </w:rPr>
+        <w:t>附錄 D｜採購總表與預算估算（以 15 人班、單位新台幣概估）</w:t>
+      </w:r>
+    </w:p>
+    <w:p>
+      <w:pPr>
+        <w:ind w:left="283"/>
+      </w:pPr>
+      <w:r>
+        <w:rPr>
+          <w:rFonts w:ascii="微軟正黑體" w:hAnsi="微軟正黑體" w:eastAsia="微軟正黑體"/>
+          <w:i/>
+        </w:rPr>
+        <w:t>實際金額依品牌與通路浮動，僅供編列預算參考。</w:t>
+      </w:r>
+    </w:p>
+    <w:tbl>
+      <w:tblPr>
+        <w:tblStyle w:val="TableGrid"/>
+        <w:tblW w:type="auto" w:w="0"/>
+        <w:tblLook w:firstColumn="1" w:firstRow="1" w:lastColumn="0" w:lastRow="0" w:noHBand="0" w:noVBand="1" w:val="04A0"/>
+      </w:tblPr>
+      <w:tblGrid>
+        <w:gridCol w:w="2880"/>
+        <w:gridCol w:w="2880"/>
+        <w:gridCol w:w="2880"/>
+      </w:tblGrid>
+      <w:tr>
+        <w:tc>
+          <w:tcPr>
+            <w:tcW w:type="dxa" w:w="2880"/>
+            <w:shd w:val="clear" w:fill="F6A623"/>
+          </w:tcPr>
+          <w:p>
+            <w:r>
+              <w:rPr>
+                <w:b/>
+                <w:color w:val="FFFFFF"/>
+              </w:rPr>
+            </w:r>
+            <w:r>
+              <w:rPr>
+                <w:rFonts w:ascii="微軟正黑體" w:hAnsi="微軟正黑體" w:eastAsia="微軟正黑體"/>
+                <w:b/>
+                <w:color w:val="FFFFFF"/>
+              </w:rPr>
+              <w:t>類別</w:t>
+            </w:r>
+          </w:p>
+        </w:tc>
+        <w:tc>
+          <w:tcPr>
+            <w:tcW w:type="dxa" w:w="2880"/>
+            <w:shd w:val="clear" w:fill="F6A623"/>
+          </w:tcPr>
+          <w:p>
+            <w:r>
+              <w:rPr>
+                <w:b/>
+                <w:color w:val="FFFFFF"/>
+              </w:rPr>
+            </w:r>
+            <w:r>
+              <w:rPr>
+                <w:rFonts w:ascii="微軟正黑體" w:hAnsi="微軟正黑體" w:eastAsia="微軟正黑體"/>
+                <w:b/>
+                <w:color w:val="FFFFFF"/>
+              </w:rPr>
+              <w:t>主要品項</w:t>
+            </w:r>
+          </w:p>
+        </w:tc>
+        <w:tc>
+          <w:tcPr>
+            <w:tcW w:type="dxa" w:w="2880"/>
+            <w:shd w:val="clear" w:fill="F6A623"/>
+          </w:tcPr>
+          <w:p>
+            <w:r>
+              <w:rPr>
+                <w:b/>
+                <w:color w:val="FFFFFF"/>
+              </w:rPr>
+            </w:r>
+            <w:r>
+              <w:rPr>
+                <w:rFonts w:ascii="微軟正黑體" w:hAnsi="微軟正黑體" w:eastAsia="微軟正黑體"/>
+                <w:b/>
+                <w:color w:val="FFFFFF"/>
+              </w:rPr>
+              <w:t>估算總價</w:t>
+            </w:r>
+          </w:p>
+        </w:tc>
+      </w:tr>
+      <w:tr>
+        <w:tc>
+          <w:tcPr>
+            <w:tcW w:type="dxa" w:w="2880"/>
+          </w:tcPr>
+          <w:p>
+            <w:r/>
+            <w:r>
+              <w:rPr>
+                <w:rFonts w:ascii="微軟正黑體" w:hAnsi="微軟正黑體" w:eastAsia="微軟正黑體"/>
+              </w:rPr>
+              <w:t>紙黏土</w:t>
+            </w:r>
+          </w:p>
+        </w:tc>
+        <w:tc>
+          <w:tcPr>
+            <w:tcW w:type="dxa" w:w="2880"/>
+          </w:tcPr>
+          <w:p>
+            <w:r/>
+            <w:r>
+              <w:rPr>
+                <w:rFonts w:ascii="微軟正黑體" w:hAnsi="微軟正黑體" w:eastAsia="微軟正黑體"/>
+              </w:rPr>
+              <w:t>無毒輕質紙黏土多色（作品 2、4、6、8 用）、工具組、白膠、牙籤</w:t>
+            </w:r>
+          </w:p>
+        </w:tc>
+        <w:tc>
+          <w:tcPr>
+            <w:tcW w:type="dxa" w:w="2880"/>
+          </w:tcPr>
+          <w:p>
+            <w:r/>
+            <w:r>
+              <w:rPr>
+                <w:rFonts w:ascii="微軟正黑體" w:hAnsi="微軟正黑體" w:eastAsia="微軟正黑體"/>
+              </w:rPr>
+              <w:t>1,800–2,500</w:t>
+            </w:r>
+          </w:p>
+        </w:tc>
+      </w:tr>
+      <w:tr>
+        <w:tc>
+          <w:tcPr>
+            <w:tcW w:type="dxa" w:w="2880"/>
+          </w:tcPr>
+          <w:p>
+            <w:r/>
+            <w:r>
+              <w:rPr>
+                <w:rFonts w:ascii="微軟正黑體" w:hAnsi="微軟正黑體" w:eastAsia="微軟正黑體"/>
+              </w:rPr>
+              <w:t>繪畫顏料</w:t>
+            </w:r>
+          </w:p>
+        </w:tc>
+        <w:tc>
+          <w:tcPr>
+            <w:tcW w:type="dxa" w:w="2880"/>
+          </w:tcPr>
+          <w:p>
+            <w:r/>
+            <w:r>
+              <w:rPr>
+                <w:rFonts w:ascii="微軟正黑體" w:hAnsi="微軟正黑體" w:eastAsia="微軟正黑體"/>
+              </w:rPr>
+              <w:t>廣告顏料／水彩、蠟筆、水彩筆、調色盤、洗筆筒</w:t>
+            </w:r>
+          </w:p>
+        </w:tc>
+        <w:tc>
+          <w:tcPr>
+            <w:tcW w:type="dxa" w:w="2880"/>
+          </w:tcPr>
+          <w:p>
+            <w:r/>
+            <w:r>
+              <w:rPr>
+                <w:rFonts w:ascii="微軟正黑體" w:hAnsi="微軟正黑體" w:eastAsia="微軟正黑體"/>
+              </w:rPr>
+              <w:t>1,500–2,200</w:t>
+            </w:r>
+          </w:p>
+        </w:tc>
+      </w:tr>
+      <w:tr>
+        <w:tc>
+          <w:tcPr>
+            <w:tcW w:type="dxa" w:w="2880"/>
+          </w:tcPr>
+          <w:p>
+            <w:r/>
+            <w:r>
+              <w:rPr>
+                <w:rFonts w:ascii="微軟正黑體" w:hAnsi="微軟正黑體" w:eastAsia="微軟正黑體"/>
+              </w:rPr>
+              <w:t>紙張卡材</w:t>
+            </w:r>
+          </w:p>
+        </w:tc>
+        <w:tc>
+          <w:tcPr>
+            <w:tcW w:type="dxa" w:w="2880"/>
+          </w:tcPr>
+          <w:p>
+            <w:r/>
+            <w:r>
+              <w:rPr>
+                <w:rFonts w:ascii="微軟正黑體" w:hAnsi="微軟正黑體" w:eastAsia="微軟正黑體"/>
+              </w:rPr>
+              <w:t>圖畫紙、水彩紙、厚卡、書籤卡、色紙、壁報紙</w:t>
+            </w:r>
+          </w:p>
+        </w:tc>
+        <w:tc>
+          <w:tcPr>
+            <w:tcW w:type="dxa" w:w="2880"/>
+          </w:tcPr>
+          <w:p>
+            <w:r/>
+            <w:r>
+              <w:rPr>
+                <w:rFonts w:ascii="微軟正黑體" w:hAnsi="微軟正黑體" w:eastAsia="微軟正黑體"/>
+              </w:rPr>
+              <w:t>1,000–1,500</w:t>
+            </w:r>
+          </w:p>
+        </w:tc>
+      </w:tr>
+      <w:tr>
+        <w:tc>
+          <w:tcPr>
+            <w:tcW w:type="dxa" w:w="2880"/>
+          </w:tcPr>
+          <w:p>
+            <w:r/>
+            <w:r>
+              <w:rPr>
+                <w:rFonts w:ascii="微軟正黑體" w:hAnsi="微軟正黑體" w:eastAsia="微軟正黑體"/>
+              </w:rPr>
+              <w:t>押花耗材</w:t>
+            </w:r>
+          </w:p>
+        </w:tc>
+        <w:tc>
+          <w:tcPr>
+            <w:tcW w:type="dxa" w:w="2880"/>
+          </w:tcPr>
+          <w:p>
+            <w:r/>
+            <w:r>
+              <w:rPr>
+                <w:rFonts w:ascii="微軟正黑體" w:hAnsi="微軟正黑體" w:eastAsia="微軟正黑體"/>
+              </w:rPr>
+              <w:t>押花／押葉、鑷子、護貝（冷裱）膜、緞帶、壓花器</w:t>
+            </w:r>
+          </w:p>
+        </w:tc>
+        <w:tc>
+          <w:tcPr>
+            <w:tcW w:type="dxa" w:w="2880"/>
+          </w:tcPr>
+          <w:p>
+            <w:r/>
+            <w:r>
+              <w:rPr>
+                <w:rFonts w:ascii="微軟正黑體" w:hAnsi="微軟正黑體" w:eastAsia="微軟正黑體"/>
+              </w:rPr>
+              <w:t>1,200–1,800</w:t>
+            </w:r>
+          </w:p>
+        </w:tc>
+      </w:tr>
+      <w:tr>
+        <w:tc>
+          <w:tcPr>
+            <w:tcW w:type="dxa" w:w="2880"/>
+          </w:tcPr>
+          <w:p>
+            <w:r/>
+            <w:r>
+              <w:rPr>
+                <w:rFonts w:ascii="微軟正黑體" w:hAnsi="微軟正黑體" w:eastAsia="微軟正黑體"/>
+              </w:rPr>
+              <w:t>裝飾小物</w:t>
+            </w:r>
+          </w:p>
+        </w:tc>
+        <w:tc>
+          <w:tcPr>
+            <w:tcW w:type="dxa" w:w="2880"/>
+          </w:tcPr>
+          <w:p>
+            <w:r/>
+            <w:r>
+              <w:rPr>
+                <w:rFonts w:ascii="微軟正黑體" w:hAnsi="微軟正黑體" w:eastAsia="微軟正黑體"/>
+              </w:rPr>
+              <w:t>鈕扣、小布、亮片、棉花、麻繩、小木牌</w:t>
+            </w:r>
+          </w:p>
+        </w:tc>
+        <w:tc>
+          <w:tcPr>
+            <w:tcW w:type="dxa" w:w="2880"/>
+          </w:tcPr>
+          <w:p>
+            <w:r/>
+            <w:r>
+              <w:rPr>
+                <w:rFonts w:ascii="微軟正黑體" w:hAnsi="微軟正黑體" w:eastAsia="微軟正黑體"/>
+              </w:rPr>
+              <w:t>600–1,000</w:t>
+            </w:r>
+          </w:p>
+        </w:tc>
+      </w:tr>
+      <w:tr>
+        <w:tc>
+          <w:tcPr>
+            <w:tcW w:type="dxa" w:w="2880"/>
+          </w:tcPr>
+          <w:p>
+            <w:r/>
+            <w:r>
+              <w:rPr>
+                <w:rFonts w:ascii="微軟正黑體" w:hAnsi="微軟正黑體" w:eastAsia="微軟正黑體"/>
+              </w:rPr>
+              <w:t>環境設備</w:t>
+            </w:r>
+          </w:p>
+        </w:tc>
+        <w:tc>
+          <w:tcPr>
+            <w:tcW w:type="dxa" w:w="2880"/>
+          </w:tcPr>
+          <w:p>
+            <w:r/>
+            <w:r>
+              <w:rPr>
+                <w:rFonts w:ascii="微軟正黑體" w:hAnsi="微軟正黑體" w:eastAsia="微軟正黑體"/>
+              </w:rPr>
+              <w:t>桌墊、圍裙、濕紙巾、陰乾盤、熱熔槍／膠條、展板</w:t>
+            </w:r>
+          </w:p>
+        </w:tc>
+        <w:tc>
+          <w:tcPr>
+            <w:tcW w:type="dxa" w:w="2880"/>
+          </w:tcPr>
+          <w:p>
+            <w:r/>
+            <w:r>
+              <w:rPr>
+                <w:rFonts w:ascii="微軟正黑體" w:hAnsi="微軟正黑體" w:eastAsia="微軟正黑體"/>
+              </w:rPr>
+              <w:t>1,500–2,500</w:t>
+            </w:r>
+          </w:p>
+        </w:tc>
+      </w:tr>
+      <w:tr>
+        <w:tc>
+          <w:tcPr>
+            <w:tcW w:type="dxa" w:w="2880"/>
+          </w:tcPr>
+          <w:p>
+            <w:r/>
+            <w:r>
+              <w:rPr>
+                <w:rFonts w:ascii="微軟正黑體" w:hAnsi="微軟正黑體" w:eastAsia="微軟正黑體"/>
+              </w:rPr>
+              <w:t>收尾</w:t>
+            </w:r>
+          </w:p>
+        </w:tc>
+        <w:tc>
+          <w:tcPr>
+            <w:tcW w:type="dxa" w:w="2880"/>
+          </w:tcPr>
+          <w:p>
+            <w:r/>
+            <w:r>
+              <w:rPr>
+                <w:rFonts w:ascii="微軟正黑體" w:hAnsi="微軟正黑體" w:eastAsia="微軟正黑體"/>
+              </w:rPr>
+              <w:t>「小園丁」證書列印、成果展佈置、相框／展示夾</w:t>
+            </w:r>
+          </w:p>
+        </w:tc>
+        <w:tc>
+          <w:tcPr>
+            <w:tcW w:type="dxa" w:w="2880"/>
+          </w:tcPr>
+          <w:p>
+            <w:r/>
+            <w:r>
+              <w:rPr>
+                <w:rFonts w:ascii="微軟正黑體" w:hAnsi="微軟正黑體" w:eastAsia="微軟正黑體"/>
+              </w:rPr>
+              <w:t>800–1,500</w:t>
+            </w:r>
+          </w:p>
+        </w:tc>
+      </w:tr>
+      <w:tr>
+        <w:tc>
+          <w:tcPr>
+            <w:tcW w:type="dxa" w:w="2880"/>
+          </w:tcPr>
+          <w:p>
+            <w:r/>
+            <w:r>
+              <w:rPr>
+                <w:rFonts w:ascii="微軟正黑體" w:hAnsi="微軟正黑體" w:eastAsia="微軟正黑體"/>
+                <w:b/>
+                <w:color w:val="C0392B"/>
+              </w:rPr>
+              <w:t>合計（估）</w:t>
+            </w:r>
+          </w:p>
+        </w:tc>
+        <w:tc>
+          <w:tcPr>
+            <w:tcW w:type="dxa" w:w="2880"/>
+          </w:tcPr>
+          <w:p>
+            <w:r/>
+          </w:p>
+        </w:tc>
+        <w:tc>
+          <w:tcPr>
+            <w:tcW w:type="dxa" w:w="2880"/>
+          </w:tcPr>
+          <w:p>
+            <w:r/>
+            <w:r>
+              <w:rPr>
+                <w:rFonts w:ascii="微軟正黑體" w:hAnsi="微軟正黑體" w:eastAsia="微軟正黑體"/>
+                <w:b/>
+                <w:color w:val="C0392B"/>
+              </w:rPr>
+              <w:t>約 8,400–13,000</w:t>
+            </w:r>
+          </w:p>
+        </w:tc>
+      </w:tr>
+    </w:tbl>
+    <w:p/>
+    <w:p>
+      <w:pPr>
+        <w:ind w:left="283"/>
+      </w:pPr>
+      <w:r>
+        <w:rPr>
+          <w:rFonts w:ascii="微軟正黑體" w:hAnsi="微軟正黑體" w:eastAsia="微軟正黑體"/>
+          <w:i/>
+        </w:rPr>
+        <w:t xml:space="preserve">每生平均材料成本約 </w:t>
+      </w:r>
+      <w:r>
+        <w:rPr>
+          <w:rFonts w:ascii="微軟正黑體" w:hAnsi="微軟正黑體" w:eastAsia="微軟正黑體"/>
+          <w:b/>
+          <w:i/>
+          <w:color w:val="C0392B"/>
+        </w:rPr>
+        <w:t>NT$560–870</w:t>
+      </w:r>
+      <w:r>
+        <w:rPr>
+          <w:rFonts w:ascii="微軟正黑體" w:hAnsi="微軟正黑體" w:eastAsia="微軟正黑體"/>
+          <w:i/>
+        </w:rPr>
+        <w:t>（含展覽），可依此訂定學費或申請經費。</w:t>
+      </w:r>
+    </w:p>
+    <w:p>
+      <w:pPr>
+        <w:jc w:val="center"/>
+      </w:pPr>
+      <w:r>
+        <w:t>──────────────────────────────</w:t>
+      </w:r>
+    </w:p>
+    <w:p>
+      <w:pPr>
+        <w:pStyle w:val="Heading1"/>
+      </w:pPr>
+      <w:r>
+        <w:rPr>
+          <w:rFonts w:ascii="微軟正黑體" w:hAnsi="微軟正黑體" w:eastAsia="微軟正黑體"/>
+        </w:rPr>
+        <w:t>附錄 E｜期末成果展「生命花園」策展規劃（W16）</w:t>
+      </w:r>
+    </w:p>
+    <w:p>
+      <w:pPr>
+        <w:pStyle w:val="ListBullet"/>
+      </w:pPr>
+      <w:r>
+        <w:rPr>
+          <w:rFonts w:ascii="微軟正黑體" w:hAnsi="微軟正黑體" w:eastAsia="微軟正黑體"/>
+          <w:b/>
+          <w:color w:val="C0392B"/>
+        </w:rPr>
+        <w:t>展覽主題</w:t>
+      </w:r>
+      <w:r>
+        <w:rPr>
+          <w:rFonts w:ascii="微軟正黑體" w:hAnsi="微軟正黑體" w:eastAsia="微軟正黑體"/>
+        </w:rPr>
+        <w:t>：把教室／走廊佈置成一座「生命花園」，依四階段分區呈現孩子的成長旅程。</w:t>
+      </w:r>
+    </w:p>
+    <w:p>
+      <w:pPr>
+        <w:pStyle w:val="ListBullet"/>
+      </w:pPr>
+      <w:r>
+        <w:rPr>
+          <w:rFonts w:ascii="微軟正黑體" w:hAnsi="微軟正黑體" w:eastAsia="微軟正黑體"/>
+          <w:b/>
+          <w:color w:val="C0392B"/>
+        </w:rPr>
+        <w:t>動線設計</w:t>
+      </w:r>
+      <w:r>
+        <w:rPr>
+          <w:rFonts w:ascii="微軟正黑體" w:hAnsi="微軟正黑體" w:eastAsia="微軟正黑體"/>
+        </w:rPr>
+        <w:t>：</w:t>
+      </w:r>
+    </w:p>
+    <w:p>
+      <w:pPr>
+        <w:pStyle w:val="ListNumber"/>
+      </w:pPr>
+      <w:r>
+        <w:rPr>
+          <w:rFonts w:ascii="微軟正黑體" w:hAnsi="微軟正黑體" w:eastAsia="微軟正黑體"/>
+          <w:b/>
+          <w:color w:val="C0392B"/>
+        </w:rPr>
+        <w:t>入口・人與自己</w:t>
+      </w:r>
+      <w:r>
+        <w:rPr>
+          <w:rFonts w:ascii="微軟正黑體" w:hAnsi="微軟正黑體" w:eastAsia="微軟正黑體"/>
+        </w:rPr>
+        <w:t>：魔法小宇宙＋種子寶寶的家（情緒與自我）</w:t>
+      </w:r>
+    </w:p>
+    <w:p>
+      <w:pPr>
+        <w:pStyle w:val="ListNumber"/>
+      </w:pPr>
+      <w:r>
+        <w:rPr>
+          <w:rFonts w:ascii="微軟正黑體" w:hAnsi="微軟正黑體" w:eastAsia="微軟正黑體"/>
+          <w:b/>
+          <w:color w:val="C0392B"/>
+        </w:rPr>
+        <w:t>第二區・人與他人</w:t>
+      </w:r>
+      <w:r>
+        <w:rPr>
+          <w:rFonts w:ascii="微軟正黑體" w:hAnsi="微軟正黑體" w:eastAsia="微軟正黑體"/>
+        </w:rPr>
+        <w:t>：友誼鏈牆＋溫暖小屋（愛與歸屬）</w:t>
+      </w:r>
+    </w:p>
+    <w:p>
+      <w:pPr>
+        <w:pStyle w:val="ListNumber"/>
+      </w:pPr>
+      <w:r>
+        <w:rPr>
+          <w:rFonts w:ascii="微軟正黑體" w:hAnsi="微軟正黑體" w:eastAsia="微軟正黑體"/>
+          <w:b/>
+          <w:color w:val="C0392B"/>
+        </w:rPr>
+        <w:t>第三區・人與自然</w:t>
+      </w:r>
+      <w:r>
+        <w:rPr>
+          <w:rFonts w:ascii="微軟正黑體" w:hAnsi="微軟正黑體" w:eastAsia="微軟正黑體"/>
+        </w:rPr>
+        <w:t>：書籤＋海底好朋友（感恩與責任）</w:t>
+      </w:r>
+    </w:p>
+    <w:p>
+      <w:pPr>
+        <w:pStyle w:val="ListNumber"/>
+      </w:pPr>
+      <w:r>
+        <w:rPr>
+          <w:rFonts w:ascii="微軟正黑體" w:hAnsi="微軟正黑體" w:eastAsia="微軟正黑體"/>
+          <w:b/>
+          <w:color w:val="C0392B"/>
+        </w:rPr>
+        <w:t>終點・人與生命</w:t>
+      </w:r>
+      <w:r>
+        <w:rPr>
+          <w:rFonts w:ascii="微軟正黑體" w:hAnsi="微軟正黑體" w:eastAsia="微軟正黑體"/>
+        </w:rPr>
+        <w:t>：毛毛蟲變蝴蝶＋生命樹（蛻變與圓滿）</w:t>
+      </w:r>
+    </w:p>
+    <w:p>
+      <w:pPr>
+        <w:pStyle w:val="ListBullet"/>
+      </w:pPr>
+      <w:r>
+        <w:rPr>
+          <w:rFonts w:ascii="微軟正黑體" w:hAnsi="微軟正黑體" w:eastAsia="微軟正黑體"/>
+          <w:b/>
+          <w:color w:val="C0392B"/>
+        </w:rPr>
+        <w:t>小小導覽員</w:t>
+      </w:r>
+      <w:r>
+        <w:rPr>
+          <w:rFonts w:ascii="微軟正黑體" w:hAnsi="微軟正黑體" w:eastAsia="微軟正黑體"/>
+        </w:rPr>
+        <w:t>：每個孩子向家長介紹自己最喜歡的一件作品與它的故事（口語表達＋自我肯定）。</w:t>
+      </w:r>
+    </w:p>
+    <w:p>
+      <w:pPr>
+        <w:pStyle w:val="ListBullet"/>
+      </w:pPr>
+      <w:r>
+        <w:rPr>
+          <w:rFonts w:ascii="微軟正黑體" w:hAnsi="微軟正黑體" w:eastAsia="微軟正黑體"/>
+          <w:b/>
+          <w:color w:val="C0392B"/>
+        </w:rPr>
+        <w:t>互動設計</w:t>
+      </w:r>
+      <w:r>
+        <w:rPr>
+          <w:rFonts w:ascii="微軟正黑體" w:hAnsi="微軟正黑體" w:eastAsia="微軟正黑體"/>
+        </w:rPr>
+        <w:t>：設「給孩子的一句話」便利貼牆，邀家長寫鼓勵；播放 16 週創作花絮照片。</w:t>
+      </w:r>
+    </w:p>
+    <w:p>
+      <w:pPr>
+        <w:pStyle w:val="ListBullet"/>
+      </w:pPr>
+      <w:r>
+        <w:rPr>
+          <w:rFonts w:ascii="微軟正黑體" w:hAnsi="微軟正黑體" w:eastAsia="微軟正黑體"/>
+          <w:b/>
+          <w:color w:val="C0392B"/>
+        </w:rPr>
+        <w:t>帶回家</w:t>
+      </w:r>
+      <w:r>
+        <w:rPr>
+          <w:rFonts w:ascii="微軟正黑體" w:hAnsi="微軟正黑體" w:eastAsia="微軟正黑體"/>
+        </w:rPr>
+        <w:t>：頒「生命花園小園丁」證書；作品裝袋，附「回家對話小卡」總集。</w:t>
+      </w:r>
+    </w:p>
+    <w:p>
+      <w:pPr>
+        <w:jc w:val="center"/>
+      </w:pPr>
+      <w:r>
+        <w:t>──────────────────────────────</w:t>
+      </w:r>
+    </w:p>
+    <w:p>
+      <w:pPr>
+        <w:pStyle w:val="Heading1"/>
+      </w:pPr>
+      <w:r>
+        <w:rPr>
+          <w:rFonts w:ascii="微軟正黑體" w:hAnsi="微軟正黑體" w:eastAsia="微軟正黑體"/>
+        </w:rPr>
+        <w:t>附錄 F｜給協同／代課老師的快速上手指南</w:t>
+      </w:r>
+    </w:p>
+    <w:p>
+      <w:pPr>
+        <w:pStyle w:val="ListBullet"/>
+      </w:pPr>
+      <w:r>
+        <w:rPr>
+          <w:rFonts w:ascii="微軟正黑體" w:hAnsi="微軟正黑體" w:eastAsia="微軟正黑體"/>
+          <w:b/>
+          <w:color w:val="C0392B"/>
+        </w:rPr>
+        <w:t>三個核心原則</w:t>
+      </w:r>
+      <w:r>
+        <w:rPr>
+          <w:rFonts w:ascii="微軟正黑體" w:hAnsi="微軟正黑體" w:eastAsia="微軟正黑體"/>
+        </w:rPr>
+        <w:t>：① 手作優先、語言其次　② 沒有失敗的作品　③ 每件都能帶回家。</w:t>
+      </w:r>
+    </w:p>
+    <w:p>
+      <w:pPr>
+        <w:pStyle w:val="ListBullet"/>
+      </w:pPr>
+      <w:r>
+        <w:rPr>
+          <w:rFonts w:ascii="微軟正黑體" w:hAnsi="微軟正黑體" w:eastAsia="微軟正黑體"/>
+          <w:b/>
+          <w:color w:val="C0392B"/>
+        </w:rPr>
+        <w:t>黃金回應句</w:t>
+      </w:r>
+      <w:r>
+        <w:rPr>
+          <w:rFonts w:ascii="微軟正黑體" w:hAnsi="微軟正黑體" w:eastAsia="微軟正黑體"/>
+        </w:rPr>
+        <w:t>：不評「美／醜、像／不像」，改問「</w:t>
+      </w:r>
+      <w:r>
+        <w:rPr>
+          <w:rFonts w:ascii="微軟正黑體" w:hAnsi="微軟正黑體" w:eastAsia="微軟正黑體"/>
+          <w:b/>
+          <w:color w:val="C0392B"/>
+        </w:rPr>
+        <w:t>這裡是什麼感覺？你想說什麼故事？</w:t>
+      </w:r>
+      <w:r>
+        <w:rPr>
+          <w:rFonts w:ascii="微軟正黑體" w:hAnsi="微軟正黑體" w:eastAsia="微軟正黑體"/>
+        </w:rPr>
+        <w:t>」</w:t>
+      </w:r>
+    </w:p>
+    <w:p>
+      <w:pPr>
+        <w:pStyle w:val="ListBullet"/>
+      </w:pPr>
+      <w:r>
+        <w:rPr>
+          <w:rFonts w:ascii="微軟正黑體" w:hAnsi="微軟正黑體" w:eastAsia="微軟正黑體"/>
+          <w:b/>
+          <w:color w:val="C0392B"/>
+        </w:rPr>
+        <w:t>固定節奏</w:t>
+      </w:r>
+      <w:r>
+        <w:rPr>
+          <w:rFonts w:ascii="微軟正黑體" w:hAnsi="微軟正黑體" w:eastAsia="微軟正黑體"/>
+        </w:rPr>
+        <w:t>：登陸 12′→示範 15′→創作 58′→分享 15′→整理 20′（共 120′）。</w:t>
+      </w:r>
+    </w:p>
+    <w:p>
+      <w:pPr>
+        <w:pStyle w:val="ListBullet"/>
+      </w:pPr>
+      <w:r>
+        <w:rPr>
+          <w:rFonts w:ascii="微軟正黑體" w:hAnsi="微軟正黑體" w:eastAsia="微軟正黑體"/>
+          <w:b/>
+          <w:color w:val="C0392B"/>
+        </w:rPr>
+        <w:t>三個雷區</w:t>
+      </w:r>
+      <w:r>
+        <w:rPr>
+          <w:rFonts w:ascii="微軟正黑體" w:hAnsi="微軟正黑體" w:eastAsia="微軟正黑體"/>
+        </w:rPr>
+        <w:t>：① 不催「快一點」　② 不幫孩子「改漂亮」　③ 不公開比較孩子的作品。</w:t>
+      </w:r>
+    </w:p>
+    <w:p>
+      <w:pPr>
+        <w:pStyle w:val="ListBullet"/>
+      </w:pPr>
+      <w:r>
+        <w:rPr>
+          <w:rFonts w:ascii="微軟正黑體" w:hAnsi="微軟正黑體" w:eastAsia="微軟正黑體"/>
+          <w:b/>
+          <w:color w:val="C0392B"/>
+        </w:rPr>
+        <w:t>遇到狀況</w:t>
+      </w:r>
+      <w:r>
+        <w:rPr>
+          <w:rFonts w:ascii="微軟正黑體" w:hAnsi="微軟正黑體" w:eastAsia="微軟正黑體"/>
+        </w:rPr>
+        <w:t>：孩子說「我不會／好醜／壞掉了」→ 先接住情緒，再把「失誤」轉成「獨一無二的痕跡」。</w:t>
+      </w:r>
+    </w:p>
     <w:p>
       <w:pPr>
         <w:jc w:val="center"/>

--- a/16週兒童藝術生命教育課程_教師講義.docx
+++ b/16週兒童藝術生命教育課程_教師講義.docx
@@ -2059,13 +2059,13 @@
     </w:p>
     <w:p>
       <w:pPr>
-        <w:pStyle w:val="Heading2"/>
-      </w:pPr>
-      <w:r>
-        <w:rPr>
-          <w:rFonts w:ascii="微軟正黑體" w:hAnsi="微軟正黑體" w:eastAsia="微軟正黑體"/>
-        </w:rPr>
-        <w:t>生命連結</w:t>
+        <w:pStyle w:val="Heading3"/>
+      </w:pPr>
+      <w:r>
+        <w:rPr>
+          <w:rFonts w:ascii="微軟正黑體" w:hAnsi="微軟正黑體" w:eastAsia="微軟正黑體"/>
+        </w:rPr>
+        <w:t>🎒 學生作品範例（小一 ／ 小二）</w:t>
       </w:r>
     </w:p>
     <w:p>
@@ -2075,392 +2075,23 @@
           <w:b/>
           <w:color w:val="C0392B"/>
         </w:rPr>
-        <w:t>【情緒覺察與自我肯定】</w:t>
-      </w:r>
-      <w:r>
-        <w:rPr>
-          <w:rFonts w:ascii="微軟正黑體" w:hAnsi="微軟正黑體" w:eastAsia="微軟正黑體"/>
-        </w:rPr>
-        <w:t xml:space="preserve"> 每個人心裡都住著一個專屬自己的小宇宙。引導孩子用顏色表達心情，把「自己喜歡的、在乎的」放進星球裡，明白「</w:t>
-      </w:r>
-      <w:r>
-        <w:rPr>
-          <w:rFonts w:ascii="微軟正黑體" w:hAnsi="微軟正黑體" w:eastAsia="微軟正黑體"/>
-          <w:b/>
-          <w:color w:val="C0392B"/>
-        </w:rPr>
-        <w:t>我的世界，由我作主</w:t>
-      </w:r>
-      <w:r>
-        <w:rPr>
-          <w:rFonts w:ascii="微軟正黑體" w:hAnsi="微軟正黑體" w:eastAsia="微軟正黑體"/>
-        </w:rPr>
-        <w:t>」，建立自我認同與內在的安全感。</w:t>
+        <w:t>小一範例</w:t>
+      </w:r>
+      <w:r>
+        <w:rPr>
+          <w:rFonts w:ascii="微軟正黑體" w:hAnsi="微軟正黑體" w:eastAsia="微軟正黑體"/>
+        </w:rPr>
+        <w:t>——以單一星球為主，造型簡單、用色直覺，重點在「畫出一顆有表情、屬於自己的星球」。</w:t>
       </w:r>
     </w:p>
     <w:p>
       <w:pPr>
-        <w:pStyle w:val="Heading2"/>
-      </w:pPr>
-      <w:r>
-        <w:rPr>
-          <w:rFonts w:ascii="微軟正黑體" w:hAnsi="微軟正黑體" w:eastAsia="微軟正黑體"/>
-        </w:rPr>
-        <w:t>第 1 堂（上課 100 分＋整理 20 分）｜畫出我的星球</w:t>
-      </w:r>
-    </w:p>
-    <w:p>
-      <w:pPr>
-        <w:pStyle w:val="ListBullet"/>
-      </w:pPr>
-      <w:r>
-        <w:rPr>
-          <w:rFonts w:ascii="微軟正黑體" w:hAnsi="微軟正黑體" w:eastAsia="微軟正黑體"/>
-          <w:b/>
-          <w:color w:val="C0392B"/>
-        </w:rPr>
-        <w:t>① 心靈登陸</w:t>
-      </w:r>
-      <w:r>
-        <w:rPr>
-          <w:rFonts w:ascii="微軟正黑體" w:hAnsi="微軟正黑體" w:eastAsia="微軟正黑體"/>
-        </w:rPr>
-        <w:t>：心情顏色圈——「今天你的心情是什麼顏色的星星？」每人選一支蠟筆說一句。</w:t>
-      </w:r>
-    </w:p>
-    <w:p>
-      <w:pPr>
-        <w:pStyle w:val="ListBullet"/>
-      </w:pPr>
-      <w:r>
-        <w:rPr>
-          <w:rFonts w:ascii="微軟正黑體" w:hAnsi="微軟正黑體" w:eastAsia="微軟正黑體"/>
-          <w:b/>
-          <w:color w:val="C0392B"/>
-        </w:rPr>
-        <w:t>② 技法魔法</w:t>
-      </w:r>
-      <w:r>
-        <w:rPr>
-          <w:rFonts w:ascii="微軟正黑體" w:hAnsi="微軟正黑體" w:eastAsia="微軟正黑體"/>
-        </w:rPr>
-        <w:t>：示範「渲染星空背景」（深藍／紫的濕畫法）＋畫一顆圓圓的星球（疊色、加光環）。</w:t>
-      </w:r>
-    </w:p>
-    <w:p>
-      <w:pPr>
-        <w:pStyle w:val="ListBullet"/>
-      </w:pPr>
-      <w:r>
-        <w:rPr>
-          <w:rFonts w:ascii="微軟正黑體" w:hAnsi="微軟正黑體" w:eastAsia="微軟正黑體"/>
-          <w:b/>
-          <w:color w:val="C0392B"/>
-        </w:rPr>
-        <w:t>③ 沉浸創作</w:t>
-      </w:r>
-      <w:r>
-        <w:rPr>
-          <w:rFonts w:ascii="微軟正黑體" w:hAnsi="微軟正黑體" w:eastAsia="微軟正黑體"/>
-        </w:rPr>
-        <w:t>：畫一顆「專屬自己的魔法星球」，星球上放自己喜歡的東西（最愛的顏色、小動物、家人…）。</w:t>
-      </w:r>
-    </w:p>
-    <w:p>
-      <w:pPr>
-        <w:pStyle w:val="ListBullet"/>
-      </w:pPr>
-      <w:r>
-        <w:rPr>
-          <w:rFonts w:ascii="微軟正黑體" w:hAnsi="微軟正黑體" w:eastAsia="微軟正黑體"/>
-          <w:b/>
-          <w:color w:val="C0392B"/>
-        </w:rPr>
-        <w:t>④ 收心分享</w:t>
-      </w:r>
-      <w:r>
-        <w:rPr>
-          <w:rFonts w:ascii="微軟正黑體" w:hAnsi="微軟正黑體" w:eastAsia="微軟正黑體"/>
-        </w:rPr>
-        <w:t>：「你的星球上，住著什麼讓你最安心？」</w:t>
-      </w:r>
-    </w:p>
-    <w:p>
-      <w:pPr>
-        <w:pStyle w:val="Heading2"/>
-      </w:pPr>
-      <w:r>
-        <w:rPr>
-          <w:rFonts w:ascii="微軟正黑體" w:hAnsi="微軟正黑體" w:eastAsia="微軟正黑體"/>
-        </w:rPr>
-        <w:t>第 2 堂（上課 100 分＋整理 20 分）｜點亮我的宇宙</w:t>
-      </w:r>
-    </w:p>
-    <w:p>
-      <w:pPr>
-        <w:pStyle w:val="ListBullet"/>
-      </w:pPr>
-      <w:r>
-        <w:rPr>
-          <w:rFonts w:ascii="微軟正黑體" w:hAnsi="微軟正黑體" w:eastAsia="微軟正黑體"/>
-        </w:rPr>
-        <w:t>用廣告顏料／白色點出星星、流星、光點，讓宇宙閃閃發亮。</w:t>
-      </w:r>
-    </w:p>
-    <w:p>
-      <w:pPr>
-        <w:pStyle w:val="ListBullet"/>
-      </w:pPr>
-      <w:r>
-        <w:rPr>
-          <w:rFonts w:ascii="微軟正黑體" w:hAnsi="微軟正黑體" w:eastAsia="微軟正黑體"/>
-        </w:rPr>
-        <w:t>為星球取一個名字，在背面寫上「我的星球叫＿＿＿，這裡的人都＿＿＿」。</w:t>
-      </w:r>
-    </w:p>
-    <w:p>
-      <w:pPr>
-        <w:pStyle w:val="Heading2"/>
-      </w:pPr>
-      <w:r>
-        <w:rPr>
-          <w:rFonts w:ascii="微軟正黑體" w:hAnsi="微軟正黑體" w:eastAsia="微軟正黑體"/>
-        </w:rPr>
-        <w:t>💡 講師深度備忘錄</w:t>
-      </w:r>
-    </w:p>
-    <w:p>
-      <w:pPr>
-        <w:pStyle w:val="ListBullet"/>
-      </w:pPr>
-      <w:r>
-        <w:rPr>
-          <w:rFonts w:ascii="微軟正黑體" w:hAnsi="微軟正黑體" w:eastAsia="微軟正黑體"/>
-          <w:b/>
-          <w:color w:val="C0392B"/>
-        </w:rPr>
-        <w:t>觀察重點</w:t>
-      </w:r>
-      <w:r>
-        <w:rPr>
-          <w:rFonts w:ascii="微軟正黑體" w:hAnsi="微軟正黑體" w:eastAsia="微軟正黑體"/>
-        </w:rPr>
-        <w:t>：注意「把星球畫得很小、孤零零」或「整片塗黑不留一點光」的孩子，可能反映自信或情緒低落。</w:t>
-      </w:r>
-    </w:p>
-    <w:p>
-      <w:pPr>
-        <w:pStyle w:val="ListBullet"/>
-      </w:pPr>
-      <w:r>
-        <w:rPr>
-          <w:rFonts w:ascii="微軟正黑體" w:hAnsi="微軟正黑體" w:eastAsia="微軟正黑體"/>
-          <w:b/>
-          <w:color w:val="C0392B"/>
-        </w:rPr>
-        <w:t>對話引導</w:t>
-      </w:r>
-      <w:r>
-        <w:rPr>
-          <w:rFonts w:ascii="微軟正黑體" w:hAnsi="微軟正黑體" w:eastAsia="微軟正黑體"/>
-        </w:rPr>
-        <w:t>：不要只稱讚「畫得好漂亮」，要問：「住在你的星球上，是什麼感覺？」</w:t>
-      </w:r>
-    </w:p>
-    <w:p>
-      <w:pPr>
-        <w:pStyle w:val="ListBullet"/>
-      </w:pPr>
-      <w:r>
-        <w:rPr>
-          <w:rFonts w:ascii="微軟正黑體" w:hAnsi="微軟正黑體" w:eastAsia="微軟正黑體"/>
-          <w:b/>
-          <w:color w:val="C0392B"/>
-        </w:rPr>
-        <w:t>生命提醒</w:t>
-      </w:r>
-      <w:r>
-        <w:rPr>
-          <w:rFonts w:ascii="微軟正黑體" w:hAnsi="微軟正黑體" w:eastAsia="微軟正黑體"/>
-        </w:rPr>
-        <w:t>：若孩子畫出黑暗、沒有星星的宇宙，溫柔地問：「你的宇宙現在是夜晚嗎？要不要放一顆只屬於你的小光點？」</w:t>
-      </w:r>
-      <w:r>
-        <w:rPr>
-          <w:rFonts w:ascii="微軟正黑體" w:hAnsi="微軟正黑體" w:eastAsia="微軟正黑體"/>
-          <w:b/>
-          <w:color w:val="C0392B"/>
-        </w:rPr>
-        <w:t>接受所有樣子的宇宙</w:t>
-      </w:r>
-      <w:r>
-        <w:rPr>
-          <w:rFonts w:ascii="微軟正黑體" w:hAnsi="微軟正黑體" w:eastAsia="微軟正黑體"/>
-        </w:rPr>
-        <w:t>。</w:t>
-      </w:r>
-    </w:p>
-    <w:p>
-      <w:pPr>
-        <w:pStyle w:val="ListBullet"/>
-      </w:pPr>
-      <w:r>
-        <w:rPr>
-          <w:rFonts w:ascii="微軟正黑體" w:hAnsi="微軟正黑體" w:eastAsia="微軟正黑體"/>
-          <w:b/>
-          <w:color w:val="C0392B"/>
-        </w:rPr>
-        <w:t>適齡技巧</w:t>
-      </w:r>
-      <w:r>
-        <w:rPr>
-          <w:rFonts w:ascii="微軟正黑體" w:hAnsi="微軟正黑體" w:eastAsia="微軟正黑體"/>
-        </w:rPr>
-        <w:t>：星球的圓可先用圓形板／杯口描出輪廓，幫助手部尚不穩定的孩子；濕畫法先鋪水再點色，享受顏色暈開的驚喜。</w:t>
-      </w:r>
-    </w:p>
-    <w:p>
-      <w:pPr>
-        <w:pStyle w:val="Heading3"/>
-      </w:pPr>
-      <w:r>
-        <w:rPr>
-          <w:rFonts w:ascii="微軟正黑體" w:hAnsi="微軟正黑體" w:eastAsia="微軟正黑體"/>
-        </w:rPr>
-        <w:t>📦 教學包補充</w:t>
-      </w:r>
-    </w:p>
-    <w:p>
-      <w:pPr>
-        <w:pStyle w:val="ListBullet"/>
-      </w:pPr>
-      <w:r>
-        <w:rPr>
-          <w:rFonts w:ascii="微軟正黑體" w:hAnsi="微軟正黑體" w:eastAsia="微軟正黑體"/>
-          <w:b/>
-          <w:color w:val="C0392B"/>
-        </w:rPr>
-        <w:t>材料（每人）</w:t>
-      </w:r>
-      <w:r>
-        <w:rPr>
-          <w:rFonts w:ascii="微軟正黑體" w:hAnsi="微軟正黑體" w:eastAsia="微軟正黑體"/>
-        </w:rPr>
-        <w:t>：8 開水彩／圖畫紙 1、蠟筆 1 盒、廣告顏料（藍／紫／白為主）、水彩筆中小各 1、調色盤、洗筆筒、白色點點筆或牙刷（噴點星星）。</w:t>
-      </w:r>
-      <w:r>
-        <w:rPr>
-          <w:rFonts w:ascii="微軟正黑體" w:hAnsi="微軟正黑體" w:eastAsia="微軟正黑體"/>
-          <w:b/>
-          <w:color w:val="C0392B"/>
-        </w:rPr>
-        <w:t>共用</w:t>
-      </w:r>
-      <w:r>
-        <w:rPr>
-          <w:rFonts w:ascii="微軟正黑體" w:hAnsi="微軟正黑體" w:eastAsia="微軟正黑體"/>
-        </w:rPr>
-        <w:t>：圓形描板／瓶蓋、抹布、報紙墊、吹風機（老師）。</w:t>
-      </w:r>
-    </w:p>
-    <w:p>
-      <w:pPr>
-        <w:pStyle w:val="ListBullet"/>
-      </w:pPr>
-      <w:r>
-        <w:rPr>
-          <w:rFonts w:ascii="微軟正黑體" w:hAnsi="微軟正黑體" w:eastAsia="微軟正黑體"/>
-          <w:b/>
-          <w:color w:val="C0392B"/>
-        </w:rPr>
-        <w:t>引導繪本／媒材</w:t>
-      </w:r>
-      <w:r>
-        <w:rPr>
-          <w:rFonts w:ascii="微軟正黑體" w:hAnsi="微軟正黑體" w:eastAsia="微軟正黑體"/>
-        </w:rPr>
-        <w:t>：《情緒小怪獸》（情緒辨識）、《打開夜的窗簾》《月亮，晚安》；可播 30 秒星空影片暖場。</w:t>
-      </w:r>
-    </w:p>
-    <w:p>
-      <w:pPr>
-        <w:pStyle w:val="ListBullet"/>
-      </w:pPr>
-      <w:r>
-        <w:rPr>
-          <w:rFonts w:ascii="微軟正黑體" w:hAnsi="微軟正黑體" w:eastAsia="微軟正黑體"/>
-          <w:b/>
-          <w:color w:val="C0392B"/>
-        </w:rPr>
-        <w:t>作品存放與跨週銜接</w:t>
-      </w:r>
-      <w:r>
-        <w:rPr>
-          <w:rFonts w:ascii="微軟正黑體" w:hAnsi="微軟正黑體" w:eastAsia="微軟正黑體"/>
-        </w:rPr>
-        <w:t>：第 1 堂濕畫須</w:t>
-      </w:r>
-      <w:r>
-        <w:rPr>
-          <w:rFonts w:ascii="微軟正黑體" w:hAnsi="微軟正黑體" w:eastAsia="微軟正黑體"/>
-          <w:b/>
-          <w:color w:val="C0392B"/>
-        </w:rPr>
-        <w:t>平放陰乾</w:t>
-      </w:r>
-      <w:r>
-        <w:rPr>
-          <w:rFonts w:ascii="微軟正黑體" w:hAnsi="微軟正黑體" w:eastAsia="微軟正黑體"/>
-        </w:rPr>
-        <w:t>，夾入個人資料夾並貼名字，避免顏料未乾互相疊壓；第 2 堂取回續畫點星。</w:t>
-      </w:r>
-    </w:p>
-    <w:p>
-      <w:pPr>
-        <w:pStyle w:val="ListBullet"/>
-      </w:pPr>
-      <w:r>
-        <w:rPr>
-          <w:rFonts w:ascii="微軟正黑體" w:hAnsi="微軟正黑體" w:eastAsia="微軟正黑體"/>
-          <w:b/>
-          <w:color w:val="C0392B"/>
-        </w:rPr>
-        <w:t>回家對話小卡</w:t>
-      </w:r>
-      <w:r>
-        <w:rPr>
-          <w:rFonts w:ascii="微軟正黑體" w:hAnsi="微軟正黑體" w:eastAsia="微軟正黑體"/>
-        </w:rPr>
-        <w:t>：「請孩子介紹他的星球叫什麼名字、上面住著誰，哪裡讓他最安心？」</w:t>
-      </w:r>
-    </w:p>
-    <w:p>
-      <w:pPr>
-        <w:jc w:val="center"/>
-      </w:pPr>
-      <w:r>
-        <w:t>──────────────────────────────</w:t>
-      </w:r>
-    </w:p>
-    <w:p>
-      <w:pPr>
-        <w:pStyle w:val="Heading1"/>
-      </w:pPr>
-      <w:r>
-        <w:rPr>
-          <w:rFonts w:ascii="微軟正黑體" w:hAnsi="微軟正黑體" w:eastAsia="微軟正黑體"/>
-        </w:rPr>
-        <w:t>🌱 作品 2｜種子寶寶的家（紙黏土＋押花）</w:t>
-      </w:r>
-    </w:p>
-    <w:p>
-      <w:pPr>
         <w:jc w:val="center"/>
       </w:pPr>
       <w:r>
         <w:drawing>
           <wp:inline xmlns:a="http://schemas.openxmlformats.org/drawingml/2006/main" xmlns:pic="http://schemas.openxmlformats.org/drawingml/2006/picture">
-            <wp:extent cx="3420000" cy="4256000"/>
+            <wp:extent cx="3960000" cy="3960000"/>
             <wp:docPr id="2" name="Picture 2"/>
             <wp:cNvGraphicFramePr>
               <a:graphicFrameLocks noChangeAspect="1"/>
@@ -2469,7 +2100,7 @@
               <a:graphicData uri="http://schemas.openxmlformats.org/drawingml/2006/picture">
                 <pic:pic>
                   <pic:nvPicPr>
-                    <pic:cNvPr id="0" name="ref-work-02.png"/>
+                    <pic:cNvPr id="0" name="work-01-g1.jpg"/>
                     <pic:cNvPicPr/>
                   </pic:nvPicPr>
                   <pic:blipFill>
@@ -2481,7 +2112,7 @@
                   <pic:spPr>
                     <a:xfrm>
                       <a:off x="0" y="0"/>
-                      <a:ext cx="3420000" cy="4256000"/>
+                      <a:ext cx="3960000" cy="3960000"/>
                     </a:xfrm>
                     <a:prstGeom prst="rect"/>
                   </pic:spPr>
@@ -2499,424 +2130,23 @@
           <w:b/>
           <w:color w:val="C0392B"/>
         </w:rPr>
-        <w:t>週次 W3–W4｜媒材：紙黏土為主，押花點綴｜生命主軸：人與自己</w:t>
+        <w:t>小二範例</w:t>
+      </w:r>
+      <w:r>
+        <w:rPr>
+          <w:rFonts w:ascii="微軟正黑體" w:hAnsi="微軟正黑體" w:eastAsia="微軟正黑體"/>
+        </w:rPr>
+        <w:t>——加入太空人、火箭、多顆星球與流星，畫面更豐富、會說一個小宇宙的故事。</w:t>
       </w:r>
     </w:p>
     <w:p>
       <w:pPr>
-        <w:pStyle w:val="Heading2"/>
-      </w:pPr>
-      <w:r>
-        <w:rPr>
-          <w:rFonts w:ascii="微軟正黑體" w:hAnsi="微軟正黑體" w:eastAsia="微軟正黑體"/>
-        </w:rPr>
-        <w:t>生命連結</w:t>
-      </w:r>
-    </w:p>
-    <w:p>
-      <w:r>
-        <w:rPr>
-          <w:rFonts w:ascii="微軟正黑體" w:hAnsi="微軟正黑體" w:eastAsia="微軟正黑體"/>
-          <w:b/>
-          <w:color w:val="C0392B"/>
-        </w:rPr>
-        <w:t>【生命的起點・等待與成長】</w:t>
-      </w:r>
-      <w:r>
-        <w:rPr>
-          <w:rFonts w:ascii="微軟正黑體" w:hAnsi="微軟正黑體" w:eastAsia="微軟正黑體"/>
-        </w:rPr>
-        <w:t xml:space="preserve"> 每一顆種子裡都藏著一棵大樹的夢想。提升孩子「我現在雖然小，但我正在長大」的自我接納與耐心。</w:t>
-      </w:r>
-    </w:p>
-    <w:p>
-      <w:pPr>
-        <w:pStyle w:val="Heading2"/>
-      </w:pPr>
-      <w:r>
-        <w:rPr>
-          <w:rFonts w:ascii="微軟正黑體" w:hAnsi="微軟正黑體" w:eastAsia="微軟正黑體"/>
-        </w:rPr>
-        <w:t>第 1 堂（上課 100 分＋整理 20 分）｜捏一個家</w:t>
-      </w:r>
-    </w:p>
-    <w:p>
-      <w:pPr>
-        <w:pStyle w:val="ListBullet"/>
-      </w:pPr>
-      <w:r>
-        <w:rPr>
-          <w:rFonts w:ascii="微軟正黑體" w:hAnsi="微軟正黑體" w:eastAsia="微軟正黑體"/>
-          <w:b/>
-          <w:color w:val="C0392B"/>
-        </w:rPr>
-        <w:t>① 心靈登陸</w:t>
-      </w:r>
-      <w:r>
-        <w:rPr>
-          <w:rFonts w:ascii="微軟正黑體" w:hAnsi="微軟正黑體" w:eastAsia="微軟正黑體"/>
-        </w:rPr>
-        <w:t>：繪本 / 故事——「一顆種子的旅行」。</w:t>
-      </w:r>
-    </w:p>
-    <w:p>
-      <w:pPr>
-        <w:pStyle w:val="ListBullet"/>
-      </w:pPr>
-      <w:r>
-        <w:rPr>
-          <w:rFonts w:ascii="微軟正黑體" w:hAnsi="微軟正黑體" w:eastAsia="微軟正黑體"/>
-          <w:b/>
-          <w:color w:val="C0392B"/>
-        </w:rPr>
-        <w:t>② 技法魔法</w:t>
-      </w:r>
-      <w:r>
-        <w:rPr>
-          <w:rFonts w:ascii="微軟正黑體" w:hAnsi="微軟正黑體" w:eastAsia="微軟正黑體"/>
-        </w:rPr>
-        <w:t>：示範搓圓、壓扁、捏出小巢 / 小盆的造型。</w:t>
-      </w:r>
-    </w:p>
-    <w:p>
-      <w:pPr>
-        <w:pStyle w:val="ListBullet"/>
-      </w:pPr>
-      <w:r>
-        <w:rPr>
-          <w:rFonts w:ascii="微軟正黑體" w:hAnsi="微軟正黑體" w:eastAsia="微軟正黑體"/>
-          <w:b/>
-          <w:color w:val="C0392B"/>
-        </w:rPr>
-        <w:t>③ 沉浸創作</w:t>
-      </w:r>
-      <w:r>
-        <w:rPr>
-          <w:rFonts w:ascii="微軟正黑體" w:hAnsi="微軟正黑體" w:eastAsia="微軟正黑體"/>
-        </w:rPr>
-        <w:t>：捏一個「種子寶寶的家」（巢、盆或蛋殼狀），並捏一顆有表情的種子寶寶放進去。</w:t>
-      </w:r>
-    </w:p>
-    <w:p>
-      <w:pPr>
-        <w:pStyle w:val="ListBullet"/>
-      </w:pPr>
-      <w:r>
-        <w:rPr>
-          <w:rFonts w:ascii="微軟正黑體" w:hAnsi="微軟正黑體" w:eastAsia="微軟正黑體"/>
-          <w:b/>
-          <w:color w:val="C0392B"/>
-        </w:rPr>
-        <w:t>④ 收心分享</w:t>
-      </w:r>
-      <w:r>
-        <w:rPr>
-          <w:rFonts w:ascii="微軟正黑體" w:hAnsi="微軟正黑體" w:eastAsia="微軟正黑體"/>
-        </w:rPr>
-        <w:t>：「你的種子寶寶在想什麼？」（陰乾一週）</w:t>
-      </w:r>
-    </w:p>
-    <w:p>
-      <w:pPr>
-        <w:pStyle w:val="Heading2"/>
-      </w:pPr>
-      <w:r>
-        <w:rPr>
-          <w:rFonts w:ascii="微軟正黑體" w:hAnsi="微軟正黑體" w:eastAsia="微軟正黑體"/>
-        </w:rPr>
-        <w:t>第 2 堂（上課 100 分＋整理 20 分）｜裝飾與守護</w:t>
-      </w:r>
-    </w:p>
-    <w:p>
-      <w:pPr>
-        <w:pStyle w:val="ListBullet"/>
-      </w:pPr>
-      <w:r>
-        <w:rPr>
-          <w:rFonts w:ascii="微軟正黑體" w:hAnsi="微軟正黑體" w:eastAsia="微軟正黑體"/>
-        </w:rPr>
-        <w:t>乾刷上色，呈現泥土、自然的質感。</w:t>
-      </w:r>
-    </w:p>
-    <w:p>
-      <w:pPr>
-        <w:pStyle w:val="ListBullet"/>
-      </w:pPr>
-      <w:r>
-        <w:rPr>
-          <w:rFonts w:ascii="微軟正黑體" w:hAnsi="微軟正黑體" w:eastAsia="微軟正黑體"/>
-        </w:rPr>
-        <w:t>用</w:t>
-      </w:r>
-      <w:r>
-        <w:rPr>
-          <w:rFonts w:ascii="微軟正黑體" w:hAnsi="微軟正黑體" w:eastAsia="微軟正黑體"/>
-          <w:b/>
-          <w:color w:val="C0392B"/>
-        </w:rPr>
-        <w:t>押花的小葉片、小花</w:t>
-      </w:r>
-      <w:r>
-        <w:rPr>
-          <w:rFonts w:ascii="微軟正黑體" w:hAnsi="微軟正黑體" w:eastAsia="微軟正黑體"/>
-        </w:rPr>
-        <w:t>裝飾家的邊緣，象徵「被自然守護」。</w:t>
-      </w:r>
-    </w:p>
-    <w:p>
-      <w:pPr>
-        <w:pStyle w:val="ListBullet"/>
-      </w:pPr>
-      <w:r>
-        <w:rPr>
-          <w:rFonts w:ascii="微軟正黑體" w:hAnsi="微軟正黑體" w:eastAsia="微軟正黑體"/>
-        </w:rPr>
-        <w:t>為種子寶寶取一個名字，寫在小牌子上。</w:t>
-      </w:r>
-    </w:p>
-    <w:p>
-      <w:pPr>
-        <w:pStyle w:val="Heading2"/>
-      </w:pPr>
-      <w:r>
-        <w:rPr>
-          <w:rFonts w:ascii="微軟正黑體" w:hAnsi="微軟正黑體" w:eastAsia="微軟正黑體"/>
-        </w:rPr>
-        <w:t>💡 講師深度備忘錄</w:t>
-      </w:r>
-    </w:p>
-    <w:p>
-      <w:pPr>
-        <w:pStyle w:val="ListBullet"/>
-      </w:pPr>
-      <w:r>
-        <w:rPr>
-          <w:rFonts w:ascii="微軟正黑體" w:hAnsi="微軟正黑體" w:eastAsia="微軟正黑體"/>
-          <w:b/>
-          <w:color w:val="C0392B"/>
-        </w:rPr>
-        <w:t>觀察重點</w:t>
-      </w:r>
-      <w:r>
-        <w:rPr>
-          <w:rFonts w:ascii="微軟正黑體" w:hAnsi="微軟正黑體" w:eastAsia="微軟正黑體"/>
-        </w:rPr>
-        <w:t>：孩子對「壓痕、捏歪」的反應；有些孩子求好心切會很焦慮。</w:t>
-      </w:r>
-    </w:p>
-    <w:p>
-      <w:pPr>
-        <w:pStyle w:val="ListBullet"/>
-      </w:pPr>
-      <w:r>
-        <w:rPr>
-          <w:rFonts w:ascii="微軟正黑體" w:hAnsi="微軟正黑體" w:eastAsia="微軟正黑體"/>
-          <w:b/>
-          <w:color w:val="C0392B"/>
-        </w:rPr>
-        <w:t>對話引導</w:t>
-      </w:r>
-      <w:r>
-        <w:rPr>
-          <w:rFonts w:ascii="微軟正黑體" w:hAnsi="微軟正黑體" w:eastAsia="微軟正黑體"/>
-        </w:rPr>
-        <w:t>：當孩子覺得捏壞了，說：「這個痕跡就像種子的胎記，讓它和別人都不一樣。」</w:t>
-      </w:r>
-    </w:p>
-    <w:p>
-      <w:pPr>
-        <w:pStyle w:val="ListBullet"/>
-      </w:pPr>
-      <w:r>
-        <w:rPr>
-          <w:rFonts w:ascii="微軟正黑體" w:hAnsi="微軟正黑體" w:eastAsia="微軟正黑體"/>
-          <w:b/>
-          <w:color w:val="C0392B"/>
-        </w:rPr>
-        <w:t>生命提醒</w:t>
-      </w:r>
-      <w:r>
-        <w:rPr>
-          <w:rFonts w:ascii="微軟正黑體" w:hAnsi="微軟正黑體" w:eastAsia="微軟正黑體"/>
-        </w:rPr>
-        <w:t>：強調「現在小小的，是因為還在長大」，呼應孩子自己的成長。</w:t>
-      </w:r>
-    </w:p>
-    <w:p>
-      <w:pPr>
-        <w:pStyle w:val="ListBullet"/>
-      </w:pPr>
-      <w:r>
-        <w:rPr>
-          <w:rFonts w:ascii="微軟正黑體" w:hAnsi="微軟正黑體" w:eastAsia="微軟正黑體"/>
-          <w:b/>
-          <w:color w:val="C0392B"/>
-        </w:rPr>
-        <w:t>安全 &amp; 適齡</w:t>
-      </w:r>
-      <w:r>
-        <w:rPr>
-          <w:rFonts w:ascii="微軟正黑體" w:hAnsi="微軟正黑體" w:eastAsia="微軟正黑體"/>
-        </w:rPr>
-        <w:t>：押花很脆，示範「白膠點一點、輕輕放」；紙黏土選</w:t>
-      </w:r>
-      <w:r>
-        <w:rPr>
-          <w:rFonts w:ascii="微軟正黑體" w:hAnsi="微軟正黑體" w:eastAsia="微軟正黑體"/>
-          <w:b/>
-          <w:color w:val="C0392B"/>
-        </w:rPr>
-        <w:t>無毒、好搓</w:t>
-      </w:r>
-      <w:r>
-        <w:rPr>
-          <w:rFonts w:ascii="微軟正黑體" w:hAnsi="微軟正黑體" w:eastAsia="微軟正黑體"/>
-        </w:rPr>
-        <w:t>的款式。</w:t>
-      </w:r>
-    </w:p>
-    <w:p>
-      <w:pPr>
-        <w:pStyle w:val="Heading3"/>
-      </w:pPr>
-      <w:r>
-        <w:rPr>
-          <w:rFonts w:ascii="微軟正黑體" w:hAnsi="微軟正黑體" w:eastAsia="微軟正黑體"/>
-        </w:rPr>
-        <w:t>📦 教學包補充</w:t>
-      </w:r>
-    </w:p>
-    <w:p>
-      <w:pPr>
-        <w:pStyle w:val="ListBullet"/>
-      </w:pPr>
-      <w:r>
-        <w:rPr>
-          <w:rFonts w:ascii="微軟正黑體" w:hAnsi="微軟正黑體" w:eastAsia="微軟正黑體"/>
-          <w:b/>
-          <w:color w:val="C0392B"/>
-        </w:rPr>
-        <w:t>材料（每人）</w:t>
-      </w:r>
-      <w:r>
-        <w:rPr>
-          <w:rFonts w:ascii="微軟正黑體" w:hAnsi="微軟正黑體" w:eastAsia="微軟正黑體"/>
-        </w:rPr>
-        <w:t>：輕質紙黏土 約 100g（米／咖／綠）、黏土工具組、牙籤、白膠、廣告／壓克力顏料（乾刷用）、平筆、押花數片、小木牌或標籤。</w:t>
-      </w:r>
-      <w:r>
-        <w:rPr>
-          <w:rFonts w:ascii="微軟正黑體" w:hAnsi="微軟正黑體" w:eastAsia="微軟正黑體"/>
-          <w:b/>
-          <w:color w:val="C0392B"/>
-        </w:rPr>
-        <w:t>共用</w:t>
-      </w:r>
-      <w:r>
-        <w:rPr>
-          <w:rFonts w:ascii="微軟正黑體" w:hAnsi="微軟正黑體" w:eastAsia="微軟正黑體"/>
-        </w:rPr>
-        <w:t>：濕紙巾、陰乾盤、桌墊。</w:t>
-      </w:r>
-    </w:p>
-    <w:p>
-      <w:pPr>
-        <w:pStyle w:val="ListBullet"/>
-      </w:pPr>
-      <w:r>
-        <w:rPr>
-          <w:rFonts w:ascii="微軟正黑體" w:hAnsi="微軟正黑體" w:eastAsia="微軟正黑體"/>
-          <w:b/>
-          <w:color w:val="C0392B"/>
-        </w:rPr>
-        <w:t>引導繪本／媒材</w:t>
-      </w:r>
-      <w:r>
-        <w:rPr>
-          <w:rFonts w:ascii="微軟正黑體" w:hAnsi="微軟正黑體" w:eastAsia="微軟正黑體"/>
-        </w:rPr>
-        <w:t>：《小種子》（艾瑞・卡爾）、《一顆種子》《田鼠阿佛》。</w:t>
-      </w:r>
-    </w:p>
-    <w:p>
-      <w:pPr>
-        <w:pStyle w:val="ListBullet"/>
-      </w:pPr>
-      <w:r>
-        <w:rPr>
-          <w:rFonts w:ascii="微軟正黑體" w:hAnsi="微軟正黑體" w:eastAsia="微軟正黑體"/>
-          <w:b/>
-          <w:color w:val="C0392B"/>
-        </w:rPr>
-        <w:t>作品存放與跨週銜接</w:t>
-      </w:r>
-      <w:r>
-        <w:rPr>
-          <w:rFonts w:ascii="微軟正黑體" w:hAnsi="微軟正黑體" w:eastAsia="微軟正黑體"/>
-        </w:rPr>
-        <w:t>：⚠️ 第 1 堂塑形後</w:t>
-      </w:r>
-      <w:r>
-        <w:rPr>
-          <w:rFonts w:ascii="微軟正黑體" w:hAnsi="微軟正黑體" w:eastAsia="微軟正黑體"/>
-          <w:b/>
-          <w:color w:val="C0392B"/>
-        </w:rPr>
-        <w:t>需陰乾約 7 天</w:t>
-      </w:r>
-      <w:r>
-        <w:rPr>
-          <w:rFonts w:ascii="微軟正黑體" w:hAnsi="微軟正黑體" w:eastAsia="微軟正黑體"/>
-        </w:rPr>
-        <w:t>——置於貼名字的陰乾盤、放通風處、勿日曬（以免龜裂）；第 2 堂乾後再乾刷上色與裝飾。</w:t>
-      </w:r>
-    </w:p>
-    <w:p>
-      <w:pPr>
-        <w:pStyle w:val="ListBullet"/>
-      </w:pPr>
-      <w:r>
-        <w:rPr>
-          <w:rFonts w:ascii="微軟正黑體" w:hAnsi="微軟正黑體" w:eastAsia="微軟正黑體"/>
-          <w:b/>
-          <w:color w:val="C0392B"/>
-        </w:rPr>
-        <w:t>回家對話小卡</w:t>
-      </w:r>
-      <w:r>
-        <w:rPr>
-          <w:rFonts w:ascii="微軟正黑體" w:hAnsi="微軟正黑體" w:eastAsia="微軟正黑體"/>
-        </w:rPr>
-        <w:t>：「種子寶寶叫什麼名字？它正在等待長成什麼？可以和孩子一起種一顆真的種子觀察。」</w:t>
-      </w:r>
-    </w:p>
-    <w:p>
-      <w:pPr>
-        <w:jc w:val="center"/>
-      </w:pPr>
-      <w:r>
-        <w:t>──────────────────────────────</w:t>
-      </w:r>
-    </w:p>
-    <w:p>
-      <w:pPr>
-        <w:pStyle w:val="Heading1"/>
-      </w:pPr>
-      <w:r>
-        <w:rPr>
-          <w:rFonts w:ascii="微軟正黑體" w:hAnsi="微軟正黑體" w:eastAsia="微軟正黑體"/>
-        </w:rPr>
-        <w:t>🤝 作品 3｜手牽手好朋友（拼貼）</w:t>
-      </w:r>
-    </w:p>
-    <w:p>
-      <w:pPr>
         <w:jc w:val="center"/>
       </w:pPr>
       <w:r>
         <w:drawing>
           <wp:inline xmlns:a="http://schemas.openxmlformats.org/drawingml/2006/main" xmlns:pic="http://schemas.openxmlformats.org/drawingml/2006/picture">
-            <wp:extent cx="3420000" cy="4256000"/>
+            <wp:extent cx="3960000" cy="3628800"/>
             <wp:docPr id="3" name="Picture 3"/>
             <wp:cNvGraphicFramePr>
               <a:graphicFrameLocks noChangeAspect="1"/>
@@ -2925,7 +2155,7 @@
               <a:graphicData uri="http://schemas.openxmlformats.org/drawingml/2006/picture">
                 <pic:pic>
                   <pic:nvPicPr>
-                    <pic:cNvPr id="0" name="ref-work-03.png"/>
+                    <pic:cNvPr id="0" name="work-01-g2.jpg"/>
                     <pic:cNvPicPr/>
                   </pic:nvPicPr>
                   <pic:blipFill>
@@ -2937,7 +2167,7 @@
                   <pic:spPr>
                     <a:xfrm>
                       <a:off x="0" y="0"/>
-                      <a:ext cx="3420000" cy="4256000"/>
+                      <a:ext cx="3960000" cy="3628800"/>
                     </a:xfrm>
                     <a:prstGeom prst="rect"/>
                   </pic:spPr>
@@ -2949,13 +2179,44 @@
       </w:r>
     </w:p>
     <w:p>
+      <w:pPr>
+        <w:pStyle w:val="Heading2"/>
+      </w:pPr>
+      <w:r>
+        <w:rPr>
+          <w:rFonts w:ascii="微軟正黑體" w:hAnsi="微軟正黑體" w:eastAsia="微軟正黑體"/>
+        </w:rPr>
+        <w:t>生命連結</w:t>
+      </w:r>
+    </w:p>
+    <w:p>
       <w:r>
         <w:rPr>
           <w:rFonts w:ascii="微軟正黑體" w:hAnsi="微軟正黑體" w:eastAsia="微軟正黑體"/>
           <w:b/>
           <w:color w:val="C0392B"/>
         </w:rPr>
-        <w:t>週次 W5–W6｜媒材：拼貼（手撕色紙＋雜誌紙）｜生命主軸：人與他人</w:t>
+        <w:t>【情緒覺察與自我肯定】</w:t>
+      </w:r>
+      <w:r>
+        <w:rPr>
+          <w:rFonts w:ascii="微軟正黑體" w:hAnsi="微軟正黑體" w:eastAsia="微軟正黑體"/>
+        </w:rPr>
+        <w:t xml:space="preserve"> 每個人心裡都住著一個專屬自己的小宇宙。引導孩子用顏色表達心情，把「自己喜歡的、在乎的」放進星球裡，明白「</w:t>
+      </w:r>
+      <w:r>
+        <w:rPr>
+          <w:rFonts w:ascii="微軟正黑體" w:hAnsi="微軟正黑體" w:eastAsia="微軟正黑體"/>
+          <w:b/>
+          <w:color w:val="C0392B"/>
+        </w:rPr>
+        <w:t>我的世界，由我作主</w:t>
+      </w:r>
+      <w:r>
+        <w:rPr>
+          <w:rFonts w:ascii="微軟正黑體" w:hAnsi="微軟正黑體" w:eastAsia="微軟正黑體"/>
+        </w:rPr>
+        <w:t>」，建立自我認同與內在的安全感。</w:t>
       </w:r>
     </w:p>
     <w:p>
@@ -2966,34 +2227,45 @@
         <w:rPr>
           <w:rFonts w:ascii="微軟正黑體" w:hAnsi="微軟正黑體" w:eastAsia="微軟正黑體"/>
         </w:rPr>
-        <w:t>生命連結</w:t>
+        <w:t>第 1 堂（上課 100 分＋整理 20 分）｜畫出我的星球</w:t>
       </w:r>
     </w:p>
     <w:p>
+      <w:pPr>
+        <w:pStyle w:val="ListBullet"/>
+      </w:pPr>
       <w:r>
         <w:rPr>
           <w:rFonts w:ascii="微軟正黑體" w:hAnsi="微軟正黑體" w:eastAsia="微軟正黑體"/>
           <w:b/>
           <w:color w:val="C0392B"/>
         </w:rPr>
-        <w:t>【友誼・合作・接納不同】</w:t>
-      </w:r>
-      <w:r>
-        <w:rPr>
-          <w:rFonts w:ascii="微軟正黑體" w:hAnsi="微軟正黑體" w:eastAsia="微軟正黑體"/>
-        </w:rPr>
-        <w:t xml:space="preserve"> 不同顏色、不同形狀的紙，拼在一起更漂亮。提升孩子「每個人都不一樣，但我們可以是好朋友」的包容心。</w:t>
+        <w:t>① 心靈登陸</w:t>
+      </w:r>
+      <w:r>
+        <w:rPr>
+          <w:rFonts w:ascii="微軟正黑體" w:hAnsi="微軟正黑體" w:eastAsia="微軟正黑體"/>
+        </w:rPr>
+        <w:t>：心情顏色圈——「今天你的心情是什麼顏色的星星？」每人選一支蠟筆說一句。</w:t>
       </w:r>
     </w:p>
     <w:p>
       <w:pPr>
-        <w:pStyle w:val="Heading2"/>
-      </w:pPr>
-      <w:r>
-        <w:rPr>
-          <w:rFonts w:ascii="微軟正黑體" w:hAnsi="微軟正黑體" w:eastAsia="微軟正黑體"/>
-        </w:rPr>
-        <w:t>第 1 堂（上課 100 分＋整理 20 分）｜撕出我的朋友</w:t>
+        <w:pStyle w:val="ListBullet"/>
+      </w:pPr>
+      <w:r>
+        <w:rPr>
+          <w:rFonts w:ascii="微軟正黑體" w:hAnsi="微軟正黑體" w:eastAsia="微軟正黑體"/>
+          <w:b/>
+          <w:color w:val="C0392B"/>
+        </w:rPr>
+        <w:t>② 技法魔法</w:t>
+      </w:r>
+      <w:r>
+        <w:rPr>
+          <w:rFonts w:ascii="微軟正黑體" w:hAnsi="微軟正黑體" w:eastAsia="微軟正黑體"/>
+        </w:rPr>
+        <w:t>：示範「渲染星空背景」（深藍／紫的濕畫法）＋畫一顆圓圓的星球（疊色、加光環）。</w:t>
       </w:r>
     </w:p>
     <w:p>
@@ -3006,13 +2278,13 @@
           <w:b/>
           <w:color w:val="C0392B"/>
         </w:rPr>
-        <w:t>① 心靈登陸</w:t>
-      </w:r>
-      <w:r>
-        <w:rPr>
-          <w:rFonts w:ascii="微軟正黑體" w:hAnsi="微軟正黑體" w:eastAsia="微軟正黑體"/>
-        </w:rPr>
-        <w:t>：「你的好朋友長什麼樣子？哪裡和你不一樣？」</w:t>
+        <w:t>③ 沉浸創作</w:t>
+      </w:r>
+      <w:r>
+        <w:rPr>
+          <w:rFonts w:ascii="微軟正黑體" w:hAnsi="微軟正黑體" w:eastAsia="微軟正黑體"/>
+        </w:rPr>
+        <w:t>：畫一顆「專屬自己的魔法星球」，星球上放自己喜歡的東西（最愛的顏色、小動物、家人…）。</w:t>
       </w:r>
     </w:p>
     <w:p>
@@ -3025,17 +2297,61 @@
           <w:b/>
           <w:color w:val="C0392B"/>
         </w:rPr>
-        <w:t>② 技法魔法</w:t>
-      </w:r>
-      <w:r>
-        <w:rPr>
-          <w:rFonts w:ascii="微軟正黑體" w:hAnsi="微軟正黑體" w:eastAsia="微軟正黑體"/>
-        </w:rPr>
-        <w:t>：示範「手指撕紙」——撕出有機毛邊的人形、頭髮、衣服。</w:t>
+        <w:t>④ 收心分享</w:t>
+      </w:r>
+      <w:r>
+        <w:rPr>
+          <w:rFonts w:ascii="微軟正黑體" w:hAnsi="微軟正黑體" w:eastAsia="微軟正黑體"/>
+        </w:rPr>
+        <w:t>：「你的星球上，住著什麼讓你最安心？」</w:t>
       </w:r>
     </w:p>
     <w:p>
       <w:pPr>
+        <w:pStyle w:val="Heading2"/>
+      </w:pPr>
+      <w:r>
+        <w:rPr>
+          <w:rFonts w:ascii="微軟正黑體" w:hAnsi="微軟正黑體" w:eastAsia="微軟正黑體"/>
+        </w:rPr>
+        <w:t>第 2 堂（上課 100 分＋整理 20 分）｜點亮我的宇宙</w:t>
+      </w:r>
+    </w:p>
+    <w:p>
+      <w:pPr>
+        <w:pStyle w:val="ListBullet"/>
+      </w:pPr>
+      <w:r>
+        <w:rPr>
+          <w:rFonts w:ascii="微軟正黑體" w:hAnsi="微軟正黑體" w:eastAsia="微軟正黑體"/>
+        </w:rPr>
+        <w:t>用廣告顏料／白色點出星星、流星、光點，讓宇宙閃閃發亮。</w:t>
+      </w:r>
+    </w:p>
+    <w:p>
+      <w:pPr>
+        <w:pStyle w:val="ListBullet"/>
+      </w:pPr>
+      <w:r>
+        <w:rPr>
+          <w:rFonts w:ascii="微軟正黑體" w:hAnsi="微軟正黑體" w:eastAsia="微軟正黑體"/>
+        </w:rPr>
+        <w:t>為星球取一個名字，在背面寫上「我的星球叫＿＿＿，這裡的人都＿＿＿」。</w:t>
+      </w:r>
+    </w:p>
+    <w:p>
+      <w:pPr>
+        <w:pStyle w:val="Heading2"/>
+      </w:pPr>
+      <w:r>
+        <w:rPr>
+          <w:rFonts w:ascii="微軟正黑體" w:hAnsi="微軟正黑體" w:eastAsia="微軟正黑體"/>
+        </w:rPr>
+        <w:t>💡 講師深度備忘錄</w:t>
+      </w:r>
+    </w:p>
+    <w:p>
+      <w:pPr>
         <w:pStyle w:val="ListBullet"/>
       </w:pPr>
       <w:r>
@@ -3044,13 +2360,13 @@
           <w:b/>
           <w:color w:val="C0392B"/>
         </w:rPr>
-        <w:t>③ 沉浸創作</w:t>
-      </w:r>
-      <w:r>
-        <w:rPr>
-          <w:rFonts w:ascii="微軟正黑體" w:hAnsi="微軟正黑體" w:eastAsia="微軟正黑體"/>
-        </w:rPr>
-        <w:t>：每人撕貼出「我」和「一個好朋友」手牽手。</w:t>
+        <w:t>觀察重點</w:t>
+      </w:r>
+      <w:r>
+        <w:rPr>
+          <w:rFonts w:ascii="微軟正黑體" w:hAnsi="微軟正黑體" w:eastAsia="微軟正黑體"/>
+        </w:rPr>
+        <w:t>：注意「把星球畫得很小、孤零零」或「整片塗黑不留一點光」的孩子，可能反映自信或情緒低落。</w:t>
       </w:r>
     </w:p>
     <w:p>
@@ -3063,24 +2379,46 @@
           <w:b/>
           <w:color w:val="C0392B"/>
         </w:rPr>
-        <w:t>④ 收心分享</w:t>
-      </w:r>
-      <w:r>
-        <w:rPr>
-          <w:rFonts w:ascii="微軟正黑體" w:hAnsi="微軟正黑體" w:eastAsia="微軟正黑體"/>
-        </w:rPr>
-        <w:t>：分享「我朋友最棒的一個地方」。</w:t>
+        <w:t>對話引導</w:t>
+      </w:r>
+      <w:r>
+        <w:rPr>
+          <w:rFonts w:ascii="微軟正黑體" w:hAnsi="微軟正黑體" w:eastAsia="微軟正黑體"/>
+        </w:rPr>
+        <w:t>：不要只稱讚「畫得好漂亮」，要問：「住在你的星球上，是什麼感覺？」</w:t>
       </w:r>
     </w:p>
     <w:p>
       <w:pPr>
-        <w:pStyle w:val="Heading2"/>
-      </w:pPr>
-      <w:r>
-        <w:rPr>
-          <w:rFonts w:ascii="微軟正黑體" w:hAnsi="微軟正黑體" w:eastAsia="微軟正黑體"/>
-        </w:rPr>
-        <w:t>第 2 堂（上課 100 分＋整理 20 分）｜拼成一條友誼鏈（合作）</w:t>
+        <w:pStyle w:val="ListBullet"/>
+      </w:pPr>
+      <w:r>
+        <w:rPr>
+          <w:rFonts w:ascii="微軟正黑體" w:hAnsi="微軟正黑體" w:eastAsia="微軟正黑體"/>
+          <w:b/>
+          <w:color w:val="C0392B"/>
+        </w:rPr>
+        <w:t>生命提醒</w:t>
+      </w:r>
+      <w:r>
+        <w:rPr>
+          <w:rFonts w:ascii="微軟正黑體" w:hAnsi="微軟正黑體" w:eastAsia="微軟正黑體"/>
+        </w:rPr>
+        <w:t>：若孩子畫出黑暗、沒有星星的宇宙，溫柔地問：「你的宇宙現在是夜晚嗎？要不要放一顆只屬於你的小光點？」</w:t>
+      </w:r>
+      <w:r>
+        <w:rPr>
+          <w:rFonts w:ascii="微軟正黑體" w:hAnsi="微軟正黑體" w:eastAsia="微軟正黑體"/>
+          <w:b/>
+          <w:color w:val="C0392B"/>
+        </w:rPr>
+        <w:t>接受所有樣子的宇宙</w:t>
+      </w:r>
+      <w:r>
+        <w:rPr>
+          <w:rFonts w:ascii="微軟正黑體" w:hAnsi="微軟正黑體" w:eastAsia="微軟正黑體"/>
+        </w:rPr>
+        <w:t>。</w:t>
       </w:r>
     </w:p>
     <w:p>
@@ -3090,44 +2428,60 @@
       <w:r>
         <w:rPr>
           <w:rFonts w:ascii="微軟正黑體" w:hAnsi="微軟正黑體" w:eastAsia="微軟正黑體"/>
-        </w:rPr>
-        <w:t>把每個人的小人</w:t>
-      </w:r>
-      <w:r>
-        <w:rPr>
-          <w:rFonts w:ascii="微軟正黑體" w:hAnsi="微軟正黑體" w:eastAsia="微軟正黑體"/>
           <w:b/>
           <w:color w:val="C0392B"/>
         </w:rPr>
-        <w:t>接起來</w:t>
-      </w:r>
-      <w:r>
-        <w:rPr>
-          <w:rFonts w:ascii="微軟正黑體" w:hAnsi="微軟正黑體" w:eastAsia="微軟正黑體"/>
-        </w:rPr>
-        <w:t>，貼成一條橫跨整面牆的「手牽手好朋友鏈」。</w:t>
+        <w:t>適齡技巧</w:t>
+      </w:r>
+      <w:r>
+        <w:rPr>
+          <w:rFonts w:ascii="微軟正黑體" w:hAnsi="微軟正黑體" w:eastAsia="微軟正黑體"/>
+        </w:rPr>
+        <w:t>：星球的圓可先用圓形板／杯口描出輪廓，幫助手部尚不穩定的孩子；濕畫法先鋪水再點色，享受顏色暈開的驚喜。</w:t>
       </w:r>
     </w:p>
     <w:p>
       <w:pPr>
-        <w:pStyle w:val="ListBullet"/>
-      </w:pPr>
-      <w:r>
-        <w:rPr>
-          <w:rFonts w:ascii="微軟正黑體" w:hAnsi="微軟正黑體" w:eastAsia="微軟正黑體"/>
-        </w:rPr>
-        <w:t>在人與人之間貼上愛心、花朵連結。</w:t>
+        <w:pStyle w:val="Heading3"/>
+      </w:pPr>
+      <w:r>
+        <w:rPr>
+          <w:rFonts w:ascii="微軟正黑體" w:hAnsi="微軟正黑體" w:eastAsia="微軟正黑體"/>
+        </w:rPr>
+        <w:t>📦 教學包補充</w:t>
       </w:r>
     </w:p>
     <w:p>
       <w:pPr>
-        <w:pStyle w:val="Heading2"/>
-      </w:pPr>
-      <w:r>
-        <w:rPr>
-          <w:rFonts w:ascii="微軟正黑體" w:hAnsi="微軟正黑體" w:eastAsia="微軟正黑體"/>
-        </w:rPr>
-        <w:t>💡 講師深度備忘錄</w:t>
+        <w:pStyle w:val="ListBullet"/>
+      </w:pPr>
+      <w:r>
+        <w:rPr>
+          <w:rFonts w:ascii="微軟正黑體" w:hAnsi="微軟正黑體" w:eastAsia="微軟正黑體"/>
+          <w:b/>
+          <w:color w:val="C0392B"/>
+        </w:rPr>
+        <w:t>材料（每人）</w:t>
+      </w:r>
+      <w:r>
+        <w:rPr>
+          <w:rFonts w:ascii="微軟正黑體" w:hAnsi="微軟正黑體" w:eastAsia="微軟正黑體"/>
+        </w:rPr>
+        <w:t>：8 開水彩／圖畫紙 1、蠟筆 1 盒、廣告顏料（藍／紫／白為主）、水彩筆中小各 1、調色盤、洗筆筒、白色點點筆或牙刷（噴點星星）。</w:t>
+      </w:r>
+      <w:r>
+        <w:rPr>
+          <w:rFonts w:ascii="微軟正黑體" w:hAnsi="微軟正黑體" w:eastAsia="微軟正黑體"/>
+          <w:b/>
+          <w:color w:val="C0392B"/>
+        </w:rPr>
+        <w:t>共用</w:t>
+      </w:r>
+      <w:r>
+        <w:rPr>
+          <w:rFonts w:ascii="微軟正黑體" w:hAnsi="微軟正黑體" w:eastAsia="微軟正黑體"/>
+        </w:rPr>
+        <w:t>：圓形描板／瓶蓋、抹布、報紙墊、吹風機（老師）。</w:t>
       </w:r>
     </w:p>
     <w:p>
@@ -3140,13 +2494,13 @@
           <w:b/>
           <w:color w:val="C0392B"/>
         </w:rPr>
-        <w:t>觀察重點</w:t>
-      </w:r>
-      <w:r>
-        <w:rPr>
-          <w:rFonts w:ascii="微軟正黑體" w:hAnsi="微軟正黑體" w:eastAsia="微軟正黑體"/>
-        </w:rPr>
-        <w:t>：習慣用剪刀的孩子可能對「撕破」焦慮；觀察孩子願不願意把作品「接給別人」。</w:t>
+        <w:t>引導繪本／媒材</w:t>
+      </w:r>
+      <w:r>
+        <w:rPr>
+          <w:rFonts w:ascii="微軟正黑體" w:hAnsi="微軟正黑體" w:eastAsia="微軟正黑體"/>
+        </w:rPr>
+        <w:t>：《情緒小怪獸》（情緒辨識）、《打開夜的窗簾》《月亮，晚安》；可播 30 秒星空影片暖場。</w:t>
       </w:r>
     </w:p>
     <w:p>
@@ -3159,13 +2513,27 @@
           <w:b/>
           <w:color w:val="C0392B"/>
         </w:rPr>
-        <w:t>對話引導</w:t>
-      </w:r>
-      <w:r>
-        <w:rPr>
-          <w:rFonts w:ascii="微軟正黑體" w:hAnsi="微軟正黑體" w:eastAsia="微軟正黑體"/>
-        </w:rPr>
-        <w:t>：當孩子說「撕壞了」，回應：「太好了，這個形狀剛好可以當帽子！」</w:t>
+        <w:t>作品存放與跨週銜接</w:t>
+      </w:r>
+      <w:r>
+        <w:rPr>
+          <w:rFonts w:ascii="微軟正黑體" w:hAnsi="微軟正黑體" w:eastAsia="微軟正黑體"/>
+        </w:rPr>
+        <w:t>：第 1 堂濕畫須</w:t>
+      </w:r>
+      <w:r>
+        <w:rPr>
+          <w:rFonts w:ascii="微軟正黑體" w:hAnsi="微軟正黑體" w:eastAsia="微軟正黑體"/>
+          <w:b/>
+          <w:color w:val="C0392B"/>
+        </w:rPr>
+        <w:t>平放陰乾</w:t>
+      </w:r>
+      <w:r>
+        <w:rPr>
+          <w:rFonts w:ascii="微軟正黑體" w:hAnsi="微軟正黑體" w:eastAsia="微軟正黑體"/>
+        </w:rPr>
+        <w:t>，夾入個人資料夾並貼名字，避免顏料未乾互相疊壓；第 2 堂取回續畫點星。</w:t>
       </w:r>
     </w:p>
     <w:p>
@@ -3178,166 +2546,32 @@
           <w:b/>
           <w:color w:val="C0392B"/>
         </w:rPr>
-        <w:t>生命提醒</w:t>
-      </w:r>
-      <w:r>
-        <w:rPr>
-          <w:rFonts w:ascii="微軟正黑體" w:hAnsi="微軟正黑體" w:eastAsia="微軟正黑體"/>
-        </w:rPr>
-        <w:t>：強調「我們每個人不一樣，接在一起才變成一條完整的鏈子」——差異是力量。</w:t>
+        <w:t>回家對話小卡</w:t>
+      </w:r>
+      <w:r>
+        <w:rPr>
+          <w:rFonts w:ascii="微軟正黑體" w:hAnsi="微軟正黑體" w:eastAsia="微軟正黑體"/>
+        </w:rPr>
+        <w:t>：「請孩子介紹他的星球叫什麼名字、上面住著誰，哪裡讓他最安心？」</w:t>
       </w:r>
     </w:p>
     <w:p>
       <w:pPr>
-        <w:pStyle w:val="ListBullet"/>
-      </w:pPr>
-      <w:r>
-        <w:rPr>
-          <w:rFonts w:ascii="微軟正黑體" w:hAnsi="微軟正黑體" w:eastAsia="微軟正黑體"/>
-          <w:b/>
-          <w:color w:val="C0392B"/>
-        </w:rPr>
-        <w:t>班級經營</w:t>
-      </w:r>
-      <w:r>
-        <w:rPr>
-          <w:rFonts w:ascii="微軟正黑體" w:hAnsi="微軟正黑體" w:eastAsia="微軟正黑體"/>
-        </w:rPr>
-        <w:t>：合作環節先講好「不能批評別人撕得醜」的約定。</w:t>
+        <w:jc w:val="center"/>
+      </w:pPr>
+      <w:r>
+        <w:t>──────────────────────────────</w:t>
       </w:r>
     </w:p>
     <w:p>
       <w:pPr>
-        <w:pStyle w:val="Heading3"/>
-      </w:pPr>
-      <w:r>
-        <w:rPr>
-          <w:rFonts w:ascii="微軟正黑體" w:hAnsi="微軟正黑體" w:eastAsia="微軟正黑體"/>
-        </w:rPr>
-        <w:t>📦 教學包補充</w:t>
-      </w:r>
-    </w:p>
-    <w:p>
-      <w:pPr>
-        <w:pStyle w:val="ListBullet"/>
-      </w:pPr>
-      <w:r>
-        <w:rPr>
-          <w:rFonts w:ascii="微軟正黑體" w:hAnsi="微軟正黑體" w:eastAsia="微軟正黑體"/>
-          <w:b/>
-          <w:color w:val="C0392B"/>
-        </w:rPr>
-        <w:t>材料（每人）</w:t>
-      </w:r>
-      <w:r>
-        <w:rPr>
-          <w:rFonts w:ascii="微軟正黑體" w:hAnsi="微軟正黑體" w:eastAsia="微軟正黑體"/>
-        </w:rPr>
-        <w:t>：多色色紙、舊雜誌／廣告紙、口紅膠、白膠、8 開底紙、簽字筆。</w:t>
-      </w:r>
-      <w:r>
-        <w:rPr>
-          <w:rFonts w:ascii="微軟正黑體" w:hAnsi="微軟正黑體" w:eastAsia="微軟正黑體"/>
-          <w:b/>
-          <w:color w:val="C0392B"/>
-        </w:rPr>
-        <w:t>共用</w:t>
-      </w:r>
-      <w:r>
-        <w:rPr>
-          <w:rFonts w:ascii="微軟正黑體" w:hAnsi="微軟正黑體" w:eastAsia="微軟正黑體"/>
-        </w:rPr>
-        <w:t>：大張壁報紙或長條牛皮紙（合作友誼鏈用）、雙面膠。</w:t>
-      </w:r>
-    </w:p>
-    <w:p>
-      <w:pPr>
-        <w:pStyle w:val="ListBullet"/>
-      </w:pPr>
-      <w:r>
-        <w:rPr>
-          <w:rFonts w:ascii="微軟正黑體" w:hAnsi="微軟正黑體" w:eastAsia="微軟正黑體"/>
-          <w:b/>
-          <w:color w:val="C0392B"/>
-        </w:rPr>
-        <w:t>引導繪本／媒材</w:t>
-      </w:r>
-      <w:r>
-        <w:rPr>
-          <w:rFonts w:ascii="微軟正黑體" w:hAnsi="微軟正黑體" w:eastAsia="微軟正黑體"/>
-        </w:rPr>
-        <w:t>：《彩虹色的花》《小藍和小黃》《我們是好朋友》。</w:t>
-      </w:r>
-    </w:p>
-    <w:p>
-      <w:pPr>
-        <w:pStyle w:val="ListBullet"/>
-      </w:pPr>
-      <w:r>
-        <w:rPr>
-          <w:rFonts w:ascii="微軟正黑體" w:hAnsi="微軟正黑體" w:eastAsia="微軟正黑體"/>
-          <w:b/>
-          <w:color w:val="C0392B"/>
-        </w:rPr>
-        <w:t>作品存放與跨週銜接</w:t>
-      </w:r>
-      <w:r>
-        <w:rPr>
-          <w:rFonts w:ascii="微軟正黑體" w:hAnsi="微軟正黑體" w:eastAsia="微軟正黑體"/>
-        </w:rPr>
-        <w:t>：第 1 堂個人小人作品平放收存；第 2 堂接成「友誼鏈」後可</w:t>
-      </w:r>
-      <w:r>
-        <w:rPr>
-          <w:rFonts w:ascii="微軟正黑體" w:hAnsi="微軟正黑體" w:eastAsia="微軟正黑體"/>
-          <w:b/>
-          <w:color w:val="C0392B"/>
-        </w:rPr>
-        <w:t>捲收或貼牆保留至期末成果展</w:t>
-      </w:r>
-      <w:r>
-        <w:rPr>
-          <w:rFonts w:ascii="微軟正黑體" w:hAnsi="微軟正黑體" w:eastAsia="微軟正黑體"/>
-        </w:rPr>
-        <w:t>當主題牆。</w:t>
-      </w:r>
-    </w:p>
-    <w:p>
-      <w:pPr>
-        <w:pStyle w:val="ListBullet"/>
-      </w:pPr>
-      <w:r>
-        <w:rPr>
-          <w:rFonts w:ascii="微軟正黑體" w:hAnsi="微軟正黑體" w:eastAsia="微軟正黑體"/>
-          <w:b/>
-          <w:color w:val="C0392B"/>
-        </w:rPr>
-        <w:t>回家對話小卡</w:t>
-      </w:r>
-      <w:r>
-        <w:rPr>
-          <w:rFonts w:ascii="微軟正黑體" w:hAnsi="微軟正黑體" w:eastAsia="微軟正黑體"/>
-        </w:rPr>
-        <w:t>：「請孩子說一個好朋友和他『不一樣』的地方，為什麼還是喜歡這個朋友？」</w:t>
-      </w:r>
-    </w:p>
-    <w:p>
-      <w:pPr>
-        <w:jc w:val="center"/>
-      </w:pPr>
-      <w:r>
-        <w:t>──────────────────────────────</w:t>
-      </w:r>
-    </w:p>
-    <w:p>
-      <w:pPr>
         <w:pStyle w:val="Heading1"/>
       </w:pPr>
       <w:r>
         <w:rPr>
           <w:rFonts w:ascii="微軟正黑體" w:hAnsi="微軟正黑體" w:eastAsia="微軟正黑體"/>
         </w:rPr>
-        <w:t>🏠 作品 4｜我的溫暖小屋（紙黏土＋多媒材）</w:t>
+        <w:t>🌱 作品 2｜種子寶寶的家（紙黏土＋押花）</w:t>
       </w:r>
     </w:p>
     <w:p>
@@ -3356,7 +2590,7 @@
               <a:graphicData uri="http://schemas.openxmlformats.org/drawingml/2006/picture">
                 <pic:pic>
                   <pic:nvPicPr>
-                    <pic:cNvPr id="0" name="ref-work-04.png"/>
+                    <pic:cNvPr id="0" name="ref-work-02.png"/>
                     <pic:cNvPicPr/>
                   </pic:nvPicPr>
                   <pic:blipFill>
@@ -3386,18 +2620,18 @@
           <w:b/>
           <w:color w:val="C0392B"/>
         </w:rPr>
-        <w:t>週次 W7–W8｜媒材：紙黏土＋小布料 / 鈕扣 / 押花（混媒）｜生命主軸：人與他人</w:t>
+        <w:t>週次 W3–W4｜媒材：紙黏土為主，押花點綴｜生命主軸：人與自己</w:t>
       </w:r>
     </w:p>
     <w:p>
       <w:pPr>
-        <w:pStyle w:val="Heading2"/>
-      </w:pPr>
-      <w:r>
-        <w:rPr>
-          <w:rFonts w:ascii="微軟正黑體" w:hAnsi="微軟正黑體" w:eastAsia="微軟正黑體"/>
-        </w:rPr>
-        <w:t>生命連結</w:t>
+        <w:pStyle w:val="Heading3"/>
+      </w:pPr>
+      <w:r>
+        <w:rPr>
+          <w:rFonts w:ascii="微軟正黑體" w:hAnsi="微軟正黑體" w:eastAsia="微軟正黑體"/>
+        </w:rPr>
+        <w:t>🎒 學生作品範例（小一 ／ 小二）</w:t>
       </w:r>
     </w:p>
     <w:p>
@@ -3407,392 +2641,23 @@
           <w:b/>
           <w:color w:val="C0392B"/>
         </w:rPr>
-        <w:t>【家・愛與歸屬・安全感】</w:t>
-      </w:r>
-      <w:r>
-        <w:rPr>
-          <w:rFonts w:ascii="微軟正黑體" w:hAnsi="微軟正黑體" w:eastAsia="微軟正黑體"/>
-        </w:rPr>
-        <w:t xml:space="preserve"> 房子是「心理的避風港」。提升孩子安放珍貴回憶、感受「我有一個被愛的地方」的安全感。</w:t>
+        <w:t>小一範例</w:t>
+      </w:r>
+      <w:r>
+        <w:rPr>
+          <w:rFonts w:ascii="微軟正黑體" w:hAnsi="微軟正黑體" w:eastAsia="微軟正黑體"/>
+        </w:rPr>
+        <w:t>——盆身造型單純，幾朵小花＋一扇小門，種子寶寶有可愛表情即可。</w:t>
       </w:r>
     </w:p>
     <w:p>
       <w:pPr>
-        <w:pStyle w:val="Heading2"/>
-      </w:pPr>
-      <w:r>
-        <w:rPr>
-          <w:rFonts w:ascii="微軟正黑體" w:hAnsi="微軟正黑體" w:eastAsia="微軟正黑體"/>
-        </w:rPr>
-        <w:t>第 1 堂（上課 100 分＋整理 20 分）｜蓋一間小屋</w:t>
-      </w:r>
-    </w:p>
-    <w:p>
-      <w:pPr>
-        <w:pStyle w:val="ListBullet"/>
-      </w:pPr>
-      <w:r>
-        <w:rPr>
-          <w:rFonts w:ascii="微軟正黑體" w:hAnsi="微軟正黑體" w:eastAsia="微軟正黑體"/>
-          <w:b/>
-          <w:color w:val="C0392B"/>
-        </w:rPr>
-        <w:t>① 心靈登陸</w:t>
-      </w:r>
-      <w:r>
-        <w:rPr>
-          <w:rFonts w:ascii="微軟正黑體" w:hAnsi="微軟正黑體" w:eastAsia="微軟正黑體"/>
-        </w:rPr>
-        <w:t>：「家裡，哪一個角落讓你最安心？」</w:t>
-      </w:r>
-    </w:p>
-    <w:p>
-      <w:pPr>
-        <w:pStyle w:val="ListBullet"/>
-      </w:pPr>
-      <w:r>
-        <w:rPr>
-          <w:rFonts w:ascii="微軟正黑體" w:hAnsi="微軟正黑體" w:eastAsia="微軟正黑體"/>
-          <w:b/>
-          <w:color w:val="C0392B"/>
-        </w:rPr>
-        <w:t>② 技法魔法</w:t>
-      </w:r>
-      <w:r>
-        <w:rPr>
-          <w:rFonts w:ascii="微軟正黑體" w:hAnsi="微軟正黑體" w:eastAsia="微軟正黑體"/>
-        </w:rPr>
-        <w:t>：示範用紙黏土做牆、屋頂、門、窗（盒型結構加固）。</w:t>
-      </w:r>
-    </w:p>
-    <w:p>
-      <w:pPr>
-        <w:pStyle w:val="ListBullet"/>
-      </w:pPr>
-      <w:r>
-        <w:rPr>
-          <w:rFonts w:ascii="微軟正黑體" w:hAnsi="微軟正黑體" w:eastAsia="微軟正黑體"/>
-          <w:b/>
-          <w:color w:val="C0392B"/>
-        </w:rPr>
-        <w:t>③ 沉浸創作</w:t>
-      </w:r>
-      <w:r>
-        <w:rPr>
-          <w:rFonts w:ascii="微軟正黑體" w:hAnsi="微軟正黑體" w:eastAsia="微軟正黑體"/>
-        </w:rPr>
-        <w:t>：搭出自己的小屋外型。</w:t>
-      </w:r>
-    </w:p>
-    <w:p>
-      <w:pPr>
-        <w:pStyle w:val="ListBullet"/>
-      </w:pPr>
-      <w:r>
-        <w:rPr>
-          <w:rFonts w:ascii="微軟正黑體" w:hAnsi="微軟正黑體" w:eastAsia="微軟正黑體"/>
-          <w:b/>
-          <w:color w:val="C0392B"/>
-        </w:rPr>
-        <w:t>④ 收心分享</w:t>
-      </w:r>
-      <w:r>
-        <w:rPr>
-          <w:rFonts w:ascii="微軟正黑體" w:hAnsi="微軟正黑體" w:eastAsia="微軟正黑體"/>
-        </w:rPr>
-        <w:t>：「你的小屋門是開著還是關著？為什麼？」（陰乾一週）</w:t>
-      </w:r>
-    </w:p>
-    <w:p>
-      <w:pPr>
-        <w:pStyle w:val="Heading2"/>
-      </w:pPr>
-      <w:r>
-        <w:rPr>
-          <w:rFonts w:ascii="微軟正黑體" w:hAnsi="微軟正黑體" w:eastAsia="微軟正黑體"/>
-        </w:rPr>
-        <w:t>第 2 堂（上課 100 分＋整理 20 分）｜佈置溫暖</w:t>
-      </w:r>
-    </w:p>
-    <w:p>
-      <w:pPr>
-        <w:pStyle w:val="ListBullet"/>
-      </w:pPr>
-      <w:r>
-        <w:rPr>
-          <w:rFonts w:ascii="微軟正黑體" w:hAnsi="微軟正黑體" w:eastAsia="微軟正黑體"/>
-        </w:rPr>
-        <w:t>上色，並用</w:t>
-      </w:r>
-      <w:r>
-        <w:rPr>
-          <w:rFonts w:ascii="微軟正黑體" w:hAnsi="微軟正黑體" w:eastAsia="微軟正黑體"/>
-          <w:b/>
-          <w:color w:val="C0392B"/>
-        </w:rPr>
-        <w:t>鈕扣、小布、押花</w:t>
-      </w:r>
-      <w:r>
-        <w:rPr>
-          <w:rFonts w:ascii="微軟正黑體" w:hAnsi="微軟正黑體" w:eastAsia="微軟正黑體"/>
-        </w:rPr>
-        <w:t>裝飾門窗與花園。</w:t>
-      </w:r>
-    </w:p>
-    <w:p>
-      <w:pPr>
-        <w:pStyle w:val="ListBullet"/>
-      </w:pPr>
-      <w:r>
-        <w:rPr>
-          <w:rFonts w:ascii="微軟正黑體" w:hAnsi="微軟正黑體" w:eastAsia="微軟正黑體"/>
-        </w:rPr>
-        <w:t>在屋裡放一個代表「最愛的人 / 最珍貴的東西」的小物。</w:t>
-      </w:r>
-    </w:p>
-    <w:p>
-      <w:pPr>
-        <w:pStyle w:val="Heading2"/>
-      </w:pPr>
-      <w:r>
-        <w:rPr>
-          <w:rFonts w:ascii="微軟正黑體" w:hAnsi="微軟正黑體" w:eastAsia="微軟正黑體"/>
-        </w:rPr>
-        <w:t>💡 講師深度備忘錄</w:t>
-      </w:r>
-    </w:p>
-    <w:p>
-      <w:pPr>
-        <w:pStyle w:val="ListBullet"/>
-      </w:pPr>
-      <w:r>
-        <w:rPr>
-          <w:rFonts w:ascii="微軟正黑體" w:hAnsi="微軟正黑體" w:eastAsia="微軟正黑體"/>
-          <w:b/>
-          <w:color w:val="C0392B"/>
-        </w:rPr>
-        <w:t>觀察重點</w:t>
-      </w:r>
-      <w:r>
-        <w:rPr>
-          <w:rFonts w:ascii="微軟正黑體" w:hAnsi="微軟正黑體" w:eastAsia="微軟正黑體"/>
-        </w:rPr>
-        <w:t>：門窗是開放還是緊閉？屋內放具象（家人）還是抽象（顏色）？</w:t>
-      </w:r>
-    </w:p>
-    <w:p>
-      <w:pPr>
-        <w:pStyle w:val="ListBullet"/>
-      </w:pPr>
-      <w:r>
-        <w:rPr>
-          <w:rFonts w:ascii="微軟正黑體" w:hAnsi="微軟正黑體" w:eastAsia="微軟正黑體"/>
-          <w:b/>
-          <w:color w:val="C0392B"/>
-        </w:rPr>
-        <w:t>對話引導</w:t>
-      </w:r>
-      <w:r>
-        <w:rPr>
-          <w:rFonts w:ascii="微軟正黑體" w:hAnsi="微軟正黑體" w:eastAsia="微軟正黑體"/>
-        </w:rPr>
-        <w:t>：「如果小屋會說話，它會怎麼安慰難過的你？」</w:t>
-      </w:r>
-    </w:p>
-    <w:p>
-      <w:pPr>
-        <w:pStyle w:val="ListBullet"/>
-      </w:pPr>
-      <w:r>
-        <w:rPr>
-          <w:rFonts w:ascii="微軟正黑體" w:hAnsi="微軟正黑體" w:eastAsia="微軟正黑體"/>
-          <w:b/>
-          <w:color w:val="C0392B"/>
-        </w:rPr>
-        <w:t>生命提醒</w:t>
-      </w:r>
-      <w:r>
-        <w:rPr>
-          <w:rFonts w:ascii="微軟正黑體" w:hAnsi="微軟正黑體" w:eastAsia="微軟正黑體"/>
-        </w:rPr>
-        <w:t>：</w:t>
-      </w:r>
-      <w:r>
-        <w:rPr>
-          <w:rFonts w:ascii="微軟正黑體" w:hAnsi="微軟正黑體" w:eastAsia="微軟正黑體"/>
-          <w:b/>
-          <w:color w:val="C0392B"/>
-        </w:rPr>
-        <w:t>尊重隱私</w:t>
-      </w:r>
-      <w:r>
-        <w:rPr>
-          <w:rFonts w:ascii="微軟正黑體" w:hAnsi="微軟正黑體" w:eastAsia="微軟正黑體"/>
-        </w:rPr>
-        <w:t>。若孩子不願說屋裡放了什麼，稱讚他：「你很會保護自己的寶物，很勇敢。」</w:t>
-      </w:r>
-    </w:p>
-    <w:p>
-      <w:pPr>
-        <w:pStyle w:val="ListBullet"/>
-      </w:pPr>
-      <w:r>
-        <w:rPr>
-          <w:rFonts w:ascii="微軟正黑體" w:hAnsi="微軟正黑體" w:eastAsia="微軟正黑體"/>
-          <w:b/>
-          <w:color w:val="C0392B"/>
-        </w:rPr>
-        <w:t>安全</w:t>
-      </w:r>
-      <w:r>
-        <w:rPr>
-          <w:rFonts w:ascii="微軟正黑體" w:hAnsi="微軟正黑體" w:eastAsia="微軟正黑體"/>
-        </w:rPr>
-        <w:t>：鈕扣等小物注意誤食風險，全程桌面操作、用白膠固定。</w:t>
-      </w:r>
-    </w:p>
-    <w:p>
-      <w:pPr>
-        <w:pStyle w:val="Heading3"/>
-      </w:pPr>
-      <w:r>
-        <w:rPr>
-          <w:rFonts w:ascii="微軟正黑體" w:hAnsi="微軟正黑體" w:eastAsia="微軟正黑體"/>
-        </w:rPr>
-        <w:t>📦 教學包補充</w:t>
-      </w:r>
-    </w:p>
-    <w:p>
-      <w:pPr>
-        <w:pStyle w:val="ListBullet"/>
-      </w:pPr>
-      <w:r>
-        <w:rPr>
-          <w:rFonts w:ascii="微軟正黑體" w:hAnsi="微軟正黑體" w:eastAsia="微軟正黑體"/>
-          <w:b/>
-          <w:color w:val="C0392B"/>
-        </w:rPr>
-        <w:t>材料（每人）</w:t>
-      </w:r>
-      <w:r>
-        <w:rPr>
-          <w:rFonts w:ascii="微軟正黑體" w:hAnsi="微軟正黑體" w:eastAsia="微軟正黑體"/>
-        </w:rPr>
-        <w:t>：紙黏土 約 150g、厚紙盒或底板（小屋結構）、鈕扣／小布／亮片、白膠或保麗龍膠、顏料、平筆、押花。</w:t>
-      </w:r>
-      <w:r>
-        <w:rPr>
-          <w:rFonts w:ascii="微軟正黑體" w:hAnsi="微軟正黑體" w:eastAsia="微軟正黑體"/>
-          <w:b/>
-          <w:color w:val="C0392B"/>
-        </w:rPr>
-        <w:t>共用</w:t>
-      </w:r>
-      <w:r>
-        <w:rPr>
-          <w:rFonts w:ascii="微軟正黑體" w:hAnsi="微軟正黑體" w:eastAsia="微軟正黑體"/>
-        </w:rPr>
-        <w:t>：剪刀、熱熔槍（⚠️ 僅老師操作）。</w:t>
-      </w:r>
-    </w:p>
-    <w:p>
-      <w:pPr>
-        <w:pStyle w:val="ListBullet"/>
-      </w:pPr>
-      <w:r>
-        <w:rPr>
-          <w:rFonts w:ascii="微軟正黑體" w:hAnsi="微軟正黑體" w:eastAsia="微軟正黑體"/>
-          <w:b/>
-          <w:color w:val="C0392B"/>
-        </w:rPr>
-        <w:t>引導繪本／媒材</w:t>
-      </w:r>
-      <w:r>
-        <w:rPr>
-          <w:rFonts w:ascii="微軟正黑體" w:hAnsi="微軟正黑體" w:eastAsia="微軟正黑體"/>
-        </w:rPr>
-        <w:t>：《家》《逃家小兔》《威廉的洋娃娃》（家與愛）。</w:t>
-      </w:r>
-    </w:p>
-    <w:p>
-      <w:pPr>
-        <w:pStyle w:val="ListBullet"/>
-      </w:pPr>
-      <w:r>
-        <w:rPr>
-          <w:rFonts w:ascii="微軟正黑體" w:hAnsi="微軟正黑體" w:eastAsia="微軟正黑體"/>
-          <w:b/>
-          <w:color w:val="C0392B"/>
-        </w:rPr>
-        <w:t>作品存放與跨週銜接</w:t>
-      </w:r>
-      <w:r>
-        <w:rPr>
-          <w:rFonts w:ascii="微軟正黑體" w:hAnsi="微軟正黑體" w:eastAsia="微軟正黑體"/>
-        </w:rPr>
-        <w:t>：⚠️ 第 1 堂結構體積較大，塑形後</w:t>
-      </w:r>
-      <w:r>
-        <w:rPr>
-          <w:rFonts w:ascii="微軟正黑體" w:hAnsi="微軟正黑體" w:eastAsia="微軟正黑體"/>
-          <w:b/>
-          <w:color w:val="C0392B"/>
-        </w:rPr>
-        <w:t>陰乾一週</w:t>
-      </w:r>
-      <w:r>
-        <w:rPr>
-          <w:rFonts w:ascii="微軟正黑體" w:hAnsi="微軟正黑體" w:eastAsia="微軟正黑體"/>
-        </w:rPr>
-        <w:t>，放穩固托盤、貼名字、勿堆疊；第 2 堂乾後上色與佈置。</w:t>
-      </w:r>
-    </w:p>
-    <w:p>
-      <w:pPr>
-        <w:pStyle w:val="ListBullet"/>
-      </w:pPr>
-      <w:r>
-        <w:rPr>
-          <w:rFonts w:ascii="微軟正黑體" w:hAnsi="微軟正黑體" w:eastAsia="微軟正黑體"/>
-          <w:b/>
-          <w:color w:val="C0392B"/>
-        </w:rPr>
-        <w:t>回家對話小卡</w:t>
-      </w:r>
-      <w:r>
-        <w:rPr>
-          <w:rFonts w:ascii="微軟正黑體" w:hAnsi="微軟正黑體" w:eastAsia="微軟正黑體"/>
-        </w:rPr>
-        <w:t>：「家裡哪一個角落讓你最安心？你的小屋裡放了誰／什麼最珍貴的東西？」</w:t>
-      </w:r>
-    </w:p>
-    <w:p>
-      <w:pPr>
-        <w:jc w:val="center"/>
-      </w:pPr>
-      <w:r>
-        <w:t>──────────────────────────────</w:t>
-      </w:r>
-    </w:p>
-    <w:p>
-      <w:pPr>
-        <w:pStyle w:val="Heading1"/>
-      </w:pPr>
-      <w:r>
-        <w:rPr>
-          <w:rFonts w:ascii="微軟正黑體" w:hAnsi="微軟正黑體" w:eastAsia="微軟正黑體"/>
-        </w:rPr>
-        <w:t>🍂 作品 5｜大自然的禮物書籤（押花＋繪畫）</w:t>
-      </w:r>
-    </w:p>
-    <w:p>
-      <w:pPr>
         <w:jc w:val="center"/>
       </w:pPr>
       <w:r>
         <w:drawing>
           <wp:inline xmlns:a="http://schemas.openxmlformats.org/drawingml/2006/main" xmlns:pic="http://schemas.openxmlformats.org/drawingml/2006/picture">
-            <wp:extent cx="3420000" cy="4256000"/>
+            <wp:extent cx="3960000" cy="3168000"/>
             <wp:docPr id="5" name="Picture 5"/>
             <wp:cNvGraphicFramePr>
               <a:graphicFrameLocks noChangeAspect="1"/>
@@ -3801,7 +2666,7 @@
               <a:graphicData uri="http://schemas.openxmlformats.org/drawingml/2006/picture">
                 <pic:pic>
                   <pic:nvPicPr>
-                    <pic:cNvPr id="0" name="ref-work-05.png"/>
+                    <pic:cNvPr id="0" name="work-02-g1.jpg"/>
                     <pic:cNvPicPr/>
                   </pic:nvPicPr>
                   <pic:blipFill>
@@ -3813,7 +2678,7 @@
                   <pic:spPr>
                     <a:xfrm>
                       <a:off x="0" y="0"/>
-                      <a:ext cx="3420000" cy="4256000"/>
+                      <a:ext cx="3960000" cy="3168000"/>
                     </a:xfrm>
                     <a:prstGeom prst="rect"/>
                   </pic:spPr>
@@ -3831,432 +2696,23 @@
           <w:b/>
           <w:color w:val="C0392B"/>
         </w:rPr>
-        <w:t>週次 W9–W10｜媒材：押花為主，兒童繪畫襯底｜生命主軸：人與自然</w:t>
+        <w:t>小二範例</w:t>
+      </w:r>
+      <w:r>
+        <w:rPr>
+          <w:rFonts w:ascii="微軟正黑體" w:hAnsi="微軟正黑體" w:eastAsia="微軟正黑體"/>
+        </w:rPr>
+        <w:t>——加上藤蔓、石頭門框、小蘑菇與更多花葉，細節豐富、更有「家」的故事感。</w:t>
       </w:r>
     </w:p>
     <w:p>
       <w:pPr>
-        <w:pStyle w:val="Heading2"/>
-      </w:pPr>
-      <w:r>
-        <w:rPr>
-          <w:rFonts w:ascii="微軟正黑體" w:hAnsi="微軟正黑體" w:eastAsia="微軟正黑體"/>
-        </w:rPr>
-        <w:t>生命連結</w:t>
-      </w:r>
-    </w:p>
-    <w:p>
-      <w:r>
-        <w:rPr>
-          <w:rFonts w:ascii="微軟正黑體" w:hAnsi="微軟正黑體" w:eastAsia="微軟正黑體"/>
-          <w:b/>
-          <w:color w:val="C0392B"/>
-        </w:rPr>
-        <w:t>【感恩・珍惜當下・四季】</w:t>
-      </w:r>
-      <w:r>
-        <w:rPr>
-          <w:rFonts w:ascii="微軟正黑體" w:hAnsi="微軟正黑體" w:eastAsia="微軟正黑體"/>
-        </w:rPr>
-        <w:t xml:space="preserve"> 一朵花被壓乾，把最美的樣子留下來。提升孩子「珍惜眼前、對大自然心懷感謝」的情感。</w:t>
-      </w:r>
-    </w:p>
-    <w:p>
-      <w:pPr>
-        <w:pStyle w:val="Heading2"/>
-      </w:pPr>
-      <w:r>
-        <w:rPr>
-          <w:rFonts w:ascii="微軟正黑體" w:hAnsi="微軟正黑體" w:eastAsia="微軟正黑體"/>
-        </w:rPr>
-        <w:t>第 1 堂（上課 100 分＋整理 20 分）｜尋寶與壓花</w:t>
-      </w:r>
-    </w:p>
-    <w:p>
-      <w:pPr>
-        <w:pStyle w:val="ListBullet"/>
-      </w:pPr>
-      <w:r>
-        <w:rPr>
-          <w:rFonts w:ascii="微軟正黑體" w:hAnsi="微軟正黑體" w:eastAsia="微軟正黑體"/>
-          <w:b/>
-          <w:color w:val="C0392B"/>
-        </w:rPr>
-        <w:t>① 心靈登陸</w:t>
-      </w:r>
-      <w:r>
-        <w:rPr>
-          <w:rFonts w:ascii="微軟正黑體" w:hAnsi="微軟正黑體" w:eastAsia="微軟正黑體"/>
-        </w:rPr>
-        <w:t>：戶外 / 校園「大自然尋寶」（撿落葉、小花），或用事先壓好的押花。</w:t>
-      </w:r>
-    </w:p>
-    <w:p>
-      <w:pPr>
-        <w:pStyle w:val="ListBullet"/>
-      </w:pPr>
-      <w:r>
-        <w:rPr>
-          <w:rFonts w:ascii="微軟正黑體" w:hAnsi="微軟正黑體" w:eastAsia="微軟正黑體"/>
-          <w:b/>
-          <w:color w:val="C0392B"/>
-        </w:rPr>
-        <w:t>② 技法魔法</w:t>
-      </w:r>
-      <w:r>
-        <w:rPr>
-          <w:rFonts w:ascii="微軟正黑體" w:hAnsi="微軟正黑體" w:eastAsia="微軟正黑體"/>
-        </w:rPr>
-        <w:t>：認識押花、講解「為什麼花會變平變乾」。</w:t>
-      </w:r>
-    </w:p>
-    <w:p>
-      <w:pPr>
-        <w:pStyle w:val="ListBullet"/>
-      </w:pPr>
-      <w:r>
-        <w:rPr>
-          <w:rFonts w:ascii="微軟正黑體" w:hAnsi="微軟正黑體" w:eastAsia="微軟正黑體"/>
-          <w:b/>
-          <w:color w:val="C0392B"/>
-        </w:rPr>
-        <w:t>③ 沉浸創作</w:t>
-      </w:r>
-      <w:r>
-        <w:rPr>
-          <w:rFonts w:ascii="微軟正黑體" w:hAnsi="微軟正黑體" w:eastAsia="微軟正黑體"/>
-        </w:rPr>
-        <w:t>：在書籤卡上用水彩 / 蠟筆畫出「我最喜歡的季節」底色。</w:t>
-      </w:r>
-    </w:p>
-    <w:p>
-      <w:pPr>
-        <w:pStyle w:val="ListBullet"/>
-      </w:pPr>
-      <w:r>
-        <w:rPr>
-          <w:rFonts w:ascii="微軟正黑體" w:hAnsi="微軟正黑體" w:eastAsia="微軟正黑體"/>
-          <w:b/>
-          <w:color w:val="C0392B"/>
-        </w:rPr>
-        <w:t>④ 收心分享</w:t>
-      </w:r>
-      <w:r>
-        <w:rPr>
-          <w:rFonts w:ascii="微軟正黑體" w:hAnsi="微軟正黑體" w:eastAsia="微軟正黑體"/>
-        </w:rPr>
-        <w:t>：「你今天最感謝大自然的什麼？」</w:t>
-      </w:r>
-    </w:p>
-    <w:p>
-      <w:pPr>
-        <w:pStyle w:val="Heading2"/>
-      </w:pPr>
-      <w:r>
-        <w:rPr>
-          <w:rFonts w:ascii="微軟正黑體" w:hAnsi="微軟正黑體" w:eastAsia="微軟正黑體"/>
-        </w:rPr>
-        <w:t>第 2 堂（上課 100 分＋整理 20 分）｜拼貼與護貝</w:t>
-      </w:r>
-    </w:p>
-    <w:p>
-      <w:pPr>
-        <w:pStyle w:val="ListBullet"/>
-      </w:pPr>
-      <w:r>
-        <w:rPr>
-          <w:rFonts w:ascii="微軟正黑體" w:hAnsi="微軟正黑體" w:eastAsia="微軟正黑體"/>
-        </w:rPr>
-        <w:t>在底色上排列、黏貼押花，構成一幅小風景。</w:t>
-      </w:r>
-    </w:p>
-    <w:p>
-      <w:pPr>
-        <w:pStyle w:val="ListBullet"/>
-      </w:pPr>
-      <w:r>
-        <w:rPr>
-          <w:rFonts w:ascii="微軟正黑體" w:hAnsi="微軟正黑體" w:eastAsia="微軟正黑體"/>
-        </w:rPr>
-        <w:t>護貝 / 貼透明膜完成書籤，穿上緞帶。</w:t>
-      </w:r>
-    </w:p>
-    <w:p>
-      <w:pPr>
-        <w:pStyle w:val="Heading2"/>
-      </w:pPr>
-      <w:r>
-        <w:rPr>
-          <w:rFonts w:ascii="微軟正黑體" w:hAnsi="微軟正黑體" w:eastAsia="微軟正黑體"/>
-        </w:rPr>
-        <w:t>💡 講師深度備忘錄</w:t>
-      </w:r>
-    </w:p>
-    <w:p>
-      <w:pPr>
-        <w:pStyle w:val="ListBullet"/>
-      </w:pPr>
-      <w:r>
-        <w:rPr>
-          <w:rFonts w:ascii="微軟正黑體" w:hAnsi="微軟正黑體" w:eastAsia="微軟正黑體"/>
-          <w:b/>
-          <w:color w:val="C0392B"/>
-        </w:rPr>
-        <w:t>觀察重點</w:t>
-      </w:r>
-      <w:r>
-        <w:rPr>
-          <w:rFonts w:ascii="微軟正黑體" w:hAnsi="微軟正黑體" w:eastAsia="微軟正黑體"/>
-        </w:rPr>
-        <w:t>：孩子排花時是「滿滿塞」還是「留白」？反映內在的節奏感。</w:t>
-      </w:r>
-    </w:p>
-    <w:p>
-      <w:pPr>
-        <w:pStyle w:val="ListBullet"/>
-      </w:pPr>
-      <w:r>
-        <w:rPr>
-          <w:rFonts w:ascii="微軟正黑體" w:hAnsi="微軟正黑體" w:eastAsia="微軟正黑體"/>
-          <w:b/>
-          <w:color w:val="C0392B"/>
-        </w:rPr>
-        <w:t>對話引導</w:t>
-      </w:r>
-      <w:r>
-        <w:rPr>
-          <w:rFonts w:ascii="微軟正黑體" w:hAnsi="微軟正黑體" w:eastAsia="微軟正黑體"/>
-        </w:rPr>
-        <w:t>：「這朵花以前是活的，現在它換一種方式陪著你，你想對它說什麼？」</w:t>
-      </w:r>
-    </w:p>
-    <w:p>
-      <w:pPr>
-        <w:pStyle w:val="ListBullet"/>
-      </w:pPr>
-      <w:r>
-        <w:rPr>
-          <w:rFonts w:ascii="微軟正黑體" w:hAnsi="微軟正黑體" w:eastAsia="微軟正黑體"/>
-          <w:b/>
-          <w:color w:val="C0392B"/>
-        </w:rPr>
-        <w:t>生命提醒</w:t>
-      </w:r>
-      <w:r>
-        <w:rPr>
-          <w:rFonts w:ascii="微軟正黑體" w:hAnsi="微軟正黑體" w:eastAsia="微軟正黑體"/>
-        </w:rPr>
-        <w:t>：用溫柔的方式談「無常」——花謝了不是消失，而是變成另一種美。</w:t>
-      </w:r>
-      <w:r>
-        <w:rPr>
-          <w:rFonts w:ascii="微軟正黑體" w:hAnsi="微軟正黑體" w:eastAsia="微軟正黑體"/>
-          <w:b/>
-          <w:color w:val="C0392B"/>
-        </w:rPr>
-        <w:t>不必強調死亡，重點是珍惜與感謝</w:t>
-      </w:r>
-      <w:r>
-        <w:rPr>
-          <w:rFonts w:ascii="微軟正黑體" w:hAnsi="微軟正黑體" w:eastAsia="微軟正黑體"/>
-        </w:rPr>
-        <w:t>。</w:t>
-      </w:r>
-    </w:p>
-    <w:p>
-      <w:pPr>
-        <w:pStyle w:val="ListBullet"/>
-      </w:pPr>
-      <w:r>
-        <w:rPr>
-          <w:rFonts w:ascii="微軟正黑體" w:hAnsi="微軟正黑體" w:eastAsia="微軟正黑體"/>
-          <w:b/>
-          <w:color w:val="C0392B"/>
-        </w:rPr>
-        <w:t>適齡技巧</w:t>
-      </w:r>
-      <w:r>
-        <w:rPr>
-          <w:rFonts w:ascii="微軟正黑體" w:hAnsi="微軟正黑體" w:eastAsia="微軟正黑體"/>
-        </w:rPr>
-        <w:t>：押花易碎，提供鑷子或棉花棒沾膠，減少手指直接接觸。</w:t>
-      </w:r>
-    </w:p>
-    <w:p>
-      <w:pPr>
-        <w:pStyle w:val="Heading3"/>
-      </w:pPr>
-      <w:r>
-        <w:rPr>
-          <w:rFonts w:ascii="微軟正黑體" w:hAnsi="微軟正黑體" w:eastAsia="微軟正黑體"/>
-        </w:rPr>
-        <w:t>📦 教學包補充</w:t>
-      </w:r>
-    </w:p>
-    <w:p>
-      <w:pPr>
-        <w:pStyle w:val="ListBullet"/>
-      </w:pPr>
-      <w:r>
-        <w:rPr>
-          <w:rFonts w:ascii="微軟正黑體" w:hAnsi="微軟正黑體" w:eastAsia="微軟正黑體"/>
-          <w:b/>
-          <w:color w:val="C0392B"/>
-        </w:rPr>
-        <w:t>材料（每人）</w:t>
-      </w:r>
-      <w:r>
-        <w:rPr>
-          <w:rFonts w:ascii="微軟正黑體" w:hAnsi="微軟正黑體" w:eastAsia="微軟正黑體"/>
-        </w:rPr>
-        <w:t>：書籤厚卡、水彩或蠟筆、押花／押葉數片、鑷子、白膠或點膠、冷裱膜／護貝膜或寬透明膠帶、緞帶。</w:t>
-      </w:r>
-      <w:r>
-        <w:rPr>
-          <w:rFonts w:ascii="微軟正黑體" w:hAnsi="微軟正黑體" w:eastAsia="微軟正黑體"/>
-          <w:b/>
-          <w:color w:val="C0392B"/>
-        </w:rPr>
-        <w:t>共用</w:t>
-      </w:r>
-      <w:r>
-        <w:rPr>
-          <w:rFonts w:ascii="微軟正黑體" w:hAnsi="微軟正黑體" w:eastAsia="微軟正黑體"/>
-        </w:rPr>
-        <w:t>：打孔器（老師）、戶外尋寶小袋。</w:t>
-      </w:r>
-    </w:p>
-    <w:p>
-      <w:pPr>
-        <w:pStyle w:val="ListBullet"/>
-      </w:pPr>
-      <w:r>
-        <w:rPr>
-          <w:rFonts w:ascii="微軟正黑體" w:hAnsi="微軟正黑體" w:eastAsia="微軟正黑體"/>
-          <w:b/>
-          <w:color w:val="C0392B"/>
-        </w:rPr>
-        <w:t>引導繪本／媒材</w:t>
-      </w:r>
-      <w:r>
-        <w:rPr>
-          <w:rFonts w:ascii="微軟正黑體" w:hAnsi="微軟正黑體" w:eastAsia="微軟正黑體"/>
-        </w:rPr>
-        <w:t>：《花婆婆》《愛心樹》《葉子鳥》（感恩與付出）。</w:t>
-      </w:r>
-    </w:p>
-    <w:p>
-      <w:pPr>
-        <w:pStyle w:val="ListBullet"/>
-      </w:pPr>
-      <w:r>
-        <w:rPr>
-          <w:rFonts w:ascii="微軟正黑體" w:hAnsi="微軟正黑體" w:eastAsia="微軟正黑體"/>
-          <w:b/>
-          <w:color w:val="C0392B"/>
-        </w:rPr>
-        <w:t>作品存放與跨週銜接</w:t>
-      </w:r>
-      <w:r>
-        <w:rPr>
-          <w:rFonts w:ascii="微軟正黑體" w:hAnsi="微軟正黑體" w:eastAsia="微軟正黑體"/>
-        </w:rPr>
-        <w:t xml:space="preserve">：⚠️ </w:t>
-      </w:r>
-      <w:r>
-        <w:rPr>
-          <w:rFonts w:ascii="微軟正黑體" w:hAnsi="微軟正黑體" w:eastAsia="微軟正黑體"/>
-          <w:b/>
-          <w:color w:val="C0392B"/>
-        </w:rPr>
-        <w:t>押花需於開課前 2–3 週先壓製</w:t>
-      </w:r>
-      <w:r>
-        <w:rPr>
-          <w:rFonts w:ascii="微軟正黑體" w:hAnsi="微軟正黑體" w:eastAsia="微軟正黑體"/>
-        </w:rPr>
-        <w:t>（或採購現成）。第 1 堂底色畫完陰乾；第 2 堂排花、護貝、穿緞帶，</w:t>
-      </w:r>
-      <w:r>
-        <w:rPr>
-          <w:rFonts w:ascii="微軟正黑體" w:hAnsi="微軟正黑體" w:eastAsia="微軟正黑體"/>
-          <w:b/>
-          <w:color w:val="C0392B"/>
-        </w:rPr>
-        <w:t>當堂完成可帶回</w:t>
-      </w:r>
-      <w:r>
-        <w:rPr>
-          <w:rFonts w:ascii="微軟正黑體" w:hAnsi="微軟正黑體" w:eastAsia="微軟正黑體"/>
-        </w:rPr>
-        <w:t>。</w:t>
-      </w:r>
-    </w:p>
-    <w:p>
-      <w:pPr>
-        <w:pStyle w:val="ListBullet"/>
-      </w:pPr>
-      <w:r>
-        <w:rPr>
-          <w:rFonts w:ascii="微軟正黑體" w:hAnsi="微軟正黑體" w:eastAsia="微軟正黑體"/>
-          <w:b/>
-          <w:color w:val="C0392B"/>
-        </w:rPr>
-        <w:t>回家對話小卡</w:t>
-      </w:r>
-      <w:r>
-        <w:rPr>
-          <w:rFonts w:ascii="微軟正黑體" w:hAnsi="微軟正黑體" w:eastAsia="微軟正黑體"/>
-        </w:rPr>
-        <w:t>：「今天最感謝大自然的什麼？把這張書籤送給一個你想感謝的人吧。」</w:t>
-      </w:r>
-    </w:p>
-    <w:p>
-      <w:pPr>
-        <w:pStyle w:val="ListBullet"/>
-      </w:pPr>
-      <w:r>
-        <w:rPr>
-          <w:rFonts w:ascii="微軟正黑體" w:hAnsi="微軟正黑體" w:eastAsia="微軟正黑體"/>
-          <w:b/>
-          <w:color w:val="C0392B"/>
-        </w:rPr>
-        <w:t>行前提醒</w:t>
-      </w:r>
-      <w:r>
-        <w:rPr>
-          <w:rFonts w:ascii="微軟正黑體" w:hAnsi="微軟正黑體" w:eastAsia="微軟正黑體"/>
-        </w:rPr>
-        <w:t>：戶外尋寶需先勘查場地與安全，並備雨天室內替代方案（改用現成押花）。</w:t>
-      </w:r>
-    </w:p>
-    <w:p>
-      <w:pPr>
-        <w:jc w:val="center"/>
-      </w:pPr>
-      <w:r>
-        <w:t>──────────────────────────────</w:t>
-      </w:r>
-    </w:p>
-    <w:p>
-      <w:pPr>
-        <w:pStyle w:val="Heading1"/>
-      </w:pPr>
-      <w:r>
-        <w:rPr>
-          <w:rFonts w:ascii="微軟正黑體" w:hAnsi="微軟正黑體" w:eastAsia="微軟正黑體"/>
-        </w:rPr>
-        <w:t>🐠 作品 6｜海底好朋友（紙黏土＋繪畫｜混媒）</w:t>
-      </w:r>
-    </w:p>
-    <w:p>
-      <w:pPr>
         <w:jc w:val="center"/>
       </w:pPr>
       <w:r>
         <w:drawing>
           <wp:inline xmlns:a="http://schemas.openxmlformats.org/drawingml/2006/main" xmlns:pic="http://schemas.openxmlformats.org/drawingml/2006/picture">
-            <wp:extent cx="3420000" cy="4256000"/>
+            <wp:extent cx="3960000" cy="3168000"/>
             <wp:docPr id="6" name="Picture 6"/>
             <wp:cNvGraphicFramePr>
               <a:graphicFrameLocks noChangeAspect="1"/>
@@ -4265,7 +2721,7 @@
               <a:graphicData uri="http://schemas.openxmlformats.org/drawingml/2006/picture">
                 <pic:pic>
                   <pic:nvPicPr>
-                    <pic:cNvPr id="0" name="ref-work-06.png"/>
+                    <pic:cNvPr id="0" name="work-02-g2.jpg"/>
                     <pic:cNvPicPr/>
                   </pic:nvPicPr>
                   <pic:blipFill>
@@ -4277,7 +2733,7 @@
                   <pic:spPr>
                     <a:xfrm>
                       <a:off x="0" y="0"/>
-                      <a:ext cx="3420000" cy="4256000"/>
+                      <a:ext cx="3960000" cy="3168000"/>
                     </a:xfrm>
                     <a:prstGeom prst="rect"/>
                   </pic:spPr>
@@ -4289,13 +2745,30 @@
       </w:r>
     </w:p>
     <w:p>
+      <w:pPr>
+        <w:pStyle w:val="Heading2"/>
+      </w:pPr>
+      <w:r>
+        <w:rPr>
+          <w:rFonts w:ascii="微軟正黑體" w:hAnsi="微軟正黑體" w:eastAsia="微軟正黑體"/>
+        </w:rPr>
+        <w:t>生命連結</w:t>
+      </w:r>
+    </w:p>
+    <w:p>
       <w:r>
         <w:rPr>
           <w:rFonts w:ascii="微軟正黑體" w:hAnsi="微軟正黑體" w:eastAsia="微軟正黑體"/>
           <w:b/>
           <w:color w:val="C0392B"/>
         </w:rPr>
-        <w:t>週次 W11–W12｜媒材：紙黏土立體＋繪畫背景（混媒）｜生命主軸：人與自然</w:t>
+        <w:t>【生命的起點・等待與成長】</w:t>
+      </w:r>
+      <w:r>
+        <w:rPr>
+          <w:rFonts w:ascii="微軟正黑體" w:hAnsi="微軟正黑體" w:eastAsia="微軟正黑體"/>
+        </w:rPr>
+        <w:t xml:space="preserve"> 每一顆種子裡都藏著一棵大樹的夢想。提升孩子「我現在雖然小，但我正在長大」的自我接納與耐心。</w:t>
       </w:r>
     </w:p>
     <w:p>
@@ -4306,34 +2779,45 @@
         <w:rPr>
           <w:rFonts w:ascii="微軟正黑體" w:hAnsi="微軟正黑體" w:eastAsia="微軟正黑體"/>
         </w:rPr>
-        <w:t>生命連結</w:t>
+        <w:t>第 1 堂（上課 100 分＋整理 20 分）｜捏一個家</w:t>
       </w:r>
     </w:p>
     <w:p>
+      <w:pPr>
+        <w:pStyle w:val="ListBullet"/>
+      </w:pPr>
       <w:r>
         <w:rPr>
           <w:rFonts w:ascii="微軟正黑體" w:hAnsi="微軟正黑體" w:eastAsia="微軟正黑體"/>
           <w:b/>
           <w:color w:val="C0392B"/>
         </w:rPr>
-        <w:t>【愛護環境・保護生命・責任】</w:t>
-      </w:r>
-      <w:r>
-        <w:rPr>
-          <w:rFonts w:ascii="微軟正黑體" w:hAnsi="微軟正黑體" w:eastAsia="微軟正黑體"/>
-        </w:rPr>
-        <w:t xml:space="preserve"> 海洋裡住著好多生命，牠們需要乾淨的家。提升孩子「我可以保護比我更小的生命」的責任感。</w:t>
+        <w:t>① 心靈登陸</w:t>
+      </w:r>
+      <w:r>
+        <w:rPr>
+          <w:rFonts w:ascii="微軟正黑體" w:hAnsi="微軟正黑體" w:eastAsia="微軟正黑體"/>
+        </w:rPr>
+        <w:t>：繪本 / 故事——「一顆種子的旅行」。</w:t>
       </w:r>
     </w:p>
     <w:p>
       <w:pPr>
-        <w:pStyle w:val="Heading2"/>
-      </w:pPr>
-      <w:r>
-        <w:rPr>
-          <w:rFonts w:ascii="微軟正黑體" w:hAnsi="微軟正黑體" w:eastAsia="微軟正黑體"/>
-        </w:rPr>
-        <w:t>第 1 堂（上課 100 分＋整理 20 分）｜畫出海洋的家</w:t>
+        <w:pStyle w:val="ListBullet"/>
+      </w:pPr>
+      <w:r>
+        <w:rPr>
+          <w:rFonts w:ascii="微軟正黑體" w:hAnsi="微軟正黑體" w:eastAsia="微軟正黑體"/>
+          <w:b/>
+          <w:color w:val="C0392B"/>
+        </w:rPr>
+        <w:t>② 技法魔法</w:t>
+      </w:r>
+      <w:r>
+        <w:rPr>
+          <w:rFonts w:ascii="微軟正黑體" w:hAnsi="微軟正黑體" w:eastAsia="微軟正黑體"/>
+        </w:rPr>
+        <w:t>：示範搓圓、壓扁、捏出小巢 / 小盆的造型。</w:t>
       </w:r>
     </w:p>
     <w:p>
@@ -4346,13 +2830,13 @@
           <w:b/>
           <w:color w:val="C0392B"/>
         </w:rPr>
-        <w:t>① 心靈登陸</w:t>
-      </w:r>
-      <w:r>
-        <w:rPr>
-          <w:rFonts w:ascii="微軟正黑體" w:hAnsi="微軟正黑體" w:eastAsia="微軟正黑體"/>
-        </w:rPr>
-        <w:t>：聊聊「如果海裡都是垃圾，魚會怎樣？」</w:t>
+        <w:t>③ 沉浸創作</w:t>
+      </w:r>
+      <w:r>
+        <w:rPr>
+          <w:rFonts w:ascii="微軟正黑體" w:hAnsi="微軟正黑體" w:eastAsia="微軟正黑體"/>
+        </w:rPr>
+        <w:t>：捏一個「種子寶寶的家」（巢、盆或蛋殼狀），並捏一顆有表情的種子寶寶放進去。</w:t>
       </w:r>
     </w:p>
     <w:p>
@@ -4365,32 +2849,60 @@
           <w:b/>
           <w:color w:val="C0392B"/>
         </w:rPr>
-        <w:t>② 技法魔法</w:t>
-      </w:r>
-      <w:r>
-        <w:rPr>
-          <w:rFonts w:ascii="微軟正黑體" w:hAnsi="微軟正黑體" w:eastAsia="微軟正黑體"/>
-        </w:rPr>
-        <w:t>：示範水藍漸層背景（濕畫法）＋紙黏土搓出魚、海龜、珊瑚。</w:t>
+        <w:t>④ 收心分享</w:t>
+      </w:r>
+      <w:r>
+        <w:rPr>
+          <w:rFonts w:ascii="微軟正黑體" w:hAnsi="微軟正黑體" w:eastAsia="微軟正黑體"/>
+        </w:rPr>
+        <w:t>：「你的種子寶寶在想什麼？」（陰乾一週）</w:t>
       </w:r>
     </w:p>
     <w:p>
       <w:pPr>
+        <w:pStyle w:val="Heading2"/>
+      </w:pPr>
+      <w:r>
+        <w:rPr>
+          <w:rFonts w:ascii="微軟正黑體" w:hAnsi="微軟正黑體" w:eastAsia="微軟正黑體"/>
+        </w:rPr>
+        <w:t>第 2 堂（上課 100 分＋整理 20 分）｜裝飾與守護</w:t>
+      </w:r>
+    </w:p>
+    <w:p>
+      <w:pPr>
         <w:pStyle w:val="ListBullet"/>
       </w:pPr>
+      <w:r>
+        <w:rPr>
+          <w:rFonts w:ascii="微軟正黑體" w:hAnsi="微軟正黑體" w:eastAsia="微軟正黑體"/>
+        </w:rPr>
+        <w:t>乾刷上色，呈現泥土、自然的質感。</w:t>
+      </w:r>
+    </w:p>
+    <w:p>
+      <w:pPr>
+        <w:pStyle w:val="ListBullet"/>
+      </w:pPr>
+      <w:r>
+        <w:rPr>
+          <w:rFonts w:ascii="微軟正黑體" w:hAnsi="微軟正黑體" w:eastAsia="微軟正黑體"/>
+        </w:rPr>
+        <w:t>用</w:t>
+      </w:r>
       <w:r>
         <w:rPr>
           <w:rFonts w:ascii="微軟正黑體" w:hAnsi="微軟正黑體" w:eastAsia="微軟正黑體"/>
           <w:b/>
           <w:color w:val="C0392B"/>
         </w:rPr>
-        <w:t>③ 沉浸創作</w:t>
-      </w:r>
-      <w:r>
-        <w:rPr>
-          <w:rFonts w:ascii="微軟正黑體" w:hAnsi="微軟正黑體" w:eastAsia="微軟正黑體"/>
-        </w:rPr>
-        <w:t>：畫海洋背景（第 1 堂主畫背景，黏土小物陰乾）。</w:t>
+        <w:t>押花的小葉片、小花</w:t>
+      </w:r>
+      <w:r>
+        <w:rPr>
+          <w:rFonts w:ascii="微軟正黑體" w:hAnsi="微軟正黑體" w:eastAsia="微軟正黑體"/>
+        </w:rPr>
+        <w:t>裝飾家的邊緣，象徵「被自然守護」。</w:t>
       </w:r>
     </w:p>
     <w:p>
@@ -4400,27 +2912,57 @@
       <w:r>
         <w:rPr>
           <w:rFonts w:ascii="微軟正黑體" w:hAnsi="微軟正黑體" w:eastAsia="微軟正黑體"/>
+        </w:rPr>
+        <w:t>為種子寶寶取一個名字，寫在小牌子上。</w:t>
+      </w:r>
+    </w:p>
+    <w:p>
+      <w:pPr>
+        <w:pStyle w:val="Heading2"/>
+      </w:pPr>
+      <w:r>
+        <w:rPr>
+          <w:rFonts w:ascii="微軟正黑體" w:hAnsi="微軟正黑體" w:eastAsia="微軟正黑體"/>
+        </w:rPr>
+        <w:t>💡 講師深度備忘錄</w:t>
+      </w:r>
+    </w:p>
+    <w:p>
+      <w:pPr>
+        <w:pStyle w:val="ListBullet"/>
+      </w:pPr>
+      <w:r>
+        <w:rPr>
+          <w:rFonts w:ascii="微軟正黑體" w:hAnsi="微軟正黑體" w:eastAsia="微軟正黑體"/>
           <w:b/>
           <w:color w:val="C0392B"/>
         </w:rPr>
-        <w:t>④ 收心分享</w:t>
-      </w:r>
-      <w:r>
-        <w:rPr>
-          <w:rFonts w:ascii="微軟正黑體" w:hAnsi="微軟正黑體" w:eastAsia="微軟正黑體"/>
-        </w:rPr>
-        <w:t>：「你想保護海裡的哪一個朋友？」</w:t>
+        <w:t>觀察重點</w:t>
+      </w:r>
+      <w:r>
+        <w:rPr>
+          <w:rFonts w:ascii="微軟正黑體" w:hAnsi="微軟正黑體" w:eastAsia="微軟正黑體"/>
+        </w:rPr>
+        <w:t>：孩子對「壓痕、捏歪」的反應；有些孩子求好心切會很焦慮。</w:t>
       </w:r>
     </w:p>
     <w:p>
       <w:pPr>
-        <w:pStyle w:val="Heading2"/>
-      </w:pPr>
-      <w:r>
-        <w:rPr>
-          <w:rFonts w:ascii="微軟正黑體" w:hAnsi="微軟正黑體" w:eastAsia="微軟正黑體"/>
-        </w:rPr>
-        <w:t>第 2 堂（上課 100 分＋整理 20 分）｜組合與守護宣言</w:t>
+        <w:pStyle w:val="ListBullet"/>
+      </w:pPr>
+      <w:r>
+        <w:rPr>
+          <w:rFonts w:ascii="微軟正黑體" w:hAnsi="微軟正黑體" w:eastAsia="微軟正黑體"/>
+          <w:b/>
+          <w:color w:val="C0392B"/>
+        </w:rPr>
+        <w:t>對話引導</w:t>
+      </w:r>
+      <w:r>
+        <w:rPr>
+          <w:rFonts w:ascii="微軟正黑體" w:hAnsi="微軟正黑體" w:eastAsia="微軟正黑體"/>
+        </w:rPr>
+        <w:t>：當孩子覺得捏壞了，說：「這個痕跡就像種子的胎記，讓它和別人都不一樣。」</w:t>
       </w:r>
     </w:p>
     <w:p>
@@ -4430,8 +2972,16 @@
       <w:r>
         <w:rPr>
           <w:rFonts w:ascii="微軟正黑體" w:hAnsi="微軟正黑體" w:eastAsia="微軟正黑體"/>
-        </w:rPr>
-        <w:t>為黏土海洋生物上色，黏貼到背景上，加泡泡、海草。</w:t>
+          <w:b/>
+          <w:color w:val="C0392B"/>
+        </w:rPr>
+        <w:t>生命提醒</w:t>
+      </w:r>
+      <w:r>
+        <w:rPr>
+          <w:rFonts w:ascii="微軟正黑體" w:hAnsi="微軟正黑體" w:eastAsia="微軟正黑體"/>
+        </w:rPr>
+        <w:t>：強調「現在小小的，是因為還在長大」，呼應孩子自己的成長。</w:t>
       </w:r>
     </w:p>
     <w:p>
@@ -4441,19 +2991,41 @@
       <w:r>
         <w:rPr>
           <w:rFonts w:ascii="微軟正黑體" w:hAnsi="微軟正黑體" w:eastAsia="微軟正黑體"/>
-        </w:rPr>
-        <w:t>一起說一句「我會做到的環保小事」（不亂丟、自帶水壺…）。</w:t>
+          <w:b/>
+          <w:color w:val="C0392B"/>
+        </w:rPr>
+        <w:t>安全 &amp; 適齡</w:t>
+      </w:r>
+      <w:r>
+        <w:rPr>
+          <w:rFonts w:ascii="微軟正黑體" w:hAnsi="微軟正黑體" w:eastAsia="微軟正黑體"/>
+        </w:rPr>
+        <w:t>：押花很脆，示範「白膠點一點、輕輕放」；紙黏土選</w:t>
+      </w:r>
+      <w:r>
+        <w:rPr>
+          <w:rFonts w:ascii="微軟正黑體" w:hAnsi="微軟正黑體" w:eastAsia="微軟正黑體"/>
+          <w:b/>
+          <w:color w:val="C0392B"/>
+        </w:rPr>
+        <w:t>無毒、好搓</w:t>
+      </w:r>
+      <w:r>
+        <w:rPr>
+          <w:rFonts w:ascii="微軟正黑體" w:hAnsi="微軟正黑體" w:eastAsia="微軟正黑體"/>
+        </w:rPr>
+        <w:t>的款式。</w:t>
       </w:r>
     </w:p>
     <w:p>
       <w:pPr>
-        <w:pStyle w:val="Heading2"/>
-      </w:pPr>
-      <w:r>
-        <w:rPr>
-          <w:rFonts w:ascii="微軟正黑體" w:hAnsi="微軟正黑體" w:eastAsia="微軟正黑體"/>
-        </w:rPr>
-        <w:t>💡 講師深度備忘錄</w:t>
+        <w:pStyle w:val="Heading3"/>
+      </w:pPr>
+      <w:r>
+        <w:rPr>
+          <w:rFonts w:ascii="微軟正黑體" w:hAnsi="微軟正黑體" w:eastAsia="微軟正黑體"/>
+        </w:rPr>
+        <w:t>📦 教學包補充</w:t>
       </w:r>
     </w:p>
     <w:p>
@@ -4466,13 +3038,27 @@
           <w:b/>
           <w:color w:val="C0392B"/>
         </w:rPr>
-        <w:t>觀察重點</w:t>
-      </w:r>
-      <w:r>
-        <w:rPr>
-          <w:rFonts w:ascii="微軟正黑體" w:hAnsi="微軟正黑體" w:eastAsia="微軟正黑體"/>
-        </w:rPr>
-        <w:t>：孩子是否願意在畫面留「乾淨的空間」給生物？</w:t>
+        <w:t>材料（每人）</w:t>
+      </w:r>
+      <w:r>
+        <w:rPr>
+          <w:rFonts w:ascii="微軟正黑體" w:hAnsi="微軟正黑體" w:eastAsia="微軟正黑體"/>
+        </w:rPr>
+        <w:t>：輕質紙黏土 約 100g（米／咖／綠）、黏土工具組、牙籤、白膠、廣告／壓克力顏料（乾刷用）、平筆、押花數片、小木牌或標籤。</w:t>
+      </w:r>
+      <w:r>
+        <w:rPr>
+          <w:rFonts w:ascii="微軟正黑體" w:hAnsi="微軟正黑體" w:eastAsia="微軟正黑體"/>
+          <w:b/>
+          <w:color w:val="C0392B"/>
+        </w:rPr>
+        <w:t>共用</w:t>
+      </w:r>
+      <w:r>
+        <w:rPr>
+          <w:rFonts w:ascii="微軟正黑體" w:hAnsi="微軟正黑體" w:eastAsia="微軟正黑體"/>
+        </w:rPr>
+        <w:t>：濕紙巾、陰乾盤、桌墊。</w:t>
       </w:r>
     </w:p>
     <w:p>
@@ -4485,13 +3071,13 @@
           <w:b/>
           <w:color w:val="C0392B"/>
         </w:rPr>
-        <w:t>對話引導</w:t>
-      </w:r>
-      <w:r>
-        <w:rPr>
-          <w:rFonts w:ascii="微軟正黑體" w:hAnsi="微軟正黑體" w:eastAsia="微軟正黑體"/>
-        </w:rPr>
-        <w:t>：「這隻小魚迷路了，你的畫裡哪裡可以當牠安全的家？」</w:t>
+        <w:t>引導繪本／媒材</w:t>
+      </w:r>
+      <w:r>
+        <w:rPr>
+          <w:rFonts w:ascii="微軟正黑體" w:hAnsi="微軟正黑體" w:eastAsia="微軟正黑體"/>
+        </w:rPr>
+        <w:t>：《小種子》（艾瑞・卡爾）、《一顆種子》《田鼠阿佛》。</w:t>
       </w:r>
     </w:p>
     <w:p>
@@ -4504,13 +3090,27 @@
           <w:b/>
           <w:color w:val="C0392B"/>
         </w:rPr>
-        <w:t>生命提醒</w:t>
-      </w:r>
-      <w:r>
-        <w:rPr>
-          <w:rFonts w:ascii="微軟正黑體" w:hAnsi="微軟正黑體" w:eastAsia="微軟正黑體"/>
-        </w:rPr>
-        <w:t>：把「環保」連結到「保護一個具體的小生命」，比抽象口號更打動小小孩。</w:t>
+        <w:t>作品存放與跨週銜接</w:t>
+      </w:r>
+      <w:r>
+        <w:rPr>
+          <w:rFonts w:ascii="微軟正黑體" w:hAnsi="微軟正黑體" w:eastAsia="微軟正黑體"/>
+        </w:rPr>
+        <w:t>：⚠️ 第 1 堂塑形後</w:t>
+      </w:r>
+      <w:r>
+        <w:rPr>
+          <w:rFonts w:ascii="微軟正黑體" w:hAnsi="微軟正黑體" w:eastAsia="微軟正黑體"/>
+          <w:b/>
+          <w:color w:val="C0392B"/>
+        </w:rPr>
+        <w:t>需陰乾約 7 天</w:t>
+      </w:r>
+      <w:r>
+        <w:rPr>
+          <w:rFonts w:ascii="微軟正黑體" w:hAnsi="微軟正黑體" w:eastAsia="微軟正黑體"/>
+        </w:rPr>
+        <w:t>——置於貼名字的陰乾盤、放通風處、勿日曬（以免龜裂）；第 2 堂乾後再乾刷上色與裝飾。</w:t>
       </w:r>
     </w:p>
     <w:p>
@@ -4523,166 +3123,32 @@
           <w:b/>
           <w:color w:val="C0392B"/>
         </w:rPr>
-        <w:t>混媒技巧</w:t>
-      </w:r>
-      <w:r>
-        <w:rPr>
-          <w:rFonts w:ascii="微軟正黑體" w:hAnsi="微軟正黑體" w:eastAsia="微軟正黑體"/>
-        </w:rPr>
-        <w:t>：背景紙先裱在厚卡上避免黏土把紙壓皺；黏土用白膠＋牙籤固定。</w:t>
+        <w:t>回家對話小卡</w:t>
+      </w:r>
+      <w:r>
+        <w:rPr>
+          <w:rFonts w:ascii="微軟正黑體" w:hAnsi="微軟正黑體" w:eastAsia="微軟正黑體"/>
+        </w:rPr>
+        <w:t>：「種子寶寶叫什麼名字？它正在等待長成什麼？可以和孩子一起種一顆真的種子觀察。」</w:t>
       </w:r>
     </w:p>
     <w:p>
       <w:pPr>
-        <w:pStyle w:val="Heading3"/>
-      </w:pPr>
-      <w:r>
-        <w:rPr>
-          <w:rFonts w:ascii="微軟正黑體" w:hAnsi="微軟正黑體" w:eastAsia="微軟正黑體"/>
-        </w:rPr>
-        <w:t>📦 教學包補充</w:t>
+        <w:jc w:val="center"/>
+      </w:pPr>
+      <w:r>
+        <w:t>──────────────────────────────</w:t>
       </w:r>
     </w:p>
     <w:p>
       <w:pPr>
-        <w:pStyle w:val="ListBullet"/>
-      </w:pPr>
-      <w:r>
-        <w:rPr>
-          <w:rFonts w:ascii="微軟正黑體" w:hAnsi="微軟正黑體" w:eastAsia="微軟正黑體"/>
-          <w:b/>
-          <w:color w:val="C0392B"/>
-        </w:rPr>
-        <w:t>材料（每人）</w:t>
-      </w:r>
-      <w:r>
-        <w:rPr>
-          <w:rFonts w:ascii="微軟正黑體" w:hAnsi="微軟正黑體" w:eastAsia="微軟正黑體"/>
-        </w:rPr>
-        <w:t>：4 開水彩紙（裱厚卡）、藍綠系水彩、紙黏土（各色）、白膠、牙籤、泡棉膠、顏料、平筆。</w:t>
-      </w:r>
-      <w:r>
-        <w:rPr>
-          <w:rFonts w:ascii="微軟正黑體" w:hAnsi="微軟正黑體" w:eastAsia="微軟正黑體"/>
-          <w:b/>
-          <w:color w:val="C0392B"/>
-        </w:rPr>
-        <w:t>共用</w:t>
-      </w:r>
-      <w:r>
-        <w:rPr>
-          <w:rFonts w:ascii="微軟正黑體" w:hAnsi="微軟正黑體" w:eastAsia="微軟正黑體"/>
-        </w:rPr>
-        <w:t>：吹風機（老師加速陰乾）、桌墊。</w:t>
-      </w:r>
-    </w:p>
-    <w:p>
-      <w:pPr>
-        <w:pStyle w:val="ListBullet"/>
-      </w:pPr>
-      <w:r>
-        <w:rPr>
-          <w:rFonts w:ascii="微軟正黑體" w:hAnsi="微軟正黑體" w:eastAsia="微軟正黑體"/>
-          <w:b/>
-          <w:color w:val="C0392B"/>
-        </w:rPr>
-        <w:t>引導繪本／媒材</w:t>
-      </w:r>
-      <w:r>
-        <w:rPr>
-          <w:rFonts w:ascii="微軟正黑體" w:hAnsi="微軟正黑體" w:eastAsia="微軟正黑體"/>
-        </w:rPr>
-        <w:t>：《小魚散步》《海底的祕密》《再見小魚兒》（海洋保育）。</w:t>
-      </w:r>
-    </w:p>
-    <w:p>
-      <w:pPr>
-        <w:pStyle w:val="ListBullet"/>
-      </w:pPr>
-      <w:r>
-        <w:rPr>
-          <w:rFonts w:ascii="微軟正黑體" w:hAnsi="微軟正黑體" w:eastAsia="微軟正黑體"/>
-          <w:b/>
-          <w:color w:val="C0392B"/>
-        </w:rPr>
-        <w:t>作品存放與跨週銜接</w:t>
-      </w:r>
-      <w:r>
-        <w:rPr>
-          <w:rFonts w:ascii="微軟正黑體" w:hAnsi="微軟正黑體" w:eastAsia="微軟正黑體"/>
-        </w:rPr>
-        <w:t>：⚠️ 第 1 堂背景畫與黏土小生物</w:t>
-      </w:r>
-      <w:r>
-        <w:rPr>
-          <w:rFonts w:ascii="微軟正黑體" w:hAnsi="微軟正黑體" w:eastAsia="微軟正黑體"/>
-          <w:b/>
-          <w:color w:val="C0392B"/>
-        </w:rPr>
-        <w:t>分開陰乾約一週</w:t>
-      </w:r>
-      <w:r>
-        <w:rPr>
-          <w:rFonts w:ascii="微軟正黑體" w:hAnsi="微軟正黑體" w:eastAsia="微軟正黑體"/>
-        </w:rPr>
-        <w:t>（黏土另放貼名字的盤）；第 2 堂上色、組合、加泡泡海草。</w:t>
-      </w:r>
-    </w:p>
-    <w:p>
-      <w:pPr>
-        <w:pStyle w:val="ListBullet"/>
-      </w:pPr>
-      <w:r>
-        <w:rPr>
-          <w:rFonts w:ascii="微軟正黑體" w:hAnsi="微軟正黑體" w:eastAsia="微軟正黑體"/>
-          <w:b/>
-          <w:color w:val="C0392B"/>
-        </w:rPr>
-        <w:t>回家對話小卡</w:t>
-      </w:r>
-      <w:r>
-        <w:rPr>
-          <w:rFonts w:ascii="微軟正黑體" w:hAnsi="微軟正黑體" w:eastAsia="微軟正黑體"/>
-        </w:rPr>
-        <w:t>：「你最想保護海裡的哪一個朋友？這一週和家人一起做一件環保小事（自帶水壺、不用吸管）。」</w:t>
-      </w:r>
-    </w:p>
-    <w:p>
-      <w:pPr>
-        <w:pStyle w:val="ListBullet"/>
-      </w:pPr>
-      <w:r>
-        <w:rPr>
-          <w:rFonts w:ascii="微軟正黑體" w:hAnsi="微軟正黑體" w:eastAsia="微軟正黑體"/>
-          <w:b/>
-          <w:color w:val="C0392B"/>
-        </w:rPr>
-        <w:t>延伸</w:t>
-      </w:r>
-      <w:r>
-        <w:rPr>
-          <w:rFonts w:ascii="微軟正黑體" w:hAnsi="微軟正黑體" w:eastAsia="微軟正黑體"/>
-        </w:rPr>
-        <w:t>：可結合班級「減塑週」行動，把藝術連到真實生活的責任。</w:t>
-      </w:r>
-    </w:p>
-    <w:p>
-      <w:pPr>
-        <w:jc w:val="center"/>
-      </w:pPr>
-      <w:r>
-        <w:t>──────────────────────────────</w:t>
-      </w:r>
-    </w:p>
-    <w:p>
-      <w:pPr>
         <w:pStyle w:val="Heading1"/>
       </w:pPr>
       <w:r>
         <w:rPr>
           <w:rFonts w:ascii="微軟正黑體" w:hAnsi="微軟正黑體" w:eastAsia="微軟正黑體"/>
         </w:rPr>
-        <w:t>🦋 作品 7｜毛毛蟲變蝴蝶（拼貼＋押花翅膀｜混媒）</w:t>
+        <w:t>🤝 作品 3｜手牽手好朋友（拼貼）</w:t>
       </w:r>
     </w:p>
     <w:p>
@@ -4701,7 +3167,7 @@
               <a:graphicData uri="http://schemas.openxmlformats.org/drawingml/2006/picture">
                 <pic:pic>
                   <pic:nvPicPr>
-                    <pic:cNvPr id="0" name="ref-work-07.png"/>
+                    <pic:cNvPr id="0" name="ref-work-03.png"/>
                     <pic:cNvPicPr/>
                   </pic:nvPicPr>
                   <pic:blipFill>
@@ -4731,18 +3197,18 @@
           <w:b/>
           <w:color w:val="C0392B"/>
         </w:rPr>
-        <w:t>週次 W13–W14｜媒材：拼貼＋押花（混媒）｜生命主軸：人與生命</w:t>
+        <w:t>週次 W5–W6｜媒材：拼貼（手撕色紙＋雜誌紙）｜生命主軸：人與他人</w:t>
       </w:r>
     </w:p>
     <w:p>
       <w:pPr>
-        <w:pStyle w:val="Heading2"/>
-      </w:pPr>
-      <w:r>
-        <w:rPr>
-          <w:rFonts w:ascii="微軟正黑體" w:hAnsi="微軟正黑體" w:eastAsia="微軟正黑體"/>
-        </w:rPr>
-        <w:t>生命連結</w:t>
+        <w:pStyle w:val="Heading3"/>
+      </w:pPr>
+      <w:r>
+        <w:rPr>
+          <w:rFonts w:ascii="微軟正黑體" w:hAnsi="微軟正黑體" w:eastAsia="微軟正黑體"/>
+        </w:rPr>
+        <w:t>🎒 學生作品範例（小一 ／ 小二）</w:t>
       </w:r>
     </w:p>
     <w:p>
@@ -4752,66 +3218,149 @@
           <w:b/>
           <w:color w:val="C0392B"/>
         </w:rPr>
-        <w:t>【成長蛻變・勇氣・希望】</w:t>
-      </w:r>
-      <w:r>
-        <w:rPr>
-          <w:rFonts w:ascii="微軟正黑體" w:hAnsi="微軟正黑體" w:eastAsia="微軟正黑體"/>
-        </w:rPr>
-        <w:t xml:space="preserve"> 毛毛蟲要在黑黑的繭裡等待，才能長出翅膀。提升孩子面對「改變、等待、長大」的勇氣與盼望。</w:t>
+        <w:t>小一範例</w:t>
+      </w:r>
+      <w:r>
+        <w:rPr>
+          <w:rFonts w:ascii="微軟正黑體" w:hAnsi="微軟正黑體" w:eastAsia="微軟正黑體"/>
+        </w:rPr>
+        <w:t>——兩個小人手牽手、加上太陽愛心與小花，撕貼大塊面、構圖單純清楚。</w:t>
       </w:r>
     </w:p>
     <w:p>
       <w:pPr>
-        <w:pStyle w:val="Heading2"/>
-      </w:pPr>
-      <w:r>
-        <w:rPr>
-          <w:rFonts w:ascii="微軟正黑體" w:hAnsi="微軟正黑體" w:eastAsia="微軟正黑體"/>
-        </w:rPr>
-        <w:t>第 1 堂（上課 100 分＋整理 20 分）｜毛毛蟲與繭</w:t>
+        <w:jc w:val="center"/>
+      </w:pPr>
+      <w:r>
+        <w:drawing>
+          <wp:inline xmlns:a="http://schemas.openxmlformats.org/drawingml/2006/main" xmlns:pic="http://schemas.openxmlformats.org/drawingml/2006/picture">
+            <wp:extent cx="3960000" cy="2970000"/>
+            <wp:docPr id="8" name="Picture 8"/>
+            <wp:cNvGraphicFramePr>
+              <a:graphicFrameLocks noChangeAspect="1"/>
+            </wp:cNvGraphicFramePr>
+            <a:graphic>
+              <a:graphicData uri="http://schemas.openxmlformats.org/drawingml/2006/picture">
+                <pic:pic>
+                  <pic:nvPicPr>
+                    <pic:cNvPr id="0" name="work-03-g1.jpg"/>
+                    <pic:cNvPicPr/>
+                  </pic:nvPicPr>
+                  <pic:blipFill>
+                    <a:blip r:embed="rId16"/>
+                    <a:stretch>
+                      <a:fillRect/>
+                    </a:stretch>
+                  </pic:blipFill>
+                  <pic:spPr>
+                    <a:xfrm>
+                      <a:off x="0" y="0"/>
+                      <a:ext cx="3960000" cy="2970000"/>
+                    </a:xfrm>
+                    <a:prstGeom prst="rect"/>
+                  </pic:spPr>
+                </pic:pic>
+              </a:graphicData>
+            </a:graphic>
+          </wp:inline>
+        </w:drawing>
       </w:r>
     </w:p>
     <w:p>
-      <w:pPr>
-        <w:pStyle w:val="ListBullet"/>
-      </w:pPr>
       <w:r>
         <w:rPr>
           <w:rFonts w:ascii="微軟正黑體" w:hAnsi="微軟正黑體" w:eastAsia="微軟正黑體"/>
           <w:b/>
           <w:color w:val="C0392B"/>
         </w:rPr>
-        <w:t>① 心靈登陸</w:t>
-      </w:r>
-      <w:r>
-        <w:rPr>
-          <w:rFonts w:ascii="微軟正黑體" w:hAnsi="微軟正黑體" w:eastAsia="微軟正黑體"/>
-        </w:rPr>
-        <w:t>：繪本《好餓的毛毛蟲》或蝴蝶一生影片。</w:t>
+        <w:t>小二範例</w:t>
+      </w:r>
+      <w:r>
+        <w:rPr>
+          <w:rFonts w:ascii="微軟正黑體" w:hAnsi="微軟正黑體" w:eastAsia="微軟正黑體"/>
+        </w:rPr>
+        <w:t>——五個好朋友站成一排手牽手，人物表情與衣服花色更多變，是熱鬧的「友誼鏈」。</w:t>
       </w:r>
     </w:p>
     <w:p>
       <w:pPr>
-        <w:pStyle w:val="ListBullet"/>
-      </w:pPr>
+        <w:jc w:val="center"/>
+      </w:pPr>
+      <w:r>
+        <w:drawing>
+          <wp:inline xmlns:a="http://schemas.openxmlformats.org/drawingml/2006/main" xmlns:pic="http://schemas.openxmlformats.org/drawingml/2006/picture">
+            <wp:extent cx="3960000" cy="2970000"/>
+            <wp:docPr id="9" name="Picture 9"/>
+            <wp:cNvGraphicFramePr>
+              <a:graphicFrameLocks noChangeAspect="1"/>
+            </wp:cNvGraphicFramePr>
+            <a:graphic>
+              <a:graphicData uri="http://schemas.openxmlformats.org/drawingml/2006/picture">
+                <pic:pic>
+                  <pic:nvPicPr>
+                    <pic:cNvPr id="0" name="work-03-g2.jpg"/>
+                    <pic:cNvPicPr/>
+                  </pic:nvPicPr>
+                  <pic:blipFill>
+                    <a:blip r:embed="rId17"/>
+                    <a:stretch>
+                      <a:fillRect/>
+                    </a:stretch>
+                  </pic:blipFill>
+                  <pic:spPr>
+                    <a:xfrm>
+                      <a:off x="0" y="0"/>
+                      <a:ext cx="3960000" cy="2970000"/>
+                    </a:xfrm>
+                    <a:prstGeom prst="rect"/>
+                  </pic:spPr>
+                </pic:pic>
+              </a:graphicData>
+            </a:graphic>
+          </wp:inline>
+        </w:drawing>
+      </w:r>
+    </w:p>
+    <w:p>
+      <w:pPr>
+        <w:pStyle w:val="Heading2"/>
+      </w:pPr>
+      <w:r>
+        <w:rPr>
+          <w:rFonts w:ascii="微軟正黑體" w:hAnsi="微軟正黑體" w:eastAsia="微軟正黑體"/>
+        </w:rPr>
+        <w:t>生命連結</w:t>
+      </w:r>
+    </w:p>
+    <w:p>
       <w:r>
         <w:rPr>
           <w:rFonts w:ascii="微軟正黑體" w:hAnsi="微軟正黑體" w:eastAsia="微軟正黑體"/>
           <w:b/>
           <w:color w:val="C0392B"/>
         </w:rPr>
-        <w:t>② 技法魔法</w:t>
-      </w:r>
-      <w:r>
-        <w:rPr>
-          <w:rFonts w:ascii="微軟正黑體" w:hAnsi="微軟正黑體" w:eastAsia="微軟正黑體"/>
-        </w:rPr>
-        <w:t>：示範拼貼毛毛蟲（圓形色紙串接）＋用紙做一個「繭」。</w:t>
+        <w:t>【友誼・合作・接納不同】</w:t>
+      </w:r>
+      <w:r>
+        <w:rPr>
+          <w:rFonts w:ascii="微軟正黑體" w:hAnsi="微軟正黑體" w:eastAsia="微軟正黑體"/>
+        </w:rPr>
+        <w:t xml:space="preserve"> 不同顏色、不同形狀的紙，拼在一起更漂亮。提升孩子「每個人都不一樣，但我們可以是好朋友」的包容心。</w:t>
       </w:r>
     </w:p>
     <w:p>
       <w:pPr>
+        <w:pStyle w:val="Heading2"/>
+      </w:pPr>
+      <w:r>
+        <w:rPr>
+          <w:rFonts w:ascii="微軟正黑體" w:hAnsi="微軟正黑體" w:eastAsia="微軟正黑體"/>
+        </w:rPr>
+        <w:t>第 1 堂（上課 100 分＋整理 20 分）｜撕出我的朋友</w:t>
+      </w:r>
+    </w:p>
+    <w:p>
+      <w:pPr>
         <w:pStyle w:val="ListBullet"/>
       </w:pPr>
       <w:r>
@@ -4820,13 +3369,13 @@
           <w:b/>
           <w:color w:val="C0392B"/>
         </w:rPr>
-        <w:t>③ 沉浸創作</w:t>
-      </w:r>
-      <w:r>
-        <w:rPr>
-          <w:rFonts w:ascii="微軟正黑體" w:hAnsi="微軟正黑體" w:eastAsia="微軟正黑體"/>
-        </w:rPr>
-        <w:t>：做出「毛毛蟲」與「繭」，貼在畫面左半邊。</w:t>
+        <w:t>① 心靈登陸</w:t>
+      </w:r>
+      <w:r>
+        <w:rPr>
+          <w:rFonts w:ascii="微軟正黑體" w:hAnsi="微軟正黑體" w:eastAsia="微軟正黑體"/>
+        </w:rPr>
+        <w:t>：「你的好朋友長什麼樣子？哪裡和你不一樣？」</w:t>
       </w:r>
     </w:p>
     <w:p>
@@ -4839,24 +3388,32 @@
           <w:b/>
           <w:color w:val="C0392B"/>
         </w:rPr>
-        <w:t>④ 收心分享</w:t>
-      </w:r>
-      <w:r>
-        <w:rPr>
-          <w:rFonts w:ascii="微軟正黑體" w:hAnsi="微軟正黑體" w:eastAsia="微軟正黑體"/>
-        </w:rPr>
-        <w:t>：「你最近有沒有在等待、或在努力長大的事？」</w:t>
+        <w:t>② 技法魔法</w:t>
+      </w:r>
+      <w:r>
+        <w:rPr>
+          <w:rFonts w:ascii="微軟正黑體" w:hAnsi="微軟正黑體" w:eastAsia="微軟正黑體"/>
+        </w:rPr>
+        <w:t>：示範「手指撕紙」——撕出有機毛邊的人形、頭髮、衣服。</w:t>
       </w:r>
     </w:p>
     <w:p>
       <w:pPr>
-        <w:pStyle w:val="Heading2"/>
-      </w:pPr>
-      <w:r>
-        <w:rPr>
-          <w:rFonts w:ascii="微軟正黑體" w:hAnsi="微軟正黑體" w:eastAsia="微軟正黑體"/>
-        </w:rPr>
-        <w:t>第 2 堂（上課 100 分＋整理 20 分）｜破繭成蝶</w:t>
+        <w:pStyle w:val="ListBullet"/>
+      </w:pPr>
+      <w:r>
+        <w:rPr>
+          <w:rFonts w:ascii="微軟正黑體" w:hAnsi="微軟正黑體" w:eastAsia="微軟正黑體"/>
+          <w:b/>
+          <w:color w:val="C0392B"/>
+        </w:rPr>
+        <w:t>③ 沉浸創作</w:t>
+      </w:r>
+      <w:r>
+        <w:rPr>
+          <w:rFonts w:ascii="微軟正黑體" w:hAnsi="微軟正黑體" w:eastAsia="微軟正黑體"/>
+        </w:rPr>
+        <w:t>：每人撕貼出「我」和「一個好朋友」手牽手。</w:t>
       </w:r>
     </w:p>
     <w:p>
@@ -4866,44 +3423,52 @@
       <w:r>
         <w:rPr>
           <w:rFonts w:ascii="微軟正黑體" w:hAnsi="微軟正黑體" w:eastAsia="微軟正黑體"/>
-        </w:rPr>
-        <w:t>在畫面右半邊做一隻蝴蝶，</w:t>
-      </w:r>
-      <w:r>
-        <w:rPr>
-          <w:rFonts w:ascii="微軟正黑體" w:hAnsi="微軟正黑體" w:eastAsia="微軟正黑體"/>
           <w:b/>
           <w:color w:val="C0392B"/>
         </w:rPr>
-        <w:t>翅膀用押花拼貼</w:t>
-      </w:r>
-      <w:r>
-        <w:rPr>
-          <w:rFonts w:ascii="微軟正黑體" w:hAnsi="微軟正黑體" w:eastAsia="微軟正黑體"/>
-        </w:rPr>
-        <w:t>（左右對稱，呼應曼陀羅的平衡）。</w:t>
+        <w:t>④ 收心分享</w:t>
+      </w:r>
+      <w:r>
+        <w:rPr>
+          <w:rFonts w:ascii="微軟正黑體" w:hAnsi="微軟正黑體" w:eastAsia="微軟正黑體"/>
+        </w:rPr>
+        <w:t>：分享「我朋友最棒的一個地方」。</w:t>
       </w:r>
     </w:p>
     <w:p>
       <w:pPr>
-        <w:pStyle w:val="ListBullet"/>
-      </w:pPr>
-      <w:r>
-        <w:rPr>
-          <w:rFonts w:ascii="微軟正黑體" w:hAnsi="微軟正黑體" w:eastAsia="微軟正黑體"/>
-        </w:rPr>
-        <w:t>完成「毛毛蟲 → 繭 → 蝴蝶」的成長三格故事。</w:t>
+        <w:pStyle w:val="Heading2"/>
+      </w:pPr>
+      <w:r>
+        <w:rPr>
+          <w:rFonts w:ascii="微軟正黑體" w:hAnsi="微軟正黑體" w:eastAsia="微軟正黑體"/>
+        </w:rPr>
+        <w:t>第 2 堂（上課 100 分＋整理 20 分）｜拼成一條友誼鏈（合作）</w:t>
       </w:r>
     </w:p>
     <w:p>
       <w:pPr>
-        <w:pStyle w:val="Heading2"/>
-      </w:pPr>
-      <w:r>
-        <w:rPr>
-          <w:rFonts w:ascii="微軟正黑體" w:hAnsi="微軟正黑體" w:eastAsia="微軟正黑體"/>
-        </w:rPr>
-        <w:t>💡 講師深度備忘錄</w:t>
+        <w:pStyle w:val="ListBullet"/>
+      </w:pPr>
+      <w:r>
+        <w:rPr>
+          <w:rFonts w:ascii="微軟正黑體" w:hAnsi="微軟正黑體" w:eastAsia="微軟正黑體"/>
+        </w:rPr>
+        <w:t>把每個人的小人</w:t>
+      </w:r>
+      <w:r>
+        <w:rPr>
+          <w:rFonts w:ascii="微軟正黑體" w:hAnsi="微軟正黑體" w:eastAsia="微軟正黑體"/>
+          <w:b/>
+          <w:color w:val="C0392B"/>
+        </w:rPr>
+        <w:t>接起來</w:t>
+      </w:r>
+      <w:r>
+        <w:rPr>
+          <w:rFonts w:ascii="微軟正黑體" w:hAnsi="微軟正黑體" w:eastAsia="微軟正黑體"/>
+        </w:rPr>
+        <w:t>，貼成一條橫跨整面牆的「手牽手好朋友鏈」。</w:t>
       </w:r>
     </w:p>
     <w:p>
@@ -4913,6 +3478,28 @@
       <w:r>
         <w:rPr>
           <w:rFonts w:ascii="微軟正黑體" w:hAnsi="微軟正黑體" w:eastAsia="微軟正黑體"/>
+        </w:rPr>
+        <w:t>在人與人之間貼上愛心、花朵連結。</w:t>
+      </w:r>
+    </w:p>
+    <w:p>
+      <w:pPr>
+        <w:pStyle w:val="Heading2"/>
+      </w:pPr>
+      <w:r>
+        <w:rPr>
+          <w:rFonts w:ascii="微軟正黑體" w:hAnsi="微軟正黑體" w:eastAsia="微軟正黑體"/>
+        </w:rPr>
+        <w:t>💡 講師深度備忘錄</w:t>
+      </w:r>
+    </w:p>
+    <w:p>
+      <w:pPr>
+        <w:pStyle w:val="ListBullet"/>
+      </w:pPr>
+      <w:r>
+        <w:rPr>
+          <w:rFonts w:ascii="微軟正黑體" w:hAnsi="微軟正黑體" w:eastAsia="微軟正黑體"/>
           <w:b/>
           <w:color w:val="C0392B"/>
         </w:rPr>
@@ -4922,7 +3509,7 @@
         <w:rPr>
           <w:rFonts w:ascii="微軟正黑體" w:hAnsi="微軟正黑體" w:eastAsia="微軟正黑體"/>
         </w:rPr>
-        <w:t>：孩子做「繭（黑暗、等待）」這段時的情緒，是否急著跳過？</w:t>
+        <w:t>：習慣用剪刀的孩子可能對「撕破」焦慮；觀察孩子願不願意把作品「接給別人」。</w:t>
       </w:r>
     </w:p>
     <w:p>
@@ -4941,7 +3528,7 @@
         <w:rPr>
           <w:rFonts w:ascii="微軟正黑體" w:hAnsi="微軟正黑體" w:eastAsia="微軟正黑體"/>
         </w:rPr>
-        <w:t>：「蝴蝶在繭裡看不到外面，只能相信自己會長出翅膀。你也有需要這種勇氣的事嗎？」</w:t>
+        <w:t>：當孩子說「撕壞了」，回應：「太好了，這個形狀剛好可以當帽子！」</w:t>
       </w:r>
     </w:p>
     <w:p>
@@ -4960,7 +3547,7 @@
         <w:rPr>
           <w:rFonts w:ascii="微軟正黑體" w:hAnsi="微軟正黑體" w:eastAsia="微軟正黑體"/>
         </w:rPr>
-        <w:t>：蛻變伴隨孤獨與等待，但終會換來翅膀——給孩子「改變是好事」的信心。</w:t>
+        <w:t>：強調「我們每個人不一樣，接在一起才變成一條完整的鏈子」——差異是力量。</w:t>
       </w:r>
     </w:p>
     <w:p>
@@ -4973,13 +3560,13 @@
           <w:b/>
           <w:color w:val="C0392B"/>
         </w:rPr>
-        <w:t>混媒技巧</w:t>
-      </w:r>
-      <w:r>
-        <w:rPr>
-          <w:rFonts w:ascii="微軟正黑體" w:hAnsi="微軟正黑體" w:eastAsia="微軟正黑體"/>
-        </w:rPr>
-        <w:t>：押花做翅膀時，左右各放相似的花，練習「對稱」也是練習「平衡」。</w:t>
+        <w:t>班級經營</w:t>
+      </w:r>
+      <w:r>
+        <w:rPr>
+          <w:rFonts w:ascii="微軟正黑體" w:hAnsi="微軟正黑體" w:eastAsia="微軟正黑體"/>
+        </w:rPr>
+        <w:t>：合作環節先講好「不能批評別人撕得醜」的約定。</w:t>
       </w:r>
     </w:p>
     <w:p>
@@ -5009,7 +3596,7 @@
         <w:rPr>
           <w:rFonts w:ascii="微軟正黑體" w:hAnsi="微軟正黑體" w:eastAsia="微軟正黑體"/>
         </w:rPr>
-        <w:t>：長條或三格底紙、圓形色紙（毛毛蟲身體）、棉花或皺紋紙（繭）、押花（蝴蝶翅膀）、白膠、簽字筆。</w:t>
+        <w:t>：多色色紙、舊雜誌／廣告紙、口紅膠、白膠、8 開底紙、簽字筆。</w:t>
       </w:r>
       <w:r>
         <w:rPr>
@@ -5023,7 +3610,7 @@
         <w:rPr>
           <w:rFonts w:ascii="微軟正黑體" w:hAnsi="微軟正黑體" w:eastAsia="微軟正黑體"/>
         </w:rPr>
-        <w:t>：墊板、冷裱膜（保護翅膀，選用）。</w:t>
+        <w:t>：大張壁報紙或長條牛皮紙（合作友誼鏈用）、雙面膠。</w:t>
       </w:r>
     </w:p>
     <w:p>
@@ -5042,7 +3629,7 @@
         <w:rPr>
           <w:rFonts w:ascii="微軟正黑體" w:hAnsi="微軟正黑體" w:eastAsia="微軟正黑體"/>
         </w:rPr>
-        <w:t>：《好餓的毛毛蟲》《我變成一隻噴火龍了》、蝴蝶一生短片。</w:t>
+        <w:t>：《彩虹色的花》《小藍和小黃》《我們是好朋友》。</w:t>
       </w:r>
     </w:p>
     <w:p>
@@ -5061,7 +3648,7 @@
         <w:rPr>
           <w:rFonts w:ascii="微軟正黑體" w:hAnsi="微軟正黑體" w:eastAsia="微軟正黑體"/>
         </w:rPr>
-        <w:t>：押花翅膀脆弱，第 1 堂完成毛毛蟲與繭後平放收存；第 2 堂貼蝴蝶翅膀，完成後</w:t>
+        <w:t>：第 1 堂個人小人作品平放收存；第 2 堂接成「友誼鏈」後可</w:t>
       </w:r>
       <w:r>
         <w:rPr>
@@ -5069,13 +3656,13 @@
           <w:b/>
           <w:color w:val="C0392B"/>
         </w:rPr>
-        <w:t>平放或護貝</w:t>
-      </w:r>
-      <w:r>
-        <w:rPr>
-          <w:rFonts w:ascii="微軟正黑體" w:hAnsi="微軟正黑體" w:eastAsia="微軟正黑體"/>
-        </w:rPr>
-        <w:t>避免翹翅。</w:t>
+        <w:t>捲收或貼牆保留至期末成果展</w:t>
+      </w:r>
+      <w:r>
+        <w:rPr>
+          <w:rFonts w:ascii="微軟正黑體" w:hAnsi="微軟正黑體" w:eastAsia="微軟正黑體"/>
+        </w:rPr>
+        <w:t>當主題牆。</w:t>
       </w:r>
     </w:p>
     <w:p>
@@ -5094,7 +3681,7 @@
         <w:rPr>
           <w:rFonts w:ascii="微軟正黑體" w:hAnsi="微軟正黑體" w:eastAsia="微軟正黑體"/>
         </w:rPr>
-        <w:t>：「最近有沒有一件事，你正在努力長大、或在耐心等待？做這件事需要什麼樣的勇氣？」</w:t>
+        <w:t>：「請孩子說一個好朋友和他『不一樣』的地方，為什麼還是喜歡這個朋友？」</w:t>
       </w:r>
     </w:p>
     <w:p>
@@ -5113,7 +3700,7 @@
         <w:rPr>
           <w:rFonts w:ascii="微軟正黑體" w:hAnsi="微軟正黑體" w:eastAsia="微軟正黑體"/>
         </w:rPr>
-        <w:t>🌳 作品 8｜我的生命樹（全混合媒材．總結）</w:t>
+        <w:t>🏠 作品 4｜我的溫暖小屋（紙黏土＋多媒材）</w:t>
       </w:r>
     </w:p>
     <w:p>
@@ -5124,7 +3711,2267 @@
         <w:drawing>
           <wp:inline xmlns:a="http://schemas.openxmlformats.org/drawingml/2006/main" xmlns:pic="http://schemas.openxmlformats.org/drawingml/2006/picture">
             <wp:extent cx="3420000" cy="4256000"/>
-            <wp:docPr id="8" name="Picture 8"/>
+            <wp:docPr id="10" name="Picture 10"/>
+            <wp:cNvGraphicFramePr>
+              <a:graphicFrameLocks noChangeAspect="1"/>
+            </wp:cNvGraphicFramePr>
+            <a:graphic>
+              <a:graphicData uri="http://schemas.openxmlformats.org/drawingml/2006/picture">
+                <pic:pic>
+                  <pic:nvPicPr>
+                    <pic:cNvPr id="0" name="ref-work-04.png"/>
+                    <pic:cNvPicPr/>
+                  </pic:nvPicPr>
+                  <pic:blipFill>
+                    <a:blip r:embed="rId18"/>
+                    <a:stretch>
+                      <a:fillRect/>
+                    </a:stretch>
+                  </pic:blipFill>
+                  <pic:spPr>
+                    <a:xfrm>
+                      <a:off x="0" y="0"/>
+                      <a:ext cx="3420000" cy="4256000"/>
+                    </a:xfrm>
+                    <a:prstGeom prst="rect"/>
+                  </pic:spPr>
+                </pic:pic>
+              </a:graphicData>
+            </a:graphic>
+          </wp:inline>
+        </w:drawing>
+      </w:r>
+    </w:p>
+    <w:p>
+      <w:r>
+        <w:rPr>
+          <w:rFonts w:ascii="微軟正黑體" w:hAnsi="微軟正黑體" w:eastAsia="微軟正黑體"/>
+          <w:b/>
+          <w:color w:val="C0392B"/>
+        </w:rPr>
+        <w:t>週次 W7–W8｜媒材：紙黏土＋小布料 / 鈕扣 / 押花（混媒）｜生命主軸：人與他人</w:t>
+      </w:r>
+    </w:p>
+    <w:p>
+      <w:pPr>
+        <w:pStyle w:val="Heading3"/>
+      </w:pPr>
+      <w:r>
+        <w:rPr>
+          <w:rFonts w:ascii="微軟正黑體" w:hAnsi="微軟正黑體" w:eastAsia="微軟正黑體"/>
+        </w:rPr>
+        <w:t>🎒 學生作品範例（小一 ／ 小二）</w:t>
+      </w:r>
+    </w:p>
+    <w:p>
+      <w:r>
+        <w:rPr>
+          <w:rFonts w:ascii="微軟正黑體" w:hAnsi="微軟正黑體" w:eastAsia="微軟正黑體"/>
+          <w:b/>
+          <w:color w:val="C0392B"/>
+        </w:rPr>
+        <w:t>小一範例</w:t>
+      </w:r>
+      <w:r>
+        <w:rPr>
+          <w:rFonts w:ascii="微軟正黑體" w:hAnsi="微軟正黑體" w:eastAsia="微軟正黑體"/>
+        </w:rPr>
+        <w:t>——紅屋頂小屋＋一棵樹與柵欄，門窗與愛心清楚，結構穩固好完成。</w:t>
+      </w:r>
+    </w:p>
+    <w:p>
+      <w:pPr>
+        <w:jc w:val="center"/>
+      </w:pPr>
+      <w:r>
+        <w:drawing>
+          <wp:inline xmlns:a="http://schemas.openxmlformats.org/drawingml/2006/main" xmlns:pic="http://schemas.openxmlformats.org/drawingml/2006/picture">
+            <wp:extent cx="3960000" cy="3168000"/>
+            <wp:docPr id="11" name="Picture 11"/>
+            <wp:cNvGraphicFramePr>
+              <a:graphicFrameLocks noChangeAspect="1"/>
+            </wp:cNvGraphicFramePr>
+            <a:graphic>
+              <a:graphicData uri="http://schemas.openxmlformats.org/drawingml/2006/picture">
+                <pic:pic>
+                  <pic:nvPicPr>
+                    <pic:cNvPr id="0" name="work-04-g1.jpg"/>
+                    <pic:cNvPicPr/>
+                  </pic:nvPicPr>
+                  <pic:blipFill>
+                    <a:blip r:embed="rId19"/>
+                    <a:stretch>
+                      <a:fillRect/>
+                    </a:stretch>
+                  </pic:blipFill>
+                  <pic:spPr>
+                    <a:xfrm>
+                      <a:off x="0" y="0"/>
+                      <a:ext cx="3960000" cy="3168000"/>
+                    </a:xfrm>
+                    <a:prstGeom prst="rect"/>
+                  </pic:spPr>
+                </pic:pic>
+              </a:graphicData>
+            </a:graphic>
+          </wp:inline>
+        </w:drawing>
+      </w:r>
+    </w:p>
+    <w:p>
+      <w:r>
+        <w:rPr>
+          <w:rFonts w:ascii="微軟正黑體" w:hAnsi="微軟正黑體" w:eastAsia="微軟正黑體"/>
+          <w:b/>
+          <w:color w:val="C0392B"/>
+        </w:rPr>
+        <w:t>小二範例</w:t>
+      </w:r>
+      <w:r>
+        <w:rPr>
+          <w:rFonts w:ascii="微軟正黑體" w:hAnsi="微軟正黑體" w:eastAsia="微軟正黑體"/>
+        </w:rPr>
+        <w:t>——加上百葉窗、爬牆藤蔓、石頭門框、信箱與更多花草，像一棟有故事的童話小屋。</w:t>
+      </w:r>
+    </w:p>
+    <w:p>
+      <w:pPr>
+        <w:jc w:val="center"/>
+      </w:pPr>
+      <w:r>
+        <w:drawing>
+          <wp:inline xmlns:a="http://schemas.openxmlformats.org/drawingml/2006/main" xmlns:pic="http://schemas.openxmlformats.org/drawingml/2006/picture">
+            <wp:extent cx="3960000" cy="3168000"/>
+            <wp:docPr id="12" name="Picture 12"/>
+            <wp:cNvGraphicFramePr>
+              <a:graphicFrameLocks noChangeAspect="1"/>
+            </wp:cNvGraphicFramePr>
+            <a:graphic>
+              <a:graphicData uri="http://schemas.openxmlformats.org/drawingml/2006/picture">
+                <pic:pic>
+                  <pic:nvPicPr>
+                    <pic:cNvPr id="0" name="work-04-g2.jpg"/>
+                    <pic:cNvPicPr/>
+                  </pic:nvPicPr>
+                  <pic:blipFill>
+                    <a:blip r:embed="rId20"/>
+                    <a:stretch>
+                      <a:fillRect/>
+                    </a:stretch>
+                  </pic:blipFill>
+                  <pic:spPr>
+                    <a:xfrm>
+                      <a:off x="0" y="0"/>
+                      <a:ext cx="3960000" cy="3168000"/>
+                    </a:xfrm>
+                    <a:prstGeom prst="rect"/>
+                  </pic:spPr>
+                </pic:pic>
+              </a:graphicData>
+            </a:graphic>
+          </wp:inline>
+        </w:drawing>
+      </w:r>
+    </w:p>
+    <w:p>
+      <w:pPr>
+        <w:pStyle w:val="Heading2"/>
+      </w:pPr>
+      <w:r>
+        <w:rPr>
+          <w:rFonts w:ascii="微軟正黑體" w:hAnsi="微軟正黑體" w:eastAsia="微軟正黑體"/>
+        </w:rPr>
+        <w:t>生命連結</w:t>
+      </w:r>
+    </w:p>
+    <w:p>
+      <w:r>
+        <w:rPr>
+          <w:rFonts w:ascii="微軟正黑體" w:hAnsi="微軟正黑體" w:eastAsia="微軟正黑體"/>
+          <w:b/>
+          <w:color w:val="C0392B"/>
+        </w:rPr>
+        <w:t>【家・愛與歸屬・安全感】</w:t>
+      </w:r>
+      <w:r>
+        <w:rPr>
+          <w:rFonts w:ascii="微軟正黑體" w:hAnsi="微軟正黑體" w:eastAsia="微軟正黑體"/>
+        </w:rPr>
+        <w:t xml:space="preserve"> 房子是「心理的避風港」。提升孩子安放珍貴回憶、感受「我有一個被愛的地方」的安全感。</w:t>
+      </w:r>
+    </w:p>
+    <w:p>
+      <w:pPr>
+        <w:pStyle w:val="Heading2"/>
+      </w:pPr>
+      <w:r>
+        <w:rPr>
+          <w:rFonts w:ascii="微軟正黑體" w:hAnsi="微軟正黑體" w:eastAsia="微軟正黑體"/>
+        </w:rPr>
+        <w:t>第 1 堂（上課 100 分＋整理 20 分）｜蓋一間小屋</w:t>
+      </w:r>
+    </w:p>
+    <w:p>
+      <w:pPr>
+        <w:pStyle w:val="ListBullet"/>
+      </w:pPr>
+      <w:r>
+        <w:rPr>
+          <w:rFonts w:ascii="微軟正黑體" w:hAnsi="微軟正黑體" w:eastAsia="微軟正黑體"/>
+          <w:b/>
+          <w:color w:val="C0392B"/>
+        </w:rPr>
+        <w:t>① 心靈登陸</w:t>
+      </w:r>
+      <w:r>
+        <w:rPr>
+          <w:rFonts w:ascii="微軟正黑體" w:hAnsi="微軟正黑體" w:eastAsia="微軟正黑體"/>
+        </w:rPr>
+        <w:t>：「家裡，哪一個角落讓你最安心？」</w:t>
+      </w:r>
+    </w:p>
+    <w:p>
+      <w:pPr>
+        <w:pStyle w:val="ListBullet"/>
+      </w:pPr>
+      <w:r>
+        <w:rPr>
+          <w:rFonts w:ascii="微軟正黑體" w:hAnsi="微軟正黑體" w:eastAsia="微軟正黑體"/>
+          <w:b/>
+          <w:color w:val="C0392B"/>
+        </w:rPr>
+        <w:t>② 技法魔法</w:t>
+      </w:r>
+      <w:r>
+        <w:rPr>
+          <w:rFonts w:ascii="微軟正黑體" w:hAnsi="微軟正黑體" w:eastAsia="微軟正黑體"/>
+        </w:rPr>
+        <w:t>：示範用紙黏土做牆、屋頂、門、窗（盒型結構加固）。</w:t>
+      </w:r>
+    </w:p>
+    <w:p>
+      <w:pPr>
+        <w:pStyle w:val="ListBullet"/>
+      </w:pPr>
+      <w:r>
+        <w:rPr>
+          <w:rFonts w:ascii="微軟正黑體" w:hAnsi="微軟正黑體" w:eastAsia="微軟正黑體"/>
+          <w:b/>
+          <w:color w:val="C0392B"/>
+        </w:rPr>
+        <w:t>③ 沉浸創作</w:t>
+      </w:r>
+      <w:r>
+        <w:rPr>
+          <w:rFonts w:ascii="微軟正黑體" w:hAnsi="微軟正黑體" w:eastAsia="微軟正黑體"/>
+        </w:rPr>
+        <w:t>：搭出自己的小屋外型。</w:t>
+      </w:r>
+    </w:p>
+    <w:p>
+      <w:pPr>
+        <w:pStyle w:val="ListBullet"/>
+      </w:pPr>
+      <w:r>
+        <w:rPr>
+          <w:rFonts w:ascii="微軟正黑體" w:hAnsi="微軟正黑體" w:eastAsia="微軟正黑體"/>
+          <w:b/>
+          <w:color w:val="C0392B"/>
+        </w:rPr>
+        <w:t>④ 收心分享</w:t>
+      </w:r>
+      <w:r>
+        <w:rPr>
+          <w:rFonts w:ascii="微軟正黑體" w:hAnsi="微軟正黑體" w:eastAsia="微軟正黑體"/>
+        </w:rPr>
+        <w:t>：「你的小屋門是開著還是關著？為什麼？」（陰乾一週）</w:t>
+      </w:r>
+    </w:p>
+    <w:p>
+      <w:pPr>
+        <w:pStyle w:val="Heading2"/>
+      </w:pPr>
+      <w:r>
+        <w:rPr>
+          <w:rFonts w:ascii="微軟正黑體" w:hAnsi="微軟正黑體" w:eastAsia="微軟正黑體"/>
+        </w:rPr>
+        <w:t>第 2 堂（上課 100 分＋整理 20 分）｜佈置溫暖</w:t>
+      </w:r>
+    </w:p>
+    <w:p>
+      <w:pPr>
+        <w:pStyle w:val="ListBullet"/>
+      </w:pPr>
+      <w:r>
+        <w:rPr>
+          <w:rFonts w:ascii="微軟正黑體" w:hAnsi="微軟正黑體" w:eastAsia="微軟正黑體"/>
+        </w:rPr>
+        <w:t>上色，並用</w:t>
+      </w:r>
+      <w:r>
+        <w:rPr>
+          <w:rFonts w:ascii="微軟正黑體" w:hAnsi="微軟正黑體" w:eastAsia="微軟正黑體"/>
+          <w:b/>
+          <w:color w:val="C0392B"/>
+        </w:rPr>
+        <w:t>鈕扣、小布、押花</w:t>
+      </w:r>
+      <w:r>
+        <w:rPr>
+          <w:rFonts w:ascii="微軟正黑體" w:hAnsi="微軟正黑體" w:eastAsia="微軟正黑體"/>
+        </w:rPr>
+        <w:t>裝飾門窗與花園。</w:t>
+      </w:r>
+    </w:p>
+    <w:p>
+      <w:pPr>
+        <w:pStyle w:val="ListBullet"/>
+      </w:pPr>
+      <w:r>
+        <w:rPr>
+          <w:rFonts w:ascii="微軟正黑體" w:hAnsi="微軟正黑體" w:eastAsia="微軟正黑體"/>
+        </w:rPr>
+        <w:t>在屋裡放一個代表「最愛的人 / 最珍貴的東西」的小物。</w:t>
+      </w:r>
+    </w:p>
+    <w:p>
+      <w:pPr>
+        <w:pStyle w:val="Heading2"/>
+      </w:pPr>
+      <w:r>
+        <w:rPr>
+          <w:rFonts w:ascii="微軟正黑體" w:hAnsi="微軟正黑體" w:eastAsia="微軟正黑體"/>
+        </w:rPr>
+        <w:t>💡 講師深度備忘錄</w:t>
+      </w:r>
+    </w:p>
+    <w:p>
+      <w:pPr>
+        <w:pStyle w:val="ListBullet"/>
+      </w:pPr>
+      <w:r>
+        <w:rPr>
+          <w:rFonts w:ascii="微軟正黑體" w:hAnsi="微軟正黑體" w:eastAsia="微軟正黑體"/>
+          <w:b/>
+          <w:color w:val="C0392B"/>
+        </w:rPr>
+        <w:t>觀察重點</w:t>
+      </w:r>
+      <w:r>
+        <w:rPr>
+          <w:rFonts w:ascii="微軟正黑體" w:hAnsi="微軟正黑體" w:eastAsia="微軟正黑體"/>
+        </w:rPr>
+        <w:t>：門窗是開放還是緊閉？屋內放具象（家人）還是抽象（顏色）？</w:t>
+      </w:r>
+    </w:p>
+    <w:p>
+      <w:pPr>
+        <w:pStyle w:val="ListBullet"/>
+      </w:pPr>
+      <w:r>
+        <w:rPr>
+          <w:rFonts w:ascii="微軟正黑體" w:hAnsi="微軟正黑體" w:eastAsia="微軟正黑體"/>
+          <w:b/>
+          <w:color w:val="C0392B"/>
+        </w:rPr>
+        <w:t>對話引導</w:t>
+      </w:r>
+      <w:r>
+        <w:rPr>
+          <w:rFonts w:ascii="微軟正黑體" w:hAnsi="微軟正黑體" w:eastAsia="微軟正黑體"/>
+        </w:rPr>
+        <w:t>：「如果小屋會說話，它會怎麼安慰難過的你？」</w:t>
+      </w:r>
+    </w:p>
+    <w:p>
+      <w:pPr>
+        <w:pStyle w:val="ListBullet"/>
+      </w:pPr>
+      <w:r>
+        <w:rPr>
+          <w:rFonts w:ascii="微軟正黑體" w:hAnsi="微軟正黑體" w:eastAsia="微軟正黑體"/>
+          <w:b/>
+          <w:color w:val="C0392B"/>
+        </w:rPr>
+        <w:t>生命提醒</w:t>
+      </w:r>
+      <w:r>
+        <w:rPr>
+          <w:rFonts w:ascii="微軟正黑體" w:hAnsi="微軟正黑體" w:eastAsia="微軟正黑體"/>
+        </w:rPr>
+        <w:t>：</w:t>
+      </w:r>
+      <w:r>
+        <w:rPr>
+          <w:rFonts w:ascii="微軟正黑體" w:hAnsi="微軟正黑體" w:eastAsia="微軟正黑體"/>
+          <w:b/>
+          <w:color w:val="C0392B"/>
+        </w:rPr>
+        <w:t>尊重隱私</w:t>
+      </w:r>
+      <w:r>
+        <w:rPr>
+          <w:rFonts w:ascii="微軟正黑體" w:hAnsi="微軟正黑體" w:eastAsia="微軟正黑體"/>
+        </w:rPr>
+        <w:t>。若孩子不願說屋裡放了什麼，稱讚他：「你很會保護自己的寶物，很勇敢。」</w:t>
+      </w:r>
+    </w:p>
+    <w:p>
+      <w:pPr>
+        <w:pStyle w:val="ListBullet"/>
+      </w:pPr>
+      <w:r>
+        <w:rPr>
+          <w:rFonts w:ascii="微軟正黑體" w:hAnsi="微軟正黑體" w:eastAsia="微軟正黑體"/>
+          <w:b/>
+          <w:color w:val="C0392B"/>
+        </w:rPr>
+        <w:t>安全</w:t>
+      </w:r>
+      <w:r>
+        <w:rPr>
+          <w:rFonts w:ascii="微軟正黑體" w:hAnsi="微軟正黑體" w:eastAsia="微軟正黑體"/>
+        </w:rPr>
+        <w:t>：鈕扣等小物注意誤食風險，全程桌面操作、用白膠固定。</w:t>
+      </w:r>
+    </w:p>
+    <w:p>
+      <w:pPr>
+        <w:pStyle w:val="Heading3"/>
+      </w:pPr>
+      <w:r>
+        <w:rPr>
+          <w:rFonts w:ascii="微軟正黑體" w:hAnsi="微軟正黑體" w:eastAsia="微軟正黑體"/>
+        </w:rPr>
+        <w:t>📦 教學包補充</w:t>
+      </w:r>
+    </w:p>
+    <w:p>
+      <w:pPr>
+        <w:pStyle w:val="ListBullet"/>
+      </w:pPr>
+      <w:r>
+        <w:rPr>
+          <w:rFonts w:ascii="微軟正黑體" w:hAnsi="微軟正黑體" w:eastAsia="微軟正黑體"/>
+          <w:b/>
+          <w:color w:val="C0392B"/>
+        </w:rPr>
+        <w:t>材料（每人）</w:t>
+      </w:r>
+      <w:r>
+        <w:rPr>
+          <w:rFonts w:ascii="微軟正黑體" w:hAnsi="微軟正黑體" w:eastAsia="微軟正黑體"/>
+        </w:rPr>
+        <w:t>：紙黏土 約 150g、厚紙盒或底板（小屋結構）、鈕扣／小布／亮片、白膠或保麗龍膠、顏料、平筆、押花。</w:t>
+      </w:r>
+      <w:r>
+        <w:rPr>
+          <w:rFonts w:ascii="微軟正黑體" w:hAnsi="微軟正黑體" w:eastAsia="微軟正黑體"/>
+          <w:b/>
+          <w:color w:val="C0392B"/>
+        </w:rPr>
+        <w:t>共用</w:t>
+      </w:r>
+      <w:r>
+        <w:rPr>
+          <w:rFonts w:ascii="微軟正黑體" w:hAnsi="微軟正黑體" w:eastAsia="微軟正黑體"/>
+        </w:rPr>
+        <w:t>：剪刀、熱熔槍（⚠️ 僅老師操作）。</w:t>
+      </w:r>
+    </w:p>
+    <w:p>
+      <w:pPr>
+        <w:pStyle w:val="ListBullet"/>
+      </w:pPr>
+      <w:r>
+        <w:rPr>
+          <w:rFonts w:ascii="微軟正黑體" w:hAnsi="微軟正黑體" w:eastAsia="微軟正黑體"/>
+          <w:b/>
+          <w:color w:val="C0392B"/>
+        </w:rPr>
+        <w:t>引導繪本／媒材</w:t>
+      </w:r>
+      <w:r>
+        <w:rPr>
+          <w:rFonts w:ascii="微軟正黑體" w:hAnsi="微軟正黑體" w:eastAsia="微軟正黑體"/>
+        </w:rPr>
+        <w:t>：《家》《逃家小兔》《威廉的洋娃娃》（家與愛）。</w:t>
+      </w:r>
+    </w:p>
+    <w:p>
+      <w:pPr>
+        <w:pStyle w:val="ListBullet"/>
+      </w:pPr>
+      <w:r>
+        <w:rPr>
+          <w:rFonts w:ascii="微軟正黑體" w:hAnsi="微軟正黑體" w:eastAsia="微軟正黑體"/>
+          <w:b/>
+          <w:color w:val="C0392B"/>
+        </w:rPr>
+        <w:t>作品存放與跨週銜接</w:t>
+      </w:r>
+      <w:r>
+        <w:rPr>
+          <w:rFonts w:ascii="微軟正黑體" w:hAnsi="微軟正黑體" w:eastAsia="微軟正黑體"/>
+        </w:rPr>
+        <w:t>：⚠️ 第 1 堂結構體積較大，塑形後</w:t>
+      </w:r>
+      <w:r>
+        <w:rPr>
+          <w:rFonts w:ascii="微軟正黑體" w:hAnsi="微軟正黑體" w:eastAsia="微軟正黑體"/>
+          <w:b/>
+          <w:color w:val="C0392B"/>
+        </w:rPr>
+        <w:t>陰乾一週</w:t>
+      </w:r>
+      <w:r>
+        <w:rPr>
+          <w:rFonts w:ascii="微軟正黑體" w:hAnsi="微軟正黑體" w:eastAsia="微軟正黑體"/>
+        </w:rPr>
+        <w:t>，放穩固托盤、貼名字、勿堆疊；第 2 堂乾後上色與佈置。</w:t>
+      </w:r>
+    </w:p>
+    <w:p>
+      <w:pPr>
+        <w:pStyle w:val="ListBullet"/>
+      </w:pPr>
+      <w:r>
+        <w:rPr>
+          <w:rFonts w:ascii="微軟正黑體" w:hAnsi="微軟正黑體" w:eastAsia="微軟正黑體"/>
+          <w:b/>
+          <w:color w:val="C0392B"/>
+        </w:rPr>
+        <w:t>回家對話小卡</w:t>
+      </w:r>
+      <w:r>
+        <w:rPr>
+          <w:rFonts w:ascii="微軟正黑體" w:hAnsi="微軟正黑體" w:eastAsia="微軟正黑體"/>
+        </w:rPr>
+        <w:t>：「家裡哪一個角落讓你最安心？你的小屋裡放了誰／什麼最珍貴的東西？」</w:t>
+      </w:r>
+    </w:p>
+    <w:p>
+      <w:pPr>
+        <w:jc w:val="center"/>
+      </w:pPr>
+      <w:r>
+        <w:t>──────────────────────────────</w:t>
+      </w:r>
+    </w:p>
+    <w:p>
+      <w:pPr>
+        <w:pStyle w:val="Heading1"/>
+      </w:pPr>
+      <w:r>
+        <w:rPr>
+          <w:rFonts w:ascii="微軟正黑體" w:hAnsi="微軟正黑體" w:eastAsia="微軟正黑體"/>
+        </w:rPr>
+        <w:t>🍂 作品 5｜大自然的禮物書籤（押花＋繪畫）</w:t>
+      </w:r>
+    </w:p>
+    <w:p>
+      <w:pPr>
+        <w:jc w:val="center"/>
+      </w:pPr>
+      <w:r>
+        <w:drawing>
+          <wp:inline xmlns:a="http://schemas.openxmlformats.org/drawingml/2006/main" xmlns:pic="http://schemas.openxmlformats.org/drawingml/2006/picture">
+            <wp:extent cx="3420000" cy="4256000"/>
+            <wp:docPr id="13" name="Picture 13"/>
+            <wp:cNvGraphicFramePr>
+              <a:graphicFrameLocks noChangeAspect="1"/>
+            </wp:cNvGraphicFramePr>
+            <a:graphic>
+              <a:graphicData uri="http://schemas.openxmlformats.org/drawingml/2006/picture">
+                <pic:pic>
+                  <pic:nvPicPr>
+                    <pic:cNvPr id="0" name="ref-work-05.png"/>
+                    <pic:cNvPicPr/>
+                  </pic:nvPicPr>
+                  <pic:blipFill>
+                    <a:blip r:embed="rId21"/>
+                    <a:stretch>
+                      <a:fillRect/>
+                    </a:stretch>
+                  </pic:blipFill>
+                  <pic:spPr>
+                    <a:xfrm>
+                      <a:off x="0" y="0"/>
+                      <a:ext cx="3420000" cy="4256000"/>
+                    </a:xfrm>
+                    <a:prstGeom prst="rect"/>
+                  </pic:spPr>
+                </pic:pic>
+              </a:graphicData>
+            </a:graphic>
+          </wp:inline>
+        </w:drawing>
+      </w:r>
+    </w:p>
+    <w:p>
+      <w:r>
+        <w:rPr>
+          <w:rFonts w:ascii="微軟正黑體" w:hAnsi="微軟正黑體" w:eastAsia="微軟正黑體"/>
+          <w:b/>
+          <w:color w:val="C0392B"/>
+        </w:rPr>
+        <w:t>週次 W9–W10｜媒材：押花為主，兒童繪畫襯底｜生命主軸：人與自然</w:t>
+      </w:r>
+    </w:p>
+    <w:p>
+      <w:pPr>
+        <w:pStyle w:val="Heading3"/>
+      </w:pPr>
+      <w:r>
+        <w:rPr>
+          <w:rFonts w:ascii="微軟正黑體" w:hAnsi="微軟正黑體" w:eastAsia="微軟正黑體"/>
+        </w:rPr>
+        <w:t>🎒 學生作品範例（小一 ／ 小二）</w:t>
+      </w:r>
+    </w:p>
+    <w:p>
+      <w:r>
+        <w:rPr>
+          <w:rFonts w:ascii="微軟正黑體" w:hAnsi="微軟正黑體" w:eastAsia="微軟正黑體"/>
+          <w:b/>
+          <w:color w:val="C0392B"/>
+        </w:rPr>
+        <w:t>小一範例</w:t>
+      </w:r>
+      <w:r>
+        <w:rPr>
+          <w:rFonts w:ascii="微軟正黑體" w:hAnsi="微軟正黑體" w:eastAsia="微軟正黑體"/>
+        </w:rPr>
+        <w:t>——水彩漸層底色＋幾朵押花直式排列，搭配緞帶，簡單就很美。</w:t>
+      </w:r>
+    </w:p>
+    <w:p>
+      <w:pPr>
+        <w:jc w:val="center"/>
+      </w:pPr>
+      <w:r>
+        <w:drawing>
+          <wp:inline xmlns:a="http://schemas.openxmlformats.org/drawingml/2006/main" xmlns:pic="http://schemas.openxmlformats.org/drawingml/2006/picture">
+            <wp:extent cx="3960000" cy="3168000"/>
+            <wp:docPr id="14" name="Picture 14"/>
+            <wp:cNvGraphicFramePr>
+              <a:graphicFrameLocks noChangeAspect="1"/>
+            </wp:cNvGraphicFramePr>
+            <a:graphic>
+              <a:graphicData uri="http://schemas.openxmlformats.org/drawingml/2006/picture">
+                <pic:pic>
+                  <pic:nvPicPr>
+                    <pic:cNvPr id="0" name="work-05-g1.jpg"/>
+                    <pic:cNvPicPr/>
+                  </pic:nvPicPr>
+                  <pic:blipFill>
+                    <a:blip r:embed="rId22"/>
+                    <a:stretch>
+                      <a:fillRect/>
+                    </a:stretch>
+                  </pic:blipFill>
+                  <pic:spPr>
+                    <a:xfrm>
+                      <a:off x="0" y="0"/>
+                      <a:ext cx="3960000" cy="3168000"/>
+                    </a:xfrm>
+                    <a:prstGeom prst="rect"/>
+                  </pic:spPr>
+                </pic:pic>
+              </a:graphicData>
+            </a:graphic>
+          </wp:inline>
+        </w:drawing>
+      </w:r>
+    </w:p>
+    <w:p>
+      <w:r>
+        <w:rPr>
+          <w:rFonts w:ascii="微軟正黑體" w:hAnsi="微軟正黑體" w:eastAsia="微軟正黑體"/>
+          <w:b/>
+          <w:color w:val="C0392B"/>
+        </w:rPr>
+        <w:t>小二範例</w:t>
+      </w:r>
+      <w:r>
+        <w:rPr>
+          <w:rFonts w:ascii="微軟正黑體" w:hAnsi="微軟正黑體" w:eastAsia="微軟正黑體"/>
+        </w:rPr>
+        <w:t>——花葉層次更豐富、加上流蘇與點點裝飾，構圖更講究。</w:t>
+      </w:r>
+    </w:p>
+    <w:p>
+      <w:pPr>
+        <w:jc w:val="center"/>
+      </w:pPr>
+      <w:r>
+        <w:drawing>
+          <wp:inline xmlns:a="http://schemas.openxmlformats.org/drawingml/2006/main" xmlns:pic="http://schemas.openxmlformats.org/drawingml/2006/picture">
+            <wp:extent cx="3960000" cy="3168000"/>
+            <wp:docPr id="15" name="Picture 15"/>
+            <wp:cNvGraphicFramePr>
+              <a:graphicFrameLocks noChangeAspect="1"/>
+            </wp:cNvGraphicFramePr>
+            <a:graphic>
+              <a:graphicData uri="http://schemas.openxmlformats.org/drawingml/2006/picture">
+                <pic:pic>
+                  <pic:nvPicPr>
+                    <pic:cNvPr id="0" name="work-05-g2.jpg"/>
+                    <pic:cNvPicPr/>
+                  </pic:nvPicPr>
+                  <pic:blipFill>
+                    <a:blip r:embed="rId23"/>
+                    <a:stretch>
+                      <a:fillRect/>
+                    </a:stretch>
+                  </pic:blipFill>
+                  <pic:spPr>
+                    <a:xfrm>
+                      <a:off x="0" y="0"/>
+                      <a:ext cx="3960000" cy="3168000"/>
+                    </a:xfrm>
+                    <a:prstGeom prst="rect"/>
+                  </pic:spPr>
+                </pic:pic>
+              </a:graphicData>
+            </a:graphic>
+          </wp:inline>
+        </w:drawing>
+      </w:r>
+    </w:p>
+    <w:p>
+      <w:pPr>
+        <w:pStyle w:val="Heading2"/>
+      </w:pPr>
+      <w:r>
+        <w:rPr>
+          <w:rFonts w:ascii="微軟正黑體" w:hAnsi="微軟正黑體" w:eastAsia="微軟正黑體"/>
+        </w:rPr>
+        <w:t>生命連結</w:t>
+      </w:r>
+    </w:p>
+    <w:p>
+      <w:r>
+        <w:rPr>
+          <w:rFonts w:ascii="微軟正黑體" w:hAnsi="微軟正黑體" w:eastAsia="微軟正黑體"/>
+          <w:b/>
+          <w:color w:val="C0392B"/>
+        </w:rPr>
+        <w:t>【感恩・珍惜當下・四季】</w:t>
+      </w:r>
+      <w:r>
+        <w:rPr>
+          <w:rFonts w:ascii="微軟正黑體" w:hAnsi="微軟正黑體" w:eastAsia="微軟正黑體"/>
+        </w:rPr>
+        <w:t xml:space="preserve"> 一朵花被壓乾，把最美的樣子留下來。提升孩子「珍惜眼前、對大自然心懷感謝」的情感。</w:t>
+      </w:r>
+    </w:p>
+    <w:p>
+      <w:pPr>
+        <w:pStyle w:val="Heading2"/>
+      </w:pPr>
+      <w:r>
+        <w:rPr>
+          <w:rFonts w:ascii="微軟正黑體" w:hAnsi="微軟正黑體" w:eastAsia="微軟正黑體"/>
+        </w:rPr>
+        <w:t>第 1 堂（上課 100 分＋整理 20 分）｜尋寶與壓花</w:t>
+      </w:r>
+    </w:p>
+    <w:p>
+      <w:pPr>
+        <w:pStyle w:val="ListBullet"/>
+      </w:pPr>
+      <w:r>
+        <w:rPr>
+          <w:rFonts w:ascii="微軟正黑體" w:hAnsi="微軟正黑體" w:eastAsia="微軟正黑體"/>
+          <w:b/>
+          <w:color w:val="C0392B"/>
+        </w:rPr>
+        <w:t>① 心靈登陸</w:t>
+      </w:r>
+      <w:r>
+        <w:rPr>
+          <w:rFonts w:ascii="微軟正黑體" w:hAnsi="微軟正黑體" w:eastAsia="微軟正黑體"/>
+        </w:rPr>
+        <w:t>：戶外 / 校園「大自然尋寶」（撿落葉、小花），或用事先壓好的押花。</w:t>
+      </w:r>
+    </w:p>
+    <w:p>
+      <w:pPr>
+        <w:pStyle w:val="ListBullet"/>
+      </w:pPr>
+      <w:r>
+        <w:rPr>
+          <w:rFonts w:ascii="微軟正黑體" w:hAnsi="微軟正黑體" w:eastAsia="微軟正黑體"/>
+          <w:b/>
+          <w:color w:val="C0392B"/>
+        </w:rPr>
+        <w:t>② 技法魔法</w:t>
+      </w:r>
+      <w:r>
+        <w:rPr>
+          <w:rFonts w:ascii="微軟正黑體" w:hAnsi="微軟正黑體" w:eastAsia="微軟正黑體"/>
+        </w:rPr>
+        <w:t>：認識押花、講解「為什麼花會變平變乾」。</w:t>
+      </w:r>
+    </w:p>
+    <w:p>
+      <w:pPr>
+        <w:pStyle w:val="ListBullet"/>
+      </w:pPr>
+      <w:r>
+        <w:rPr>
+          <w:rFonts w:ascii="微軟正黑體" w:hAnsi="微軟正黑體" w:eastAsia="微軟正黑體"/>
+          <w:b/>
+          <w:color w:val="C0392B"/>
+        </w:rPr>
+        <w:t>③ 沉浸創作</w:t>
+      </w:r>
+      <w:r>
+        <w:rPr>
+          <w:rFonts w:ascii="微軟正黑體" w:hAnsi="微軟正黑體" w:eastAsia="微軟正黑體"/>
+        </w:rPr>
+        <w:t>：在書籤卡上用水彩 / 蠟筆畫出「我最喜歡的季節」底色。</w:t>
+      </w:r>
+    </w:p>
+    <w:p>
+      <w:pPr>
+        <w:pStyle w:val="ListBullet"/>
+      </w:pPr>
+      <w:r>
+        <w:rPr>
+          <w:rFonts w:ascii="微軟正黑體" w:hAnsi="微軟正黑體" w:eastAsia="微軟正黑體"/>
+          <w:b/>
+          <w:color w:val="C0392B"/>
+        </w:rPr>
+        <w:t>④ 收心分享</w:t>
+      </w:r>
+      <w:r>
+        <w:rPr>
+          <w:rFonts w:ascii="微軟正黑體" w:hAnsi="微軟正黑體" w:eastAsia="微軟正黑體"/>
+        </w:rPr>
+        <w:t>：「你今天最感謝大自然的什麼？」</w:t>
+      </w:r>
+    </w:p>
+    <w:p>
+      <w:pPr>
+        <w:pStyle w:val="Heading2"/>
+      </w:pPr>
+      <w:r>
+        <w:rPr>
+          <w:rFonts w:ascii="微軟正黑體" w:hAnsi="微軟正黑體" w:eastAsia="微軟正黑體"/>
+        </w:rPr>
+        <w:t>第 2 堂（上課 100 分＋整理 20 分）｜拼貼與護貝</w:t>
+      </w:r>
+    </w:p>
+    <w:p>
+      <w:pPr>
+        <w:pStyle w:val="ListBullet"/>
+      </w:pPr>
+      <w:r>
+        <w:rPr>
+          <w:rFonts w:ascii="微軟正黑體" w:hAnsi="微軟正黑體" w:eastAsia="微軟正黑體"/>
+        </w:rPr>
+        <w:t>在底色上排列、黏貼押花，構成一幅小風景。</w:t>
+      </w:r>
+    </w:p>
+    <w:p>
+      <w:pPr>
+        <w:pStyle w:val="ListBullet"/>
+      </w:pPr>
+      <w:r>
+        <w:rPr>
+          <w:rFonts w:ascii="微軟正黑體" w:hAnsi="微軟正黑體" w:eastAsia="微軟正黑體"/>
+        </w:rPr>
+        <w:t>護貝 / 貼透明膜完成書籤，穿上緞帶。</w:t>
+      </w:r>
+    </w:p>
+    <w:p>
+      <w:pPr>
+        <w:pStyle w:val="Heading2"/>
+      </w:pPr>
+      <w:r>
+        <w:rPr>
+          <w:rFonts w:ascii="微軟正黑體" w:hAnsi="微軟正黑體" w:eastAsia="微軟正黑體"/>
+        </w:rPr>
+        <w:t>💡 講師深度備忘錄</w:t>
+      </w:r>
+    </w:p>
+    <w:p>
+      <w:pPr>
+        <w:pStyle w:val="ListBullet"/>
+      </w:pPr>
+      <w:r>
+        <w:rPr>
+          <w:rFonts w:ascii="微軟正黑體" w:hAnsi="微軟正黑體" w:eastAsia="微軟正黑體"/>
+          <w:b/>
+          <w:color w:val="C0392B"/>
+        </w:rPr>
+        <w:t>觀察重點</w:t>
+      </w:r>
+      <w:r>
+        <w:rPr>
+          <w:rFonts w:ascii="微軟正黑體" w:hAnsi="微軟正黑體" w:eastAsia="微軟正黑體"/>
+        </w:rPr>
+        <w:t>：孩子排花時是「滿滿塞」還是「留白」？反映內在的節奏感。</w:t>
+      </w:r>
+    </w:p>
+    <w:p>
+      <w:pPr>
+        <w:pStyle w:val="ListBullet"/>
+      </w:pPr>
+      <w:r>
+        <w:rPr>
+          <w:rFonts w:ascii="微軟正黑體" w:hAnsi="微軟正黑體" w:eastAsia="微軟正黑體"/>
+          <w:b/>
+          <w:color w:val="C0392B"/>
+        </w:rPr>
+        <w:t>對話引導</w:t>
+      </w:r>
+      <w:r>
+        <w:rPr>
+          <w:rFonts w:ascii="微軟正黑體" w:hAnsi="微軟正黑體" w:eastAsia="微軟正黑體"/>
+        </w:rPr>
+        <w:t>：「這朵花以前是活的，現在它換一種方式陪著你，你想對它說什麼？」</w:t>
+      </w:r>
+    </w:p>
+    <w:p>
+      <w:pPr>
+        <w:pStyle w:val="ListBullet"/>
+      </w:pPr>
+      <w:r>
+        <w:rPr>
+          <w:rFonts w:ascii="微軟正黑體" w:hAnsi="微軟正黑體" w:eastAsia="微軟正黑體"/>
+          <w:b/>
+          <w:color w:val="C0392B"/>
+        </w:rPr>
+        <w:t>生命提醒</w:t>
+      </w:r>
+      <w:r>
+        <w:rPr>
+          <w:rFonts w:ascii="微軟正黑體" w:hAnsi="微軟正黑體" w:eastAsia="微軟正黑體"/>
+        </w:rPr>
+        <w:t>：用溫柔的方式談「無常」——花謝了不是消失，而是變成另一種美。</w:t>
+      </w:r>
+      <w:r>
+        <w:rPr>
+          <w:rFonts w:ascii="微軟正黑體" w:hAnsi="微軟正黑體" w:eastAsia="微軟正黑體"/>
+          <w:b/>
+          <w:color w:val="C0392B"/>
+        </w:rPr>
+        <w:t>不必強調死亡，重點是珍惜與感謝</w:t>
+      </w:r>
+      <w:r>
+        <w:rPr>
+          <w:rFonts w:ascii="微軟正黑體" w:hAnsi="微軟正黑體" w:eastAsia="微軟正黑體"/>
+        </w:rPr>
+        <w:t>。</w:t>
+      </w:r>
+    </w:p>
+    <w:p>
+      <w:pPr>
+        <w:pStyle w:val="ListBullet"/>
+      </w:pPr>
+      <w:r>
+        <w:rPr>
+          <w:rFonts w:ascii="微軟正黑體" w:hAnsi="微軟正黑體" w:eastAsia="微軟正黑體"/>
+          <w:b/>
+          <w:color w:val="C0392B"/>
+        </w:rPr>
+        <w:t>適齡技巧</w:t>
+      </w:r>
+      <w:r>
+        <w:rPr>
+          <w:rFonts w:ascii="微軟正黑體" w:hAnsi="微軟正黑體" w:eastAsia="微軟正黑體"/>
+        </w:rPr>
+        <w:t>：押花易碎，提供鑷子或棉花棒沾膠，減少手指直接接觸。</w:t>
+      </w:r>
+    </w:p>
+    <w:p>
+      <w:pPr>
+        <w:pStyle w:val="Heading3"/>
+      </w:pPr>
+      <w:r>
+        <w:rPr>
+          <w:rFonts w:ascii="微軟正黑體" w:hAnsi="微軟正黑體" w:eastAsia="微軟正黑體"/>
+        </w:rPr>
+        <w:t>📦 教學包補充</w:t>
+      </w:r>
+    </w:p>
+    <w:p>
+      <w:pPr>
+        <w:pStyle w:val="ListBullet"/>
+      </w:pPr>
+      <w:r>
+        <w:rPr>
+          <w:rFonts w:ascii="微軟正黑體" w:hAnsi="微軟正黑體" w:eastAsia="微軟正黑體"/>
+          <w:b/>
+          <w:color w:val="C0392B"/>
+        </w:rPr>
+        <w:t>材料（每人）</w:t>
+      </w:r>
+      <w:r>
+        <w:rPr>
+          <w:rFonts w:ascii="微軟正黑體" w:hAnsi="微軟正黑體" w:eastAsia="微軟正黑體"/>
+        </w:rPr>
+        <w:t>：書籤厚卡、水彩或蠟筆、押花／押葉數片、鑷子、白膠或點膠、冷裱膜／護貝膜或寬透明膠帶、緞帶。</w:t>
+      </w:r>
+      <w:r>
+        <w:rPr>
+          <w:rFonts w:ascii="微軟正黑體" w:hAnsi="微軟正黑體" w:eastAsia="微軟正黑體"/>
+          <w:b/>
+          <w:color w:val="C0392B"/>
+        </w:rPr>
+        <w:t>共用</w:t>
+      </w:r>
+      <w:r>
+        <w:rPr>
+          <w:rFonts w:ascii="微軟正黑體" w:hAnsi="微軟正黑體" w:eastAsia="微軟正黑體"/>
+        </w:rPr>
+        <w:t>：打孔器（老師）、戶外尋寶小袋。</w:t>
+      </w:r>
+    </w:p>
+    <w:p>
+      <w:pPr>
+        <w:pStyle w:val="ListBullet"/>
+      </w:pPr>
+      <w:r>
+        <w:rPr>
+          <w:rFonts w:ascii="微軟正黑體" w:hAnsi="微軟正黑體" w:eastAsia="微軟正黑體"/>
+          <w:b/>
+          <w:color w:val="C0392B"/>
+        </w:rPr>
+        <w:t>引導繪本／媒材</w:t>
+      </w:r>
+      <w:r>
+        <w:rPr>
+          <w:rFonts w:ascii="微軟正黑體" w:hAnsi="微軟正黑體" w:eastAsia="微軟正黑體"/>
+        </w:rPr>
+        <w:t>：《花婆婆》《愛心樹》《葉子鳥》（感恩與付出）。</w:t>
+      </w:r>
+    </w:p>
+    <w:p>
+      <w:pPr>
+        <w:pStyle w:val="ListBullet"/>
+      </w:pPr>
+      <w:r>
+        <w:rPr>
+          <w:rFonts w:ascii="微軟正黑體" w:hAnsi="微軟正黑體" w:eastAsia="微軟正黑體"/>
+          <w:b/>
+          <w:color w:val="C0392B"/>
+        </w:rPr>
+        <w:t>作品存放與跨週銜接</w:t>
+      </w:r>
+      <w:r>
+        <w:rPr>
+          <w:rFonts w:ascii="微軟正黑體" w:hAnsi="微軟正黑體" w:eastAsia="微軟正黑體"/>
+        </w:rPr>
+        <w:t xml:space="preserve">：⚠️ </w:t>
+      </w:r>
+      <w:r>
+        <w:rPr>
+          <w:rFonts w:ascii="微軟正黑體" w:hAnsi="微軟正黑體" w:eastAsia="微軟正黑體"/>
+          <w:b/>
+          <w:color w:val="C0392B"/>
+        </w:rPr>
+        <w:t>押花需於開課前 2–3 週先壓製</w:t>
+      </w:r>
+      <w:r>
+        <w:rPr>
+          <w:rFonts w:ascii="微軟正黑體" w:hAnsi="微軟正黑體" w:eastAsia="微軟正黑體"/>
+        </w:rPr>
+        <w:t>（或採購現成）。第 1 堂底色畫完陰乾；第 2 堂排花、護貝、穿緞帶，</w:t>
+      </w:r>
+      <w:r>
+        <w:rPr>
+          <w:rFonts w:ascii="微軟正黑體" w:hAnsi="微軟正黑體" w:eastAsia="微軟正黑體"/>
+          <w:b/>
+          <w:color w:val="C0392B"/>
+        </w:rPr>
+        <w:t>當堂完成可帶回</w:t>
+      </w:r>
+      <w:r>
+        <w:rPr>
+          <w:rFonts w:ascii="微軟正黑體" w:hAnsi="微軟正黑體" w:eastAsia="微軟正黑體"/>
+        </w:rPr>
+        <w:t>。</w:t>
+      </w:r>
+    </w:p>
+    <w:p>
+      <w:pPr>
+        <w:pStyle w:val="ListBullet"/>
+      </w:pPr>
+      <w:r>
+        <w:rPr>
+          <w:rFonts w:ascii="微軟正黑體" w:hAnsi="微軟正黑體" w:eastAsia="微軟正黑體"/>
+          <w:b/>
+          <w:color w:val="C0392B"/>
+        </w:rPr>
+        <w:t>回家對話小卡</w:t>
+      </w:r>
+      <w:r>
+        <w:rPr>
+          <w:rFonts w:ascii="微軟正黑體" w:hAnsi="微軟正黑體" w:eastAsia="微軟正黑體"/>
+        </w:rPr>
+        <w:t>：「今天最感謝大自然的什麼？把這張書籤送給一個你想感謝的人吧。」</w:t>
+      </w:r>
+    </w:p>
+    <w:p>
+      <w:pPr>
+        <w:pStyle w:val="ListBullet"/>
+      </w:pPr>
+      <w:r>
+        <w:rPr>
+          <w:rFonts w:ascii="微軟正黑體" w:hAnsi="微軟正黑體" w:eastAsia="微軟正黑體"/>
+          <w:b/>
+          <w:color w:val="C0392B"/>
+        </w:rPr>
+        <w:t>行前提醒</w:t>
+      </w:r>
+      <w:r>
+        <w:rPr>
+          <w:rFonts w:ascii="微軟正黑體" w:hAnsi="微軟正黑體" w:eastAsia="微軟正黑體"/>
+        </w:rPr>
+        <w:t>：戶外尋寶需先勘查場地與安全，並備雨天室內替代方案（改用現成押花）。</w:t>
+      </w:r>
+    </w:p>
+    <w:p>
+      <w:pPr>
+        <w:jc w:val="center"/>
+      </w:pPr>
+      <w:r>
+        <w:t>──────────────────────────────</w:t>
+      </w:r>
+    </w:p>
+    <w:p>
+      <w:pPr>
+        <w:pStyle w:val="Heading1"/>
+      </w:pPr>
+      <w:r>
+        <w:rPr>
+          <w:rFonts w:ascii="微軟正黑體" w:hAnsi="微軟正黑體" w:eastAsia="微軟正黑體"/>
+        </w:rPr>
+        <w:t>🐠 作品 6｜海底好朋友（紙黏土＋繪畫｜混媒）</w:t>
+      </w:r>
+    </w:p>
+    <w:p>
+      <w:pPr>
+        <w:jc w:val="center"/>
+      </w:pPr>
+      <w:r>
+        <w:drawing>
+          <wp:inline xmlns:a="http://schemas.openxmlformats.org/drawingml/2006/main" xmlns:pic="http://schemas.openxmlformats.org/drawingml/2006/picture">
+            <wp:extent cx="3420000" cy="4256000"/>
+            <wp:docPr id="16" name="Picture 16"/>
+            <wp:cNvGraphicFramePr>
+              <a:graphicFrameLocks noChangeAspect="1"/>
+            </wp:cNvGraphicFramePr>
+            <a:graphic>
+              <a:graphicData uri="http://schemas.openxmlformats.org/drawingml/2006/picture">
+                <pic:pic>
+                  <pic:nvPicPr>
+                    <pic:cNvPr id="0" name="ref-work-06.png"/>
+                    <pic:cNvPicPr/>
+                  </pic:nvPicPr>
+                  <pic:blipFill>
+                    <a:blip r:embed="rId24"/>
+                    <a:stretch>
+                      <a:fillRect/>
+                    </a:stretch>
+                  </pic:blipFill>
+                  <pic:spPr>
+                    <a:xfrm>
+                      <a:off x="0" y="0"/>
+                      <a:ext cx="3420000" cy="4256000"/>
+                    </a:xfrm>
+                    <a:prstGeom prst="rect"/>
+                  </pic:spPr>
+                </pic:pic>
+              </a:graphicData>
+            </a:graphic>
+          </wp:inline>
+        </w:drawing>
+      </w:r>
+    </w:p>
+    <w:p>
+      <w:r>
+        <w:rPr>
+          <w:rFonts w:ascii="微軟正黑體" w:hAnsi="微軟正黑體" w:eastAsia="微軟正黑體"/>
+          <w:b/>
+          <w:color w:val="C0392B"/>
+        </w:rPr>
+        <w:t>週次 W11–W12｜媒材：紙黏土立體＋繪畫背景（混媒）｜生命主軸：人與自然</w:t>
+      </w:r>
+    </w:p>
+    <w:p>
+      <w:pPr>
+        <w:pStyle w:val="Heading3"/>
+      </w:pPr>
+      <w:r>
+        <w:rPr>
+          <w:rFonts w:ascii="微軟正黑體" w:hAnsi="微軟正黑體" w:eastAsia="微軟正黑體"/>
+        </w:rPr>
+        <w:t>🎒 學生作品範例（小一 ／ 小二）</w:t>
+      </w:r>
+    </w:p>
+    <w:p>
+      <w:r>
+        <w:rPr>
+          <w:rFonts w:ascii="微軟正黑體" w:hAnsi="微軟正黑體" w:eastAsia="微軟正黑體"/>
+          <w:b/>
+          <w:color w:val="C0392B"/>
+        </w:rPr>
+        <w:t>小一範例</w:t>
+      </w:r>
+      <w:r>
+        <w:rPr>
+          <w:rFonts w:ascii="微軟正黑體" w:hAnsi="微軟正黑體" w:eastAsia="微軟正黑體"/>
+        </w:rPr>
+        <w:t>——藍色背景＋一隻小丑魚與海草、海星，造型大塊、單一主角清楚。</w:t>
+      </w:r>
+    </w:p>
+    <w:p>
+      <w:pPr>
+        <w:jc w:val="center"/>
+      </w:pPr>
+      <w:r>
+        <w:drawing>
+          <wp:inline xmlns:a="http://schemas.openxmlformats.org/drawingml/2006/main" xmlns:pic="http://schemas.openxmlformats.org/drawingml/2006/picture">
+            <wp:extent cx="3960000" cy="6217025"/>
+            <wp:docPr id="17" name="Picture 17"/>
+            <wp:cNvGraphicFramePr>
+              <a:graphicFrameLocks noChangeAspect="1"/>
+            </wp:cNvGraphicFramePr>
+            <a:graphic>
+              <a:graphicData uri="http://schemas.openxmlformats.org/drawingml/2006/picture">
+                <pic:pic>
+                  <pic:nvPicPr>
+                    <pic:cNvPr id="0" name="work-06-g1.jpg"/>
+                    <pic:cNvPicPr/>
+                  </pic:nvPicPr>
+                  <pic:blipFill>
+                    <a:blip r:embed="rId25"/>
+                    <a:stretch>
+                      <a:fillRect/>
+                    </a:stretch>
+                  </pic:blipFill>
+                  <pic:spPr>
+                    <a:xfrm>
+                      <a:off x="0" y="0"/>
+                      <a:ext cx="3960000" cy="6217025"/>
+                    </a:xfrm>
+                    <a:prstGeom prst="rect"/>
+                  </pic:spPr>
+                </pic:pic>
+              </a:graphicData>
+            </a:graphic>
+          </wp:inline>
+        </w:drawing>
+      </w:r>
+    </w:p>
+    <w:p>
+      <w:r>
+        <w:rPr>
+          <w:rFonts w:ascii="微軟正黑體" w:hAnsi="微軟正黑體" w:eastAsia="微軟正黑體"/>
+          <w:b/>
+          <w:color w:val="C0392B"/>
+        </w:rPr>
+        <w:t>小二範例</w:t>
+      </w:r>
+      <w:r>
+        <w:rPr>
+          <w:rFonts w:ascii="微軟正黑體" w:hAnsi="微軟正黑體" w:eastAsia="微軟正黑體"/>
+        </w:rPr>
+        <w:t>——海龜、鯨魚、章魚、螃蟹多種生物同場，泡泡與珊瑚細節豐富，像一座小海洋。</w:t>
+      </w:r>
+    </w:p>
+    <w:p>
+      <w:pPr>
+        <w:jc w:val="center"/>
+      </w:pPr>
+      <w:r>
+        <w:drawing>
+          <wp:inline xmlns:a="http://schemas.openxmlformats.org/drawingml/2006/main" xmlns:pic="http://schemas.openxmlformats.org/drawingml/2006/picture">
+            <wp:extent cx="3960000" cy="3168000"/>
+            <wp:docPr id="18" name="Picture 18"/>
+            <wp:cNvGraphicFramePr>
+              <a:graphicFrameLocks noChangeAspect="1"/>
+            </wp:cNvGraphicFramePr>
+            <a:graphic>
+              <a:graphicData uri="http://schemas.openxmlformats.org/drawingml/2006/picture">
+                <pic:pic>
+                  <pic:nvPicPr>
+                    <pic:cNvPr id="0" name="work-06-g2.jpg"/>
+                    <pic:cNvPicPr/>
+                  </pic:nvPicPr>
+                  <pic:blipFill>
+                    <a:blip r:embed="rId26"/>
+                    <a:stretch>
+                      <a:fillRect/>
+                    </a:stretch>
+                  </pic:blipFill>
+                  <pic:spPr>
+                    <a:xfrm>
+                      <a:off x="0" y="0"/>
+                      <a:ext cx="3960000" cy="3168000"/>
+                    </a:xfrm>
+                    <a:prstGeom prst="rect"/>
+                  </pic:spPr>
+                </pic:pic>
+              </a:graphicData>
+            </a:graphic>
+          </wp:inline>
+        </w:drawing>
+      </w:r>
+    </w:p>
+    <w:p>
+      <w:pPr>
+        <w:pStyle w:val="Heading2"/>
+      </w:pPr>
+      <w:r>
+        <w:rPr>
+          <w:rFonts w:ascii="微軟正黑體" w:hAnsi="微軟正黑體" w:eastAsia="微軟正黑體"/>
+        </w:rPr>
+        <w:t>生命連結</w:t>
+      </w:r>
+    </w:p>
+    <w:p>
+      <w:r>
+        <w:rPr>
+          <w:rFonts w:ascii="微軟正黑體" w:hAnsi="微軟正黑體" w:eastAsia="微軟正黑體"/>
+          <w:b/>
+          <w:color w:val="C0392B"/>
+        </w:rPr>
+        <w:t>【愛護環境・保護生命・責任】</w:t>
+      </w:r>
+      <w:r>
+        <w:rPr>
+          <w:rFonts w:ascii="微軟正黑體" w:hAnsi="微軟正黑體" w:eastAsia="微軟正黑體"/>
+        </w:rPr>
+        <w:t xml:space="preserve"> 海洋裡住著好多生命，牠們需要乾淨的家。提升孩子「我可以保護比我更小的生命」的責任感。</w:t>
+      </w:r>
+    </w:p>
+    <w:p>
+      <w:pPr>
+        <w:pStyle w:val="Heading2"/>
+      </w:pPr>
+      <w:r>
+        <w:rPr>
+          <w:rFonts w:ascii="微軟正黑體" w:hAnsi="微軟正黑體" w:eastAsia="微軟正黑體"/>
+        </w:rPr>
+        <w:t>第 1 堂（上課 100 分＋整理 20 分）｜畫出海洋的家</w:t>
+      </w:r>
+    </w:p>
+    <w:p>
+      <w:pPr>
+        <w:pStyle w:val="ListBullet"/>
+      </w:pPr>
+      <w:r>
+        <w:rPr>
+          <w:rFonts w:ascii="微軟正黑體" w:hAnsi="微軟正黑體" w:eastAsia="微軟正黑體"/>
+          <w:b/>
+          <w:color w:val="C0392B"/>
+        </w:rPr>
+        <w:t>① 心靈登陸</w:t>
+      </w:r>
+      <w:r>
+        <w:rPr>
+          <w:rFonts w:ascii="微軟正黑體" w:hAnsi="微軟正黑體" w:eastAsia="微軟正黑體"/>
+        </w:rPr>
+        <w:t>：聊聊「如果海裡都是垃圾，魚會怎樣？」</w:t>
+      </w:r>
+    </w:p>
+    <w:p>
+      <w:pPr>
+        <w:pStyle w:val="ListBullet"/>
+      </w:pPr>
+      <w:r>
+        <w:rPr>
+          <w:rFonts w:ascii="微軟正黑體" w:hAnsi="微軟正黑體" w:eastAsia="微軟正黑體"/>
+          <w:b/>
+          <w:color w:val="C0392B"/>
+        </w:rPr>
+        <w:t>② 技法魔法</w:t>
+      </w:r>
+      <w:r>
+        <w:rPr>
+          <w:rFonts w:ascii="微軟正黑體" w:hAnsi="微軟正黑體" w:eastAsia="微軟正黑體"/>
+        </w:rPr>
+        <w:t>：示範水藍漸層背景（濕畫法）＋紙黏土搓出魚、海龜、珊瑚。</w:t>
+      </w:r>
+    </w:p>
+    <w:p>
+      <w:pPr>
+        <w:pStyle w:val="ListBullet"/>
+      </w:pPr>
+      <w:r>
+        <w:rPr>
+          <w:rFonts w:ascii="微軟正黑體" w:hAnsi="微軟正黑體" w:eastAsia="微軟正黑體"/>
+          <w:b/>
+          <w:color w:val="C0392B"/>
+        </w:rPr>
+        <w:t>③ 沉浸創作</w:t>
+      </w:r>
+      <w:r>
+        <w:rPr>
+          <w:rFonts w:ascii="微軟正黑體" w:hAnsi="微軟正黑體" w:eastAsia="微軟正黑體"/>
+        </w:rPr>
+        <w:t>：畫海洋背景（第 1 堂主畫背景，黏土小物陰乾）。</w:t>
+      </w:r>
+    </w:p>
+    <w:p>
+      <w:pPr>
+        <w:pStyle w:val="ListBullet"/>
+      </w:pPr>
+      <w:r>
+        <w:rPr>
+          <w:rFonts w:ascii="微軟正黑體" w:hAnsi="微軟正黑體" w:eastAsia="微軟正黑體"/>
+          <w:b/>
+          <w:color w:val="C0392B"/>
+        </w:rPr>
+        <w:t>④ 收心分享</w:t>
+      </w:r>
+      <w:r>
+        <w:rPr>
+          <w:rFonts w:ascii="微軟正黑體" w:hAnsi="微軟正黑體" w:eastAsia="微軟正黑體"/>
+        </w:rPr>
+        <w:t>：「你想保護海裡的哪一個朋友？」</w:t>
+      </w:r>
+    </w:p>
+    <w:p>
+      <w:pPr>
+        <w:pStyle w:val="Heading2"/>
+      </w:pPr>
+      <w:r>
+        <w:rPr>
+          <w:rFonts w:ascii="微軟正黑體" w:hAnsi="微軟正黑體" w:eastAsia="微軟正黑體"/>
+        </w:rPr>
+        <w:t>第 2 堂（上課 100 分＋整理 20 分）｜組合與守護宣言</w:t>
+      </w:r>
+    </w:p>
+    <w:p>
+      <w:pPr>
+        <w:pStyle w:val="ListBullet"/>
+      </w:pPr>
+      <w:r>
+        <w:rPr>
+          <w:rFonts w:ascii="微軟正黑體" w:hAnsi="微軟正黑體" w:eastAsia="微軟正黑體"/>
+        </w:rPr>
+        <w:t>為黏土海洋生物上色，黏貼到背景上，加泡泡、海草。</w:t>
+      </w:r>
+    </w:p>
+    <w:p>
+      <w:pPr>
+        <w:pStyle w:val="ListBullet"/>
+      </w:pPr>
+      <w:r>
+        <w:rPr>
+          <w:rFonts w:ascii="微軟正黑體" w:hAnsi="微軟正黑體" w:eastAsia="微軟正黑體"/>
+        </w:rPr>
+        <w:t>一起說一句「我會做到的環保小事」（不亂丟、自帶水壺…）。</w:t>
+      </w:r>
+    </w:p>
+    <w:p>
+      <w:pPr>
+        <w:pStyle w:val="Heading2"/>
+      </w:pPr>
+      <w:r>
+        <w:rPr>
+          <w:rFonts w:ascii="微軟正黑體" w:hAnsi="微軟正黑體" w:eastAsia="微軟正黑體"/>
+        </w:rPr>
+        <w:t>💡 講師深度備忘錄</w:t>
+      </w:r>
+    </w:p>
+    <w:p>
+      <w:pPr>
+        <w:pStyle w:val="ListBullet"/>
+      </w:pPr>
+      <w:r>
+        <w:rPr>
+          <w:rFonts w:ascii="微軟正黑體" w:hAnsi="微軟正黑體" w:eastAsia="微軟正黑體"/>
+          <w:b/>
+          <w:color w:val="C0392B"/>
+        </w:rPr>
+        <w:t>觀察重點</w:t>
+      </w:r>
+      <w:r>
+        <w:rPr>
+          <w:rFonts w:ascii="微軟正黑體" w:hAnsi="微軟正黑體" w:eastAsia="微軟正黑體"/>
+        </w:rPr>
+        <w:t>：孩子是否願意在畫面留「乾淨的空間」給生物？</w:t>
+      </w:r>
+    </w:p>
+    <w:p>
+      <w:pPr>
+        <w:pStyle w:val="ListBullet"/>
+      </w:pPr>
+      <w:r>
+        <w:rPr>
+          <w:rFonts w:ascii="微軟正黑體" w:hAnsi="微軟正黑體" w:eastAsia="微軟正黑體"/>
+          <w:b/>
+          <w:color w:val="C0392B"/>
+        </w:rPr>
+        <w:t>對話引導</w:t>
+      </w:r>
+      <w:r>
+        <w:rPr>
+          <w:rFonts w:ascii="微軟正黑體" w:hAnsi="微軟正黑體" w:eastAsia="微軟正黑體"/>
+        </w:rPr>
+        <w:t>：「這隻小魚迷路了，你的畫裡哪裡可以當牠安全的家？」</w:t>
+      </w:r>
+    </w:p>
+    <w:p>
+      <w:pPr>
+        <w:pStyle w:val="ListBullet"/>
+      </w:pPr>
+      <w:r>
+        <w:rPr>
+          <w:rFonts w:ascii="微軟正黑體" w:hAnsi="微軟正黑體" w:eastAsia="微軟正黑體"/>
+          <w:b/>
+          <w:color w:val="C0392B"/>
+        </w:rPr>
+        <w:t>生命提醒</w:t>
+      </w:r>
+      <w:r>
+        <w:rPr>
+          <w:rFonts w:ascii="微軟正黑體" w:hAnsi="微軟正黑體" w:eastAsia="微軟正黑體"/>
+        </w:rPr>
+        <w:t>：把「環保」連結到「保護一個具體的小生命」，比抽象口號更打動小小孩。</w:t>
+      </w:r>
+    </w:p>
+    <w:p>
+      <w:pPr>
+        <w:pStyle w:val="ListBullet"/>
+      </w:pPr>
+      <w:r>
+        <w:rPr>
+          <w:rFonts w:ascii="微軟正黑體" w:hAnsi="微軟正黑體" w:eastAsia="微軟正黑體"/>
+          <w:b/>
+          <w:color w:val="C0392B"/>
+        </w:rPr>
+        <w:t>混媒技巧</w:t>
+      </w:r>
+      <w:r>
+        <w:rPr>
+          <w:rFonts w:ascii="微軟正黑體" w:hAnsi="微軟正黑體" w:eastAsia="微軟正黑體"/>
+        </w:rPr>
+        <w:t>：背景紙先裱在厚卡上避免黏土把紙壓皺；黏土用白膠＋牙籤固定。</w:t>
+      </w:r>
+    </w:p>
+    <w:p>
+      <w:pPr>
+        <w:pStyle w:val="Heading3"/>
+      </w:pPr>
+      <w:r>
+        <w:rPr>
+          <w:rFonts w:ascii="微軟正黑體" w:hAnsi="微軟正黑體" w:eastAsia="微軟正黑體"/>
+        </w:rPr>
+        <w:t>📦 教學包補充</w:t>
+      </w:r>
+    </w:p>
+    <w:p>
+      <w:pPr>
+        <w:pStyle w:val="ListBullet"/>
+      </w:pPr>
+      <w:r>
+        <w:rPr>
+          <w:rFonts w:ascii="微軟正黑體" w:hAnsi="微軟正黑體" w:eastAsia="微軟正黑體"/>
+          <w:b/>
+          <w:color w:val="C0392B"/>
+        </w:rPr>
+        <w:t>材料（每人）</w:t>
+      </w:r>
+      <w:r>
+        <w:rPr>
+          <w:rFonts w:ascii="微軟正黑體" w:hAnsi="微軟正黑體" w:eastAsia="微軟正黑體"/>
+        </w:rPr>
+        <w:t>：4 開水彩紙（裱厚卡）、藍綠系水彩、紙黏土（各色）、白膠、牙籤、泡棉膠、顏料、平筆。</w:t>
+      </w:r>
+      <w:r>
+        <w:rPr>
+          <w:rFonts w:ascii="微軟正黑體" w:hAnsi="微軟正黑體" w:eastAsia="微軟正黑體"/>
+          <w:b/>
+          <w:color w:val="C0392B"/>
+        </w:rPr>
+        <w:t>共用</w:t>
+      </w:r>
+      <w:r>
+        <w:rPr>
+          <w:rFonts w:ascii="微軟正黑體" w:hAnsi="微軟正黑體" w:eastAsia="微軟正黑體"/>
+        </w:rPr>
+        <w:t>：吹風機（老師加速陰乾）、桌墊。</w:t>
+      </w:r>
+    </w:p>
+    <w:p>
+      <w:pPr>
+        <w:pStyle w:val="ListBullet"/>
+      </w:pPr>
+      <w:r>
+        <w:rPr>
+          <w:rFonts w:ascii="微軟正黑體" w:hAnsi="微軟正黑體" w:eastAsia="微軟正黑體"/>
+          <w:b/>
+          <w:color w:val="C0392B"/>
+        </w:rPr>
+        <w:t>引導繪本／媒材</w:t>
+      </w:r>
+      <w:r>
+        <w:rPr>
+          <w:rFonts w:ascii="微軟正黑體" w:hAnsi="微軟正黑體" w:eastAsia="微軟正黑體"/>
+        </w:rPr>
+        <w:t>：《小魚散步》《海底的祕密》《再見小魚兒》（海洋保育）。</w:t>
+      </w:r>
+    </w:p>
+    <w:p>
+      <w:pPr>
+        <w:pStyle w:val="ListBullet"/>
+      </w:pPr>
+      <w:r>
+        <w:rPr>
+          <w:rFonts w:ascii="微軟正黑體" w:hAnsi="微軟正黑體" w:eastAsia="微軟正黑體"/>
+          <w:b/>
+          <w:color w:val="C0392B"/>
+        </w:rPr>
+        <w:t>作品存放與跨週銜接</w:t>
+      </w:r>
+      <w:r>
+        <w:rPr>
+          <w:rFonts w:ascii="微軟正黑體" w:hAnsi="微軟正黑體" w:eastAsia="微軟正黑體"/>
+        </w:rPr>
+        <w:t>：⚠️ 第 1 堂背景畫與黏土小生物</w:t>
+      </w:r>
+      <w:r>
+        <w:rPr>
+          <w:rFonts w:ascii="微軟正黑體" w:hAnsi="微軟正黑體" w:eastAsia="微軟正黑體"/>
+          <w:b/>
+          <w:color w:val="C0392B"/>
+        </w:rPr>
+        <w:t>分開陰乾約一週</w:t>
+      </w:r>
+      <w:r>
+        <w:rPr>
+          <w:rFonts w:ascii="微軟正黑體" w:hAnsi="微軟正黑體" w:eastAsia="微軟正黑體"/>
+        </w:rPr>
+        <w:t>（黏土另放貼名字的盤）；第 2 堂上色、組合、加泡泡海草。</w:t>
+      </w:r>
+    </w:p>
+    <w:p>
+      <w:pPr>
+        <w:pStyle w:val="ListBullet"/>
+      </w:pPr>
+      <w:r>
+        <w:rPr>
+          <w:rFonts w:ascii="微軟正黑體" w:hAnsi="微軟正黑體" w:eastAsia="微軟正黑體"/>
+          <w:b/>
+          <w:color w:val="C0392B"/>
+        </w:rPr>
+        <w:t>回家對話小卡</w:t>
+      </w:r>
+      <w:r>
+        <w:rPr>
+          <w:rFonts w:ascii="微軟正黑體" w:hAnsi="微軟正黑體" w:eastAsia="微軟正黑體"/>
+        </w:rPr>
+        <w:t>：「你最想保護海裡的哪一個朋友？這一週和家人一起做一件環保小事（自帶水壺、不用吸管）。」</w:t>
+      </w:r>
+    </w:p>
+    <w:p>
+      <w:pPr>
+        <w:pStyle w:val="ListBullet"/>
+      </w:pPr>
+      <w:r>
+        <w:rPr>
+          <w:rFonts w:ascii="微軟正黑體" w:hAnsi="微軟正黑體" w:eastAsia="微軟正黑體"/>
+          <w:b/>
+          <w:color w:val="C0392B"/>
+        </w:rPr>
+        <w:t>延伸</w:t>
+      </w:r>
+      <w:r>
+        <w:rPr>
+          <w:rFonts w:ascii="微軟正黑體" w:hAnsi="微軟正黑體" w:eastAsia="微軟正黑體"/>
+        </w:rPr>
+        <w:t>：可結合班級「減塑週」行動，把藝術連到真實生活的責任。</w:t>
+      </w:r>
+    </w:p>
+    <w:p>
+      <w:pPr>
+        <w:jc w:val="center"/>
+      </w:pPr>
+      <w:r>
+        <w:t>──────────────────────────────</w:t>
+      </w:r>
+    </w:p>
+    <w:p>
+      <w:pPr>
+        <w:pStyle w:val="Heading1"/>
+      </w:pPr>
+      <w:r>
+        <w:rPr>
+          <w:rFonts w:ascii="微軟正黑體" w:hAnsi="微軟正黑體" w:eastAsia="微軟正黑體"/>
+        </w:rPr>
+        <w:t>🦋 作品 7｜毛毛蟲變蝴蝶（拼貼＋押花翅膀｜混媒）</w:t>
+      </w:r>
+    </w:p>
+    <w:p>
+      <w:pPr>
+        <w:jc w:val="center"/>
+      </w:pPr>
+      <w:r>
+        <w:drawing>
+          <wp:inline xmlns:a="http://schemas.openxmlformats.org/drawingml/2006/main" xmlns:pic="http://schemas.openxmlformats.org/drawingml/2006/picture">
+            <wp:extent cx="3420000" cy="4256000"/>
+            <wp:docPr id="19" name="Picture 19"/>
+            <wp:cNvGraphicFramePr>
+              <a:graphicFrameLocks noChangeAspect="1"/>
+            </wp:cNvGraphicFramePr>
+            <a:graphic>
+              <a:graphicData uri="http://schemas.openxmlformats.org/drawingml/2006/picture">
+                <pic:pic>
+                  <pic:nvPicPr>
+                    <pic:cNvPr id="0" name="ref-work-07.png"/>
+                    <pic:cNvPicPr/>
+                  </pic:nvPicPr>
+                  <pic:blipFill>
+                    <a:blip r:embed="rId27"/>
+                    <a:stretch>
+                      <a:fillRect/>
+                    </a:stretch>
+                  </pic:blipFill>
+                  <pic:spPr>
+                    <a:xfrm>
+                      <a:off x="0" y="0"/>
+                      <a:ext cx="3420000" cy="4256000"/>
+                    </a:xfrm>
+                    <a:prstGeom prst="rect"/>
+                  </pic:spPr>
+                </pic:pic>
+              </a:graphicData>
+            </a:graphic>
+          </wp:inline>
+        </w:drawing>
+      </w:r>
+    </w:p>
+    <w:p>
+      <w:r>
+        <w:rPr>
+          <w:rFonts w:ascii="微軟正黑體" w:hAnsi="微軟正黑體" w:eastAsia="微軟正黑體"/>
+          <w:b/>
+          <w:color w:val="C0392B"/>
+        </w:rPr>
+        <w:t>週次 W13–W14｜媒材：拼貼＋押花（混媒）｜生命主軸：人與生命</w:t>
+      </w:r>
+    </w:p>
+    <w:p>
+      <w:pPr>
+        <w:pStyle w:val="Heading3"/>
+      </w:pPr>
+      <w:r>
+        <w:rPr>
+          <w:rFonts w:ascii="微軟正黑體" w:hAnsi="微軟正黑體" w:eastAsia="微軟正黑體"/>
+        </w:rPr>
+        <w:t>🎒 學生作品範例（小一 ／ 小二）</w:t>
+      </w:r>
+    </w:p>
+    <w:p>
+      <w:r>
+        <w:rPr>
+          <w:rFonts w:ascii="微軟正黑體" w:hAnsi="微軟正黑體" w:eastAsia="微軟正黑體"/>
+          <w:b/>
+          <w:color w:val="C0392B"/>
+        </w:rPr>
+        <w:t>小一範例</w:t>
+      </w:r>
+      <w:r>
+        <w:rPr>
+          <w:rFonts w:ascii="微軟正黑體" w:hAnsi="微軟正黑體" w:eastAsia="微軟正黑體"/>
+        </w:rPr>
+        <w:t>——毛毛蟲、繭、蝴蝶三階段清楚呈現，蝴蝶翅膀用押花對稱拼貼。</w:t>
+      </w:r>
+    </w:p>
+    <w:p>
+      <w:pPr>
+        <w:jc w:val="center"/>
+      </w:pPr>
+      <w:r>
+        <w:drawing>
+          <wp:inline xmlns:a="http://schemas.openxmlformats.org/drawingml/2006/main" xmlns:pic="http://schemas.openxmlformats.org/drawingml/2006/picture">
+            <wp:extent cx="3960000" cy="2970000"/>
+            <wp:docPr id="20" name="Picture 20"/>
+            <wp:cNvGraphicFramePr>
+              <a:graphicFrameLocks noChangeAspect="1"/>
+            </wp:cNvGraphicFramePr>
+            <a:graphic>
+              <a:graphicData uri="http://schemas.openxmlformats.org/drawingml/2006/picture">
+                <pic:pic>
+                  <pic:nvPicPr>
+                    <pic:cNvPr id="0" name="work-07-g1.jpg"/>
+                    <pic:cNvPicPr/>
+                  </pic:nvPicPr>
+                  <pic:blipFill>
+                    <a:blip r:embed="rId28"/>
+                    <a:stretch>
+                      <a:fillRect/>
+                    </a:stretch>
+                  </pic:blipFill>
+                  <pic:spPr>
+                    <a:xfrm>
+                      <a:off x="0" y="0"/>
+                      <a:ext cx="3960000" cy="2970000"/>
+                    </a:xfrm>
+                    <a:prstGeom prst="rect"/>
+                  </pic:spPr>
+                </pic:pic>
+              </a:graphicData>
+            </a:graphic>
+          </wp:inline>
+        </w:drawing>
+      </w:r>
+    </w:p>
+    <w:p>
+      <w:r>
+        <w:rPr>
+          <w:rFonts w:ascii="微軟正黑體" w:hAnsi="微軟正黑體" w:eastAsia="微軟正黑體"/>
+          <w:b/>
+          <w:color w:val="C0392B"/>
+        </w:rPr>
+        <w:t>小二範例</w:t>
+      </w:r>
+      <w:r>
+        <w:rPr>
+          <w:rFonts w:ascii="微軟正黑體" w:hAnsi="微軟正黑體" w:eastAsia="微軟正黑體"/>
+        </w:rPr>
+        <w:t>——加入大量花葉與草地，畫面層次更滿，蝴蝶與背景的花朵呼應更細緻。</w:t>
+      </w:r>
+    </w:p>
+    <w:p>
+      <w:pPr>
+        <w:jc w:val="center"/>
+      </w:pPr>
+      <w:r>
+        <w:drawing>
+          <wp:inline xmlns:a="http://schemas.openxmlformats.org/drawingml/2006/main" xmlns:pic="http://schemas.openxmlformats.org/drawingml/2006/picture">
+            <wp:extent cx="3960000" cy="2970000"/>
+            <wp:docPr id="21" name="Picture 21"/>
+            <wp:cNvGraphicFramePr>
+              <a:graphicFrameLocks noChangeAspect="1"/>
+            </wp:cNvGraphicFramePr>
+            <a:graphic>
+              <a:graphicData uri="http://schemas.openxmlformats.org/drawingml/2006/picture">
+                <pic:pic>
+                  <pic:nvPicPr>
+                    <pic:cNvPr id="0" name="work-07-g2.jpg"/>
+                    <pic:cNvPicPr/>
+                  </pic:nvPicPr>
+                  <pic:blipFill>
+                    <a:blip r:embed="rId29"/>
+                    <a:stretch>
+                      <a:fillRect/>
+                    </a:stretch>
+                  </pic:blipFill>
+                  <pic:spPr>
+                    <a:xfrm>
+                      <a:off x="0" y="0"/>
+                      <a:ext cx="3960000" cy="2970000"/>
+                    </a:xfrm>
+                    <a:prstGeom prst="rect"/>
+                  </pic:spPr>
+                </pic:pic>
+              </a:graphicData>
+            </a:graphic>
+          </wp:inline>
+        </w:drawing>
+      </w:r>
+    </w:p>
+    <w:p>
+      <w:pPr>
+        <w:pStyle w:val="Heading2"/>
+      </w:pPr>
+      <w:r>
+        <w:rPr>
+          <w:rFonts w:ascii="微軟正黑體" w:hAnsi="微軟正黑體" w:eastAsia="微軟正黑體"/>
+        </w:rPr>
+        <w:t>生命連結</w:t>
+      </w:r>
+    </w:p>
+    <w:p>
+      <w:r>
+        <w:rPr>
+          <w:rFonts w:ascii="微軟正黑體" w:hAnsi="微軟正黑體" w:eastAsia="微軟正黑體"/>
+          <w:b/>
+          <w:color w:val="C0392B"/>
+        </w:rPr>
+        <w:t>【成長蛻變・勇氣・希望】</w:t>
+      </w:r>
+      <w:r>
+        <w:rPr>
+          <w:rFonts w:ascii="微軟正黑體" w:hAnsi="微軟正黑體" w:eastAsia="微軟正黑體"/>
+        </w:rPr>
+        <w:t xml:space="preserve"> 毛毛蟲要在黑黑的繭裡等待，才能長出翅膀。提升孩子面對「改變、等待、長大」的勇氣與盼望。</w:t>
+      </w:r>
+    </w:p>
+    <w:p>
+      <w:pPr>
+        <w:pStyle w:val="Heading2"/>
+      </w:pPr>
+      <w:r>
+        <w:rPr>
+          <w:rFonts w:ascii="微軟正黑體" w:hAnsi="微軟正黑體" w:eastAsia="微軟正黑體"/>
+        </w:rPr>
+        <w:t>第 1 堂（上課 100 分＋整理 20 分）｜毛毛蟲與繭</w:t>
+      </w:r>
+    </w:p>
+    <w:p>
+      <w:pPr>
+        <w:pStyle w:val="ListBullet"/>
+      </w:pPr>
+      <w:r>
+        <w:rPr>
+          <w:rFonts w:ascii="微軟正黑體" w:hAnsi="微軟正黑體" w:eastAsia="微軟正黑體"/>
+          <w:b/>
+          <w:color w:val="C0392B"/>
+        </w:rPr>
+        <w:t>① 心靈登陸</w:t>
+      </w:r>
+      <w:r>
+        <w:rPr>
+          <w:rFonts w:ascii="微軟正黑體" w:hAnsi="微軟正黑體" w:eastAsia="微軟正黑體"/>
+        </w:rPr>
+        <w:t>：繪本《好餓的毛毛蟲》或蝴蝶一生影片。</w:t>
+      </w:r>
+    </w:p>
+    <w:p>
+      <w:pPr>
+        <w:pStyle w:val="ListBullet"/>
+      </w:pPr>
+      <w:r>
+        <w:rPr>
+          <w:rFonts w:ascii="微軟正黑體" w:hAnsi="微軟正黑體" w:eastAsia="微軟正黑體"/>
+          <w:b/>
+          <w:color w:val="C0392B"/>
+        </w:rPr>
+        <w:t>② 技法魔法</w:t>
+      </w:r>
+      <w:r>
+        <w:rPr>
+          <w:rFonts w:ascii="微軟正黑體" w:hAnsi="微軟正黑體" w:eastAsia="微軟正黑體"/>
+        </w:rPr>
+        <w:t>：示範拼貼毛毛蟲（圓形色紙串接）＋用紙做一個「繭」。</w:t>
+      </w:r>
+    </w:p>
+    <w:p>
+      <w:pPr>
+        <w:pStyle w:val="ListBullet"/>
+      </w:pPr>
+      <w:r>
+        <w:rPr>
+          <w:rFonts w:ascii="微軟正黑體" w:hAnsi="微軟正黑體" w:eastAsia="微軟正黑體"/>
+          <w:b/>
+          <w:color w:val="C0392B"/>
+        </w:rPr>
+        <w:t>③ 沉浸創作</w:t>
+      </w:r>
+      <w:r>
+        <w:rPr>
+          <w:rFonts w:ascii="微軟正黑體" w:hAnsi="微軟正黑體" w:eastAsia="微軟正黑體"/>
+        </w:rPr>
+        <w:t>：做出「毛毛蟲」與「繭」，貼在畫面左半邊。</w:t>
+      </w:r>
+    </w:p>
+    <w:p>
+      <w:pPr>
+        <w:pStyle w:val="ListBullet"/>
+      </w:pPr>
+      <w:r>
+        <w:rPr>
+          <w:rFonts w:ascii="微軟正黑體" w:hAnsi="微軟正黑體" w:eastAsia="微軟正黑體"/>
+          <w:b/>
+          <w:color w:val="C0392B"/>
+        </w:rPr>
+        <w:t>④ 收心分享</w:t>
+      </w:r>
+      <w:r>
+        <w:rPr>
+          <w:rFonts w:ascii="微軟正黑體" w:hAnsi="微軟正黑體" w:eastAsia="微軟正黑體"/>
+        </w:rPr>
+        <w:t>：「你最近有沒有在等待、或在努力長大的事？」</w:t>
+      </w:r>
+    </w:p>
+    <w:p>
+      <w:pPr>
+        <w:pStyle w:val="Heading2"/>
+      </w:pPr>
+      <w:r>
+        <w:rPr>
+          <w:rFonts w:ascii="微軟正黑體" w:hAnsi="微軟正黑體" w:eastAsia="微軟正黑體"/>
+        </w:rPr>
+        <w:t>第 2 堂（上課 100 分＋整理 20 分）｜破繭成蝶</w:t>
+      </w:r>
+    </w:p>
+    <w:p>
+      <w:pPr>
+        <w:pStyle w:val="ListBullet"/>
+      </w:pPr>
+      <w:r>
+        <w:rPr>
+          <w:rFonts w:ascii="微軟正黑體" w:hAnsi="微軟正黑體" w:eastAsia="微軟正黑體"/>
+        </w:rPr>
+        <w:t>在畫面右半邊做一隻蝴蝶，</w:t>
+      </w:r>
+      <w:r>
+        <w:rPr>
+          <w:rFonts w:ascii="微軟正黑體" w:hAnsi="微軟正黑體" w:eastAsia="微軟正黑體"/>
+          <w:b/>
+          <w:color w:val="C0392B"/>
+        </w:rPr>
+        <w:t>翅膀用押花拼貼</w:t>
+      </w:r>
+      <w:r>
+        <w:rPr>
+          <w:rFonts w:ascii="微軟正黑體" w:hAnsi="微軟正黑體" w:eastAsia="微軟正黑體"/>
+        </w:rPr>
+        <w:t>（左右對稱，呼應曼陀羅的平衡）。</w:t>
+      </w:r>
+    </w:p>
+    <w:p>
+      <w:pPr>
+        <w:pStyle w:val="ListBullet"/>
+      </w:pPr>
+      <w:r>
+        <w:rPr>
+          <w:rFonts w:ascii="微軟正黑體" w:hAnsi="微軟正黑體" w:eastAsia="微軟正黑體"/>
+        </w:rPr>
+        <w:t>完成「毛毛蟲 → 繭 → 蝴蝶」的成長三格故事。</w:t>
+      </w:r>
+    </w:p>
+    <w:p>
+      <w:pPr>
+        <w:pStyle w:val="Heading2"/>
+      </w:pPr>
+      <w:r>
+        <w:rPr>
+          <w:rFonts w:ascii="微軟正黑體" w:hAnsi="微軟正黑體" w:eastAsia="微軟正黑體"/>
+        </w:rPr>
+        <w:t>💡 講師深度備忘錄</w:t>
+      </w:r>
+    </w:p>
+    <w:p>
+      <w:pPr>
+        <w:pStyle w:val="ListBullet"/>
+      </w:pPr>
+      <w:r>
+        <w:rPr>
+          <w:rFonts w:ascii="微軟正黑體" w:hAnsi="微軟正黑體" w:eastAsia="微軟正黑體"/>
+          <w:b/>
+          <w:color w:val="C0392B"/>
+        </w:rPr>
+        <w:t>觀察重點</w:t>
+      </w:r>
+      <w:r>
+        <w:rPr>
+          <w:rFonts w:ascii="微軟正黑體" w:hAnsi="微軟正黑體" w:eastAsia="微軟正黑體"/>
+        </w:rPr>
+        <w:t>：孩子做「繭（黑暗、等待）」這段時的情緒，是否急著跳過？</w:t>
+      </w:r>
+    </w:p>
+    <w:p>
+      <w:pPr>
+        <w:pStyle w:val="ListBullet"/>
+      </w:pPr>
+      <w:r>
+        <w:rPr>
+          <w:rFonts w:ascii="微軟正黑體" w:hAnsi="微軟正黑體" w:eastAsia="微軟正黑體"/>
+          <w:b/>
+          <w:color w:val="C0392B"/>
+        </w:rPr>
+        <w:t>對話引導</w:t>
+      </w:r>
+      <w:r>
+        <w:rPr>
+          <w:rFonts w:ascii="微軟正黑體" w:hAnsi="微軟正黑體" w:eastAsia="微軟正黑體"/>
+        </w:rPr>
+        <w:t>：「蝴蝶在繭裡看不到外面，只能相信自己會長出翅膀。你也有需要這種勇氣的事嗎？」</w:t>
+      </w:r>
+    </w:p>
+    <w:p>
+      <w:pPr>
+        <w:pStyle w:val="ListBullet"/>
+      </w:pPr>
+      <w:r>
+        <w:rPr>
+          <w:rFonts w:ascii="微軟正黑體" w:hAnsi="微軟正黑體" w:eastAsia="微軟正黑體"/>
+          <w:b/>
+          <w:color w:val="C0392B"/>
+        </w:rPr>
+        <w:t>生命提醒</w:t>
+      </w:r>
+      <w:r>
+        <w:rPr>
+          <w:rFonts w:ascii="微軟正黑體" w:hAnsi="微軟正黑體" w:eastAsia="微軟正黑體"/>
+        </w:rPr>
+        <w:t>：蛻變伴隨孤獨與等待，但終會換來翅膀——給孩子「改變是好事」的信心。</w:t>
+      </w:r>
+    </w:p>
+    <w:p>
+      <w:pPr>
+        <w:pStyle w:val="ListBullet"/>
+      </w:pPr>
+      <w:r>
+        <w:rPr>
+          <w:rFonts w:ascii="微軟正黑體" w:hAnsi="微軟正黑體" w:eastAsia="微軟正黑體"/>
+          <w:b/>
+          <w:color w:val="C0392B"/>
+        </w:rPr>
+        <w:t>混媒技巧</w:t>
+      </w:r>
+      <w:r>
+        <w:rPr>
+          <w:rFonts w:ascii="微軟正黑體" w:hAnsi="微軟正黑體" w:eastAsia="微軟正黑體"/>
+        </w:rPr>
+        <w:t>：押花做翅膀時，左右各放相似的花，練習「對稱」也是練習「平衡」。</w:t>
+      </w:r>
+    </w:p>
+    <w:p>
+      <w:pPr>
+        <w:pStyle w:val="Heading3"/>
+      </w:pPr>
+      <w:r>
+        <w:rPr>
+          <w:rFonts w:ascii="微軟正黑體" w:hAnsi="微軟正黑體" w:eastAsia="微軟正黑體"/>
+        </w:rPr>
+        <w:t>📦 教學包補充</w:t>
+      </w:r>
+    </w:p>
+    <w:p>
+      <w:pPr>
+        <w:pStyle w:val="ListBullet"/>
+      </w:pPr>
+      <w:r>
+        <w:rPr>
+          <w:rFonts w:ascii="微軟正黑體" w:hAnsi="微軟正黑體" w:eastAsia="微軟正黑體"/>
+          <w:b/>
+          <w:color w:val="C0392B"/>
+        </w:rPr>
+        <w:t>材料（每人）</w:t>
+      </w:r>
+      <w:r>
+        <w:rPr>
+          <w:rFonts w:ascii="微軟正黑體" w:hAnsi="微軟正黑體" w:eastAsia="微軟正黑體"/>
+        </w:rPr>
+        <w:t>：長條或三格底紙、圓形色紙（毛毛蟲身體）、棉花或皺紋紙（繭）、押花（蝴蝶翅膀）、白膠、簽字筆。</w:t>
+      </w:r>
+      <w:r>
+        <w:rPr>
+          <w:rFonts w:ascii="微軟正黑體" w:hAnsi="微軟正黑體" w:eastAsia="微軟正黑體"/>
+          <w:b/>
+          <w:color w:val="C0392B"/>
+        </w:rPr>
+        <w:t>共用</w:t>
+      </w:r>
+      <w:r>
+        <w:rPr>
+          <w:rFonts w:ascii="微軟正黑體" w:hAnsi="微軟正黑體" w:eastAsia="微軟正黑體"/>
+        </w:rPr>
+        <w:t>：墊板、冷裱膜（保護翅膀，選用）。</w:t>
+      </w:r>
+    </w:p>
+    <w:p>
+      <w:pPr>
+        <w:pStyle w:val="ListBullet"/>
+      </w:pPr>
+      <w:r>
+        <w:rPr>
+          <w:rFonts w:ascii="微軟正黑體" w:hAnsi="微軟正黑體" w:eastAsia="微軟正黑體"/>
+          <w:b/>
+          <w:color w:val="C0392B"/>
+        </w:rPr>
+        <w:t>引導繪本／媒材</w:t>
+      </w:r>
+      <w:r>
+        <w:rPr>
+          <w:rFonts w:ascii="微軟正黑體" w:hAnsi="微軟正黑體" w:eastAsia="微軟正黑體"/>
+        </w:rPr>
+        <w:t>：《好餓的毛毛蟲》《我變成一隻噴火龍了》、蝴蝶一生短片。</w:t>
+      </w:r>
+    </w:p>
+    <w:p>
+      <w:pPr>
+        <w:pStyle w:val="ListBullet"/>
+      </w:pPr>
+      <w:r>
+        <w:rPr>
+          <w:rFonts w:ascii="微軟正黑體" w:hAnsi="微軟正黑體" w:eastAsia="微軟正黑體"/>
+          <w:b/>
+          <w:color w:val="C0392B"/>
+        </w:rPr>
+        <w:t>作品存放與跨週銜接</w:t>
+      </w:r>
+      <w:r>
+        <w:rPr>
+          <w:rFonts w:ascii="微軟正黑體" w:hAnsi="微軟正黑體" w:eastAsia="微軟正黑體"/>
+        </w:rPr>
+        <w:t>：押花翅膀脆弱，第 1 堂完成毛毛蟲與繭後平放收存；第 2 堂貼蝴蝶翅膀，完成後</w:t>
+      </w:r>
+      <w:r>
+        <w:rPr>
+          <w:rFonts w:ascii="微軟正黑體" w:hAnsi="微軟正黑體" w:eastAsia="微軟正黑體"/>
+          <w:b/>
+          <w:color w:val="C0392B"/>
+        </w:rPr>
+        <w:t>平放或護貝</w:t>
+      </w:r>
+      <w:r>
+        <w:rPr>
+          <w:rFonts w:ascii="微軟正黑體" w:hAnsi="微軟正黑體" w:eastAsia="微軟正黑體"/>
+        </w:rPr>
+        <w:t>避免翹翅。</w:t>
+      </w:r>
+    </w:p>
+    <w:p>
+      <w:pPr>
+        <w:pStyle w:val="ListBullet"/>
+      </w:pPr>
+      <w:r>
+        <w:rPr>
+          <w:rFonts w:ascii="微軟正黑體" w:hAnsi="微軟正黑體" w:eastAsia="微軟正黑體"/>
+          <w:b/>
+          <w:color w:val="C0392B"/>
+        </w:rPr>
+        <w:t>回家對話小卡</w:t>
+      </w:r>
+      <w:r>
+        <w:rPr>
+          <w:rFonts w:ascii="微軟正黑體" w:hAnsi="微軟正黑體" w:eastAsia="微軟正黑體"/>
+        </w:rPr>
+        <w:t>：「最近有沒有一件事，你正在努力長大、或在耐心等待？做這件事需要什麼樣的勇氣？」</w:t>
+      </w:r>
+    </w:p>
+    <w:p>
+      <w:pPr>
+        <w:jc w:val="center"/>
+      </w:pPr>
+      <w:r>
+        <w:t>──────────────────────────────</w:t>
+      </w:r>
+    </w:p>
+    <w:p>
+      <w:pPr>
+        <w:pStyle w:val="Heading1"/>
+      </w:pPr>
+      <w:r>
+        <w:rPr>
+          <w:rFonts w:ascii="微軟正黑體" w:hAnsi="微軟正黑體" w:eastAsia="微軟正黑體"/>
+        </w:rPr>
+        <w:t>🌳 作品 8｜我的生命樹（全混合媒材．總結）</w:t>
+      </w:r>
+    </w:p>
+    <w:p>
+      <w:pPr>
+        <w:jc w:val="center"/>
+      </w:pPr>
+      <w:r>
+        <w:drawing>
+          <wp:inline xmlns:a="http://schemas.openxmlformats.org/drawingml/2006/main" xmlns:pic="http://schemas.openxmlformats.org/drawingml/2006/picture">
+            <wp:extent cx="3420000" cy="4256000"/>
+            <wp:docPr id="22" name="Picture 22"/>
             <wp:cNvGraphicFramePr>
               <a:graphicFrameLocks noChangeAspect="1"/>
             </wp:cNvGraphicFramePr>
@@ -5136,7 +5983,7 @@
                     <pic:cNvPicPr/>
                   </pic:nvPicPr>
                   <pic:blipFill>
-                    <a:blip r:embed="rId16"/>
+                    <a:blip r:embed="rId30"/>
                     <a:stretch>
                       <a:fillRect/>
                     </a:stretch>

--- a/16週兒童藝術生命教育課程_教師講義.docx
+++ b/16週兒童藝術生命教育課程_教師講義.docx
@@ -6010,6 +6010,127 @@
           <w:color w:val="C0392B"/>
         </w:rPr>
         <w:t>週次 W15–W16｜媒材：繪畫＋紙黏土＋押花＋拼貼（四媒材整合）｜生命主軸：人與生命</w:t>
+      </w:r>
+    </w:p>
+    <w:p>
+      <w:pPr>
+        <w:pStyle w:val="Heading3"/>
+      </w:pPr>
+      <w:r>
+        <w:rPr>
+          <w:rFonts w:ascii="微軟正黑體" w:hAnsi="微軟正黑體" w:eastAsia="微軟正黑體"/>
+        </w:rPr>
+        <w:t>🎒 學生作品範例（小一 ／ 小二）</w:t>
+      </w:r>
+    </w:p>
+    <w:p>
+      <w:r>
+        <w:rPr>
+          <w:rFonts w:ascii="微軟正黑體" w:hAnsi="微軟正黑體" w:eastAsia="微軟正黑體"/>
+          <w:b/>
+          <w:color w:val="C0392B"/>
+        </w:rPr>
+        <w:t>小一範例</w:t>
+      </w:r>
+      <w:r>
+        <w:rPr>
+          <w:rFonts w:ascii="微軟正黑體" w:hAnsi="微軟正黑體" w:eastAsia="微軟正黑體"/>
+        </w:rPr>
+        <w:t>——以一棵有「根、幹、花、果」的大樹為主，根部清楚伸展，象徵被支撐著長大。</w:t>
+      </w:r>
+    </w:p>
+    <w:p>
+      <w:pPr>
+        <w:jc w:val="center"/>
+      </w:pPr>
+      <w:r>
+        <w:drawing>
+          <wp:inline xmlns:a="http://schemas.openxmlformats.org/drawingml/2006/main" xmlns:pic="http://schemas.openxmlformats.org/drawingml/2006/picture">
+            <wp:extent cx="3960000" cy="3168000"/>
+            <wp:docPr id="23" name="Picture 23"/>
+            <wp:cNvGraphicFramePr>
+              <a:graphicFrameLocks noChangeAspect="1"/>
+            </wp:cNvGraphicFramePr>
+            <a:graphic>
+              <a:graphicData uri="http://schemas.openxmlformats.org/drawingml/2006/picture">
+                <pic:pic>
+                  <pic:nvPicPr>
+                    <pic:cNvPr id="0" name="work-08-g1.jpg"/>
+                    <pic:cNvPicPr/>
+                  </pic:nvPicPr>
+                  <pic:blipFill>
+                    <a:blip r:embed="rId31"/>
+                    <a:stretch>
+                      <a:fillRect/>
+                    </a:stretch>
+                  </pic:blipFill>
+                  <pic:spPr>
+                    <a:xfrm>
+                      <a:off x="0" y="0"/>
+                      <a:ext cx="3960000" cy="3168000"/>
+                    </a:xfrm>
+                    <a:prstGeom prst="rect"/>
+                  </pic:spPr>
+                </pic:pic>
+              </a:graphicData>
+            </a:graphic>
+          </wp:inline>
+        </w:drawing>
+      </w:r>
+    </w:p>
+    <w:p>
+      <w:r>
+        <w:rPr>
+          <w:rFonts w:ascii="微軟正黑體" w:hAnsi="微軟正黑體" w:eastAsia="微軟正黑體"/>
+          <w:b/>
+          <w:color w:val="C0392B"/>
+        </w:rPr>
+        <w:t>小二範例</w:t>
+      </w:r>
+      <w:r>
+        <w:rPr>
+          <w:rFonts w:ascii="微軟正黑體" w:hAnsi="微軟正黑體" w:eastAsia="微軟正黑體"/>
+        </w:rPr>
+        <w:t>——在生命樹下加上「支撐我的家人」具象人物，畫面更完整地說出「我是被很多愛圍繞著」。</w:t>
+      </w:r>
+    </w:p>
+    <w:p>
+      <w:pPr>
+        <w:jc w:val="center"/>
+      </w:pPr>
+      <w:r>
+        <w:drawing>
+          <wp:inline xmlns:a="http://schemas.openxmlformats.org/drawingml/2006/main" xmlns:pic="http://schemas.openxmlformats.org/drawingml/2006/picture">
+            <wp:extent cx="3960000" cy="2970000"/>
+            <wp:docPr id="24" name="Picture 24"/>
+            <wp:cNvGraphicFramePr>
+              <a:graphicFrameLocks noChangeAspect="1"/>
+            </wp:cNvGraphicFramePr>
+            <a:graphic>
+              <a:graphicData uri="http://schemas.openxmlformats.org/drawingml/2006/picture">
+                <pic:pic>
+                  <pic:nvPicPr>
+                    <pic:cNvPr id="0" name="work-08-g2.jpg"/>
+                    <pic:cNvPicPr/>
+                  </pic:nvPicPr>
+                  <pic:blipFill>
+                    <a:blip r:embed="rId32"/>
+                    <a:stretch>
+                      <a:fillRect/>
+                    </a:stretch>
+                  </pic:blipFill>
+                  <pic:spPr>
+                    <a:xfrm>
+                      <a:off x="0" y="0"/>
+                      <a:ext cx="3960000" cy="2970000"/>
+                    </a:xfrm>
+                    <a:prstGeom prst="rect"/>
+                  </pic:spPr>
+                </pic:pic>
+              </a:graphicData>
+            </a:graphic>
+          </wp:inline>
+        </w:drawing>
       </w:r>
     </w:p>
     <w:p>
